--- a/4-质量管理/运行记录类文件/SFKJ-ITSS-0416-2026年度满意度调查报告（截止2026年7月）.docx
+++ b/4-质量管理/运行记录类文件/SFKJ-ITSS-0416-2026年度满意度调查报告（截止2026年7月）.docx
@@ -1,10 +1,11 @@
 
 <file path=word/document.xml><?xml version="1.0" encoding="utf-8"?>
-<w:document xmlns:wpc="http://schemas.microsoft.com/office/word/2010/wordprocessingCanvas" xmlns:cx="http://schemas.microsoft.com/office/drawing/2014/chartex" xmlns:cx1="http://schemas.microsoft.com/office/drawing/2015/9/8/chartex" xmlns:cx2="http://schemas.microsoft.com/office/drawing/2015/10/21/chartex" xmlns:cx3="http://schemas.microsoft.com/office/drawing/2016/5/9/chartex" xmlns:cx4="http://schemas.microsoft.com/office/drawing/2016/5/10/chartex" xmlns:cx5="http://schemas.microsoft.com/office/drawing/2016/5/11/chartex" xmlns:cx6="http://schemas.microsoft.com/office/drawing/2016/5/12/chartex" xmlns:cx7="http://schemas.microsoft.com/office/drawing/2016/5/13/chartex" xmlns:cx8="http://schemas.microsoft.com/office/drawing/2016/5/14/chartex" xmlns:mc="http://schemas.openxmlformats.org/markup-compatibility/2006" xmlns:o="urn:schemas-microsoft-com:office:office" xmlns:r="http://schemas.openxmlformats.org/officeDocument/2006/relationships" xmlns:m="http://schemas.openxmlformats.org/officeDocument/2006/math" xmlns:v="urn:schemas-microsoft-com:vml" xmlns:wp14="http://schemas.microsoft.com/office/word/2010/wordprocessingDrawing" xmlns:wp="http://schemas.openxmlformats.org/drawingml/2006/wordprocessingDrawing" xmlns:w="http://schemas.openxmlformats.org/wordprocessingml/2006/main" xmlns:w14="http://schemas.microsoft.com/office/word/2010/wordml" xmlns:w10="urn:schemas-microsoft-com:office:word" xmlns:w15="http://schemas.microsoft.com/office/word/2012/wordml" xmlns:wpg="http://schemas.microsoft.com/office/word/2010/wordprocessingGroup" xmlns:wpi="http://schemas.microsoft.com/office/word/2010/wordprocessingInk" xmlns:wne="http://schemas.microsoft.com/office/word/2006/wordml" xmlns:wps="http://schemas.microsoft.com/office/word/2010/wordprocessingShape" xmlns:wpsCustomData="http://www.wps.cn/officeDocument/2013/wpsCustomData" mc:Ignorable="w14 w15 wp14">
+<w:document xmlns:wpc="http://schemas.microsoft.com/office/word/2010/wordprocessingCanvas" xmlns:mc="http://schemas.openxmlformats.org/markup-compatibility/2006" xmlns:o="urn:schemas-microsoft-com:office:office" xmlns:r="http://schemas.openxmlformats.org/officeDocument/2006/relationships" xmlns:m="http://schemas.openxmlformats.org/officeDocument/2006/math" xmlns:v="urn:schemas-microsoft-com:vml" xmlns:wp14="http://schemas.microsoft.com/office/word/2010/wordprocessingDrawing" xmlns:wp="http://schemas.openxmlformats.org/drawingml/2006/wordprocessingDrawing" xmlns:w10="urn:schemas-microsoft-com:office:word" xmlns:w="http://schemas.openxmlformats.org/wordprocessingml/2006/main" xmlns:w14="http://schemas.microsoft.com/office/word/2010/wordml" xmlns:w15="http://schemas.microsoft.com/office/word/2012/wordml" xmlns:wne="http://schemas.microsoft.com/office/word/2006/wordml" xmlns:wpg="http://schemas.microsoft.com/office/word/2010/wordprocessingGroup" xmlns:wpi="http://schemas.microsoft.com/office/word/2010/wordprocessingInk" xmlns:wps="http://schemas.microsoft.com/office/word/2010/wordprocessingShape" mc:Ignorable="w14 w15 wp14">
+  <!-- Generated by Aspose.Words for .NET 13.3.0.1 -->
   <w:body>
     <w:p>
       <w:pPr>
-        <w:pStyle w:val="26"/>
+        <w:pStyle w:val="a"/>
         <w:keepNext w:val="0"/>
         <w:keepLines w:val="0"/>
         <w:pageBreakBefore w:val="0"/>
@@ -37,7 +38,7 @@
     </w:p>
     <w:p>
       <w:pPr>
-        <w:pStyle w:val="27"/>
+        <w:pStyle w:val="a0"/>
         <w:keepNext w:val="0"/>
         <w:keepLines w:val="0"/>
         <w:pageBreakBefore w:val="0"/>
@@ -68,18 +69,17 @@
     </w:p>
     <w:tbl>
       <w:tblPr>
-        <w:tblStyle w:val="23"/>
+        <w:tblStyle w:val="TableGrid"/>
         <w:tblW w:w="8522" w:type="dxa"/>
         <w:jc w:val="center"/>
         <w:tblBorders>
-          <w:top w:val="none" w:color="auto" w:sz="0" w:space="0"/>
-          <w:left w:val="none" w:color="auto" w:sz="0" w:space="0"/>
-          <w:bottom w:val="none" w:color="auto" w:sz="0" w:space="0"/>
-          <w:right w:val="none" w:color="auto" w:sz="0" w:space="0"/>
-          <w:insideH w:val="none" w:color="auto" w:sz="0" w:space="0"/>
-          <w:insideV w:val="none" w:color="auto" w:sz="0" w:space="0"/>
+          <w:top w:val="nil"/>
+          <w:left w:val="nil"/>
+          <w:bottom w:val="nil"/>
+          <w:right w:val="nil"/>
+          <w:insideH w:val="nil"/>
+          <w:insideV w:val="nil"/>
         </w:tblBorders>
-        <w:tblLayout w:type="autofit"/>
         <w:tblCellMar>
           <w:top w:w="0" w:type="dxa"/>
           <w:left w:w="108" w:type="dxa"/>
@@ -95,13 +95,15 @@
       </w:tblGrid>
       <w:tr>
         <w:tblPrEx>
+          <w:tblW w:w="8522" w:type="dxa"/>
+          <w:jc w:val="center"/>
           <w:tblBorders>
-            <w:top w:val="none" w:color="auto" w:sz="0" w:space="0"/>
-            <w:left w:val="none" w:color="auto" w:sz="0" w:space="0"/>
-            <w:bottom w:val="none" w:color="auto" w:sz="0" w:space="0"/>
-            <w:right w:val="none" w:color="auto" w:sz="0" w:space="0"/>
-            <w:insideH w:val="none" w:color="auto" w:sz="0" w:space="0"/>
-            <w:insideV w:val="none" w:color="auto" w:sz="0" w:space="0"/>
+            <w:top w:val="nil"/>
+            <w:left w:val="nil"/>
+            <w:bottom w:val="nil"/>
+            <w:right w:val="nil"/>
+            <w:insideH w:val="nil"/>
+            <w:insideV w:val="nil"/>
           </w:tblBorders>
           <w:tblCellMar>
             <w:top w:w="0" w:type="dxa"/>
@@ -111,7 +113,7 @@
           </w:tblCellMar>
         </w:tblPrEx>
         <w:trPr>
-          <w:trHeight w:val="0" w:hRule="atLeast"/>
+          <w:trHeight w:val="0"/>
           <w:tblHeader/>
           <w:jc w:val="center"/>
         </w:trPr>
@@ -119,8 +121,8 @@
           <w:tcPr>
             <w:tcW w:w="1824" w:type="dxa"/>
             <w:tcBorders>
-              <w:top w:val="single" w:color="auto" w:sz="4" w:space="0"/>
-              <w:left w:val="single" w:color="auto" w:sz="4" w:space="0"/>
+              <w:top w:val="single" w:sz="4" w:space="0" w:color="auto"/>
+              <w:left w:val="single" w:sz="4" w:space="0" w:color="auto"/>
               <w:bottom w:val="nil"/>
               <w:right w:val="nil"/>
             </w:tcBorders>
@@ -166,8 +168,8 @@
           <w:tcPr>
             <w:tcW w:w="3090" w:type="dxa"/>
             <w:tcBorders>
-              <w:top w:val="single" w:color="auto" w:sz="4" w:space="0"/>
-              <w:left w:val="single" w:color="auto" w:sz="4" w:space="0"/>
+              <w:top w:val="single" w:sz="4" w:space="0" w:color="auto"/>
+              <w:left w:val="single" w:sz="4" w:space="0" w:color="auto"/>
               <w:bottom w:val="nil"/>
               <w:right w:val="nil"/>
             </w:tcBorders>
@@ -212,8 +214,8 @@
           <w:tcPr>
             <w:tcW w:w="1824" w:type="dxa"/>
             <w:tcBorders>
-              <w:top w:val="single" w:color="auto" w:sz="4" w:space="0"/>
-              <w:left w:val="single" w:color="auto" w:sz="4" w:space="0"/>
+              <w:top w:val="single" w:sz="4" w:space="0" w:color="auto"/>
+              <w:left w:val="single" w:sz="4" w:space="0" w:color="auto"/>
               <w:bottom w:val="nil"/>
               <w:right w:val="nil"/>
             </w:tcBorders>
@@ -259,10 +261,10 @@
           <w:tcPr>
             <w:tcW w:w="1784" w:type="dxa"/>
             <w:tcBorders>
-              <w:top w:val="single" w:color="auto" w:sz="4" w:space="0"/>
-              <w:left w:val="single" w:color="auto" w:sz="4" w:space="0"/>
+              <w:top w:val="single" w:sz="4" w:space="0" w:color="auto"/>
+              <w:left w:val="single" w:sz="4" w:space="0" w:color="auto"/>
               <w:bottom w:val="nil"/>
-              <w:right w:val="single" w:color="auto" w:sz="4" w:space="0"/>
+              <w:right w:val="single" w:sz="4" w:space="0" w:color="auto"/>
             </w:tcBorders>
             <w:tcMar>
               <w:top w:w="-1" w:type="dxa"/>
@@ -304,14 +306,8 @@
       </w:tr>
       <w:tr>
         <w:tblPrEx>
-          <w:tblBorders>
-            <w:top w:val="none" w:color="auto" w:sz="0" w:space="0"/>
-            <w:left w:val="none" w:color="auto" w:sz="0" w:space="0"/>
-            <w:bottom w:val="none" w:color="auto" w:sz="0" w:space="0"/>
-            <w:right w:val="none" w:color="auto" w:sz="0" w:space="0"/>
-            <w:insideH w:val="none" w:color="auto" w:sz="0" w:space="0"/>
-            <w:insideV w:val="none" w:color="auto" w:sz="0" w:space="0"/>
-          </w:tblBorders>
+          <w:tblW w:w="8522" w:type="dxa"/>
+          <w:jc w:val="center"/>
           <w:tblCellMar>
             <w:top w:w="0" w:type="dxa"/>
             <w:left w:w="108" w:type="dxa"/>
@@ -320,7 +316,7 @@
           </w:tblCellMar>
         </w:tblPrEx>
         <w:trPr>
-          <w:trHeight w:val="0" w:hRule="atLeast"/>
+          <w:trHeight w:val="0"/>
           <w:tblHeader/>
           <w:jc w:val="center"/>
         </w:trPr>
@@ -328,8 +324,8 @@
           <w:tcPr>
             <w:tcW w:w="1824" w:type="dxa"/>
             <w:tcBorders>
-              <w:top w:val="single" w:color="auto" w:sz="4" w:space="0"/>
-              <w:left w:val="single" w:color="auto" w:sz="4" w:space="0"/>
+              <w:top w:val="single" w:sz="4" w:space="0" w:color="auto"/>
+              <w:left w:val="single" w:sz="4" w:space="0" w:color="auto"/>
               <w:bottom w:val="nil"/>
               <w:right w:val="nil"/>
             </w:tcBorders>
@@ -375,8 +371,8 @@
           <w:tcPr>
             <w:tcW w:w="3090" w:type="dxa"/>
             <w:tcBorders>
-              <w:top w:val="single" w:color="auto" w:sz="4" w:space="0"/>
-              <w:left w:val="single" w:color="auto" w:sz="4" w:space="0"/>
+              <w:top w:val="single" w:sz="4" w:space="0" w:color="auto"/>
+              <w:left w:val="single" w:sz="4" w:space="0" w:color="auto"/>
               <w:bottom w:val="nil"/>
               <w:right w:val="nil"/>
             </w:tcBorders>
@@ -421,8 +417,8 @@
           <w:tcPr>
             <w:tcW w:w="1824" w:type="dxa"/>
             <w:tcBorders>
-              <w:top w:val="single" w:color="auto" w:sz="4" w:space="0"/>
-              <w:left w:val="single" w:color="auto" w:sz="4" w:space="0"/>
+              <w:top w:val="single" w:sz="4" w:space="0" w:color="auto"/>
+              <w:left w:val="single" w:sz="4" w:space="0" w:color="auto"/>
               <w:bottom w:val="nil"/>
               <w:right w:val="nil"/>
             </w:tcBorders>
@@ -468,10 +464,10 @@
           <w:tcPr>
             <w:tcW w:w="1784" w:type="dxa"/>
             <w:tcBorders>
-              <w:top w:val="single" w:color="auto" w:sz="4" w:space="0"/>
-              <w:left w:val="single" w:color="auto" w:sz="4" w:space="0"/>
+              <w:top w:val="single" w:sz="4" w:space="0" w:color="auto"/>
+              <w:left w:val="single" w:sz="4" w:space="0" w:color="auto"/>
               <w:bottom w:val="nil"/>
-              <w:right w:val="single" w:color="auto" w:sz="4" w:space="0"/>
+              <w:right w:val="single" w:sz="4" w:space="0" w:color="auto"/>
             </w:tcBorders>
             <w:tcMar>
               <w:top w:w="-1" w:type="dxa"/>
@@ -513,14 +509,8 @@
       </w:tr>
       <w:tr>
         <w:tblPrEx>
-          <w:tblBorders>
-            <w:top w:val="none" w:color="auto" w:sz="0" w:space="0"/>
-            <w:left w:val="none" w:color="auto" w:sz="0" w:space="0"/>
-            <w:bottom w:val="none" w:color="auto" w:sz="0" w:space="0"/>
-            <w:right w:val="none" w:color="auto" w:sz="0" w:space="0"/>
-            <w:insideH w:val="none" w:color="auto" w:sz="0" w:space="0"/>
-            <w:insideV w:val="none" w:color="auto" w:sz="0" w:space="0"/>
-          </w:tblBorders>
+          <w:tblW w:w="8522" w:type="dxa"/>
+          <w:jc w:val="center"/>
           <w:tblCellMar>
             <w:top w:w="0" w:type="dxa"/>
             <w:left w:w="108" w:type="dxa"/>
@@ -529,7 +519,7 @@
           </w:tblCellMar>
         </w:tblPrEx>
         <w:trPr>
-          <w:trHeight w:val="0" w:hRule="atLeast"/>
+          <w:trHeight w:val="0"/>
           <w:tblHeader/>
           <w:jc w:val="center"/>
         </w:trPr>
@@ -537,8 +527,8 @@
           <w:tcPr>
             <w:tcW w:w="1824" w:type="dxa"/>
             <w:tcBorders>
-              <w:top w:val="single" w:color="auto" w:sz="4" w:space="0"/>
-              <w:left w:val="single" w:color="auto" w:sz="4" w:space="0"/>
+              <w:top w:val="single" w:sz="4" w:space="0" w:color="auto"/>
+              <w:left w:val="single" w:sz="4" w:space="0" w:color="auto"/>
               <w:bottom w:val="nil"/>
               <w:right w:val="nil"/>
             </w:tcBorders>
@@ -584,8 +574,8 @@
           <w:tcPr>
             <w:tcW w:w="3090" w:type="dxa"/>
             <w:tcBorders>
-              <w:top w:val="single" w:color="auto" w:sz="4" w:space="0"/>
-              <w:left w:val="single" w:color="auto" w:sz="4" w:space="0"/>
+              <w:top w:val="single" w:sz="4" w:space="0" w:color="auto"/>
+              <w:left w:val="single" w:sz="4" w:space="0" w:color="auto"/>
               <w:bottom w:val="nil"/>
               <w:right w:val="nil"/>
             </w:tcBorders>
@@ -630,8 +620,8 @@
           <w:tcPr>
             <w:tcW w:w="1824" w:type="dxa"/>
             <w:tcBorders>
-              <w:top w:val="single" w:color="auto" w:sz="4" w:space="0"/>
-              <w:left w:val="single" w:color="auto" w:sz="4" w:space="0"/>
+              <w:top w:val="single" w:sz="4" w:space="0" w:color="auto"/>
+              <w:left w:val="single" w:sz="4" w:space="0" w:color="auto"/>
               <w:bottom w:val="nil"/>
               <w:right w:val="nil"/>
             </w:tcBorders>
@@ -677,10 +667,10 @@
           <w:tcPr>
             <w:tcW w:w="1784" w:type="dxa"/>
             <w:tcBorders>
-              <w:top w:val="single" w:color="auto" w:sz="4" w:space="0"/>
-              <w:left w:val="single" w:color="auto" w:sz="4" w:space="0"/>
+              <w:top w:val="single" w:sz="4" w:space="0" w:color="auto"/>
+              <w:left w:val="single" w:sz="4" w:space="0" w:color="auto"/>
               <w:bottom w:val="nil"/>
-              <w:right w:val="single" w:color="auto" w:sz="4" w:space="0"/>
+              <w:right w:val="single" w:sz="4" w:space="0" w:color="auto"/>
             </w:tcBorders>
             <w:tcMar>
               <w:top w:w="-1" w:type="dxa"/>
@@ -722,14 +712,8 @@
       </w:tr>
       <w:tr>
         <w:tblPrEx>
-          <w:tblBorders>
-            <w:top w:val="none" w:color="auto" w:sz="0" w:space="0"/>
-            <w:left w:val="none" w:color="auto" w:sz="0" w:space="0"/>
-            <w:bottom w:val="none" w:color="auto" w:sz="0" w:space="0"/>
-            <w:right w:val="none" w:color="auto" w:sz="0" w:space="0"/>
-            <w:insideH w:val="none" w:color="auto" w:sz="0" w:space="0"/>
-            <w:insideV w:val="none" w:color="auto" w:sz="0" w:space="0"/>
-          </w:tblBorders>
+          <w:tblW w:w="8522" w:type="dxa"/>
+          <w:jc w:val="center"/>
           <w:tblCellMar>
             <w:top w:w="0" w:type="dxa"/>
             <w:left w:w="108" w:type="dxa"/>
@@ -738,7 +722,7 @@
           </w:tblCellMar>
         </w:tblPrEx>
         <w:trPr>
-          <w:trHeight w:val="0" w:hRule="atLeast"/>
+          <w:trHeight w:val="0"/>
           <w:tblHeader/>
           <w:jc w:val="center"/>
         </w:trPr>
@@ -746,8 +730,8 @@
           <w:tcPr>
             <w:tcW w:w="1824" w:type="dxa"/>
             <w:tcBorders>
-              <w:top w:val="single" w:color="auto" w:sz="4" w:space="0"/>
-              <w:left w:val="single" w:color="auto" w:sz="4" w:space="0"/>
+              <w:top w:val="single" w:sz="4" w:space="0" w:color="auto"/>
+              <w:left w:val="single" w:sz="4" w:space="0" w:color="auto"/>
               <w:bottom w:val="nil"/>
               <w:right w:val="nil"/>
             </w:tcBorders>
@@ -793,8 +777,8 @@
           <w:tcPr>
             <w:tcW w:w="3090" w:type="dxa"/>
             <w:tcBorders>
-              <w:top w:val="single" w:color="auto" w:sz="4" w:space="0"/>
-              <w:left w:val="single" w:color="auto" w:sz="4" w:space="0"/>
+              <w:top w:val="single" w:sz="4" w:space="0" w:color="auto"/>
+              <w:left w:val="single" w:sz="4" w:space="0" w:color="auto"/>
               <w:bottom w:val="nil"/>
               <w:right w:val="nil"/>
             </w:tcBorders>
@@ -839,8 +823,8 @@
           <w:tcPr>
             <w:tcW w:w="1824" w:type="dxa"/>
             <w:tcBorders>
-              <w:top w:val="single" w:color="auto" w:sz="4" w:space="0"/>
-              <w:left w:val="single" w:color="auto" w:sz="4" w:space="0"/>
+              <w:top w:val="single" w:sz="4" w:space="0" w:color="auto"/>
+              <w:left w:val="single" w:sz="4" w:space="0" w:color="auto"/>
               <w:bottom w:val="nil"/>
               <w:right w:val="nil"/>
             </w:tcBorders>
@@ -886,10 +870,10 @@
           <w:tcPr>
             <w:tcW w:w="1784" w:type="dxa"/>
             <w:tcBorders>
-              <w:top w:val="single" w:color="auto" w:sz="4" w:space="0"/>
-              <w:left w:val="single" w:color="auto" w:sz="4" w:space="0"/>
+              <w:top w:val="single" w:sz="4" w:space="0" w:color="auto"/>
+              <w:left w:val="single" w:sz="4" w:space="0" w:color="auto"/>
               <w:bottom w:val="nil"/>
-              <w:right w:val="single" w:color="auto" w:sz="4" w:space="0"/>
+              <w:right w:val="single" w:sz="4" w:space="0" w:color="auto"/>
             </w:tcBorders>
             <w:tcMar>
               <w:top w:w="-1" w:type="dxa"/>
@@ -931,14 +915,8 @@
       </w:tr>
       <w:tr>
         <w:tblPrEx>
-          <w:tblBorders>
-            <w:top w:val="none" w:color="auto" w:sz="0" w:space="0"/>
-            <w:left w:val="none" w:color="auto" w:sz="0" w:space="0"/>
-            <w:bottom w:val="none" w:color="auto" w:sz="0" w:space="0"/>
-            <w:right w:val="none" w:color="auto" w:sz="0" w:space="0"/>
-            <w:insideH w:val="none" w:color="auto" w:sz="0" w:space="0"/>
-            <w:insideV w:val="none" w:color="auto" w:sz="0" w:space="0"/>
-          </w:tblBorders>
+          <w:tblW w:w="8522" w:type="dxa"/>
+          <w:jc w:val="center"/>
           <w:tblCellMar>
             <w:top w:w="0" w:type="dxa"/>
             <w:left w:w="108" w:type="dxa"/>
@@ -947,7 +925,7 @@
           </w:tblCellMar>
         </w:tblPrEx>
         <w:trPr>
-          <w:trHeight w:val="0" w:hRule="atLeast"/>
+          <w:trHeight w:val="0"/>
           <w:tblHeader/>
           <w:jc w:val="center"/>
         </w:trPr>
@@ -955,9 +933,9 @@
           <w:tcPr>
             <w:tcW w:w="1824" w:type="dxa"/>
             <w:tcBorders>
-              <w:top w:val="single" w:color="auto" w:sz="4" w:space="0"/>
-              <w:left w:val="single" w:color="auto" w:sz="4" w:space="0"/>
-              <w:bottom w:val="single" w:color="auto" w:sz="4" w:space="0"/>
+              <w:top w:val="single" w:sz="4" w:space="0" w:color="auto"/>
+              <w:left w:val="single" w:sz="4" w:space="0" w:color="auto"/>
+              <w:bottom w:val="single" w:sz="4" w:space="0" w:color="auto"/>
               <w:right w:val="nil"/>
             </w:tcBorders>
             <w:shd w:val="clear" w:color="auto" w:fill="AEAAAA" w:themeFill="background2" w:themeFillShade="BF"/>
@@ -1002,9 +980,9 @@
           <w:tcPr>
             <w:tcW w:w="3090" w:type="dxa"/>
             <w:tcBorders>
-              <w:top w:val="single" w:color="auto" w:sz="4" w:space="0"/>
-              <w:left w:val="single" w:color="auto" w:sz="4" w:space="0"/>
-              <w:bottom w:val="single" w:color="auto" w:sz="4" w:space="0"/>
+              <w:top w:val="single" w:sz="4" w:space="0" w:color="auto"/>
+              <w:left w:val="single" w:sz="4" w:space="0" w:color="auto"/>
+              <w:bottom w:val="single" w:sz="4" w:space="0" w:color="auto"/>
               <w:right w:val="nil"/>
             </w:tcBorders>
             <w:tcMar>
@@ -1048,9 +1026,9 @@
           <w:tcPr>
             <w:tcW w:w="1824" w:type="dxa"/>
             <w:tcBorders>
-              <w:top w:val="single" w:color="auto" w:sz="4" w:space="0"/>
-              <w:left w:val="single" w:color="auto" w:sz="4" w:space="0"/>
-              <w:bottom w:val="single" w:color="auto" w:sz="4" w:space="0"/>
+              <w:top w:val="single" w:sz="4" w:space="0" w:color="auto"/>
+              <w:left w:val="single" w:sz="4" w:space="0" w:color="auto"/>
+              <w:bottom w:val="single" w:sz="4" w:space="0" w:color="auto"/>
               <w:right w:val="nil"/>
             </w:tcBorders>
             <w:shd w:val="clear" w:color="auto" w:fill="AEAAAA" w:themeFill="background2" w:themeFillShade="BF"/>
@@ -1095,10 +1073,10 @@
           <w:tcPr>
             <w:tcW w:w="1784" w:type="dxa"/>
             <w:tcBorders>
-              <w:top w:val="single" w:color="auto" w:sz="4" w:space="0"/>
-              <w:left w:val="single" w:color="auto" w:sz="4" w:space="0"/>
-              <w:bottom w:val="single" w:color="auto" w:sz="4" w:space="0"/>
-              <w:right w:val="single" w:color="auto" w:sz="4" w:space="0"/>
+              <w:top w:val="single" w:sz="4" w:space="0" w:color="auto"/>
+              <w:left w:val="single" w:sz="4" w:space="0" w:color="auto"/>
+              <w:bottom w:val="single" w:sz="4" w:space="0" w:color="auto"/>
+              <w:right w:val="single" w:sz="4" w:space="0" w:color="auto"/>
             </w:tcBorders>
             <w:tcMar>
               <w:top w:w="-1" w:type="dxa"/>
@@ -1170,7 +1148,7 @@
     </w:p>
     <w:p>
       <w:pPr>
-        <w:pStyle w:val="31"/>
+        <w:pStyle w:val="a1"/>
         <w:keepNext w:val="0"/>
         <w:keepLines w:val="0"/>
         <w:pageBreakBefore w:val="0"/>
@@ -1205,18 +1183,17 @@
     </w:p>
     <w:tbl>
       <w:tblPr>
-        <w:tblStyle w:val="23"/>
+        <w:tblStyle w:val="TableGrid"/>
         <w:tblW w:w="8519" w:type="dxa"/>
         <w:jc w:val="center"/>
         <w:tblBorders>
-          <w:top w:val="none" w:color="auto" w:sz="0" w:space="0"/>
-          <w:left w:val="none" w:color="auto" w:sz="0" w:space="0"/>
-          <w:bottom w:val="none" w:color="auto" w:sz="0" w:space="0"/>
-          <w:right w:val="none" w:color="auto" w:sz="0" w:space="0"/>
-          <w:insideH w:val="none" w:color="auto" w:sz="0" w:space="0"/>
-          <w:insideV w:val="none" w:color="auto" w:sz="0" w:space="0"/>
+          <w:top w:val="nil"/>
+          <w:left w:val="nil"/>
+          <w:bottom w:val="nil"/>
+          <w:right w:val="nil"/>
+          <w:insideH w:val="nil"/>
+          <w:insideV w:val="nil"/>
         </w:tblBorders>
-        <w:tblLayout w:type="autofit"/>
         <w:tblCellMar>
           <w:top w:w="0" w:type="dxa"/>
           <w:left w:w="108" w:type="dxa"/>
@@ -1233,13 +1210,15 @@
       </w:tblGrid>
       <w:tr>
         <w:tblPrEx>
+          <w:tblW w:w="8519" w:type="dxa"/>
+          <w:jc w:val="center"/>
           <w:tblBorders>
-            <w:top w:val="none" w:color="auto" w:sz="0" w:space="0"/>
-            <w:left w:val="none" w:color="auto" w:sz="0" w:space="0"/>
-            <w:bottom w:val="none" w:color="auto" w:sz="0" w:space="0"/>
-            <w:right w:val="none" w:color="auto" w:sz="0" w:space="0"/>
-            <w:insideH w:val="none" w:color="auto" w:sz="0" w:space="0"/>
-            <w:insideV w:val="none" w:color="auto" w:sz="0" w:space="0"/>
+            <w:top w:val="nil"/>
+            <w:left w:val="nil"/>
+            <w:bottom w:val="nil"/>
+            <w:right w:val="nil"/>
+            <w:insideH w:val="nil"/>
+            <w:insideV w:val="nil"/>
           </w:tblBorders>
           <w:tblCellMar>
             <w:top w:w="0" w:type="dxa"/>
@@ -1249,7 +1228,7 @@
           </w:tblCellMar>
         </w:tblPrEx>
         <w:trPr>
-          <w:trHeight w:val="0" w:hRule="atLeast"/>
+          <w:trHeight w:val="0"/>
           <w:tblHeader/>
           <w:jc w:val="center"/>
         </w:trPr>
@@ -1257,8 +1236,8 @@
           <w:tcPr>
             <w:tcW w:w="0" w:type="auto"/>
             <w:tcBorders>
-              <w:top w:val="single" w:color="auto" w:sz="12" w:space="0"/>
-              <w:left w:val="single" w:color="auto" w:sz="12" w:space="0"/>
+              <w:top w:val="single" w:sz="12" w:space="0" w:color="auto"/>
+              <w:left w:val="single" w:sz="12" w:space="0" w:color="auto"/>
               <w:bottom w:val="nil"/>
               <w:right w:val="nil"/>
             </w:tcBorders>
@@ -1286,12 +1265,12 @@
               <w:adjustRightInd w:val="0"/>
               <w:snapToGrid w:val="0"/>
               <w:spacing w:line="240" w:lineRule="auto"/>
-              <w:ind w:left="0" w:leftChars="0" w:right="0" w:rightChars="0" w:firstLine="0" w:firstLineChars="0"/>
+              <w:ind w:left="0" w:right="0" w:firstLine="0" w:leftChars="0" w:rightChars="0" w:firstLineChars="0"/>
               <w:jc w:val="center"/>
               <w:textAlignment w:val="baseline"/>
               <w:rPr>
-                <w:rStyle w:val="25"/>
-                <w:rFonts w:hint="default" w:ascii="微软雅黑" w:hAnsi="微软雅黑" w:eastAsia="微软雅黑" w:cs="微软雅黑"/>
+                <w:rStyle w:val="Strong"/>
+                <w:rFonts w:ascii="微软雅黑" w:eastAsia="微软雅黑" w:hAnsi="微软雅黑" w:cs="微软雅黑" w:hint="default"/>
                 <w:b/>
                 <w:bCs/>
                 <w:i w:val="0"/>
@@ -1309,8 +1288,8 @@
             </w:pPr>
             <w:r>
               <w:rPr>
-                <w:rStyle w:val="25"/>
-                <w:rFonts w:hint="eastAsia" w:ascii="微软雅黑" w:hAnsi="微软雅黑" w:eastAsia="微软雅黑" w:cs="微软雅黑"/>
+                <w:rStyle w:val="Strong"/>
+                <w:rFonts w:ascii="微软雅黑" w:eastAsia="微软雅黑" w:hAnsi="微软雅黑" w:cs="微软雅黑" w:hint="eastAsia"/>
                 <w:b/>
                 <w:bCs/>
                 <w:i w:val="0"/>
@@ -1333,8 +1312,8 @@
           <w:tcPr>
             <w:tcW w:w="0" w:type="auto"/>
             <w:tcBorders>
-              <w:top w:val="single" w:color="auto" w:sz="12" w:space="0"/>
-              <w:left w:val="single" w:color="auto" w:sz="4" w:space="0"/>
+              <w:top w:val="single" w:sz="12" w:space="0" w:color="auto"/>
+              <w:left w:val="single" w:sz="4" w:space="0" w:color="auto"/>
               <w:bottom w:val="nil"/>
               <w:right w:val="nil"/>
             </w:tcBorders>
@@ -1362,12 +1341,12 @@
               <w:adjustRightInd w:val="0"/>
               <w:snapToGrid w:val="0"/>
               <w:spacing w:line="240" w:lineRule="auto"/>
-              <w:ind w:left="0" w:leftChars="0" w:right="0" w:rightChars="0" w:firstLine="0" w:firstLineChars="0"/>
+              <w:ind w:left="0" w:right="0" w:firstLine="0" w:leftChars="0" w:rightChars="0" w:firstLineChars="0"/>
               <w:jc w:val="center"/>
               <w:textAlignment w:val="baseline"/>
               <w:rPr>
-                <w:rStyle w:val="25"/>
-                <w:rFonts w:hint="default" w:ascii="微软雅黑" w:hAnsi="微软雅黑" w:eastAsia="微软雅黑" w:cs="微软雅黑"/>
+                <w:rStyle w:val="Strong"/>
+                <w:rFonts w:ascii="微软雅黑" w:eastAsia="微软雅黑" w:hAnsi="微软雅黑" w:cs="微软雅黑" w:hint="default"/>
                 <w:b/>
                 <w:bCs/>
                 <w:i w:val="0"/>
@@ -1385,8 +1364,8 @@
             </w:pPr>
             <w:r>
               <w:rPr>
-                <w:rStyle w:val="25"/>
-                <w:rFonts w:hint="eastAsia" w:ascii="微软雅黑" w:hAnsi="微软雅黑" w:eastAsia="微软雅黑" w:cs="微软雅黑"/>
+                <w:rStyle w:val="Strong"/>
+                <w:rFonts w:ascii="微软雅黑" w:eastAsia="微软雅黑" w:hAnsi="微软雅黑" w:cs="微软雅黑" w:hint="eastAsia"/>
                 <w:b/>
                 <w:bCs/>
                 <w:i w:val="0"/>
@@ -1409,8 +1388,8 @@
           <w:tcPr>
             <w:tcW w:w="0" w:type="auto"/>
             <w:tcBorders>
-              <w:top w:val="single" w:color="auto" w:sz="12" w:space="0"/>
-              <w:left w:val="single" w:color="auto" w:sz="4" w:space="0"/>
+              <w:top w:val="single" w:sz="12" w:space="0" w:color="auto"/>
+              <w:left w:val="single" w:sz="4" w:space="0" w:color="auto"/>
               <w:bottom w:val="nil"/>
               <w:right w:val="nil"/>
             </w:tcBorders>
@@ -1438,12 +1417,12 @@
               <w:adjustRightInd w:val="0"/>
               <w:snapToGrid w:val="0"/>
               <w:spacing w:line="240" w:lineRule="auto"/>
-              <w:ind w:left="0" w:leftChars="0" w:right="0" w:rightChars="0" w:firstLine="0" w:firstLineChars="0"/>
+              <w:ind w:left="0" w:right="0" w:firstLine="0" w:leftChars="0" w:rightChars="0" w:firstLineChars="0"/>
               <w:jc w:val="center"/>
               <w:textAlignment w:val="baseline"/>
               <w:rPr>
-                <w:rStyle w:val="25"/>
-                <w:rFonts w:hint="default" w:ascii="微软雅黑" w:hAnsi="微软雅黑" w:eastAsia="微软雅黑" w:cs="微软雅黑"/>
+                <w:rStyle w:val="Strong"/>
+                <w:rFonts w:ascii="微软雅黑" w:eastAsia="微软雅黑" w:hAnsi="微软雅黑" w:cs="微软雅黑" w:hint="default"/>
                 <w:b/>
                 <w:bCs/>
                 <w:i w:val="0"/>
@@ -1461,8 +1440,8 @@
             </w:pPr>
             <w:r>
               <w:rPr>
-                <w:rStyle w:val="25"/>
-                <w:rFonts w:hint="eastAsia" w:ascii="微软雅黑" w:hAnsi="微软雅黑" w:eastAsia="微软雅黑" w:cs="微软雅黑"/>
+                <w:rStyle w:val="Strong"/>
+                <w:rFonts w:ascii="微软雅黑" w:eastAsia="微软雅黑" w:hAnsi="微软雅黑" w:cs="微软雅黑" w:hint="eastAsia"/>
                 <w:b/>
                 <w:bCs/>
                 <w:i w:val="0"/>
@@ -1485,8 +1464,8 @@
           <w:tcPr>
             <w:tcW w:w="0" w:type="auto"/>
             <w:tcBorders>
-              <w:top w:val="single" w:color="auto" w:sz="12" w:space="0"/>
-              <w:left w:val="single" w:color="auto" w:sz="4" w:space="0"/>
+              <w:top w:val="single" w:sz="12" w:space="0" w:color="auto"/>
+              <w:left w:val="single" w:sz="4" w:space="0" w:color="auto"/>
               <w:bottom w:val="nil"/>
               <w:right w:val="nil"/>
             </w:tcBorders>
@@ -1514,12 +1493,12 @@
               <w:adjustRightInd w:val="0"/>
               <w:snapToGrid w:val="0"/>
               <w:spacing w:line="240" w:lineRule="auto"/>
-              <w:ind w:left="0" w:leftChars="0" w:right="0" w:rightChars="0" w:firstLine="0" w:firstLineChars="0"/>
+              <w:ind w:left="0" w:right="0" w:firstLine="0" w:leftChars="0" w:rightChars="0" w:firstLineChars="0"/>
               <w:jc w:val="center"/>
               <w:textAlignment w:val="baseline"/>
               <w:rPr>
-                <w:rStyle w:val="25"/>
-                <w:rFonts w:hint="default" w:ascii="微软雅黑" w:hAnsi="微软雅黑" w:eastAsia="微软雅黑" w:cs="微软雅黑"/>
+                <w:rStyle w:val="Strong"/>
+                <w:rFonts w:ascii="微软雅黑" w:eastAsia="微软雅黑" w:hAnsi="微软雅黑" w:cs="微软雅黑" w:hint="default"/>
                 <w:b/>
                 <w:bCs/>
                 <w:i w:val="0"/>
@@ -1537,8 +1516,8 @@
             </w:pPr>
             <w:r>
               <w:rPr>
-                <w:rStyle w:val="25"/>
-                <w:rFonts w:hint="eastAsia" w:ascii="微软雅黑" w:hAnsi="微软雅黑" w:eastAsia="微软雅黑" w:cs="微软雅黑"/>
+                <w:rStyle w:val="Strong"/>
+                <w:rFonts w:ascii="微软雅黑" w:eastAsia="微软雅黑" w:hAnsi="微软雅黑" w:cs="微软雅黑" w:hint="eastAsia"/>
                 <w:b/>
                 <w:bCs/>
                 <w:i w:val="0"/>
@@ -1561,10 +1540,10 @@
           <w:tcPr>
             <w:tcW w:w="1205" w:type="dxa"/>
             <w:tcBorders>
-              <w:top w:val="single" w:color="auto" w:sz="12" w:space="0"/>
-              <w:left w:val="single" w:color="auto" w:sz="4" w:space="0"/>
+              <w:top w:val="single" w:sz="12" w:space="0" w:color="auto"/>
+              <w:left w:val="single" w:sz="4" w:space="0" w:color="auto"/>
               <w:bottom w:val="nil"/>
-              <w:right w:val="single" w:color="auto" w:sz="12" w:space="0"/>
+              <w:right w:val="single" w:sz="12" w:space="0" w:color="auto"/>
             </w:tcBorders>
             <w:tcMar>
               <w:top w:w="-1" w:type="dxa"/>
@@ -1590,12 +1569,12 @@
               <w:adjustRightInd w:val="0"/>
               <w:snapToGrid w:val="0"/>
               <w:spacing w:line="240" w:lineRule="auto"/>
-              <w:ind w:left="0" w:leftChars="0" w:right="0" w:rightChars="0" w:firstLine="0" w:firstLineChars="0"/>
+              <w:ind w:left="0" w:right="0" w:firstLine="0" w:leftChars="0" w:rightChars="0" w:firstLineChars="0"/>
               <w:jc w:val="center"/>
               <w:textAlignment w:val="baseline"/>
               <w:rPr>
-                <w:rStyle w:val="25"/>
-                <w:rFonts w:hint="default" w:ascii="微软雅黑" w:hAnsi="微软雅黑" w:eastAsia="微软雅黑" w:cs="微软雅黑"/>
+                <w:rStyle w:val="Strong"/>
+                <w:rFonts w:ascii="微软雅黑" w:eastAsia="微软雅黑" w:hAnsi="微软雅黑" w:cs="微软雅黑" w:hint="default"/>
                 <w:b/>
                 <w:bCs/>
                 <w:i w:val="0"/>
@@ -1613,8 +1592,8 @@
             </w:pPr>
             <w:r>
               <w:rPr>
-                <w:rStyle w:val="25"/>
-                <w:rFonts w:hint="eastAsia" w:ascii="微软雅黑" w:hAnsi="微软雅黑" w:eastAsia="微软雅黑" w:cs="微软雅黑"/>
+                <w:rStyle w:val="Strong"/>
+                <w:rFonts w:ascii="微软雅黑" w:eastAsia="微软雅黑" w:hAnsi="微软雅黑" w:cs="微软雅黑" w:hint="eastAsia"/>
                 <w:b/>
                 <w:bCs/>
                 <w:i w:val="0"/>
@@ -1636,14 +1615,8 @@
       </w:tr>
       <w:tr>
         <w:tblPrEx>
-          <w:tblBorders>
-            <w:top w:val="none" w:color="auto" w:sz="0" w:space="0"/>
-            <w:left w:val="none" w:color="auto" w:sz="0" w:space="0"/>
-            <w:bottom w:val="none" w:color="auto" w:sz="0" w:space="0"/>
-            <w:right w:val="none" w:color="auto" w:sz="0" w:space="0"/>
-            <w:insideH w:val="none" w:color="auto" w:sz="0" w:space="0"/>
-            <w:insideV w:val="none" w:color="auto" w:sz="0" w:space="0"/>
-          </w:tblBorders>
+          <w:tblW w:w="8519" w:type="dxa"/>
+          <w:jc w:val="center"/>
           <w:tblCellMar>
             <w:top w:w="0" w:type="dxa"/>
             <w:left w:w="108" w:type="dxa"/>
@@ -1652,15 +1625,15 @@
           </w:tblCellMar>
         </w:tblPrEx>
         <w:trPr>
-          <w:trHeight w:val="0" w:hRule="atLeast"/>
+          <w:trHeight w:val="0"/>
           <w:jc w:val="center"/>
         </w:trPr>
         <w:tc>
           <w:tcPr>
             <w:tcW w:w="0" w:type="auto"/>
             <w:tcBorders>
-              <w:top w:val="single" w:color="auto" w:sz="4" w:space="0"/>
-              <w:left w:val="single" w:color="auto" w:sz="12" w:space="0"/>
+              <w:top w:val="single" w:sz="4" w:space="0" w:color="auto"/>
+              <w:left w:val="single" w:sz="12" w:space="0" w:color="auto"/>
               <w:bottom w:val="nil"/>
               <w:right w:val="nil"/>
             </w:tcBorders>
@@ -1688,12 +1661,12 @@
               <w:adjustRightInd w:val="0"/>
               <w:snapToGrid w:val="0"/>
               <w:spacing w:line="240" w:lineRule="auto"/>
-              <w:ind w:left="0" w:leftChars="0" w:right="0" w:rightChars="0" w:firstLine="0" w:firstLineChars="0"/>
+              <w:ind w:left="0" w:right="0" w:firstLine="0" w:leftChars="0" w:rightChars="0" w:firstLineChars="0"/>
               <w:jc w:val="center"/>
               <w:textAlignment w:val="baseline"/>
               <w:rPr>
-                <w:rStyle w:val="25"/>
-                <w:rFonts w:hint="default" w:ascii="微软雅黑" w:hAnsi="微软雅黑" w:eastAsia="微软雅黑" w:cs="微软雅黑"/>
+                <w:rStyle w:val="Strong"/>
+                <w:rFonts w:ascii="微软雅黑" w:eastAsia="微软雅黑" w:hAnsi="微软雅黑" w:cs="微软雅黑" w:hint="default"/>
                 <w:b w:val="0"/>
                 <w:bCs/>
                 <w:i w:val="0"/>
@@ -1711,8 +1684,8 @@
             </w:pPr>
             <w:r>
               <w:rPr>
-                <w:rStyle w:val="25"/>
-                <w:rFonts w:hint="eastAsia" w:ascii="微软雅黑" w:hAnsi="微软雅黑" w:eastAsia="微软雅黑" w:cs="微软雅黑"/>
+                <w:rStyle w:val="Strong"/>
+                <w:rFonts w:ascii="微软雅黑" w:eastAsia="微软雅黑" w:hAnsi="微软雅黑" w:cs="微软雅黑" w:hint="eastAsia"/>
                 <w:b w:val="0"/>
                 <w:bCs/>
                 <w:i w:val="0"/>
@@ -1730,8 +1703,8 @@
             </w:r>
             <w:r>
               <w:rPr>
-                <w:rStyle w:val="25"/>
-                <w:rFonts w:hint="eastAsia" w:ascii="微软雅黑" w:hAnsi="微软雅黑" w:eastAsia="微软雅黑" w:cs="微软雅黑"/>
+                <w:rStyle w:val="Strong"/>
+                <w:rFonts w:ascii="微软雅黑" w:eastAsia="微软雅黑" w:hAnsi="微软雅黑" w:cs="微软雅黑" w:hint="eastAsia"/>
                 <w:b w:val="0"/>
                 <w:bCs/>
                 <w:i w:val="0"/>
@@ -1754,8 +1727,8 @@
           <w:tcPr>
             <w:tcW w:w="0" w:type="auto"/>
             <w:tcBorders>
-              <w:top w:val="single" w:color="auto" w:sz="4" w:space="0"/>
-              <w:left w:val="single" w:color="auto" w:sz="4" w:space="0"/>
+              <w:top w:val="single" w:sz="4" w:space="0" w:color="auto"/>
+              <w:left w:val="single" w:sz="4" w:space="0" w:color="auto"/>
               <w:bottom w:val="nil"/>
               <w:right w:val="nil"/>
             </w:tcBorders>
@@ -1783,12 +1756,12 @@
               <w:adjustRightInd w:val="0"/>
               <w:snapToGrid w:val="0"/>
               <w:spacing w:line="240" w:lineRule="auto"/>
-              <w:ind w:left="0" w:leftChars="0" w:right="0" w:rightChars="0" w:firstLine="0" w:firstLineChars="0"/>
+              <w:ind w:left="0" w:right="0" w:firstLine="0" w:leftChars="0" w:rightChars="0" w:firstLineChars="0"/>
               <w:jc w:val="center"/>
               <w:textAlignment w:val="baseline"/>
               <w:rPr>
-                <w:rStyle w:val="25"/>
-                <w:rFonts w:hint="default" w:ascii="微软雅黑" w:hAnsi="微软雅黑" w:eastAsia="微软雅黑" w:cs="微软雅黑"/>
+                <w:rStyle w:val="Strong"/>
+                <w:rFonts w:ascii="微软雅黑" w:eastAsia="微软雅黑" w:hAnsi="微软雅黑" w:cs="微软雅黑" w:hint="default"/>
                 <w:b w:val="0"/>
                 <w:bCs/>
                 <w:i w:val="0"/>
@@ -1806,8 +1779,8 @@
             </w:pPr>
             <w:r>
               <w:rPr>
-                <w:rStyle w:val="25"/>
-                <w:rFonts w:hint="eastAsia" w:ascii="微软雅黑" w:hAnsi="微软雅黑" w:eastAsia="微软雅黑" w:cs="微软雅黑"/>
+                <w:rStyle w:val="Strong"/>
+                <w:rFonts w:ascii="微软雅黑" w:eastAsia="微软雅黑" w:hAnsi="微软雅黑" w:cs="微软雅黑" w:hint="eastAsia"/>
                 <w:b w:val="0"/>
                 <w:bCs/>
                 <w:i w:val="0"/>
@@ -1830,8 +1803,8 @@
           <w:tcPr>
             <w:tcW w:w="0" w:type="auto"/>
             <w:tcBorders>
-              <w:top w:val="single" w:color="auto" w:sz="4" w:space="0"/>
-              <w:left w:val="single" w:color="auto" w:sz="4" w:space="0"/>
+              <w:top w:val="single" w:sz="4" w:space="0" w:color="auto"/>
+              <w:left w:val="single" w:sz="4" w:space="0" w:color="auto"/>
               <w:bottom w:val="nil"/>
               <w:right w:val="nil"/>
             </w:tcBorders>
@@ -1859,12 +1832,12 @@
               <w:adjustRightInd w:val="0"/>
               <w:snapToGrid w:val="0"/>
               <w:spacing w:line="240" w:lineRule="auto"/>
-              <w:ind w:left="0" w:leftChars="0" w:right="0" w:rightChars="0" w:firstLine="0" w:firstLineChars="0"/>
+              <w:ind w:left="0" w:right="0" w:firstLine="0" w:leftChars="0" w:rightChars="0" w:firstLineChars="0"/>
               <w:jc w:val="center"/>
               <w:textAlignment w:val="baseline"/>
               <w:rPr>
-                <w:rStyle w:val="25"/>
-                <w:rFonts w:hint="default" w:ascii="微软雅黑" w:hAnsi="微软雅黑" w:eastAsia="微软雅黑" w:cs="微软雅黑"/>
+                <w:rStyle w:val="Strong"/>
+                <w:rFonts w:ascii="微软雅黑" w:eastAsia="微软雅黑" w:hAnsi="微软雅黑" w:cs="微软雅黑" w:hint="default"/>
                 <w:b w:val="0"/>
                 <w:bCs/>
                 <w:i w:val="0"/>
@@ -1882,8 +1855,8 @@
             </w:pPr>
             <w:r>
               <w:rPr>
-                <w:rStyle w:val="25"/>
-                <w:rFonts w:hint="eastAsia" w:ascii="微软雅黑" w:hAnsi="微软雅黑" w:eastAsia="微软雅黑" w:cs="微软雅黑"/>
+                <w:rStyle w:val="Strong"/>
+                <w:rFonts w:ascii="微软雅黑" w:eastAsia="微软雅黑" w:hAnsi="微软雅黑" w:cs="微软雅黑" w:hint="eastAsia"/>
                 <w:b w:val="0"/>
                 <w:bCs/>
                 <w:i w:val="0"/>
@@ -1906,8 +1879,8 @@
           <w:tcPr>
             <w:tcW w:w="0" w:type="auto"/>
             <w:tcBorders>
-              <w:top w:val="single" w:color="auto" w:sz="4" w:space="0"/>
-              <w:left w:val="single" w:color="auto" w:sz="4" w:space="0"/>
+              <w:top w:val="single" w:sz="4" w:space="0" w:color="auto"/>
+              <w:left w:val="single" w:sz="4" w:space="0" w:color="auto"/>
               <w:bottom w:val="nil"/>
               <w:right w:val="nil"/>
             </w:tcBorders>
@@ -1935,12 +1908,12 @@
               <w:adjustRightInd w:val="0"/>
               <w:snapToGrid w:val="0"/>
               <w:spacing w:line="240" w:lineRule="auto"/>
-              <w:ind w:left="0" w:leftChars="0" w:right="0" w:rightChars="0" w:firstLine="0" w:firstLineChars="0"/>
+              <w:ind w:left="0" w:right="0" w:firstLine="0" w:leftChars="0" w:rightChars="0" w:firstLineChars="0"/>
               <w:jc w:val="center"/>
               <w:textAlignment w:val="baseline"/>
               <w:rPr>
-                <w:rStyle w:val="25"/>
-                <w:rFonts w:hint="default" w:ascii="微软雅黑" w:hAnsi="微软雅黑" w:eastAsia="微软雅黑" w:cs="微软雅黑"/>
+                <w:rStyle w:val="Strong"/>
+                <w:rFonts w:ascii="微软雅黑" w:eastAsia="微软雅黑" w:hAnsi="微软雅黑" w:cs="微软雅黑" w:hint="default"/>
                 <w:b w:val="0"/>
                 <w:bCs/>
                 <w:i w:val="0"/>
@@ -1958,8 +1931,8 @@
             </w:pPr>
             <w:r>
               <w:rPr>
-                <w:rStyle w:val="25"/>
-                <w:rFonts w:hint="eastAsia" w:ascii="微软雅黑" w:hAnsi="微软雅黑" w:eastAsia="微软雅黑" w:cs="微软雅黑"/>
+                <w:rStyle w:val="Strong"/>
+                <w:rFonts w:ascii="微软雅黑" w:eastAsia="微软雅黑" w:hAnsi="微软雅黑" w:cs="微软雅黑" w:hint="eastAsia"/>
                 <w:b w:val="0"/>
                 <w:bCs/>
                 <w:i w:val="0"/>
@@ -1982,10 +1955,10 @@
           <w:tcPr>
             <w:tcW w:w="1205" w:type="dxa"/>
             <w:tcBorders>
-              <w:top w:val="single" w:color="auto" w:sz="4" w:space="0"/>
-              <w:left w:val="single" w:color="auto" w:sz="4" w:space="0"/>
+              <w:top w:val="single" w:sz="4" w:space="0" w:color="auto"/>
+              <w:left w:val="single" w:sz="4" w:space="0" w:color="auto"/>
               <w:bottom w:val="nil"/>
-              <w:right w:val="single" w:color="auto" w:sz="12" w:space="0"/>
+              <w:right w:val="single" w:sz="12" w:space="0" w:color="auto"/>
             </w:tcBorders>
             <w:tcMar>
               <w:top w:w="-1" w:type="dxa"/>
@@ -2011,12 +1984,12 @@
               <w:adjustRightInd w:val="0"/>
               <w:snapToGrid w:val="0"/>
               <w:spacing w:line="240" w:lineRule="auto"/>
-              <w:ind w:left="0" w:leftChars="0" w:right="0" w:rightChars="0" w:firstLine="0" w:firstLineChars="0"/>
+              <w:ind w:left="0" w:right="0" w:firstLine="0" w:leftChars="0" w:rightChars="0" w:firstLineChars="0"/>
               <w:jc w:val="center"/>
               <w:textAlignment w:val="baseline"/>
               <w:rPr>
-                <w:rStyle w:val="25"/>
-                <w:rFonts w:hint="default" w:ascii="微软雅黑" w:hAnsi="微软雅黑" w:eastAsia="微软雅黑" w:cs="微软雅黑"/>
+                <w:rStyle w:val="Strong"/>
+                <w:rFonts w:ascii="微软雅黑" w:eastAsia="微软雅黑" w:hAnsi="微软雅黑" w:cs="微软雅黑" w:hint="default"/>
                 <w:b w:val="0"/>
                 <w:bCs/>
                 <w:i w:val="0"/>
@@ -2037,14 +2010,8 @@
       </w:tr>
       <w:tr>
         <w:tblPrEx>
-          <w:tblBorders>
-            <w:top w:val="none" w:color="auto" w:sz="0" w:space="0"/>
-            <w:left w:val="none" w:color="auto" w:sz="0" w:space="0"/>
-            <w:bottom w:val="none" w:color="auto" w:sz="0" w:space="0"/>
-            <w:right w:val="none" w:color="auto" w:sz="0" w:space="0"/>
-            <w:insideH w:val="none" w:color="auto" w:sz="0" w:space="0"/>
-            <w:insideV w:val="none" w:color="auto" w:sz="0" w:space="0"/>
-          </w:tblBorders>
+          <w:tblW w:w="8519" w:type="dxa"/>
+          <w:jc w:val="center"/>
           <w:tblCellMar>
             <w:top w:w="0" w:type="dxa"/>
             <w:left w:w="108" w:type="dxa"/>
@@ -2053,15 +2020,15 @@
           </w:tblCellMar>
         </w:tblPrEx>
         <w:trPr>
-          <w:trHeight w:val="0" w:hRule="atLeast"/>
+          <w:trHeight w:val="0"/>
           <w:jc w:val="center"/>
         </w:trPr>
         <w:tc>
           <w:tcPr>
             <w:tcW w:w="0" w:type="auto"/>
             <w:tcBorders>
-              <w:top w:val="single" w:color="auto" w:sz="4" w:space="0"/>
-              <w:left w:val="single" w:color="auto" w:sz="12" w:space="0"/>
+              <w:top w:val="single" w:sz="4" w:space="0" w:color="auto"/>
+              <w:left w:val="single" w:sz="12" w:space="0" w:color="auto"/>
               <w:bottom w:val="nil"/>
               <w:right w:val="nil"/>
             </w:tcBorders>
@@ -2089,12 +2056,12 @@
               <w:adjustRightInd w:val="0"/>
               <w:snapToGrid w:val="0"/>
               <w:spacing w:line="240" w:lineRule="auto"/>
-              <w:ind w:left="0" w:leftChars="0" w:right="0" w:rightChars="0" w:firstLine="0" w:firstLineChars="0"/>
+              <w:ind w:left="0" w:right="0" w:firstLine="0" w:leftChars="0" w:rightChars="0" w:firstLineChars="0"/>
               <w:jc w:val="center"/>
               <w:textAlignment w:val="baseline"/>
               <w:rPr>
-                <w:rStyle w:val="25"/>
-                <w:rFonts w:hint="default" w:ascii="微软雅黑" w:hAnsi="微软雅黑" w:eastAsia="微软雅黑" w:cs="微软雅黑"/>
+                <w:rStyle w:val="Strong"/>
+                <w:rFonts w:ascii="微软雅黑" w:eastAsia="微软雅黑" w:hAnsi="微软雅黑" w:cs="微软雅黑" w:hint="default"/>
                 <w:b w:val="0"/>
                 <w:bCs/>
                 <w:i w:val="0"/>
@@ -2116,8 +2083,8 @@
           <w:tcPr>
             <w:tcW w:w="0" w:type="auto"/>
             <w:tcBorders>
-              <w:top w:val="single" w:color="auto" w:sz="4" w:space="0"/>
-              <w:left w:val="single" w:color="auto" w:sz="4" w:space="0"/>
+              <w:top w:val="single" w:sz="4" w:space="0" w:color="auto"/>
+              <w:left w:val="single" w:sz="4" w:space="0" w:color="auto"/>
               <w:bottom w:val="nil"/>
               <w:right w:val="nil"/>
             </w:tcBorders>
@@ -2145,12 +2112,12 @@
               <w:adjustRightInd w:val="0"/>
               <w:snapToGrid w:val="0"/>
               <w:spacing w:line="240" w:lineRule="auto"/>
-              <w:ind w:left="0" w:leftChars="0" w:right="0" w:rightChars="0" w:firstLine="0" w:firstLineChars="0"/>
+              <w:ind w:left="0" w:right="0" w:firstLine="0" w:leftChars="0" w:rightChars="0" w:firstLineChars="0"/>
               <w:jc w:val="center"/>
               <w:textAlignment w:val="baseline"/>
               <w:rPr>
-                <w:rStyle w:val="25"/>
-                <w:rFonts w:hint="default" w:ascii="微软雅黑" w:hAnsi="微软雅黑" w:eastAsia="微软雅黑" w:cs="微软雅黑"/>
+                <w:rStyle w:val="Strong"/>
+                <w:rFonts w:ascii="微软雅黑" w:eastAsia="微软雅黑" w:hAnsi="微软雅黑" w:cs="微软雅黑" w:hint="default"/>
                 <w:b w:val="0"/>
                 <w:bCs/>
                 <w:i w:val="0"/>
@@ -2172,8 +2139,8 @@
           <w:tcPr>
             <w:tcW w:w="0" w:type="auto"/>
             <w:tcBorders>
-              <w:top w:val="single" w:color="auto" w:sz="4" w:space="0"/>
-              <w:left w:val="single" w:color="auto" w:sz="4" w:space="0"/>
+              <w:top w:val="single" w:sz="4" w:space="0" w:color="auto"/>
+              <w:left w:val="single" w:sz="4" w:space="0" w:color="auto"/>
               <w:bottom w:val="nil"/>
               <w:right w:val="nil"/>
             </w:tcBorders>
@@ -2201,12 +2168,12 @@
               <w:adjustRightInd w:val="0"/>
               <w:snapToGrid w:val="0"/>
               <w:spacing w:line="240" w:lineRule="auto"/>
-              <w:ind w:left="0" w:leftChars="0" w:right="0" w:rightChars="0" w:firstLine="0" w:firstLineChars="0"/>
+              <w:ind w:left="0" w:right="0" w:firstLine="0" w:leftChars="0" w:rightChars="0" w:firstLineChars="0"/>
               <w:jc w:val="center"/>
               <w:textAlignment w:val="baseline"/>
               <w:rPr>
-                <w:rStyle w:val="25"/>
-                <w:rFonts w:hint="default" w:ascii="微软雅黑" w:hAnsi="微软雅黑" w:eastAsia="微软雅黑" w:cs="微软雅黑"/>
+                <w:rStyle w:val="Strong"/>
+                <w:rFonts w:ascii="微软雅黑" w:eastAsia="微软雅黑" w:hAnsi="微软雅黑" w:cs="微软雅黑" w:hint="default"/>
                 <w:b w:val="0"/>
                 <w:bCs/>
                 <w:i w:val="0"/>
@@ -2228,8 +2195,8 @@
           <w:tcPr>
             <w:tcW w:w="0" w:type="auto"/>
             <w:tcBorders>
-              <w:top w:val="single" w:color="auto" w:sz="4" w:space="0"/>
-              <w:left w:val="single" w:color="auto" w:sz="4" w:space="0"/>
+              <w:top w:val="single" w:sz="4" w:space="0" w:color="auto"/>
+              <w:left w:val="single" w:sz="4" w:space="0" w:color="auto"/>
               <w:bottom w:val="nil"/>
               <w:right w:val="nil"/>
             </w:tcBorders>
@@ -2257,12 +2224,12 @@
               <w:adjustRightInd w:val="0"/>
               <w:snapToGrid w:val="0"/>
               <w:spacing w:line="240" w:lineRule="auto"/>
-              <w:ind w:left="0" w:leftChars="0" w:right="0" w:rightChars="0" w:firstLine="0" w:firstLineChars="0"/>
+              <w:ind w:left="0" w:right="0" w:firstLine="0" w:leftChars="0" w:rightChars="0" w:firstLineChars="0"/>
               <w:jc w:val="center"/>
               <w:textAlignment w:val="baseline"/>
               <w:rPr>
-                <w:rStyle w:val="25"/>
-                <w:rFonts w:hint="default" w:ascii="微软雅黑" w:hAnsi="微软雅黑" w:eastAsia="微软雅黑" w:cs="微软雅黑"/>
+                <w:rStyle w:val="Strong"/>
+                <w:rFonts w:ascii="微软雅黑" w:eastAsia="微软雅黑" w:hAnsi="微软雅黑" w:cs="微软雅黑" w:hint="default"/>
                 <w:b w:val="0"/>
                 <w:bCs/>
                 <w:i w:val="0"/>
@@ -2284,10 +2251,10 @@
           <w:tcPr>
             <w:tcW w:w="1205" w:type="dxa"/>
             <w:tcBorders>
-              <w:top w:val="single" w:color="auto" w:sz="4" w:space="0"/>
-              <w:left w:val="single" w:color="auto" w:sz="4" w:space="0"/>
+              <w:top w:val="single" w:sz="4" w:space="0" w:color="auto"/>
+              <w:left w:val="single" w:sz="4" w:space="0" w:color="auto"/>
               <w:bottom w:val="nil"/>
-              <w:right w:val="single" w:color="auto" w:sz="12" w:space="0"/>
+              <w:right w:val="single" w:sz="12" w:space="0" w:color="auto"/>
             </w:tcBorders>
             <w:tcMar>
               <w:top w:w="-1" w:type="dxa"/>
@@ -2313,12 +2280,12 @@
               <w:adjustRightInd w:val="0"/>
               <w:snapToGrid w:val="0"/>
               <w:spacing w:line="240" w:lineRule="auto"/>
-              <w:ind w:left="0" w:leftChars="0" w:right="0" w:rightChars="0" w:firstLine="0" w:firstLineChars="0"/>
+              <w:ind w:left="0" w:right="0" w:firstLine="0" w:leftChars="0" w:rightChars="0" w:firstLineChars="0"/>
               <w:jc w:val="center"/>
               <w:textAlignment w:val="baseline"/>
               <w:rPr>
-                <w:rStyle w:val="25"/>
-                <w:rFonts w:hint="default" w:ascii="微软雅黑" w:hAnsi="微软雅黑" w:eastAsia="微软雅黑" w:cs="微软雅黑"/>
+                <w:rStyle w:val="Strong"/>
+                <w:rFonts w:ascii="微软雅黑" w:eastAsia="微软雅黑" w:hAnsi="微软雅黑" w:cs="微软雅黑" w:hint="default"/>
                 <w:b w:val="0"/>
                 <w:bCs/>
                 <w:i w:val="0"/>
@@ -2339,14 +2306,8 @@
       </w:tr>
       <w:tr>
         <w:tblPrEx>
-          <w:tblBorders>
-            <w:top w:val="none" w:color="auto" w:sz="0" w:space="0"/>
-            <w:left w:val="none" w:color="auto" w:sz="0" w:space="0"/>
-            <w:bottom w:val="none" w:color="auto" w:sz="0" w:space="0"/>
-            <w:right w:val="none" w:color="auto" w:sz="0" w:space="0"/>
-            <w:insideH w:val="none" w:color="auto" w:sz="0" w:space="0"/>
-            <w:insideV w:val="none" w:color="auto" w:sz="0" w:space="0"/>
-          </w:tblBorders>
+          <w:tblW w:w="8519" w:type="dxa"/>
+          <w:jc w:val="center"/>
           <w:tblCellMar>
             <w:top w:w="0" w:type="dxa"/>
             <w:left w:w="108" w:type="dxa"/>
@@ -2355,15 +2316,15 @@
           </w:tblCellMar>
         </w:tblPrEx>
         <w:trPr>
-          <w:trHeight w:val="0" w:hRule="atLeast"/>
+          <w:trHeight w:val="0"/>
           <w:jc w:val="center"/>
         </w:trPr>
         <w:tc>
           <w:tcPr>
             <w:tcW w:w="0" w:type="auto"/>
             <w:tcBorders>
-              <w:top w:val="single" w:color="auto" w:sz="4" w:space="0"/>
-              <w:left w:val="single" w:color="auto" w:sz="12" w:space="0"/>
+              <w:top w:val="single" w:sz="4" w:space="0" w:color="auto"/>
+              <w:left w:val="single" w:sz="12" w:space="0" w:color="auto"/>
               <w:bottom w:val="nil"/>
               <w:right w:val="nil"/>
             </w:tcBorders>
@@ -2391,12 +2352,12 @@
               <w:adjustRightInd w:val="0"/>
               <w:snapToGrid w:val="0"/>
               <w:spacing w:line="240" w:lineRule="auto"/>
-              <w:ind w:left="0" w:leftChars="0" w:right="0" w:rightChars="0" w:firstLine="0" w:firstLineChars="0"/>
+              <w:ind w:left="0" w:right="0" w:firstLine="0" w:leftChars="0" w:rightChars="0" w:firstLineChars="0"/>
               <w:jc w:val="center"/>
               <w:textAlignment w:val="baseline"/>
               <w:rPr>
-                <w:rStyle w:val="25"/>
-                <w:rFonts w:hint="default" w:ascii="微软雅黑" w:hAnsi="微软雅黑" w:eastAsia="微软雅黑" w:cs="微软雅黑"/>
+                <w:rStyle w:val="Strong"/>
+                <w:rFonts w:ascii="微软雅黑" w:eastAsia="微软雅黑" w:hAnsi="微软雅黑" w:cs="微软雅黑" w:hint="default"/>
                 <w:b w:val="0"/>
                 <w:bCs/>
                 <w:i w:val="0"/>
@@ -2418,8 +2379,8 @@
           <w:tcPr>
             <w:tcW w:w="0" w:type="auto"/>
             <w:tcBorders>
-              <w:top w:val="single" w:color="auto" w:sz="4" w:space="0"/>
-              <w:left w:val="single" w:color="auto" w:sz="4" w:space="0"/>
+              <w:top w:val="single" w:sz="4" w:space="0" w:color="auto"/>
+              <w:left w:val="single" w:sz="4" w:space="0" w:color="auto"/>
               <w:bottom w:val="nil"/>
               <w:right w:val="nil"/>
             </w:tcBorders>
@@ -2447,12 +2408,12 @@
               <w:adjustRightInd w:val="0"/>
               <w:snapToGrid w:val="0"/>
               <w:spacing w:line="240" w:lineRule="auto"/>
-              <w:ind w:left="0" w:leftChars="0" w:right="0" w:rightChars="0" w:firstLine="0" w:firstLineChars="0"/>
+              <w:ind w:left="0" w:right="0" w:firstLine="0" w:leftChars="0" w:rightChars="0" w:firstLineChars="0"/>
               <w:jc w:val="center"/>
               <w:textAlignment w:val="baseline"/>
               <w:rPr>
-                <w:rStyle w:val="25"/>
-                <w:rFonts w:hint="default" w:ascii="微软雅黑" w:hAnsi="微软雅黑" w:eastAsia="微软雅黑" w:cs="微软雅黑"/>
+                <w:rStyle w:val="Strong"/>
+                <w:rFonts w:ascii="微软雅黑" w:eastAsia="微软雅黑" w:hAnsi="微软雅黑" w:cs="微软雅黑" w:hint="default"/>
                 <w:b w:val="0"/>
                 <w:bCs/>
                 <w:i w:val="0"/>
@@ -2474,8 +2435,8 @@
           <w:tcPr>
             <w:tcW w:w="0" w:type="auto"/>
             <w:tcBorders>
-              <w:top w:val="single" w:color="auto" w:sz="4" w:space="0"/>
-              <w:left w:val="single" w:color="auto" w:sz="4" w:space="0"/>
+              <w:top w:val="single" w:sz="4" w:space="0" w:color="auto"/>
+              <w:left w:val="single" w:sz="4" w:space="0" w:color="auto"/>
               <w:bottom w:val="nil"/>
               <w:right w:val="nil"/>
             </w:tcBorders>
@@ -2503,12 +2464,12 @@
               <w:adjustRightInd w:val="0"/>
               <w:snapToGrid w:val="0"/>
               <w:spacing w:line="240" w:lineRule="auto"/>
-              <w:ind w:left="0" w:leftChars="0" w:right="0" w:rightChars="0" w:firstLine="0" w:firstLineChars="0"/>
+              <w:ind w:left="0" w:right="0" w:firstLine="0" w:leftChars="0" w:rightChars="0" w:firstLineChars="0"/>
               <w:jc w:val="center"/>
               <w:textAlignment w:val="baseline"/>
               <w:rPr>
-                <w:rStyle w:val="25"/>
-                <w:rFonts w:hint="default" w:ascii="微软雅黑" w:hAnsi="微软雅黑" w:eastAsia="微软雅黑" w:cs="微软雅黑"/>
+                <w:rStyle w:val="Strong"/>
+                <w:rFonts w:ascii="微软雅黑" w:eastAsia="微软雅黑" w:hAnsi="微软雅黑" w:cs="微软雅黑" w:hint="default"/>
                 <w:b w:val="0"/>
                 <w:bCs/>
                 <w:i w:val="0"/>
@@ -2530,8 +2491,8 @@
           <w:tcPr>
             <w:tcW w:w="0" w:type="auto"/>
             <w:tcBorders>
-              <w:top w:val="single" w:color="auto" w:sz="4" w:space="0"/>
-              <w:left w:val="single" w:color="auto" w:sz="4" w:space="0"/>
+              <w:top w:val="single" w:sz="4" w:space="0" w:color="auto"/>
+              <w:left w:val="single" w:sz="4" w:space="0" w:color="auto"/>
               <w:bottom w:val="nil"/>
               <w:right w:val="nil"/>
             </w:tcBorders>
@@ -2559,12 +2520,12 @@
               <w:adjustRightInd w:val="0"/>
               <w:snapToGrid w:val="0"/>
               <w:spacing w:line="240" w:lineRule="auto"/>
-              <w:ind w:left="0" w:leftChars="0" w:right="0" w:rightChars="0" w:firstLine="0" w:firstLineChars="0"/>
+              <w:ind w:left="0" w:right="0" w:firstLine="0" w:leftChars="0" w:rightChars="0" w:firstLineChars="0"/>
               <w:jc w:val="center"/>
               <w:textAlignment w:val="baseline"/>
               <w:rPr>
-                <w:rStyle w:val="25"/>
-                <w:rFonts w:hint="default" w:ascii="微软雅黑" w:hAnsi="微软雅黑" w:eastAsia="微软雅黑" w:cs="微软雅黑"/>
+                <w:rStyle w:val="Strong"/>
+                <w:rFonts w:ascii="微软雅黑" w:eastAsia="微软雅黑" w:hAnsi="微软雅黑" w:cs="微软雅黑" w:hint="default"/>
                 <w:b w:val="0"/>
                 <w:bCs/>
                 <w:i w:val="0"/>
@@ -2586,10 +2547,10 @@
           <w:tcPr>
             <w:tcW w:w="1205" w:type="dxa"/>
             <w:tcBorders>
-              <w:top w:val="single" w:color="auto" w:sz="4" w:space="0"/>
-              <w:left w:val="single" w:color="auto" w:sz="4" w:space="0"/>
+              <w:top w:val="single" w:sz="4" w:space="0" w:color="auto"/>
+              <w:left w:val="single" w:sz="4" w:space="0" w:color="auto"/>
               <w:bottom w:val="nil"/>
-              <w:right w:val="single" w:color="auto" w:sz="12" w:space="0"/>
+              <w:right w:val="single" w:sz="12" w:space="0" w:color="auto"/>
             </w:tcBorders>
             <w:tcMar>
               <w:top w:w="-1" w:type="dxa"/>
@@ -2615,12 +2576,12 @@
               <w:adjustRightInd w:val="0"/>
               <w:snapToGrid w:val="0"/>
               <w:spacing w:line="240" w:lineRule="auto"/>
-              <w:ind w:left="0" w:leftChars="0" w:right="0" w:rightChars="0" w:firstLine="0" w:firstLineChars="0"/>
+              <w:ind w:left="0" w:right="0" w:firstLine="0" w:leftChars="0" w:rightChars="0" w:firstLineChars="0"/>
               <w:jc w:val="center"/>
               <w:textAlignment w:val="baseline"/>
               <w:rPr>
-                <w:rStyle w:val="25"/>
-                <w:rFonts w:hint="default" w:ascii="微软雅黑" w:hAnsi="微软雅黑" w:eastAsia="微软雅黑" w:cs="微软雅黑"/>
+                <w:rStyle w:val="Strong"/>
+                <w:rFonts w:ascii="微软雅黑" w:eastAsia="微软雅黑" w:hAnsi="微软雅黑" w:cs="微软雅黑" w:hint="default"/>
                 <w:b w:val="0"/>
                 <w:bCs/>
                 <w:i w:val="0"/>
@@ -2641,14 +2602,8 @@
       </w:tr>
       <w:tr>
         <w:tblPrEx>
-          <w:tblBorders>
-            <w:top w:val="none" w:color="auto" w:sz="0" w:space="0"/>
-            <w:left w:val="none" w:color="auto" w:sz="0" w:space="0"/>
-            <w:bottom w:val="none" w:color="auto" w:sz="0" w:space="0"/>
-            <w:right w:val="none" w:color="auto" w:sz="0" w:space="0"/>
-            <w:insideH w:val="none" w:color="auto" w:sz="0" w:space="0"/>
-            <w:insideV w:val="none" w:color="auto" w:sz="0" w:space="0"/>
-          </w:tblBorders>
+          <w:tblW w:w="8519" w:type="dxa"/>
+          <w:jc w:val="center"/>
           <w:tblCellMar>
             <w:top w:w="0" w:type="dxa"/>
             <w:left w:w="108" w:type="dxa"/>
@@ -2657,16 +2612,16 @@
           </w:tblCellMar>
         </w:tblPrEx>
         <w:trPr>
-          <w:trHeight w:val="0" w:hRule="atLeast"/>
+          <w:trHeight w:val="0"/>
           <w:jc w:val="center"/>
         </w:trPr>
         <w:tc>
           <w:tcPr>
             <w:tcW w:w="1621" w:type="dxa"/>
             <w:tcBorders>
-              <w:top w:val="single" w:color="auto" w:sz="4" w:space="0"/>
-              <w:left w:val="single" w:color="auto" w:sz="12" w:space="0"/>
-              <w:bottom w:val="single" w:color="auto" w:sz="12" w:space="0"/>
+              <w:top w:val="single" w:sz="4" w:space="0" w:color="auto"/>
+              <w:left w:val="single" w:sz="12" w:space="0" w:color="auto"/>
+              <w:bottom w:val="single" w:sz="12" w:space="0" w:color="auto"/>
               <w:right w:val="nil"/>
             </w:tcBorders>
             <w:tcMar>
@@ -2693,12 +2648,12 @@
               <w:adjustRightInd w:val="0"/>
               <w:snapToGrid w:val="0"/>
               <w:spacing w:line="240" w:lineRule="auto"/>
-              <w:ind w:left="0" w:leftChars="0" w:right="0" w:rightChars="0" w:firstLine="0" w:firstLineChars="0"/>
+              <w:ind w:left="0" w:right="0" w:firstLine="0" w:leftChars="0" w:rightChars="0" w:firstLineChars="0"/>
               <w:jc w:val="center"/>
               <w:textAlignment w:val="baseline"/>
               <w:rPr>
-                <w:rStyle w:val="25"/>
-                <w:rFonts w:hint="default" w:ascii="微软雅黑" w:hAnsi="微软雅黑" w:eastAsia="微软雅黑" w:cs="微软雅黑"/>
+                <w:rStyle w:val="Strong"/>
+                <w:rFonts w:ascii="微软雅黑" w:eastAsia="微软雅黑" w:hAnsi="微软雅黑" w:cs="微软雅黑" w:hint="default"/>
                 <w:b w:val="0"/>
                 <w:bCs/>
                 <w:i w:val="0"/>
@@ -2720,9 +2675,9 @@
           <w:tcPr>
             <w:tcW w:w="2036" w:type="dxa"/>
             <w:tcBorders>
-              <w:top w:val="single" w:color="auto" w:sz="4" w:space="0"/>
-              <w:left w:val="single" w:color="auto" w:sz="4" w:space="0"/>
-              <w:bottom w:val="single" w:color="auto" w:sz="12" w:space="0"/>
+              <w:top w:val="single" w:sz="4" w:space="0" w:color="auto"/>
+              <w:left w:val="single" w:sz="4" w:space="0" w:color="auto"/>
+              <w:bottom w:val="single" w:sz="12" w:space="0" w:color="auto"/>
               <w:right w:val="nil"/>
             </w:tcBorders>
             <w:tcMar>
@@ -2749,12 +2704,12 @@
               <w:adjustRightInd w:val="0"/>
               <w:snapToGrid w:val="0"/>
               <w:spacing w:line="240" w:lineRule="auto"/>
-              <w:ind w:left="0" w:leftChars="0" w:right="0" w:rightChars="0" w:firstLine="0" w:firstLineChars="0"/>
+              <w:ind w:left="0" w:right="0" w:firstLine="0" w:leftChars="0" w:rightChars="0" w:firstLineChars="0"/>
               <w:jc w:val="center"/>
               <w:textAlignment w:val="baseline"/>
               <w:rPr>
-                <w:rStyle w:val="25"/>
-                <w:rFonts w:hint="default" w:ascii="微软雅黑" w:hAnsi="微软雅黑" w:eastAsia="微软雅黑" w:cs="微软雅黑"/>
+                <w:rStyle w:val="Strong"/>
+                <w:rFonts w:ascii="微软雅黑" w:eastAsia="微软雅黑" w:hAnsi="微软雅黑" w:cs="微软雅黑" w:hint="default"/>
                 <w:b w:val="0"/>
                 <w:bCs/>
                 <w:i w:val="0"/>
@@ -2776,9 +2731,9 @@
           <w:tcPr>
             <w:tcW w:w="1621" w:type="dxa"/>
             <w:tcBorders>
-              <w:top w:val="single" w:color="auto" w:sz="4" w:space="0"/>
-              <w:left w:val="single" w:color="auto" w:sz="4" w:space="0"/>
-              <w:bottom w:val="single" w:color="auto" w:sz="12" w:space="0"/>
+              <w:top w:val="single" w:sz="4" w:space="0" w:color="auto"/>
+              <w:left w:val="single" w:sz="4" w:space="0" w:color="auto"/>
+              <w:bottom w:val="single" w:sz="12" w:space="0" w:color="auto"/>
               <w:right w:val="nil"/>
             </w:tcBorders>
             <w:tcMar>
@@ -2805,12 +2760,12 @@
               <w:adjustRightInd w:val="0"/>
               <w:snapToGrid w:val="0"/>
               <w:spacing w:line="240" w:lineRule="auto"/>
-              <w:ind w:left="0" w:leftChars="0" w:right="0" w:rightChars="0" w:firstLine="0" w:firstLineChars="0"/>
+              <w:ind w:left="0" w:right="0" w:firstLine="0" w:leftChars="0" w:rightChars="0" w:firstLineChars="0"/>
               <w:jc w:val="center"/>
               <w:textAlignment w:val="baseline"/>
               <w:rPr>
-                <w:rStyle w:val="25"/>
-                <w:rFonts w:hint="default" w:ascii="微软雅黑" w:hAnsi="微软雅黑" w:eastAsia="微软雅黑" w:cs="微软雅黑"/>
+                <w:rStyle w:val="Strong"/>
+                <w:rFonts w:ascii="微软雅黑" w:eastAsia="微软雅黑" w:hAnsi="微软雅黑" w:cs="微软雅黑" w:hint="default"/>
                 <w:b w:val="0"/>
                 <w:bCs/>
                 <w:i w:val="0"/>
@@ -2832,9 +2787,9 @@
           <w:tcPr>
             <w:tcW w:w="2036" w:type="dxa"/>
             <w:tcBorders>
-              <w:top w:val="single" w:color="auto" w:sz="4" w:space="0"/>
-              <w:left w:val="single" w:color="auto" w:sz="4" w:space="0"/>
-              <w:bottom w:val="single" w:color="auto" w:sz="12" w:space="0"/>
+              <w:top w:val="single" w:sz="4" w:space="0" w:color="auto"/>
+              <w:left w:val="single" w:sz="4" w:space="0" w:color="auto"/>
+              <w:bottom w:val="single" w:sz="12" w:space="0" w:color="auto"/>
               <w:right w:val="nil"/>
             </w:tcBorders>
             <w:tcMar>
@@ -2861,12 +2816,12 @@
               <w:adjustRightInd w:val="0"/>
               <w:snapToGrid w:val="0"/>
               <w:spacing w:line="240" w:lineRule="auto"/>
-              <w:ind w:left="0" w:leftChars="0" w:right="0" w:rightChars="0" w:firstLine="0" w:firstLineChars="0"/>
+              <w:ind w:left="0" w:right="0" w:firstLine="0" w:leftChars="0" w:rightChars="0" w:firstLineChars="0"/>
               <w:jc w:val="center"/>
               <w:textAlignment w:val="baseline"/>
               <w:rPr>
-                <w:rStyle w:val="25"/>
-                <w:rFonts w:hint="default" w:ascii="微软雅黑" w:hAnsi="微软雅黑" w:eastAsia="微软雅黑" w:cs="微软雅黑"/>
+                <w:rStyle w:val="Strong"/>
+                <w:rFonts w:ascii="微软雅黑" w:eastAsia="微软雅黑" w:hAnsi="微软雅黑" w:cs="微软雅黑" w:hint="default"/>
                 <w:b w:val="0"/>
                 <w:bCs/>
                 <w:i w:val="0"/>
@@ -2888,10 +2843,10 @@
           <w:tcPr>
             <w:tcW w:w="1205" w:type="dxa"/>
             <w:tcBorders>
-              <w:top w:val="single" w:color="auto" w:sz="4" w:space="0"/>
-              <w:left w:val="single" w:color="auto" w:sz="4" w:space="0"/>
-              <w:bottom w:val="single" w:color="auto" w:sz="12" w:space="0"/>
-              <w:right w:val="single" w:color="auto" w:sz="12" w:space="0"/>
+              <w:top w:val="single" w:sz="4" w:space="0" w:color="auto"/>
+              <w:left w:val="single" w:sz="4" w:space="0" w:color="auto"/>
+              <w:bottom w:val="single" w:sz="12" w:space="0" w:color="auto"/>
+              <w:right w:val="single" w:sz="12" w:space="0" w:color="auto"/>
             </w:tcBorders>
             <w:tcMar>
               <w:top w:w="-1" w:type="dxa"/>
@@ -2917,12 +2872,12 @@
               <w:adjustRightInd w:val="0"/>
               <w:snapToGrid w:val="0"/>
               <w:spacing w:line="240" w:lineRule="auto"/>
-              <w:ind w:left="0" w:leftChars="0" w:right="0" w:rightChars="0" w:firstLine="0" w:firstLineChars="0"/>
+              <w:ind w:left="0" w:right="0" w:firstLine="0" w:leftChars="0" w:rightChars="0" w:firstLineChars="0"/>
               <w:jc w:val="center"/>
               <w:textAlignment w:val="baseline"/>
               <w:rPr>
-                <w:rStyle w:val="25"/>
-                <w:rFonts w:hint="default" w:ascii="微软雅黑" w:hAnsi="微软雅黑" w:eastAsia="微软雅黑" w:cs="微软雅黑"/>
+                <w:rStyle w:val="Strong"/>
+                <w:rFonts w:ascii="微软雅黑" w:eastAsia="微软雅黑" w:hAnsi="微软雅黑" w:cs="微软雅黑" w:hint="default"/>
                 <w:b w:val="0"/>
                 <w:bCs/>
                 <w:i w:val="0"/>
@@ -2961,8 +2916,8 @@
       </w:pPr>
       <w:r>
         <w:rPr>
-          <w:rStyle w:val="25"/>
-          <w:rFonts w:hint="default" w:ascii="微软雅黑" w:hAnsi="微软雅黑" w:eastAsia="微软雅黑" w:cs="微软雅黑"/>
+          <w:rStyle w:val="Strong"/>
+          <w:rFonts w:ascii="微软雅黑" w:eastAsia="微软雅黑" w:hAnsi="微软雅黑" w:cs="微软雅黑" w:hint="default"/>
           <w:b w:val="0"/>
           <w:bCs/>
           <w:i w:val="0"/>
@@ -2982,7 +2937,7 @@
     <w:sdt>
       <w:sdtPr>
         <w:rPr>
-          <w:rFonts w:ascii="宋体" w:hAnsi="宋体" w:eastAsia="宋体" w:cs="Arial"/>
+          <w:rFonts w:ascii="宋体" w:eastAsia="宋体" w:hAnsi="宋体" w:cs="Arial"/>
           <w:snapToGrid w:val="0"/>
           <w:color w:val="000000"/>
           <w:kern w:val="0"/>
@@ -2998,7 +2953,7 @@
       </w:sdtPr>
       <w:sdtEndPr>
         <w:rPr>
-          <w:rFonts w:ascii="宋体" w:hAnsi="宋体" w:eastAsia="宋体" w:cs="Arial"/>
+          <w:rFonts w:ascii="宋体" w:eastAsia="宋体" w:hAnsi="宋体" w:cs="Arial"/>
           <w:snapToGrid w:val="0"/>
           <w:color w:val="000000"/>
           <w:kern w:val="0"/>
@@ -3024,13 +2979,13 @@
             <w:adjustRightInd w:val="0"/>
             <w:snapToGrid w:val="0"/>
             <w:spacing w:before="0" w:beforeLines="0" w:after="0" w:afterLines="0" w:line="240" w:lineRule="auto"/>
-            <w:ind w:left="0" w:leftChars="0" w:right="0" w:rightChars="0" w:firstLine="0" w:firstLineChars="0"/>
+            <w:ind w:left="0" w:right="0" w:firstLine="0" w:leftChars="0" w:rightChars="0" w:firstLineChars="0"/>
             <w:jc w:val="center"/>
             <w:textAlignment w:val="baseline"/>
           </w:pPr>
           <w:r>
             <w:rPr>
-              <w:rFonts w:ascii="宋体" w:hAnsi="宋体" w:eastAsia="宋体"/>
+              <w:rFonts w:ascii="宋体" w:eastAsia="宋体" w:hAnsi="宋体"/>
               <w:sz w:val="21"/>
             </w:rPr>
             <w:t>目录</w:t>
@@ -3038,7 +2993,7 @@
         </w:p>
         <w:p>
           <w:pPr>
-            <w:pStyle w:val="16"/>
+            <w:pStyle w:val="TOC1"/>
             <w:tabs>
               <w:tab w:val="right" w:leader="dot" w:pos="8306"/>
             </w:tabs>
@@ -3094,7 +3049,7 @@
         </w:p>
         <w:p>
           <w:pPr>
-            <w:pStyle w:val="16"/>
+            <w:pStyle w:val="TOC1"/>
             <w:tabs>
               <w:tab w:val="right" w:leader="dot" w:pos="8306"/>
             </w:tabs>
@@ -3141,7 +3096,7 @@
         </w:p>
         <w:p>
           <w:pPr>
-            <w:pStyle w:val="16"/>
+            <w:pStyle w:val="TOC1"/>
             <w:tabs>
               <w:tab w:val="right" w:leader="dot" w:pos="8306"/>
             </w:tabs>
@@ -3188,7 +3143,7 @@
         </w:p>
         <w:p>
           <w:pPr>
-            <w:pStyle w:val="16"/>
+            <w:pStyle w:val="TOC1"/>
             <w:tabs>
               <w:tab w:val="right" w:leader="dot" w:pos="8306"/>
             </w:tabs>
@@ -3235,7 +3190,7 @@
         </w:p>
         <w:p>
           <w:pPr>
-            <w:pStyle w:val="16"/>
+            <w:pStyle w:val="TOC1"/>
             <w:tabs>
               <w:tab w:val="right" w:leader="dot" w:pos="8306"/>
             </w:tabs>
@@ -3282,7 +3237,7 @@
         </w:p>
         <w:p>
           <w:pPr>
-            <w:pStyle w:val="16"/>
+            <w:pStyle w:val="TOC1"/>
             <w:tabs>
               <w:tab w:val="right" w:leader="dot" w:pos="8306"/>
             </w:tabs>
@@ -3329,7 +3284,7 @@
         </w:p>
         <w:p>
           <w:pPr>
-            <w:pStyle w:val="16"/>
+            <w:pStyle w:val="TOC1"/>
             <w:tabs>
               <w:tab w:val="right" w:leader="dot" w:pos="8306"/>
             </w:tabs>
@@ -3376,7 +3331,7 @@
         </w:p>
         <w:p>
           <w:pPr>
-            <w:pStyle w:val="18"/>
+            <w:pStyle w:val="TOC2"/>
             <w:tabs>
               <w:tab w:val="right" w:leader="dot" w:pos="8306"/>
             </w:tabs>
@@ -3423,7 +3378,7 @@
         </w:p>
         <w:p>
           <w:pPr>
-            <w:pStyle w:val="18"/>
+            <w:pStyle w:val="TOC2"/>
             <w:tabs>
               <w:tab w:val="right" w:leader="dot" w:pos="8306"/>
             </w:tabs>
@@ -3470,7 +3425,7 @@
         </w:p>
         <w:p>
           <w:pPr>
-            <w:pStyle w:val="18"/>
+            <w:pStyle w:val="TOC2"/>
             <w:tabs>
               <w:tab w:val="right" w:leader="dot" w:pos="8306"/>
             </w:tabs>
@@ -3517,7 +3472,7 @@
         </w:p>
         <w:p>
           <w:pPr>
-            <w:pStyle w:val="13"/>
+            <w:pStyle w:val="TOC3"/>
             <w:tabs>
               <w:tab w:val="right" w:leader="dot" w:pos="8306"/>
             </w:tabs>
@@ -3564,7 +3519,7 @@
         </w:p>
         <w:p>
           <w:pPr>
-            <w:pStyle w:val="13"/>
+            <w:pStyle w:val="TOC3"/>
             <w:tabs>
               <w:tab w:val="right" w:leader="dot" w:pos="8306"/>
             </w:tabs>
@@ -3611,7 +3566,7 @@
         </w:p>
         <w:p>
           <w:pPr>
-            <w:pStyle w:val="13"/>
+            <w:pStyle w:val="TOC3"/>
             <w:tabs>
               <w:tab w:val="right" w:leader="dot" w:pos="8306"/>
             </w:tabs>
@@ -3658,7 +3613,7 @@
         </w:p>
         <w:p>
           <w:pPr>
-            <w:pStyle w:val="16"/>
+            <w:pStyle w:val="TOC1"/>
             <w:tabs>
               <w:tab w:val="right" w:leader="dot" w:pos="8306"/>
             </w:tabs>
@@ -3720,7 +3675,7 @@
             <w:snapToGrid w:val="0"/>
             <w:textAlignment w:val="baseline"/>
             <w:rPr>
-              <w:rFonts w:ascii="宋体" w:hAnsi="宋体" w:eastAsia="宋体" w:cs="Arial"/>
+              <w:rFonts w:ascii="宋体" w:eastAsia="宋体" w:hAnsi="宋体" w:cs="Arial"/>
               <w:snapToGrid w:val="0"/>
               <w:color w:val="000000"/>
               <w:kern w:val="0"/>
@@ -3753,7 +3708,7 @@
         <w:jc w:val="center"/>
         <w:textAlignment w:val="baseline"/>
         <w:rPr>
-          <w:rFonts w:hint="eastAsia" w:ascii="宋体" w:hAnsi="宋体" w:cs="Arial"/>
+          <w:rFonts w:ascii="宋体" w:hAnsi="宋体" w:cs="Arial" w:hint="eastAsia"/>
           <w:snapToGrid w:val="0"/>
           <w:color w:val="000000"/>
           <w:kern w:val="0"/>
@@ -3764,7 +3719,7 @@
       </w:pPr>
       <w:r>
         <w:rPr>
-          <w:rFonts w:hint="eastAsia" w:ascii="宋体" w:hAnsi="宋体" w:cs="Arial"/>
+          <w:rFonts w:ascii="宋体" w:hAnsi="宋体" w:cs="Arial" w:hint="eastAsia"/>
           <w:snapToGrid w:val="0"/>
           <w:color w:val="000000"/>
           <w:kern w:val="0"/>
@@ -3777,14 +3732,14 @@
     </w:p>
     <w:p>
       <w:pPr>
-        <w:pStyle w:val="17"/>
+        <w:pStyle w:val="TableofFigures"/>
         <w:tabs>
           <w:tab w:val="right" w:leader="dot" w:pos="8306"/>
         </w:tabs>
       </w:pPr>
       <w:r>
         <w:rPr>
-          <w:rFonts w:hint="default" w:ascii="宋体" w:hAnsi="宋体" w:cs="Arial"/>
+          <w:rFonts w:ascii="宋体" w:hAnsi="宋体" w:cs="Arial" w:hint="default"/>
           <w:snapToGrid w:val="0"/>
           <w:color w:val="000000"/>
           <w:kern w:val="0"/>
@@ -3796,7 +3751,7 @@
       </w:r>
       <w:r>
         <w:rPr>
-          <w:rFonts w:hint="default" w:ascii="宋体" w:hAnsi="宋体" w:cs="Arial"/>
+          <w:rFonts w:ascii="宋体" w:hAnsi="宋体" w:cs="Arial" w:hint="default"/>
           <w:snapToGrid w:val="0"/>
           <w:color w:val="000000"/>
           <w:kern w:val="0"/>
@@ -3804,11 +3759,11 @@
           <w:szCs w:val="21"/>
           <w:lang w:val="en-US" w:eastAsia="zh-CN" w:bidi="ar-SA"/>
         </w:rPr>
-        <w:instrText xml:space="preserve">TOC \h \c "表"</w:instrText>
-      </w:r>
-      <w:r>
-        <w:rPr>
-          <w:rFonts w:hint="default" w:ascii="宋体" w:hAnsi="宋体" w:cs="Arial"/>
+        <w:instrText>TOC \h \c "表"</w:instrText>
+      </w:r>
+      <w:r>
+        <w:rPr>
+          <w:rFonts w:ascii="宋体" w:hAnsi="宋体" w:cs="Arial" w:hint="default"/>
           <w:snapToGrid w:val="0"/>
           <w:color w:val="000000"/>
           <w:kern w:val="0"/>
@@ -3820,7 +3775,7 @@
       </w:r>
       <w:r>
         <w:rPr>
-          <w:rFonts w:hint="default" w:ascii="宋体" w:hAnsi="宋体" w:cs="Arial"/>
+          <w:rFonts w:ascii="宋体" w:hAnsi="宋体" w:cs="Arial" w:hint="default"/>
           <w:snapToGrid w:val="0"/>
           <w:color w:val="000000"/>
           <w:kern w:val="0"/>
@@ -3831,7 +3786,7 @@
       </w:r>
       <w:r>
         <w:rPr>
-          <w:rFonts w:hint="default" w:ascii="宋体" w:hAnsi="宋体" w:cs="Arial"/>
+          <w:rFonts w:ascii="宋体" w:hAnsi="宋体" w:cs="Arial" w:hint="default"/>
           <w:snapToGrid w:val="0"/>
           <w:kern w:val="0"/>
           <w:szCs w:val="21"/>
@@ -3841,7 +3796,7 @@
       </w:r>
       <w:r>
         <w:rPr>
-          <w:rFonts w:hint="default" w:ascii="宋体" w:hAnsi="宋体" w:cs="Arial"/>
+          <w:rFonts w:ascii="宋体" w:hAnsi="宋体" w:cs="Arial" w:hint="default"/>
           <w:snapToGrid w:val="0"/>
           <w:kern w:val="0"/>
           <w:szCs w:val="21"/>
@@ -3900,7 +3855,7 @@
       </w:r>
       <w:r>
         <w:rPr>
-          <w:rFonts w:hint="default" w:ascii="宋体" w:hAnsi="宋体" w:cs="Arial"/>
+          <w:rFonts w:ascii="宋体" w:hAnsi="宋体" w:cs="Arial" w:hint="default"/>
           <w:snapToGrid w:val="0"/>
           <w:color w:val="000000"/>
           <w:kern w:val="0"/>
@@ -3912,14 +3867,14 @@
     </w:p>
     <w:p>
       <w:pPr>
-        <w:pStyle w:val="17"/>
+        <w:pStyle w:val="TableofFigures"/>
         <w:tabs>
           <w:tab w:val="right" w:leader="dot" w:pos="8306"/>
         </w:tabs>
       </w:pPr>
       <w:r>
         <w:rPr>
-          <w:rFonts w:hint="default" w:ascii="宋体" w:hAnsi="宋体" w:cs="Arial"/>
+          <w:rFonts w:ascii="宋体" w:hAnsi="宋体" w:cs="Arial" w:hint="default"/>
           <w:snapToGrid w:val="0"/>
           <w:color w:val="000000"/>
           <w:kern w:val="0"/>
@@ -3930,7 +3885,7 @@
       </w:r>
       <w:r>
         <w:rPr>
-          <w:rFonts w:hint="default" w:ascii="宋体" w:hAnsi="宋体" w:cs="Arial"/>
+          <w:rFonts w:ascii="宋体" w:hAnsi="宋体" w:cs="Arial" w:hint="default"/>
           <w:snapToGrid w:val="0"/>
           <w:kern w:val="0"/>
           <w:szCs w:val="21"/>
@@ -3940,7 +3895,7 @@
       </w:r>
       <w:r>
         <w:rPr>
-          <w:rFonts w:hint="default" w:ascii="宋体" w:hAnsi="宋体" w:cs="Arial"/>
+          <w:rFonts w:ascii="宋体" w:hAnsi="宋体" w:cs="Arial" w:hint="default"/>
           <w:snapToGrid w:val="0"/>
           <w:kern w:val="0"/>
           <w:szCs w:val="21"/>
@@ -3999,7 +3954,7 @@
       </w:r>
       <w:r>
         <w:rPr>
-          <w:rFonts w:hint="default" w:ascii="宋体" w:hAnsi="宋体" w:cs="Arial"/>
+          <w:rFonts w:ascii="宋体" w:hAnsi="宋体" w:cs="Arial" w:hint="default"/>
           <w:snapToGrid w:val="0"/>
           <w:color w:val="000000"/>
           <w:kern w:val="0"/>
@@ -4011,14 +3966,14 @@
     </w:p>
     <w:p>
       <w:pPr>
-        <w:pStyle w:val="17"/>
+        <w:pStyle w:val="TableofFigures"/>
         <w:tabs>
           <w:tab w:val="right" w:leader="dot" w:pos="8306"/>
         </w:tabs>
       </w:pPr>
       <w:r>
         <w:rPr>
-          <w:rFonts w:hint="default" w:ascii="宋体" w:hAnsi="宋体" w:cs="Arial"/>
+          <w:rFonts w:ascii="宋体" w:hAnsi="宋体" w:cs="Arial" w:hint="default"/>
           <w:snapToGrid w:val="0"/>
           <w:color w:val="000000"/>
           <w:kern w:val="0"/>
@@ -4029,7 +3984,7 @@
       </w:r>
       <w:r>
         <w:rPr>
-          <w:rFonts w:hint="default" w:ascii="宋体" w:hAnsi="宋体" w:cs="Arial"/>
+          <w:rFonts w:ascii="宋体" w:hAnsi="宋体" w:cs="Arial" w:hint="default"/>
           <w:snapToGrid w:val="0"/>
           <w:kern w:val="0"/>
           <w:szCs w:val="21"/>
@@ -4039,7 +3994,7 @@
       </w:r>
       <w:r>
         <w:rPr>
-          <w:rFonts w:hint="default" w:ascii="宋体" w:hAnsi="宋体" w:cs="Arial"/>
+          <w:rFonts w:ascii="宋体" w:hAnsi="宋体" w:cs="Arial" w:hint="default"/>
           <w:snapToGrid w:val="0"/>
           <w:kern w:val="0"/>
           <w:szCs w:val="21"/>
@@ -4108,7 +4063,7 @@
       </w:r>
       <w:r>
         <w:rPr>
-          <w:rFonts w:hint="default" w:ascii="宋体" w:hAnsi="宋体" w:cs="Arial"/>
+          <w:rFonts w:ascii="宋体" w:hAnsi="宋体" w:cs="Arial" w:hint="default"/>
           <w:snapToGrid w:val="0"/>
           <w:color w:val="000000"/>
           <w:kern w:val="0"/>
@@ -4120,14 +4075,14 @@
     </w:p>
     <w:p>
       <w:pPr>
-        <w:pStyle w:val="17"/>
+        <w:pStyle w:val="TableofFigures"/>
         <w:tabs>
           <w:tab w:val="right" w:leader="dot" w:pos="8306"/>
         </w:tabs>
       </w:pPr>
       <w:r>
         <w:rPr>
-          <w:rFonts w:hint="default" w:ascii="宋体" w:hAnsi="宋体" w:cs="Arial"/>
+          <w:rFonts w:ascii="宋体" w:hAnsi="宋体" w:cs="Arial" w:hint="default"/>
           <w:snapToGrid w:val="0"/>
           <w:color w:val="000000"/>
           <w:kern w:val="0"/>
@@ -4138,7 +4093,7 @@
       </w:r>
       <w:r>
         <w:rPr>
-          <w:rFonts w:hint="default" w:ascii="宋体" w:hAnsi="宋体" w:cs="Arial"/>
+          <w:rFonts w:ascii="宋体" w:hAnsi="宋体" w:cs="Arial" w:hint="default"/>
           <w:snapToGrid w:val="0"/>
           <w:kern w:val="0"/>
           <w:szCs w:val="21"/>
@@ -4148,7 +4103,7 @@
       </w:r>
       <w:r>
         <w:rPr>
-          <w:rFonts w:hint="default" w:ascii="宋体" w:hAnsi="宋体" w:cs="Arial"/>
+          <w:rFonts w:ascii="宋体" w:hAnsi="宋体" w:cs="Arial" w:hint="default"/>
           <w:snapToGrid w:val="0"/>
           <w:kern w:val="0"/>
           <w:szCs w:val="21"/>
@@ -4207,7 +4162,7 @@
       </w:r>
       <w:r>
         <w:rPr>
-          <w:rFonts w:hint="default" w:ascii="宋体" w:hAnsi="宋体" w:cs="Arial"/>
+          <w:rFonts w:ascii="宋体" w:hAnsi="宋体" w:cs="Arial" w:hint="default"/>
           <w:snapToGrid w:val="0"/>
           <w:color w:val="000000"/>
           <w:kern w:val="0"/>
@@ -4235,7 +4190,7 @@
         <w:jc w:val="center"/>
         <w:textAlignment w:val="baseline"/>
         <w:rPr>
-          <w:rFonts w:hint="eastAsia" w:ascii="宋体" w:hAnsi="宋体" w:cs="Arial"/>
+          <w:rFonts w:ascii="宋体" w:hAnsi="宋体" w:cs="Arial" w:hint="eastAsia"/>
           <w:snapToGrid w:val="0"/>
           <w:color w:val="000000"/>
           <w:kern w:val="0"/>
@@ -4245,7 +4200,7 @@
       </w:pPr>
       <w:r>
         <w:rPr>
-          <w:rFonts w:hint="default" w:ascii="宋体" w:hAnsi="宋体" w:cs="Arial"/>
+          <w:rFonts w:ascii="宋体" w:hAnsi="宋体" w:cs="Arial" w:hint="default"/>
           <w:snapToGrid w:val="0"/>
           <w:color w:val="000000"/>
           <w:kern w:val="0"/>
@@ -4256,7 +4211,7 @@
       </w:r>
       <w:r>
         <w:rPr>
-          <w:rFonts w:hint="eastAsia" w:ascii="宋体" w:hAnsi="宋体" w:cs="Arial"/>
+          <w:rFonts w:ascii="宋体" w:hAnsi="宋体" w:cs="Arial" w:hint="eastAsia"/>
           <w:snapToGrid w:val="0"/>
           <w:color w:val="000000"/>
           <w:kern w:val="0"/>
@@ -4268,14 +4223,14 @@
     </w:p>
     <w:p>
       <w:pPr>
-        <w:pStyle w:val="17"/>
+        <w:pStyle w:val="TableofFigures"/>
         <w:tabs>
           <w:tab w:val="right" w:leader="dot" w:pos="8306"/>
         </w:tabs>
       </w:pPr>
       <w:r>
         <w:rPr>
-          <w:rFonts w:hint="default" w:ascii="宋体" w:hAnsi="宋体" w:cs="Arial"/>
+          <w:rFonts w:ascii="宋体" w:hAnsi="宋体" w:cs="Arial" w:hint="default"/>
           <w:snapToGrid w:val="0"/>
           <w:color w:val="000000"/>
           <w:kern w:val="0"/>
@@ -4286,18 +4241,18 @@
       </w:r>
       <w:r>
         <w:rPr>
-          <w:rFonts w:hint="default" w:ascii="宋体" w:hAnsi="宋体" w:cs="Arial"/>
+          <w:rFonts w:ascii="宋体" w:hAnsi="宋体" w:cs="Arial" w:hint="default"/>
           <w:snapToGrid w:val="0"/>
           <w:color w:val="000000"/>
           <w:kern w:val="0"/>
           <w:szCs w:val="21"/>
           <w:lang w:val="en-US" w:eastAsia="zh-CN" w:bidi="ar-SA"/>
         </w:rPr>
-        <w:instrText xml:space="preserve">TOC \h \c "图"</w:instrText>
-      </w:r>
-      <w:r>
-        <w:rPr>
-          <w:rFonts w:hint="default" w:ascii="宋体" w:hAnsi="宋体" w:cs="Arial"/>
+        <w:instrText>TOC \h \c "图"</w:instrText>
+      </w:r>
+      <w:r>
+        <w:rPr>
+          <w:rFonts w:ascii="宋体" w:hAnsi="宋体" w:cs="Arial" w:hint="default"/>
           <w:snapToGrid w:val="0"/>
           <w:color w:val="000000"/>
           <w:kern w:val="0"/>
@@ -4308,7 +4263,7 @@
       </w:r>
       <w:r>
         <w:rPr>
-          <w:rFonts w:hint="default" w:ascii="宋体" w:hAnsi="宋体" w:cs="Arial"/>
+          <w:rFonts w:ascii="宋体" w:hAnsi="宋体" w:cs="Arial" w:hint="default"/>
           <w:snapToGrid w:val="0"/>
           <w:color w:val="000000"/>
           <w:kern w:val="0"/>
@@ -4319,7 +4274,7 @@
       </w:r>
       <w:r>
         <w:rPr>
-          <w:rFonts w:hint="default" w:ascii="宋体" w:hAnsi="宋体" w:cs="Arial"/>
+          <w:rFonts w:ascii="宋体" w:hAnsi="宋体" w:cs="Arial" w:hint="default"/>
           <w:snapToGrid w:val="0"/>
           <w:kern w:val="0"/>
           <w:szCs w:val="21"/>
@@ -4329,7 +4284,7 @@
       </w:r>
       <w:r>
         <w:rPr>
-          <w:rFonts w:hint="default" w:ascii="宋体" w:hAnsi="宋体" w:cs="Arial"/>
+          <w:rFonts w:ascii="宋体" w:hAnsi="宋体" w:cs="Arial" w:hint="default"/>
           <w:snapToGrid w:val="0"/>
           <w:kern w:val="0"/>
           <w:szCs w:val="21"/>
@@ -4388,7 +4343,7 @@
       </w:r>
       <w:r>
         <w:rPr>
-          <w:rFonts w:hint="default" w:ascii="宋体" w:hAnsi="宋体" w:cs="Arial"/>
+          <w:rFonts w:ascii="宋体" w:hAnsi="宋体" w:cs="Arial" w:hint="default"/>
           <w:snapToGrid w:val="0"/>
           <w:color w:val="000000"/>
           <w:kern w:val="0"/>
@@ -4400,14 +4355,14 @@
     </w:p>
     <w:p>
       <w:pPr>
-        <w:pStyle w:val="17"/>
+        <w:pStyle w:val="TableofFigures"/>
         <w:tabs>
           <w:tab w:val="right" w:leader="dot" w:pos="8306"/>
         </w:tabs>
       </w:pPr>
       <w:r>
         <w:rPr>
-          <w:rFonts w:hint="default" w:ascii="宋体" w:hAnsi="宋体" w:cs="Arial"/>
+          <w:rFonts w:ascii="宋体" w:hAnsi="宋体" w:cs="Arial" w:hint="default"/>
           <w:snapToGrid w:val="0"/>
           <w:color w:val="000000"/>
           <w:kern w:val="0"/>
@@ -4418,7 +4373,7 @@
       </w:r>
       <w:r>
         <w:rPr>
-          <w:rFonts w:hint="default" w:ascii="宋体" w:hAnsi="宋体" w:cs="Arial"/>
+          <w:rFonts w:ascii="宋体" w:hAnsi="宋体" w:cs="Arial" w:hint="default"/>
           <w:snapToGrid w:val="0"/>
           <w:kern w:val="0"/>
           <w:szCs w:val="21"/>
@@ -4428,7 +4383,7 @@
       </w:r>
       <w:r>
         <w:rPr>
-          <w:rFonts w:hint="default" w:ascii="宋体" w:hAnsi="宋体" w:cs="Arial"/>
+          <w:rFonts w:ascii="宋体" w:hAnsi="宋体" w:cs="Arial" w:hint="default"/>
           <w:snapToGrid w:val="0"/>
           <w:kern w:val="0"/>
           <w:szCs w:val="21"/>
@@ -4487,7 +4442,7 @@
       </w:r>
       <w:r>
         <w:rPr>
-          <w:rFonts w:hint="default" w:ascii="宋体" w:hAnsi="宋体" w:cs="Arial"/>
+          <w:rFonts w:ascii="宋体" w:hAnsi="宋体" w:cs="Arial" w:hint="default"/>
           <w:snapToGrid w:val="0"/>
           <w:color w:val="000000"/>
           <w:kern w:val="0"/>
@@ -4499,14 +4454,14 @@
     </w:p>
     <w:p>
       <w:pPr>
-        <w:pStyle w:val="17"/>
+        <w:pStyle w:val="TableofFigures"/>
         <w:tabs>
           <w:tab w:val="right" w:leader="dot" w:pos="8306"/>
         </w:tabs>
       </w:pPr>
       <w:r>
         <w:rPr>
-          <w:rFonts w:hint="default" w:ascii="宋体" w:hAnsi="宋体" w:cs="Arial"/>
+          <w:rFonts w:ascii="宋体" w:hAnsi="宋体" w:cs="Arial" w:hint="default"/>
           <w:snapToGrid w:val="0"/>
           <w:color w:val="000000"/>
           <w:kern w:val="0"/>
@@ -4517,7 +4472,7 @@
       </w:r>
       <w:r>
         <w:rPr>
-          <w:rFonts w:hint="default" w:ascii="宋体" w:hAnsi="宋体" w:cs="Arial"/>
+          <w:rFonts w:ascii="宋体" w:hAnsi="宋体" w:cs="Arial" w:hint="default"/>
           <w:snapToGrid w:val="0"/>
           <w:kern w:val="0"/>
           <w:szCs w:val="21"/>
@@ -4527,7 +4482,7 @@
       </w:r>
       <w:r>
         <w:rPr>
-          <w:rFonts w:hint="default" w:ascii="宋体" w:hAnsi="宋体" w:cs="Arial"/>
+          <w:rFonts w:ascii="宋体" w:hAnsi="宋体" w:cs="Arial" w:hint="default"/>
           <w:snapToGrid w:val="0"/>
           <w:kern w:val="0"/>
           <w:szCs w:val="21"/>
@@ -4586,7 +4541,7 @@
       </w:r>
       <w:r>
         <w:rPr>
-          <w:rFonts w:hint="default" w:ascii="宋体" w:hAnsi="宋体" w:cs="Arial"/>
+          <w:rFonts w:ascii="宋体" w:hAnsi="宋体" w:cs="Arial" w:hint="default"/>
           <w:snapToGrid w:val="0"/>
           <w:color w:val="000000"/>
           <w:kern w:val="0"/>
@@ -4598,14 +4553,14 @@
     </w:p>
     <w:p>
       <w:pPr>
-        <w:pStyle w:val="17"/>
+        <w:pStyle w:val="TableofFigures"/>
         <w:tabs>
           <w:tab w:val="right" w:leader="dot" w:pos="8306"/>
         </w:tabs>
       </w:pPr>
       <w:r>
         <w:rPr>
-          <w:rFonts w:hint="default" w:ascii="宋体" w:hAnsi="宋体" w:cs="Arial"/>
+          <w:rFonts w:ascii="宋体" w:hAnsi="宋体" w:cs="Arial" w:hint="default"/>
           <w:snapToGrid w:val="0"/>
           <w:color w:val="000000"/>
           <w:kern w:val="0"/>
@@ -4616,7 +4571,7 @@
       </w:r>
       <w:r>
         <w:rPr>
-          <w:rFonts w:hint="default" w:ascii="宋体" w:hAnsi="宋体" w:cs="Arial"/>
+          <w:rFonts w:ascii="宋体" w:hAnsi="宋体" w:cs="Arial" w:hint="default"/>
           <w:snapToGrid w:val="0"/>
           <w:kern w:val="0"/>
           <w:szCs w:val="21"/>
@@ -4626,7 +4581,7 @@
       </w:r>
       <w:r>
         <w:rPr>
-          <w:rFonts w:hint="default" w:ascii="宋体" w:hAnsi="宋体" w:cs="Arial"/>
+          <w:rFonts w:ascii="宋体" w:hAnsi="宋体" w:cs="Arial" w:hint="default"/>
           <w:snapToGrid w:val="0"/>
           <w:kern w:val="0"/>
           <w:szCs w:val="21"/>
@@ -4685,7 +4640,7 @@
       </w:r>
       <w:r>
         <w:rPr>
-          <w:rFonts w:hint="default" w:ascii="宋体" w:hAnsi="宋体" w:cs="Arial"/>
+          <w:rFonts w:ascii="宋体" w:hAnsi="宋体" w:cs="Arial" w:hint="default"/>
           <w:snapToGrid w:val="0"/>
           <w:color w:val="000000"/>
           <w:kern w:val="0"/>
@@ -4697,14 +4652,14 @@
     </w:p>
     <w:p>
       <w:pPr>
-        <w:pStyle w:val="17"/>
+        <w:pStyle w:val="TableofFigures"/>
         <w:tabs>
           <w:tab w:val="right" w:leader="dot" w:pos="8306"/>
         </w:tabs>
       </w:pPr>
       <w:r>
         <w:rPr>
-          <w:rFonts w:hint="default" w:ascii="宋体" w:hAnsi="宋体" w:cs="Arial"/>
+          <w:rFonts w:ascii="宋体" w:hAnsi="宋体" w:cs="Arial" w:hint="default"/>
           <w:snapToGrid w:val="0"/>
           <w:color w:val="000000"/>
           <w:kern w:val="0"/>
@@ -4715,7 +4670,7 @@
       </w:r>
       <w:r>
         <w:rPr>
-          <w:rFonts w:hint="default" w:ascii="宋体" w:hAnsi="宋体" w:cs="Arial"/>
+          <w:rFonts w:ascii="宋体" w:hAnsi="宋体" w:cs="Arial" w:hint="default"/>
           <w:snapToGrid w:val="0"/>
           <w:kern w:val="0"/>
           <w:szCs w:val="21"/>
@@ -4725,7 +4680,7 @@
       </w:r>
       <w:r>
         <w:rPr>
-          <w:rFonts w:hint="default" w:ascii="宋体" w:hAnsi="宋体" w:cs="Arial"/>
+          <w:rFonts w:ascii="宋体" w:hAnsi="宋体" w:cs="Arial" w:hint="default"/>
           <w:snapToGrid w:val="0"/>
           <w:kern w:val="0"/>
           <w:szCs w:val="21"/>
@@ -4784,7 +4739,7 @@
       </w:r>
       <w:r>
         <w:rPr>
-          <w:rFonts w:hint="default" w:ascii="宋体" w:hAnsi="宋体" w:cs="Arial"/>
+          <w:rFonts w:ascii="宋体" w:hAnsi="宋体" w:cs="Arial" w:hint="default"/>
           <w:snapToGrid w:val="0"/>
           <w:color w:val="000000"/>
           <w:kern w:val="0"/>
@@ -4812,7 +4767,7 @@
         <w:jc w:val="center"/>
         <w:textAlignment w:val="baseline"/>
         <w:rPr>
-          <w:rFonts w:hint="default" w:ascii="宋体" w:hAnsi="宋体" w:cs="Arial"/>
+          <w:rFonts w:ascii="宋体" w:hAnsi="宋体" w:cs="Arial" w:hint="default"/>
           <w:snapToGrid w:val="0"/>
           <w:color w:val="000000"/>
           <w:kern w:val="0"/>
@@ -4822,7 +4777,7 @@
       </w:pPr>
       <w:r>
         <w:rPr>
-          <w:rFonts w:hint="default" w:ascii="宋体" w:hAnsi="宋体" w:cs="Arial"/>
+          <w:rFonts w:ascii="宋体" w:hAnsi="宋体" w:cs="Arial" w:hint="default"/>
           <w:snapToGrid w:val="0"/>
           <w:color w:val="000000"/>
           <w:kern w:val="0"/>
@@ -4863,7 +4818,7 @@
     </w:p>
     <w:p>
       <w:pPr>
-        <w:pStyle w:val="30"/>
+        <w:pStyle w:val="1"/>
         <w:bidi w:val="0"/>
       </w:pPr>
       <w:bookmarkStart w:id="1" w:name="_Toc9672"/>
@@ -4876,7 +4831,7 @@
     </w:p>
     <w:p>
       <w:pPr>
-        <w:pStyle w:val="31"/>
+        <w:pStyle w:val="a1"/>
         <w:bidi w:val="0"/>
       </w:pPr>
       <w:r>
@@ -4885,7 +4840,7 @@
     </w:p>
     <w:p>
       <w:pPr>
-        <w:pStyle w:val="30"/>
+        <w:pStyle w:val="1"/>
         <w:bidi w:val="0"/>
       </w:pPr>
       <w:bookmarkStart w:id="3" w:name="_Toc7701"/>
@@ -4898,7 +4853,7 @@
     </w:p>
     <w:p>
       <w:pPr>
-        <w:pStyle w:val="31"/>
+        <w:pStyle w:val="a1"/>
         <w:keepNext w:val="0"/>
         <w:keepLines w:val="0"/>
         <w:pageBreakBefore w:val="0"/>
@@ -4948,7 +4903,7 @@
           <w:rFonts w:hint="eastAsia"/>
           <w:lang w:val="en-US" w:eastAsia="zh-CN"/>
         </w:rPr>
-        <w:instrText xml:space="preserve">"柴_标题1"\n</w:instrText>
+        <w:instrText>"柴_标题1"\n</w:instrText>
       </w:r>
       <w:r>
         <w:instrText xml:space="preserve"> \s</w:instrText>
@@ -4965,7 +4920,7 @@
           <w:rFonts w:hint="eastAsia"/>
           <w:lang w:val="en-US" w:eastAsia="zh-CN"/>
         </w:rPr>
-        <w:instrText xml:space="preserve">* Charformat</w:instrText>
+        <w:instrText>* Charformat</w:instrText>
       </w:r>
       <w:r>
         <w:rPr>
@@ -5051,18 +5006,17 @@
     </w:p>
     <w:tbl>
       <w:tblPr>
-        <w:tblStyle w:val="22"/>
+        <w:tblStyle w:val="TableNormal"/>
         <w:tblW w:w="8522" w:type="dxa"/>
         <w:jc w:val="center"/>
         <w:tblBorders>
-          <w:top w:val="none" w:color="auto" w:sz="0" w:space="0"/>
-          <w:left w:val="none" w:color="auto" w:sz="0" w:space="0"/>
-          <w:bottom w:val="none" w:color="auto" w:sz="0" w:space="0"/>
-          <w:right w:val="none" w:color="auto" w:sz="0" w:space="0"/>
-          <w:insideH w:val="none" w:color="auto" w:sz="0" w:space="0"/>
-          <w:insideV w:val="none" w:color="auto" w:sz="0" w:space="0"/>
+          <w:top w:val="nil"/>
+          <w:left w:val="nil"/>
+          <w:bottom w:val="nil"/>
+          <w:right w:val="nil"/>
+          <w:insideH w:val="nil"/>
+          <w:insideV w:val="nil"/>
         </w:tblBorders>
-        <w:tblLayout w:type="autofit"/>
         <w:tblCellMar>
           <w:top w:w="0" w:type="dxa"/>
           <w:left w:w="10" w:type="dxa"/>
@@ -5076,13 +5030,15 @@
       </w:tblGrid>
       <w:tr>
         <w:tblPrEx>
+          <w:tblW w:w="8522" w:type="dxa"/>
+          <w:jc w:val="center"/>
           <w:tblBorders>
-            <w:top w:val="none" w:color="auto" w:sz="0" w:space="0"/>
-            <w:left w:val="none" w:color="auto" w:sz="0" w:space="0"/>
-            <w:bottom w:val="none" w:color="auto" w:sz="0" w:space="0"/>
-            <w:right w:val="none" w:color="auto" w:sz="0" w:space="0"/>
-            <w:insideH w:val="none" w:color="auto" w:sz="0" w:space="0"/>
-            <w:insideV w:val="none" w:color="auto" w:sz="0" w:space="0"/>
+            <w:top w:val="nil"/>
+            <w:left w:val="nil"/>
+            <w:bottom w:val="nil"/>
+            <w:right w:val="nil"/>
+            <w:insideH w:val="nil"/>
+            <w:insideV w:val="nil"/>
           </w:tblBorders>
           <w:tblCellMar>
             <w:top w:w="0" w:type="dxa"/>
@@ -5092,7 +5048,7 @@
           </w:tblCellMar>
         </w:tblPrEx>
         <w:trPr>
-          <w:trHeight w:val="0" w:hRule="atLeast"/>
+          <w:trHeight w:val="0"/>
           <w:tblHeader/>
           <w:jc w:val="center"/>
         </w:trPr>
@@ -5100,8 +5056,8 @@
           <w:tcPr>
             <w:tcW w:w="1953" w:type="dxa"/>
             <w:tcBorders>
-              <w:top w:val="single" w:color="auto" w:sz="12" w:space="0"/>
-              <w:left w:val="single" w:color="auto" w:sz="12" w:space="0"/>
+              <w:top w:val="single" w:sz="12" w:space="0" w:color="auto"/>
+              <w:left w:val="single" w:sz="12" w:space="0" w:color="auto"/>
               <w:bottom w:val="nil"/>
               <w:right w:val="nil"/>
             </w:tcBorders>
@@ -5114,7 +5070,7 @@
           </w:tcPr>
           <w:p>
             <w:pPr>
-              <w:pStyle w:val="31"/>
+              <w:pStyle w:val="a1"/>
               <w:bidi w:val="0"/>
               <w:snapToGrid w:val="0"/>
             </w:pPr>
@@ -5127,10 +5083,10 @@
           <w:tcPr>
             <w:tcW w:w="6569" w:type="dxa"/>
             <w:tcBorders>
-              <w:top w:val="single" w:color="auto" w:sz="12" w:space="0"/>
-              <w:left w:val="single" w:color="auto" w:sz="4" w:space="0"/>
+              <w:top w:val="single" w:sz="12" w:space="0" w:color="auto"/>
+              <w:left w:val="single" w:sz="4" w:space="0" w:color="auto"/>
               <w:bottom w:val="nil"/>
-              <w:right w:val="single" w:color="auto" w:sz="12" w:space="0"/>
+              <w:right w:val="single" w:sz="12" w:space="0" w:color="auto"/>
             </w:tcBorders>
             <w:tcMar>
               <w:top w:w="60" w:type="dxa"/>
@@ -5141,7 +5097,7 @@
           </w:tcPr>
           <w:p>
             <w:pPr>
-              <w:pStyle w:val="31"/>
+              <w:pStyle w:val="a1"/>
               <w:bidi w:val="0"/>
               <w:snapToGrid w:val="0"/>
             </w:pPr>
@@ -5153,14 +5109,8 @@
       </w:tr>
       <w:tr>
         <w:tblPrEx>
-          <w:tblBorders>
-            <w:top w:val="none" w:color="auto" w:sz="0" w:space="0"/>
-            <w:left w:val="none" w:color="auto" w:sz="0" w:space="0"/>
-            <w:bottom w:val="none" w:color="auto" w:sz="0" w:space="0"/>
-            <w:right w:val="none" w:color="auto" w:sz="0" w:space="0"/>
-            <w:insideH w:val="none" w:color="auto" w:sz="0" w:space="0"/>
-            <w:insideV w:val="none" w:color="auto" w:sz="0" w:space="0"/>
-          </w:tblBorders>
+          <w:tblW w:w="8522" w:type="dxa"/>
+          <w:jc w:val="center"/>
           <w:tblCellMar>
             <w:top w:w="0" w:type="dxa"/>
             <w:left w:w="10" w:type="dxa"/>
@@ -5169,7 +5119,7 @@
           </w:tblCellMar>
         </w:tblPrEx>
         <w:trPr>
-          <w:trHeight w:val="0" w:hRule="atLeast"/>
+          <w:trHeight w:val="0"/>
           <w:tblHeader/>
           <w:jc w:val="center"/>
         </w:trPr>
@@ -5177,8 +5127,8 @@
           <w:tcPr>
             <w:tcW w:w="1953" w:type="dxa"/>
             <w:tcBorders>
-              <w:top w:val="single" w:color="auto" w:sz="4" w:space="0"/>
-              <w:left w:val="single" w:color="auto" w:sz="12" w:space="0"/>
+              <w:top w:val="single" w:sz="4" w:space="0" w:color="auto"/>
+              <w:left w:val="single" w:sz="12" w:space="0" w:color="auto"/>
               <w:bottom w:val="nil"/>
               <w:right w:val="nil"/>
             </w:tcBorders>
@@ -5198,7 +5148,7 @@
             </w:pPr>
             <w:r>
               <w:rPr>
-                <w:rFonts w:ascii="Arial" w:hAnsi="Arial" w:eastAsia="等线" w:cs="Arial"/>
+                <w:rFonts w:ascii="Arial" w:eastAsia="等线" w:hAnsi="Arial" w:cs="Arial"/>
                 <w:b/>
                 <w:sz w:val="22"/>
               </w:rPr>
@@ -5210,10 +5160,10 @@
           <w:tcPr>
             <w:tcW w:w="6569" w:type="dxa"/>
             <w:tcBorders>
-              <w:top w:val="single" w:color="auto" w:sz="4" w:space="0"/>
-              <w:left w:val="single" w:color="auto" w:sz="4" w:space="0"/>
+              <w:top w:val="single" w:sz="4" w:space="0" w:color="auto"/>
+              <w:left w:val="single" w:sz="4" w:space="0" w:color="auto"/>
               <w:bottom w:val="nil"/>
-              <w:right w:val="single" w:color="auto" w:sz="12" w:space="0"/>
+              <w:right w:val="single" w:sz="12" w:space="0" w:color="auto"/>
             </w:tcBorders>
             <w:tcMar>
               <w:top w:w="60" w:type="dxa"/>
@@ -5224,7 +5174,7 @@
           </w:tcPr>
           <w:p>
             <w:pPr>
-              <w:pStyle w:val="31"/>
+              <w:pStyle w:val="a1"/>
               <w:bidi w:val="0"/>
               <w:snapToGrid w:val="0"/>
             </w:pPr>
@@ -5256,14 +5206,8 @@
       </w:tr>
       <w:tr>
         <w:tblPrEx>
-          <w:tblBorders>
-            <w:top w:val="none" w:color="auto" w:sz="0" w:space="0"/>
-            <w:left w:val="none" w:color="auto" w:sz="0" w:space="0"/>
-            <w:bottom w:val="none" w:color="auto" w:sz="0" w:space="0"/>
-            <w:right w:val="none" w:color="auto" w:sz="0" w:space="0"/>
-            <w:insideH w:val="none" w:color="auto" w:sz="0" w:space="0"/>
-            <w:insideV w:val="none" w:color="auto" w:sz="0" w:space="0"/>
-          </w:tblBorders>
+          <w:tblW w:w="8522" w:type="dxa"/>
+          <w:jc w:val="center"/>
           <w:tblCellMar>
             <w:top w:w="0" w:type="dxa"/>
             <w:left w:w="10" w:type="dxa"/>
@@ -5272,7 +5216,7 @@
           </w:tblCellMar>
         </w:tblPrEx>
         <w:trPr>
-          <w:trHeight w:val="0" w:hRule="atLeast"/>
+          <w:trHeight w:val="0"/>
           <w:tblHeader/>
           <w:jc w:val="center"/>
         </w:trPr>
@@ -5280,8 +5224,8 @@
           <w:tcPr>
             <w:tcW w:w="1953" w:type="dxa"/>
             <w:tcBorders>
-              <w:top w:val="single" w:color="auto" w:sz="4" w:space="0"/>
-              <w:left w:val="single" w:color="auto" w:sz="12" w:space="0"/>
+              <w:top w:val="single" w:sz="4" w:space="0" w:color="auto"/>
+              <w:left w:val="single" w:sz="12" w:space="0" w:color="auto"/>
               <w:bottom w:val="nil"/>
               <w:right w:val="nil"/>
             </w:tcBorders>
@@ -5301,7 +5245,7 @@
             </w:pPr>
             <w:r>
               <w:rPr>
-                <w:rFonts w:ascii="Arial" w:hAnsi="Arial" w:eastAsia="等线" w:cs="Arial"/>
+                <w:rFonts w:ascii="Arial" w:eastAsia="等线" w:hAnsi="Arial" w:cs="Arial"/>
                 <w:b/>
                 <w:sz w:val="22"/>
               </w:rPr>
@@ -5313,10 +5257,10 @@
           <w:tcPr>
             <w:tcW w:w="6569" w:type="dxa"/>
             <w:tcBorders>
-              <w:top w:val="single" w:color="auto" w:sz="4" w:space="0"/>
-              <w:left w:val="single" w:color="auto" w:sz="4" w:space="0"/>
+              <w:top w:val="single" w:sz="4" w:space="0" w:color="auto"/>
+              <w:left w:val="single" w:sz="4" w:space="0" w:color="auto"/>
               <w:bottom w:val="nil"/>
-              <w:right w:val="single" w:color="auto" w:sz="12" w:space="0"/>
+              <w:right w:val="single" w:sz="12" w:space="0" w:color="auto"/>
             </w:tcBorders>
             <w:tcMar>
               <w:top w:w="60" w:type="dxa"/>
@@ -5327,7 +5271,7 @@
           </w:tcPr>
           <w:p>
             <w:pPr>
-              <w:pStyle w:val="31"/>
+              <w:pStyle w:val="a1"/>
               <w:bidi w:val="0"/>
               <w:snapToGrid w:val="0"/>
             </w:pPr>
@@ -5339,14 +5283,8 @@
       </w:tr>
       <w:tr>
         <w:tblPrEx>
-          <w:tblBorders>
-            <w:top w:val="none" w:color="auto" w:sz="0" w:space="0"/>
-            <w:left w:val="none" w:color="auto" w:sz="0" w:space="0"/>
-            <w:bottom w:val="none" w:color="auto" w:sz="0" w:space="0"/>
-            <w:right w:val="none" w:color="auto" w:sz="0" w:space="0"/>
-            <w:insideH w:val="none" w:color="auto" w:sz="0" w:space="0"/>
-            <w:insideV w:val="none" w:color="auto" w:sz="0" w:space="0"/>
-          </w:tblBorders>
+          <w:tblW w:w="8522" w:type="dxa"/>
+          <w:jc w:val="center"/>
           <w:tblCellMar>
             <w:top w:w="0" w:type="dxa"/>
             <w:left w:w="10" w:type="dxa"/>
@@ -5355,7 +5293,7 @@
           </w:tblCellMar>
         </w:tblPrEx>
         <w:trPr>
-          <w:trHeight w:val="0" w:hRule="atLeast"/>
+          <w:trHeight w:val="0"/>
           <w:tblHeader/>
           <w:jc w:val="center"/>
         </w:trPr>
@@ -5363,8 +5301,8 @@
           <w:tcPr>
             <w:tcW w:w="1953" w:type="dxa"/>
             <w:tcBorders>
-              <w:top w:val="single" w:color="auto" w:sz="4" w:space="0"/>
-              <w:left w:val="single" w:color="auto" w:sz="12" w:space="0"/>
+              <w:top w:val="single" w:sz="4" w:space="0" w:color="auto"/>
+              <w:left w:val="single" w:sz="12" w:space="0" w:color="auto"/>
               <w:bottom w:val="nil"/>
               <w:right w:val="nil"/>
             </w:tcBorders>
@@ -5384,7 +5322,7 @@
             </w:pPr>
             <w:r>
               <w:rPr>
-                <w:rFonts w:ascii="Arial" w:hAnsi="Arial" w:eastAsia="等线" w:cs="Arial"/>
+                <w:rFonts w:ascii="Arial" w:eastAsia="等线" w:hAnsi="Arial" w:cs="Arial"/>
                 <w:b/>
                 <w:sz w:val="22"/>
               </w:rPr>
@@ -5396,10 +5334,10 @@
           <w:tcPr>
             <w:tcW w:w="6569" w:type="dxa"/>
             <w:tcBorders>
-              <w:top w:val="single" w:color="auto" w:sz="4" w:space="0"/>
-              <w:left w:val="single" w:color="auto" w:sz="4" w:space="0"/>
+              <w:top w:val="single" w:sz="4" w:space="0" w:color="auto"/>
+              <w:left w:val="single" w:sz="4" w:space="0" w:color="auto"/>
               <w:bottom w:val="nil"/>
-              <w:right w:val="single" w:color="auto" w:sz="12" w:space="0"/>
+              <w:right w:val="single" w:sz="12" w:space="0" w:color="auto"/>
             </w:tcBorders>
             <w:tcMar>
               <w:top w:w="60" w:type="dxa"/>
@@ -5410,7 +5348,7 @@
           </w:tcPr>
           <w:p>
             <w:pPr>
-              <w:pStyle w:val="31"/>
+              <w:pStyle w:val="a1"/>
               <w:bidi w:val="0"/>
               <w:snapToGrid w:val="0"/>
             </w:pPr>
@@ -5422,14 +5360,8 @@
       </w:tr>
       <w:tr>
         <w:tblPrEx>
-          <w:tblBorders>
-            <w:top w:val="none" w:color="auto" w:sz="0" w:space="0"/>
-            <w:left w:val="none" w:color="auto" w:sz="0" w:space="0"/>
-            <w:bottom w:val="none" w:color="auto" w:sz="0" w:space="0"/>
-            <w:right w:val="none" w:color="auto" w:sz="0" w:space="0"/>
-            <w:insideH w:val="none" w:color="auto" w:sz="0" w:space="0"/>
-            <w:insideV w:val="none" w:color="auto" w:sz="0" w:space="0"/>
-          </w:tblBorders>
+          <w:tblW w:w="8522" w:type="dxa"/>
+          <w:jc w:val="center"/>
           <w:tblCellMar>
             <w:top w:w="0" w:type="dxa"/>
             <w:left w:w="10" w:type="dxa"/>
@@ -5438,7 +5370,7 @@
           </w:tblCellMar>
         </w:tblPrEx>
         <w:trPr>
-          <w:trHeight w:val="0" w:hRule="atLeast"/>
+          <w:trHeight w:val="0"/>
           <w:tblHeader/>
           <w:jc w:val="center"/>
         </w:trPr>
@@ -5446,9 +5378,9 @@
           <w:tcPr>
             <w:tcW w:w="1953" w:type="dxa"/>
             <w:tcBorders>
-              <w:top w:val="single" w:color="auto" w:sz="4" w:space="0"/>
-              <w:left w:val="single" w:color="auto" w:sz="12" w:space="0"/>
-              <w:bottom w:val="single" w:color="auto" w:sz="12" w:space="0"/>
+              <w:top w:val="single" w:sz="4" w:space="0" w:color="auto"/>
+              <w:left w:val="single" w:sz="12" w:space="0" w:color="auto"/>
+              <w:bottom w:val="single" w:sz="12" w:space="0" w:color="auto"/>
               <w:right w:val="nil"/>
             </w:tcBorders>
             <w:tcMar>
@@ -5467,7 +5399,7 @@
             </w:pPr>
             <w:r>
               <w:rPr>
-                <w:rFonts w:ascii="Arial" w:hAnsi="Arial" w:eastAsia="等线" w:cs="Arial"/>
+                <w:rFonts w:ascii="Arial" w:eastAsia="等线" w:hAnsi="Arial" w:cs="Arial"/>
                 <w:b/>
                 <w:sz w:val="22"/>
               </w:rPr>
@@ -5479,10 +5411,10 @@
           <w:tcPr>
             <w:tcW w:w="6569" w:type="dxa"/>
             <w:tcBorders>
-              <w:top w:val="single" w:color="auto" w:sz="4" w:space="0"/>
-              <w:left w:val="single" w:color="auto" w:sz="4" w:space="0"/>
-              <w:bottom w:val="single" w:color="auto" w:sz="12" w:space="0"/>
-              <w:right w:val="single" w:color="auto" w:sz="12" w:space="0"/>
+              <w:top w:val="single" w:sz="4" w:space="0" w:color="auto"/>
+              <w:left w:val="single" w:sz="4" w:space="0" w:color="auto"/>
+              <w:bottom w:val="single" w:sz="12" w:space="0" w:color="auto"/>
+              <w:right w:val="single" w:sz="12" w:space="0" w:color="auto"/>
             </w:tcBorders>
             <w:tcMar>
               <w:top w:w="60" w:type="dxa"/>
@@ -5493,7 +5425,7 @@
           </w:tcPr>
           <w:p>
             <w:pPr>
-              <w:pStyle w:val="31"/>
+              <w:pStyle w:val="a1"/>
               <w:bidi w:val="0"/>
               <w:snapToGrid w:val="0"/>
             </w:pPr>
@@ -5506,7 +5438,7 @@
     </w:tbl>
     <w:p>
       <w:pPr>
-        <w:pStyle w:val="30"/>
+        <w:pStyle w:val="1"/>
         <w:bidi w:val="0"/>
       </w:pPr>
       <w:bookmarkStart w:id="7" w:name="heading_4"/>
@@ -5519,7 +5451,7 @@
     </w:p>
     <w:p>
       <w:pPr>
-        <w:pStyle w:val="31"/>
+        <w:pStyle w:val="a1"/>
         <w:bidi w:val="0"/>
       </w:pPr>
       <w:r>
@@ -5528,7 +5460,7 @@
     </w:p>
     <w:p>
       <w:pPr>
-        <w:pStyle w:val="30"/>
+        <w:pStyle w:val="1"/>
         <w:bidi w:val="0"/>
       </w:pPr>
       <w:bookmarkStart w:id="9" w:name="heading_5"/>
@@ -5541,7 +5473,7 @@
     </w:p>
     <w:p>
       <w:pPr>
-        <w:pStyle w:val="31"/>
+        <w:pStyle w:val="a1"/>
         <w:bidi w:val="0"/>
       </w:pPr>
       <w:r>
@@ -5550,13 +5482,13 @@
     </w:p>
     <w:p>
       <w:pPr>
-        <w:pStyle w:val="41"/>
+        <w:pStyle w:val="a3"/>
         <w:numPr>
           <w:ilvl w:val="0"/>
           <w:numId w:val="2"/>
         </w:numPr>
         <w:bidi w:val="0"/>
-        <w:ind w:left="425" w:leftChars="0" w:hanging="425" w:firstLineChars="0"/>
+        <w:ind w:left="425" w:hanging="425" w:leftChars="0" w:firstLineChars="0"/>
       </w:pPr>
       <w:r>
         <w:rPr>
@@ -5571,13 +5503,13 @@
     </w:p>
     <w:p>
       <w:pPr>
-        <w:pStyle w:val="41"/>
+        <w:pStyle w:val="a3"/>
         <w:numPr>
           <w:ilvl w:val="0"/>
           <w:numId w:val="2"/>
         </w:numPr>
         <w:bidi w:val="0"/>
-        <w:ind w:left="425" w:leftChars="0" w:hanging="425" w:firstLineChars="0"/>
+        <w:ind w:left="425" w:hanging="425" w:leftChars="0" w:firstLineChars="0"/>
       </w:pPr>
       <w:r>
         <w:t>其他运维服务合同期内客户</w:t>
@@ -5585,13 +5517,13 @@
     </w:p>
     <w:p>
       <w:pPr>
-        <w:pStyle w:val="41"/>
+        <w:pStyle w:val="a3"/>
         <w:numPr>
           <w:ilvl w:val="0"/>
           <w:numId w:val="2"/>
         </w:numPr>
         <w:bidi w:val="0"/>
-        <w:ind w:left="425" w:leftChars="0" w:hanging="425" w:firstLineChars="0"/>
+        <w:ind w:left="425" w:hanging="425" w:leftChars="0" w:firstLineChars="0"/>
       </w:pPr>
       <w:r>
         <w:t>本次共发放调查问卷10份。</w:t>
@@ -5599,7 +5531,7 @@
     </w:p>
     <w:p>
       <w:pPr>
-        <w:pStyle w:val="30"/>
+        <w:pStyle w:val="1"/>
         <w:bidi w:val="0"/>
       </w:pPr>
       <w:bookmarkStart w:id="11" w:name="_Toc16542"/>
@@ -5612,7 +5544,7 @@
     </w:p>
     <w:p>
       <w:pPr>
-        <w:pStyle w:val="31"/>
+        <w:pStyle w:val="a1"/>
         <w:bidi w:val="0"/>
       </w:pPr>
       <w:r>
@@ -5621,7 +5553,7 @@
     </w:p>
     <w:p>
       <w:pPr>
-        <w:pStyle w:val="31"/>
+        <w:pStyle w:val="a1"/>
         <w:keepNext w:val="0"/>
         <w:keepLines w:val="0"/>
         <w:pageBreakBefore w:val="0"/>
@@ -5671,7 +5603,7 @@
           <w:rFonts w:hint="eastAsia"/>
           <w:lang w:val="en-US" w:eastAsia="zh-CN"/>
         </w:rPr>
-        <w:instrText xml:space="preserve">"柴_标题1"\n</w:instrText>
+        <w:instrText>"柴_标题1"\n</w:instrText>
       </w:r>
       <w:r>
         <w:instrText xml:space="preserve"> \s</w:instrText>
@@ -5688,7 +5620,7 @@
           <w:rFonts w:hint="eastAsia"/>
           <w:lang w:val="en-US" w:eastAsia="zh-CN"/>
         </w:rPr>
-        <w:instrText xml:space="preserve">* Charformat</w:instrText>
+        <w:instrText>* Charformat</w:instrText>
       </w:r>
       <w:r>
         <w:rPr>
@@ -5765,18 +5697,17 @@
     </w:p>
     <w:tbl>
       <w:tblPr>
-        <w:tblStyle w:val="22"/>
+        <w:tblStyle w:val="TableNormal"/>
         <w:tblW w:w="8522" w:type="dxa"/>
         <w:jc w:val="center"/>
         <w:tblBorders>
-          <w:top w:val="none" w:color="auto" w:sz="0" w:space="0"/>
-          <w:left w:val="none" w:color="auto" w:sz="0" w:space="0"/>
-          <w:bottom w:val="none" w:color="auto" w:sz="0" w:space="0"/>
-          <w:right w:val="none" w:color="auto" w:sz="0" w:space="0"/>
-          <w:insideH w:val="none" w:color="auto" w:sz="0" w:space="0"/>
-          <w:insideV w:val="none" w:color="auto" w:sz="0" w:space="0"/>
+          <w:top w:val="nil"/>
+          <w:left w:val="nil"/>
+          <w:bottom w:val="nil"/>
+          <w:right w:val="nil"/>
+          <w:insideH w:val="nil"/>
+          <w:insideV w:val="nil"/>
         </w:tblBorders>
-        <w:tblLayout w:type="autofit"/>
         <w:tblCellMar>
           <w:top w:w="0" w:type="dxa"/>
           <w:left w:w="10" w:type="dxa"/>
@@ -5792,13 +5723,15 @@
       </w:tblGrid>
       <w:tr>
         <w:tblPrEx>
+          <w:tblW w:w="8522" w:type="dxa"/>
+          <w:jc w:val="center"/>
           <w:tblBorders>
-            <w:top w:val="none" w:color="auto" w:sz="0" w:space="0"/>
-            <w:left w:val="none" w:color="auto" w:sz="0" w:space="0"/>
-            <w:bottom w:val="none" w:color="auto" w:sz="0" w:space="0"/>
-            <w:right w:val="none" w:color="auto" w:sz="0" w:space="0"/>
-            <w:insideH w:val="none" w:color="auto" w:sz="0" w:space="0"/>
-            <w:insideV w:val="none" w:color="auto" w:sz="0" w:space="0"/>
+            <w:top w:val="nil"/>
+            <w:left w:val="nil"/>
+            <w:bottom w:val="nil"/>
+            <w:right w:val="nil"/>
+            <w:insideH w:val="nil"/>
+            <w:insideV w:val="nil"/>
           </w:tblBorders>
           <w:tblCellMar>
             <w:top w:w="0" w:type="dxa"/>
@@ -5808,7 +5741,7 @@
           </w:tblCellMar>
         </w:tblPrEx>
         <w:trPr>
-          <w:trHeight w:val="0" w:hRule="atLeast"/>
+          <w:trHeight w:val="0"/>
           <w:tblHeader/>
           <w:jc w:val="center"/>
         </w:trPr>
@@ -5816,8 +5749,8 @@
           <w:tcPr>
             <w:tcW w:w="882" w:type="dxa"/>
             <w:tcBorders>
-              <w:top w:val="single" w:color="auto" w:sz="12" w:space="0"/>
-              <w:left w:val="single" w:color="auto" w:sz="12" w:space="0"/>
+              <w:top w:val="single" w:sz="12" w:space="0" w:color="auto"/>
+              <w:left w:val="single" w:sz="12" w:space="0" w:color="auto"/>
               <w:bottom w:val="nil"/>
               <w:right w:val="nil"/>
             </w:tcBorders>
@@ -5831,12 +5764,12 @@
           </w:tcPr>
           <w:p>
             <w:pPr>
-              <w:pStyle w:val="31"/>
+              <w:pStyle w:val="a1"/>
               <w:keepNext/>
               <w:bidi w:val="0"/>
               <w:snapToGrid w:val="0"/>
               <w:spacing w:line="240" w:lineRule="auto"/>
-              <w:ind w:left="0" w:leftChars="0" w:right="0" w:rightChars="0" w:firstLine="0" w:firstLineChars="0"/>
+              <w:ind w:left="0" w:right="0" w:firstLine="0" w:leftChars="0" w:rightChars="0" w:firstLineChars="0"/>
               <w:jc w:val="center"/>
               <w:rPr>
                 <w:b/>
@@ -5854,8 +5787,8 @@
           <w:tcPr>
             <w:tcW w:w="2645" w:type="dxa"/>
             <w:tcBorders>
-              <w:top w:val="single" w:color="auto" w:sz="12" w:space="0"/>
-              <w:left w:val="single" w:color="auto" w:sz="4" w:space="0"/>
+              <w:top w:val="single" w:sz="12" w:space="0" w:color="auto"/>
+              <w:left w:val="single" w:sz="4" w:space="0" w:color="auto"/>
               <w:bottom w:val="nil"/>
               <w:right w:val="nil"/>
             </w:tcBorders>
@@ -5869,12 +5802,12 @@
           </w:tcPr>
           <w:p>
             <w:pPr>
-              <w:pStyle w:val="31"/>
+              <w:pStyle w:val="a1"/>
               <w:keepNext/>
               <w:bidi w:val="0"/>
               <w:snapToGrid w:val="0"/>
               <w:spacing w:line="240" w:lineRule="auto"/>
-              <w:ind w:left="0" w:leftChars="0" w:right="0" w:rightChars="0" w:firstLine="0" w:firstLineChars="0"/>
+              <w:ind w:left="0" w:right="0" w:firstLine="0" w:leftChars="0" w:rightChars="0" w:firstLineChars="0"/>
               <w:jc w:val="center"/>
               <w:rPr>
                 <w:b/>
@@ -5892,8 +5825,8 @@
           <w:tcPr>
             <w:tcW w:w="4114" w:type="dxa"/>
             <w:tcBorders>
-              <w:top w:val="single" w:color="auto" w:sz="12" w:space="0"/>
-              <w:left w:val="single" w:color="auto" w:sz="4" w:space="0"/>
+              <w:top w:val="single" w:sz="12" w:space="0" w:color="auto"/>
+              <w:left w:val="single" w:sz="4" w:space="0" w:color="auto"/>
               <w:bottom w:val="nil"/>
               <w:right w:val="nil"/>
             </w:tcBorders>
@@ -5907,12 +5840,12 @@
           </w:tcPr>
           <w:p>
             <w:pPr>
-              <w:pStyle w:val="31"/>
+              <w:pStyle w:val="a1"/>
               <w:keepNext/>
               <w:bidi w:val="0"/>
               <w:snapToGrid w:val="0"/>
               <w:spacing w:line="240" w:lineRule="auto"/>
-              <w:ind w:left="0" w:leftChars="0" w:right="0" w:rightChars="0" w:firstLine="0" w:firstLineChars="0"/>
+              <w:ind w:left="0" w:right="0" w:firstLine="0" w:leftChars="0" w:rightChars="0" w:firstLineChars="0"/>
               <w:jc w:val="center"/>
               <w:rPr>
                 <w:b/>
@@ -5930,10 +5863,10 @@
           <w:tcPr>
             <w:tcW w:w="882" w:type="dxa"/>
             <w:tcBorders>
-              <w:top w:val="single" w:color="auto" w:sz="12" w:space="0"/>
-              <w:left w:val="single" w:color="auto" w:sz="4" w:space="0"/>
+              <w:top w:val="single" w:sz="12" w:space="0" w:color="auto"/>
+              <w:left w:val="single" w:sz="4" w:space="0" w:color="auto"/>
               <w:bottom w:val="nil"/>
-              <w:right w:val="single" w:color="auto" w:sz="12" w:space="0"/>
+              <w:right w:val="single" w:sz="12" w:space="0" w:color="auto"/>
             </w:tcBorders>
             <w:tcMar>
               <w:top w:w="60" w:type="dxa"/>
@@ -5945,12 +5878,12 @@
           </w:tcPr>
           <w:p>
             <w:pPr>
-              <w:pStyle w:val="31"/>
+              <w:pStyle w:val="a1"/>
               <w:keepNext/>
               <w:bidi w:val="0"/>
               <w:snapToGrid w:val="0"/>
               <w:spacing w:line="240" w:lineRule="auto"/>
-              <w:ind w:left="0" w:leftChars="0" w:right="0" w:rightChars="0" w:firstLine="0" w:firstLineChars="0"/>
+              <w:ind w:left="0" w:right="0" w:firstLine="0" w:leftChars="0" w:rightChars="0" w:firstLineChars="0"/>
               <w:jc w:val="center"/>
               <w:rPr>
                 <w:b/>
@@ -5967,14 +5900,8 @@
       </w:tr>
       <w:tr>
         <w:tblPrEx>
-          <w:tblBorders>
-            <w:top w:val="none" w:color="auto" w:sz="0" w:space="0"/>
-            <w:left w:val="none" w:color="auto" w:sz="0" w:space="0"/>
-            <w:bottom w:val="none" w:color="auto" w:sz="0" w:space="0"/>
-            <w:right w:val="none" w:color="auto" w:sz="0" w:space="0"/>
-            <w:insideH w:val="none" w:color="auto" w:sz="0" w:space="0"/>
-            <w:insideV w:val="none" w:color="auto" w:sz="0" w:space="0"/>
-          </w:tblBorders>
+          <w:tblW w:w="8522" w:type="dxa"/>
+          <w:jc w:val="center"/>
           <w:tblCellMar>
             <w:top w:w="0" w:type="dxa"/>
             <w:left w:w="10" w:type="dxa"/>
@@ -5983,15 +5910,15 @@
           </w:tblCellMar>
         </w:tblPrEx>
         <w:trPr>
-          <w:trHeight w:val="0" w:hRule="atLeast"/>
+          <w:trHeight w:val="0"/>
           <w:jc w:val="center"/>
         </w:trPr>
         <w:tc>
           <w:tcPr>
             <w:tcW w:w="882" w:type="dxa"/>
             <w:tcBorders>
-              <w:top w:val="single" w:color="auto" w:sz="4" w:space="0"/>
-              <w:left w:val="single" w:color="auto" w:sz="12" w:space="0"/>
+              <w:top w:val="single" w:sz="4" w:space="0" w:color="auto"/>
+              <w:left w:val="single" w:sz="12" w:space="0" w:color="auto"/>
               <w:bottom w:val="nil"/>
               <w:right w:val="nil"/>
             </w:tcBorders>
@@ -6005,12 +5932,12 @@
           </w:tcPr>
           <w:p>
             <w:pPr>
-              <w:pStyle w:val="31"/>
+              <w:pStyle w:val="a1"/>
               <w:keepNext/>
               <w:bidi w:val="0"/>
               <w:snapToGrid w:val="0"/>
               <w:spacing w:line="240" w:lineRule="auto"/>
-              <w:ind w:left="0" w:leftChars="0" w:right="0" w:rightChars="0" w:firstLine="0" w:firstLineChars="0"/>
+              <w:ind w:left="0" w:right="0" w:firstLine="0" w:leftChars="0" w:rightChars="0" w:firstLineChars="0"/>
               <w:jc w:val="center"/>
             </w:pPr>
             <w:r>
@@ -6022,8 +5949,8 @@
           <w:tcPr>
             <w:tcW w:w="2645" w:type="dxa"/>
             <w:tcBorders>
-              <w:top w:val="single" w:color="auto" w:sz="4" w:space="0"/>
-              <w:left w:val="single" w:color="auto" w:sz="4" w:space="0"/>
+              <w:top w:val="single" w:sz="4" w:space="0" w:color="auto"/>
+              <w:left w:val="single" w:sz="4" w:space="0" w:color="auto"/>
               <w:bottom w:val="nil"/>
               <w:right w:val="nil"/>
             </w:tcBorders>
@@ -6037,12 +5964,12 @@
           </w:tcPr>
           <w:p>
             <w:pPr>
-              <w:pStyle w:val="31"/>
+              <w:pStyle w:val="a1"/>
               <w:keepNext/>
               <w:bidi w:val="0"/>
               <w:snapToGrid w:val="0"/>
               <w:spacing w:line="240" w:lineRule="auto"/>
-              <w:ind w:left="0" w:leftChars="0" w:right="0" w:rightChars="0" w:firstLine="0" w:firstLineChars="0"/>
+              <w:ind w:left="0" w:right="0" w:firstLine="0" w:leftChars="0" w:rightChars="0" w:firstLineChars="0"/>
               <w:jc w:val="center"/>
             </w:pPr>
             <w:r>
@@ -6054,8 +5981,8 @@
           <w:tcPr>
             <w:tcW w:w="4114" w:type="dxa"/>
             <w:tcBorders>
-              <w:top w:val="single" w:color="auto" w:sz="4" w:space="0"/>
-              <w:left w:val="single" w:color="auto" w:sz="4" w:space="0"/>
+              <w:top w:val="single" w:sz="4" w:space="0" w:color="auto"/>
+              <w:left w:val="single" w:sz="4" w:space="0" w:color="auto"/>
               <w:bottom w:val="nil"/>
               <w:right w:val="nil"/>
             </w:tcBorders>
@@ -6069,12 +5996,12 @@
           </w:tcPr>
           <w:p>
             <w:pPr>
-              <w:pStyle w:val="31"/>
+              <w:pStyle w:val="a1"/>
               <w:keepNext/>
               <w:bidi w:val="0"/>
               <w:snapToGrid w:val="0"/>
               <w:spacing w:line="240" w:lineRule="auto"/>
-              <w:ind w:left="0" w:leftChars="0" w:right="0" w:rightChars="0" w:firstLine="0" w:firstLineChars="0"/>
+              <w:ind w:left="0" w:right="0" w:firstLine="0" w:leftChars="0" w:rightChars="0" w:firstLineChars="0"/>
               <w:jc w:val="left"/>
             </w:pPr>
             <w:r>
@@ -6086,10 +6013,10 @@
           <w:tcPr>
             <w:tcW w:w="882" w:type="dxa"/>
             <w:tcBorders>
-              <w:top w:val="single" w:color="auto" w:sz="4" w:space="0"/>
-              <w:left w:val="single" w:color="auto" w:sz="4" w:space="0"/>
+              <w:top w:val="single" w:sz="4" w:space="0" w:color="auto"/>
+              <w:left w:val="single" w:sz="4" w:space="0" w:color="auto"/>
               <w:bottom w:val="nil"/>
-              <w:right w:val="single" w:color="auto" w:sz="12" w:space="0"/>
+              <w:right w:val="single" w:sz="12" w:space="0" w:color="auto"/>
             </w:tcBorders>
             <w:tcMar>
               <w:top w:w="60" w:type="dxa"/>
@@ -6101,12 +6028,12 @@
           </w:tcPr>
           <w:p>
             <w:pPr>
-              <w:pStyle w:val="31"/>
+              <w:pStyle w:val="a1"/>
               <w:keepNext/>
               <w:bidi w:val="0"/>
               <w:snapToGrid w:val="0"/>
               <w:spacing w:line="240" w:lineRule="auto"/>
-              <w:ind w:left="0" w:leftChars="0" w:right="0" w:rightChars="0" w:firstLine="0" w:firstLineChars="0"/>
+              <w:ind w:left="0" w:right="0" w:firstLine="0" w:leftChars="0" w:rightChars="0" w:firstLineChars="0"/>
               <w:jc w:val="left"/>
             </w:pPr>
             <w:r>
@@ -6117,14 +6044,8 @@
       </w:tr>
       <w:tr>
         <w:tblPrEx>
-          <w:tblBorders>
-            <w:top w:val="none" w:color="auto" w:sz="0" w:space="0"/>
-            <w:left w:val="none" w:color="auto" w:sz="0" w:space="0"/>
-            <w:bottom w:val="none" w:color="auto" w:sz="0" w:space="0"/>
-            <w:right w:val="none" w:color="auto" w:sz="0" w:space="0"/>
-            <w:insideH w:val="none" w:color="auto" w:sz="0" w:space="0"/>
-            <w:insideV w:val="none" w:color="auto" w:sz="0" w:space="0"/>
-          </w:tblBorders>
+          <w:tblW w:w="8522" w:type="dxa"/>
+          <w:jc w:val="center"/>
           <w:tblCellMar>
             <w:top w:w="0" w:type="dxa"/>
             <w:left w:w="10" w:type="dxa"/>
@@ -6133,15 +6054,15 @@
           </w:tblCellMar>
         </w:tblPrEx>
         <w:trPr>
-          <w:trHeight w:val="0" w:hRule="atLeast"/>
+          <w:trHeight w:val="0"/>
           <w:jc w:val="center"/>
         </w:trPr>
         <w:tc>
           <w:tcPr>
             <w:tcW w:w="882" w:type="dxa"/>
             <w:tcBorders>
-              <w:top w:val="single" w:color="auto" w:sz="4" w:space="0"/>
-              <w:left w:val="single" w:color="auto" w:sz="12" w:space="0"/>
+              <w:top w:val="single" w:sz="4" w:space="0" w:color="auto"/>
+              <w:left w:val="single" w:sz="12" w:space="0" w:color="auto"/>
               <w:bottom w:val="nil"/>
               <w:right w:val="nil"/>
             </w:tcBorders>
@@ -6155,12 +6076,12 @@
           </w:tcPr>
           <w:p>
             <w:pPr>
-              <w:pStyle w:val="31"/>
+              <w:pStyle w:val="a1"/>
               <w:keepNext/>
               <w:bidi w:val="0"/>
               <w:snapToGrid w:val="0"/>
               <w:spacing w:line="240" w:lineRule="auto"/>
-              <w:ind w:left="0" w:leftChars="0" w:right="0" w:rightChars="0" w:firstLine="0" w:firstLineChars="0"/>
+              <w:ind w:left="0" w:right="0" w:firstLine="0" w:leftChars="0" w:rightChars="0" w:firstLineChars="0"/>
               <w:jc w:val="center"/>
             </w:pPr>
             <w:r>
@@ -6172,8 +6093,8 @@
           <w:tcPr>
             <w:tcW w:w="2645" w:type="dxa"/>
             <w:tcBorders>
-              <w:top w:val="single" w:color="auto" w:sz="4" w:space="0"/>
-              <w:left w:val="single" w:color="auto" w:sz="4" w:space="0"/>
+              <w:top w:val="single" w:sz="4" w:space="0" w:color="auto"/>
+              <w:left w:val="single" w:sz="4" w:space="0" w:color="auto"/>
               <w:bottom w:val="nil"/>
               <w:right w:val="nil"/>
             </w:tcBorders>
@@ -6187,12 +6108,12 @@
           </w:tcPr>
           <w:p>
             <w:pPr>
-              <w:pStyle w:val="31"/>
+              <w:pStyle w:val="a1"/>
               <w:keepNext/>
               <w:bidi w:val="0"/>
               <w:snapToGrid w:val="0"/>
               <w:spacing w:line="240" w:lineRule="auto"/>
-              <w:ind w:left="0" w:leftChars="0" w:right="0" w:rightChars="0" w:firstLine="0" w:firstLineChars="0"/>
+              <w:ind w:left="0" w:right="0" w:firstLine="0" w:leftChars="0" w:rightChars="0" w:firstLineChars="0"/>
               <w:jc w:val="center"/>
             </w:pPr>
             <w:r>
@@ -6204,8 +6125,8 @@
           <w:tcPr>
             <w:tcW w:w="4114" w:type="dxa"/>
             <w:tcBorders>
-              <w:top w:val="single" w:color="auto" w:sz="4" w:space="0"/>
-              <w:left w:val="single" w:color="auto" w:sz="4" w:space="0"/>
+              <w:top w:val="single" w:sz="4" w:space="0" w:color="auto"/>
+              <w:left w:val="single" w:sz="4" w:space="0" w:color="auto"/>
               <w:bottom w:val="nil"/>
               <w:right w:val="nil"/>
             </w:tcBorders>
@@ -6219,12 +6140,12 @@
           </w:tcPr>
           <w:p>
             <w:pPr>
-              <w:pStyle w:val="31"/>
+              <w:pStyle w:val="a1"/>
               <w:keepNext/>
               <w:bidi w:val="0"/>
               <w:snapToGrid w:val="0"/>
               <w:spacing w:line="240" w:lineRule="auto"/>
-              <w:ind w:left="0" w:leftChars="0" w:right="0" w:rightChars="0" w:firstLine="0" w:firstLineChars="0"/>
+              <w:ind w:left="0" w:right="0" w:firstLine="0" w:leftChars="0" w:rightChars="0" w:firstLineChars="0"/>
               <w:jc w:val="left"/>
             </w:pPr>
             <w:r>
@@ -6236,10 +6157,10 @@
           <w:tcPr>
             <w:tcW w:w="882" w:type="dxa"/>
             <w:tcBorders>
-              <w:top w:val="single" w:color="auto" w:sz="4" w:space="0"/>
-              <w:left w:val="single" w:color="auto" w:sz="4" w:space="0"/>
+              <w:top w:val="single" w:sz="4" w:space="0" w:color="auto"/>
+              <w:left w:val="single" w:sz="4" w:space="0" w:color="auto"/>
               <w:bottom w:val="nil"/>
-              <w:right w:val="single" w:color="auto" w:sz="12" w:space="0"/>
+              <w:right w:val="single" w:sz="12" w:space="0" w:color="auto"/>
             </w:tcBorders>
             <w:tcMar>
               <w:top w:w="60" w:type="dxa"/>
@@ -6251,12 +6172,12 @@
           </w:tcPr>
           <w:p>
             <w:pPr>
-              <w:pStyle w:val="31"/>
+              <w:pStyle w:val="a1"/>
               <w:keepNext/>
               <w:bidi w:val="0"/>
               <w:snapToGrid w:val="0"/>
               <w:spacing w:line="240" w:lineRule="auto"/>
-              <w:ind w:left="0" w:leftChars="0" w:right="0" w:rightChars="0" w:firstLine="0" w:firstLineChars="0"/>
+              <w:ind w:left="0" w:right="0" w:firstLine="0" w:leftChars="0" w:rightChars="0" w:firstLineChars="0"/>
               <w:jc w:val="left"/>
             </w:pPr>
             <w:r>
@@ -6267,14 +6188,8 @@
       </w:tr>
       <w:tr>
         <w:tblPrEx>
-          <w:tblBorders>
-            <w:top w:val="none" w:color="auto" w:sz="0" w:space="0"/>
-            <w:left w:val="none" w:color="auto" w:sz="0" w:space="0"/>
-            <w:bottom w:val="none" w:color="auto" w:sz="0" w:space="0"/>
-            <w:right w:val="none" w:color="auto" w:sz="0" w:space="0"/>
-            <w:insideH w:val="none" w:color="auto" w:sz="0" w:space="0"/>
-            <w:insideV w:val="none" w:color="auto" w:sz="0" w:space="0"/>
-          </w:tblBorders>
+          <w:tblW w:w="8522" w:type="dxa"/>
+          <w:jc w:val="center"/>
           <w:tblCellMar>
             <w:top w:w="0" w:type="dxa"/>
             <w:left w:w="10" w:type="dxa"/>
@@ -6283,15 +6198,15 @@
           </w:tblCellMar>
         </w:tblPrEx>
         <w:trPr>
-          <w:trHeight w:val="0" w:hRule="atLeast"/>
+          <w:trHeight w:val="0"/>
           <w:jc w:val="center"/>
         </w:trPr>
         <w:tc>
           <w:tcPr>
             <w:tcW w:w="882" w:type="dxa"/>
             <w:tcBorders>
-              <w:top w:val="single" w:color="auto" w:sz="4" w:space="0"/>
-              <w:left w:val="single" w:color="auto" w:sz="12" w:space="0"/>
+              <w:top w:val="single" w:sz="4" w:space="0" w:color="auto"/>
+              <w:left w:val="single" w:sz="12" w:space="0" w:color="auto"/>
               <w:bottom w:val="nil"/>
               <w:right w:val="nil"/>
             </w:tcBorders>
@@ -6305,12 +6220,12 @@
           </w:tcPr>
           <w:p>
             <w:pPr>
-              <w:pStyle w:val="31"/>
+              <w:pStyle w:val="a1"/>
               <w:keepNext/>
               <w:bidi w:val="0"/>
               <w:snapToGrid w:val="0"/>
               <w:spacing w:line="240" w:lineRule="auto"/>
-              <w:ind w:left="0" w:leftChars="0" w:right="0" w:rightChars="0" w:firstLine="0" w:firstLineChars="0"/>
+              <w:ind w:left="0" w:right="0" w:firstLine="0" w:leftChars="0" w:rightChars="0" w:firstLineChars="0"/>
               <w:jc w:val="center"/>
             </w:pPr>
             <w:r>
@@ -6322,8 +6237,8 @@
           <w:tcPr>
             <w:tcW w:w="2645" w:type="dxa"/>
             <w:tcBorders>
-              <w:top w:val="single" w:color="auto" w:sz="4" w:space="0"/>
-              <w:left w:val="single" w:color="auto" w:sz="4" w:space="0"/>
+              <w:top w:val="single" w:sz="4" w:space="0" w:color="auto"/>
+              <w:left w:val="single" w:sz="4" w:space="0" w:color="auto"/>
               <w:bottom w:val="nil"/>
               <w:right w:val="nil"/>
             </w:tcBorders>
@@ -6337,12 +6252,12 @@
           </w:tcPr>
           <w:p>
             <w:pPr>
-              <w:pStyle w:val="31"/>
+              <w:pStyle w:val="a1"/>
               <w:keepNext/>
               <w:bidi w:val="0"/>
               <w:snapToGrid w:val="0"/>
               <w:spacing w:line="240" w:lineRule="auto"/>
-              <w:ind w:left="0" w:leftChars="0" w:right="0" w:rightChars="0" w:firstLine="0" w:firstLineChars="0"/>
+              <w:ind w:left="0" w:right="0" w:firstLine="0" w:leftChars="0" w:rightChars="0" w:firstLineChars="0"/>
               <w:jc w:val="center"/>
             </w:pPr>
             <w:r>
@@ -6354,8 +6269,8 @@
           <w:tcPr>
             <w:tcW w:w="4114" w:type="dxa"/>
             <w:tcBorders>
-              <w:top w:val="single" w:color="auto" w:sz="4" w:space="0"/>
-              <w:left w:val="single" w:color="auto" w:sz="4" w:space="0"/>
+              <w:top w:val="single" w:sz="4" w:space="0" w:color="auto"/>
+              <w:left w:val="single" w:sz="4" w:space="0" w:color="auto"/>
               <w:bottom w:val="nil"/>
               <w:right w:val="nil"/>
             </w:tcBorders>
@@ -6369,12 +6284,12 @@
           </w:tcPr>
           <w:p>
             <w:pPr>
-              <w:pStyle w:val="31"/>
+              <w:pStyle w:val="a1"/>
               <w:keepNext/>
               <w:bidi w:val="0"/>
               <w:snapToGrid w:val="0"/>
               <w:spacing w:line="240" w:lineRule="auto"/>
-              <w:ind w:left="0" w:leftChars="0" w:right="0" w:rightChars="0" w:firstLine="0" w:firstLineChars="0"/>
+              <w:ind w:left="0" w:right="0" w:firstLine="0" w:leftChars="0" w:rightChars="0" w:firstLineChars="0"/>
               <w:jc w:val="left"/>
             </w:pPr>
             <w:r>
@@ -6386,10 +6301,10 @@
           <w:tcPr>
             <w:tcW w:w="882" w:type="dxa"/>
             <w:tcBorders>
-              <w:top w:val="single" w:color="auto" w:sz="4" w:space="0"/>
-              <w:left w:val="single" w:color="auto" w:sz="4" w:space="0"/>
+              <w:top w:val="single" w:sz="4" w:space="0" w:color="auto"/>
+              <w:left w:val="single" w:sz="4" w:space="0" w:color="auto"/>
               <w:bottom w:val="nil"/>
-              <w:right w:val="single" w:color="auto" w:sz="12" w:space="0"/>
+              <w:right w:val="single" w:sz="12" w:space="0" w:color="auto"/>
             </w:tcBorders>
             <w:tcMar>
               <w:top w:w="60" w:type="dxa"/>
@@ -6401,12 +6316,12 @@
           </w:tcPr>
           <w:p>
             <w:pPr>
-              <w:pStyle w:val="31"/>
+              <w:pStyle w:val="a1"/>
               <w:keepNext/>
               <w:bidi w:val="0"/>
               <w:snapToGrid w:val="0"/>
               <w:spacing w:line="240" w:lineRule="auto"/>
-              <w:ind w:left="0" w:leftChars="0" w:right="0" w:rightChars="0" w:firstLine="0" w:firstLineChars="0"/>
+              <w:ind w:left="0" w:right="0" w:firstLine="0" w:leftChars="0" w:rightChars="0" w:firstLineChars="0"/>
               <w:jc w:val="left"/>
             </w:pPr>
             <w:r>
@@ -6417,14 +6332,8 @@
       </w:tr>
       <w:tr>
         <w:tblPrEx>
-          <w:tblBorders>
-            <w:top w:val="none" w:color="auto" w:sz="0" w:space="0"/>
-            <w:left w:val="none" w:color="auto" w:sz="0" w:space="0"/>
-            <w:bottom w:val="none" w:color="auto" w:sz="0" w:space="0"/>
-            <w:right w:val="none" w:color="auto" w:sz="0" w:space="0"/>
-            <w:insideH w:val="none" w:color="auto" w:sz="0" w:space="0"/>
-            <w:insideV w:val="none" w:color="auto" w:sz="0" w:space="0"/>
-          </w:tblBorders>
+          <w:tblW w:w="8522" w:type="dxa"/>
+          <w:jc w:val="center"/>
           <w:tblCellMar>
             <w:top w:w="0" w:type="dxa"/>
             <w:left w:w="10" w:type="dxa"/>
@@ -6433,15 +6342,15 @@
           </w:tblCellMar>
         </w:tblPrEx>
         <w:trPr>
-          <w:trHeight w:val="0" w:hRule="atLeast"/>
+          <w:trHeight w:val="0"/>
           <w:jc w:val="center"/>
         </w:trPr>
         <w:tc>
           <w:tcPr>
             <w:tcW w:w="882" w:type="dxa"/>
             <w:tcBorders>
-              <w:top w:val="single" w:color="auto" w:sz="4" w:space="0"/>
-              <w:left w:val="single" w:color="auto" w:sz="12" w:space="0"/>
+              <w:top w:val="single" w:sz="4" w:space="0" w:color="auto"/>
+              <w:left w:val="single" w:sz="12" w:space="0" w:color="auto"/>
               <w:bottom w:val="nil"/>
               <w:right w:val="nil"/>
             </w:tcBorders>
@@ -6455,12 +6364,12 @@
           </w:tcPr>
           <w:p>
             <w:pPr>
-              <w:pStyle w:val="31"/>
+              <w:pStyle w:val="a1"/>
               <w:keepNext/>
               <w:bidi w:val="0"/>
               <w:snapToGrid w:val="0"/>
               <w:spacing w:line="240" w:lineRule="auto"/>
-              <w:ind w:left="0" w:leftChars="0" w:right="0" w:rightChars="0" w:firstLine="0" w:firstLineChars="0"/>
+              <w:ind w:left="0" w:right="0" w:firstLine="0" w:leftChars="0" w:rightChars="0" w:firstLineChars="0"/>
               <w:jc w:val="center"/>
             </w:pPr>
             <w:r>
@@ -6472,8 +6381,8 @@
           <w:tcPr>
             <w:tcW w:w="2645" w:type="dxa"/>
             <w:tcBorders>
-              <w:top w:val="single" w:color="auto" w:sz="4" w:space="0"/>
-              <w:left w:val="single" w:color="auto" w:sz="4" w:space="0"/>
+              <w:top w:val="single" w:sz="4" w:space="0" w:color="auto"/>
+              <w:left w:val="single" w:sz="4" w:space="0" w:color="auto"/>
               <w:bottom w:val="nil"/>
               <w:right w:val="nil"/>
             </w:tcBorders>
@@ -6487,12 +6396,12 @@
           </w:tcPr>
           <w:p>
             <w:pPr>
-              <w:pStyle w:val="31"/>
+              <w:pStyle w:val="a1"/>
               <w:keepNext/>
               <w:bidi w:val="0"/>
               <w:snapToGrid w:val="0"/>
               <w:spacing w:line="240" w:lineRule="auto"/>
-              <w:ind w:left="0" w:leftChars="0" w:right="0" w:rightChars="0" w:firstLine="0" w:firstLineChars="0"/>
+              <w:ind w:left="0" w:right="0" w:firstLine="0" w:leftChars="0" w:rightChars="0" w:firstLineChars="0"/>
               <w:jc w:val="center"/>
             </w:pPr>
             <w:r>
@@ -6504,8 +6413,8 @@
           <w:tcPr>
             <w:tcW w:w="4114" w:type="dxa"/>
             <w:tcBorders>
-              <w:top w:val="single" w:color="auto" w:sz="4" w:space="0"/>
-              <w:left w:val="single" w:color="auto" w:sz="4" w:space="0"/>
+              <w:top w:val="single" w:sz="4" w:space="0" w:color="auto"/>
+              <w:left w:val="single" w:sz="4" w:space="0" w:color="auto"/>
               <w:bottom w:val="nil"/>
               <w:right w:val="nil"/>
             </w:tcBorders>
@@ -6519,12 +6428,12 @@
           </w:tcPr>
           <w:p>
             <w:pPr>
-              <w:pStyle w:val="31"/>
+              <w:pStyle w:val="a1"/>
               <w:keepNext/>
               <w:bidi w:val="0"/>
               <w:snapToGrid w:val="0"/>
               <w:spacing w:line="240" w:lineRule="auto"/>
-              <w:ind w:left="0" w:leftChars="0" w:right="0" w:rightChars="0" w:firstLine="0" w:firstLineChars="0"/>
+              <w:ind w:left="0" w:right="0" w:firstLine="0" w:leftChars="0" w:rightChars="0" w:firstLineChars="0"/>
               <w:jc w:val="left"/>
             </w:pPr>
             <w:r>
@@ -6536,10 +6445,10 @@
           <w:tcPr>
             <w:tcW w:w="882" w:type="dxa"/>
             <w:tcBorders>
-              <w:top w:val="single" w:color="auto" w:sz="4" w:space="0"/>
-              <w:left w:val="single" w:color="auto" w:sz="4" w:space="0"/>
+              <w:top w:val="single" w:sz="4" w:space="0" w:color="auto"/>
+              <w:left w:val="single" w:sz="4" w:space="0" w:color="auto"/>
               <w:bottom w:val="nil"/>
-              <w:right w:val="single" w:color="auto" w:sz="12" w:space="0"/>
+              <w:right w:val="single" w:sz="12" w:space="0" w:color="auto"/>
             </w:tcBorders>
             <w:tcMar>
               <w:top w:w="60" w:type="dxa"/>
@@ -6551,12 +6460,12 @@
           </w:tcPr>
           <w:p>
             <w:pPr>
-              <w:pStyle w:val="31"/>
+              <w:pStyle w:val="a1"/>
               <w:keepNext/>
               <w:bidi w:val="0"/>
               <w:snapToGrid w:val="0"/>
               <w:spacing w:line="240" w:lineRule="auto"/>
-              <w:ind w:left="0" w:leftChars="0" w:right="0" w:rightChars="0" w:firstLine="0" w:firstLineChars="0"/>
+              <w:ind w:left="0" w:right="0" w:firstLine="0" w:leftChars="0" w:rightChars="0" w:firstLineChars="0"/>
               <w:jc w:val="left"/>
             </w:pPr>
             <w:r>
@@ -6567,14 +6476,8 @@
       </w:tr>
       <w:tr>
         <w:tblPrEx>
-          <w:tblBorders>
-            <w:top w:val="none" w:color="auto" w:sz="0" w:space="0"/>
-            <w:left w:val="none" w:color="auto" w:sz="0" w:space="0"/>
-            <w:bottom w:val="none" w:color="auto" w:sz="0" w:space="0"/>
-            <w:right w:val="none" w:color="auto" w:sz="0" w:space="0"/>
-            <w:insideH w:val="none" w:color="auto" w:sz="0" w:space="0"/>
-            <w:insideV w:val="none" w:color="auto" w:sz="0" w:space="0"/>
-          </w:tblBorders>
+          <w:tblW w:w="8522" w:type="dxa"/>
+          <w:jc w:val="center"/>
           <w:tblCellMar>
             <w:top w:w="0" w:type="dxa"/>
             <w:left w:w="10" w:type="dxa"/>
@@ -6583,15 +6486,15 @@
           </w:tblCellMar>
         </w:tblPrEx>
         <w:trPr>
-          <w:trHeight w:val="0" w:hRule="atLeast"/>
+          <w:trHeight w:val="0"/>
           <w:jc w:val="center"/>
         </w:trPr>
         <w:tc>
           <w:tcPr>
             <w:tcW w:w="882" w:type="dxa"/>
             <w:tcBorders>
-              <w:top w:val="single" w:color="auto" w:sz="4" w:space="0"/>
-              <w:left w:val="single" w:color="auto" w:sz="12" w:space="0"/>
+              <w:top w:val="single" w:sz="4" w:space="0" w:color="auto"/>
+              <w:left w:val="single" w:sz="12" w:space="0" w:color="auto"/>
               <w:bottom w:val="nil"/>
               <w:right w:val="nil"/>
             </w:tcBorders>
@@ -6605,12 +6508,12 @@
           </w:tcPr>
           <w:p>
             <w:pPr>
-              <w:pStyle w:val="31"/>
+              <w:pStyle w:val="a1"/>
               <w:keepNext/>
               <w:bidi w:val="0"/>
               <w:snapToGrid w:val="0"/>
               <w:spacing w:line="240" w:lineRule="auto"/>
-              <w:ind w:left="0" w:leftChars="0" w:right="0" w:rightChars="0" w:firstLine="0" w:firstLineChars="0"/>
+              <w:ind w:left="0" w:right="0" w:firstLine="0" w:leftChars="0" w:rightChars="0" w:firstLineChars="0"/>
               <w:jc w:val="center"/>
             </w:pPr>
             <w:r>
@@ -6622,8 +6525,8 @@
           <w:tcPr>
             <w:tcW w:w="2645" w:type="dxa"/>
             <w:tcBorders>
-              <w:top w:val="single" w:color="auto" w:sz="4" w:space="0"/>
-              <w:left w:val="single" w:color="auto" w:sz="4" w:space="0"/>
+              <w:top w:val="single" w:sz="4" w:space="0" w:color="auto"/>
+              <w:left w:val="single" w:sz="4" w:space="0" w:color="auto"/>
               <w:bottom w:val="nil"/>
               <w:right w:val="nil"/>
             </w:tcBorders>
@@ -6637,12 +6540,12 @@
           </w:tcPr>
           <w:p>
             <w:pPr>
-              <w:pStyle w:val="31"/>
+              <w:pStyle w:val="a1"/>
               <w:keepNext/>
               <w:bidi w:val="0"/>
               <w:snapToGrid w:val="0"/>
               <w:spacing w:line="240" w:lineRule="auto"/>
-              <w:ind w:left="0" w:leftChars="0" w:right="0" w:rightChars="0" w:firstLine="0" w:firstLineChars="0"/>
+              <w:ind w:left="0" w:right="0" w:firstLine="0" w:leftChars="0" w:rightChars="0" w:firstLineChars="0"/>
               <w:jc w:val="center"/>
             </w:pPr>
             <w:r>
@@ -6654,8 +6557,8 @@
           <w:tcPr>
             <w:tcW w:w="4114" w:type="dxa"/>
             <w:tcBorders>
-              <w:top w:val="single" w:color="auto" w:sz="4" w:space="0"/>
-              <w:left w:val="single" w:color="auto" w:sz="4" w:space="0"/>
+              <w:top w:val="single" w:sz="4" w:space="0" w:color="auto"/>
+              <w:left w:val="single" w:sz="4" w:space="0" w:color="auto"/>
               <w:bottom w:val="nil"/>
               <w:right w:val="nil"/>
             </w:tcBorders>
@@ -6669,12 +6572,12 @@
           </w:tcPr>
           <w:p>
             <w:pPr>
-              <w:pStyle w:val="31"/>
+              <w:pStyle w:val="a1"/>
               <w:keepNext/>
               <w:bidi w:val="0"/>
               <w:snapToGrid w:val="0"/>
               <w:spacing w:line="240" w:lineRule="auto"/>
-              <w:ind w:left="0" w:leftChars="0" w:right="0" w:rightChars="0" w:firstLine="0" w:firstLineChars="0"/>
+              <w:ind w:left="0" w:right="0" w:firstLine="0" w:leftChars="0" w:rightChars="0" w:firstLineChars="0"/>
               <w:jc w:val="left"/>
             </w:pPr>
             <w:r>
@@ -6686,10 +6589,10 @@
           <w:tcPr>
             <w:tcW w:w="882" w:type="dxa"/>
             <w:tcBorders>
-              <w:top w:val="single" w:color="auto" w:sz="4" w:space="0"/>
-              <w:left w:val="single" w:color="auto" w:sz="4" w:space="0"/>
+              <w:top w:val="single" w:sz="4" w:space="0" w:color="auto"/>
+              <w:left w:val="single" w:sz="4" w:space="0" w:color="auto"/>
               <w:bottom w:val="nil"/>
-              <w:right w:val="single" w:color="auto" w:sz="12" w:space="0"/>
+              <w:right w:val="single" w:sz="12" w:space="0" w:color="auto"/>
             </w:tcBorders>
             <w:tcMar>
               <w:top w:w="60" w:type="dxa"/>
@@ -6701,12 +6604,12 @@
           </w:tcPr>
           <w:p>
             <w:pPr>
-              <w:pStyle w:val="31"/>
+              <w:pStyle w:val="a1"/>
               <w:keepNext/>
               <w:bidi w:val="0"/>
               <w:snapToGrid w:val="0"/>
               <w:spacing w:line="240" w:lineRule="auto"/>
-              <w:ind w:left="0" w:leftChars="0" w:right="0" w:rightChars="0" w:firstLine="0" w:firstLineChars="0"/>
+              <w:ind w:left="0" w:right="0" w:firstLine="0" w:leftChars="0" w:rightChars="0" w:firstLineChars="0"/>
               <w:jc w:val="left"/>
             </w:pPr>
             <w:r>
@@ -6717,14 +6620,8 @@
       </w:tr>
       <w:tr>
         <w:tblPrEx>
-          <w:tblBorders>
-            <w:top w:val="none" w:color="auto" w:sz="0" w:space="0"/>
-            <w:left w:val="none" w:color="auto" w:sz="0" w:space="0"/>
-            <w:bottom w:val="none" w:color="auto" w:sz="0" w:space="0"/>
-            <w:right w:val="none" w:color="auto" w:sz="0" w:space="0"/>
-            <w:insideH w:val="none" w:color="auto" w:sz="0" w:space="0"/>
-            <w:insideV w:val="none" w:color="auto" w:sz="0" w:space="0"/>
-          </w:tblBorders>
+          <w:tblW w:w="8522" w:type="dxa"/>
+          <w:jc w:val="center"/>
           <w:tblCellMar>
             <w:top w:w="0" w:type="dxa"/>
             <w:left w:w="10" w:type="dxa"/>
@@ -6733,15 +6630,15 @@
           </w:tblCellMar>
         </w:tblPrEx>
         <w:trPr>
-          <w:trHeight w:val="0" w:hRule="atLeast"/>
+          <w:trHeight w:val="0"/>
           <w:jc w:val="center"/>
         </w:trPr>
         <w:tc>
           <w:tcPr>
             <w:tcW w:w="882" w:type="dxa"/>
             <w:tcBorders>
-              <w:top w:val="single" w:color="auto" w:sz="4" w:space="0"/>
-              <w:left w:val="single" w:color="auto" w:sz="12" w:space="0"/>
+              <w:top w:val="single" w:sz="4" w:space="0" w:color="auto"/>
+              <w:left w:val="single" w:sz="12" w:space="0" w:color="auto"/>
               <w:bottom w:val="nil"/>
               <w:right w:val="nil"/>
             </w:tcBorders>
@@ -6755,12 +6652,12 @@
           </w:tcPr>
           <w:p>
             <w:pPr>
-              <w:pStyle w:val="31"/>
+              <w:pStyle w:val="a1"/>
               <w:keepNext/>
               <w:bidi w:val="0"/>
               <w:snapToGrid w:val="0"/>
               <w:spacing w:line="240" w:lineRule="auto"/>
-              <w:ind w:left="0" w:leftChars="0" w:right="0" w:rightChars="0" w:firstLine="0" w:firstLineChars="0"/>
+              <w:ind w:left="0" w:right="0" w:firstLine="0" w:leftChars="0" w:rightChars="0" w:firstLineChars="0"/>
               <w:jc w:val="center"/>
             </w:pPr>
             <w:r>
@@ -6772,8 +6669,8 @@
           <w:tcPr>
             <w:tcW w:w="2645" w:type="dxa"/>
             <w:tcBorders>
-              <w:top w:val="single" w:color="auto" w:sz="4" w:space="0"/>
-              <w:left w:val="single" w:color="auto" w:sz="4" w:space="0"/>
+              <w:top w:val="single" w:sz="4" w:space="0" w:color="auto"/>
+              <w:left w:val="single" w:sz="4" w:space="0" w:color="auto"/>
               <w:bottom w:val="nil"/>
               <w:right w:val="nil"/>
             </w:tcBorders>
@@ -6787,12 +6684,12 @@
           </w:tcPr>
           <w:p>
             <w:pPr>
-              <w:pStyle w:val="31"/>
+              <w:pStyle w:val="a1"/>
               <w:keepNext/>
               <w:bidi w:val="0"/>
               <w:snapToGrid w:val="0"/>
               <w:spacing w:line="240" w:lineRule="auto"/>
-              <w:ind w:left="0" w:leftChars="0" w:right="0" w:rightChars="0" w:firstLine="0" w:firstLineChars="0"/>
+              <w:ind w:left="0" w:right="0" w:firstLine="0" w:leftChars="0" w:rightChars="0" w:firstLineChars="0"/>
               <w:jc w:val="center"/>
             </w:pPr>
             <w:r>
@@ -6804,8 +6701,8 @@
           <w:tcPr>
             <w:tcW w:w="4114" w:type="dxa"/>
             <w:tcBorders>
-              <w:top w:val="single" w:color="auto" w:sz="4" w:space="0"/>
-              <w:left w:val="single" w:color="auto" w:sz="4" w:space="0"/>
+              <w:top w:val="single" w:sz="4" w:space="0" w:color="auto"/>
+              <w:left w:val="single" w:sz="4" w:space="0" w:color="auto"/>
               <w:bottom w:val="nil"/>
               <w:right w:val="nil"/>
             </w:tcBorders>
@@ -6819,12 +6716,12 @@
           </w:tcPr>
           <w:p>
             <w:pPr>
-              <w:pStyle w:val="31"/>
+              <w:pStyle w:val="a1"/>
               <w:keepNext/>
               <w:bidi w:val="0"/>
               <w:snapToGrid w:val="0"/>
               <w:spacing w:line="240" w:lineRule="auto"/>
-              <w:ind w:left="0" w:leftChars="0" w:right="0" w:rightChars="0" w:firstLine="0" w:firstLineChars="0"/>
+              <w:ind w:left="0" w:right="0" w:firstLine="0" w:leftChars="0" w:rightChars="0" w:firstLineChars="0"/>
               <w:jc w:val="left"/>
             </w:pPr>
             <w:r>
@@ -6836,10 +6733,10 @@
           <w:tcPr>
             <w:tcW w:w="882" w:type="dxa"/>
             <w:tcBorders>
-              <w:top w:val="single" w:color="auto" w:sz="4" w:space="0"/>
-              <w:left w:val="single" w:color="auto" w:sz="4" w:space="0"/>
+              <w:top w:val="single" w:sz="4" w:space="0" w:color="auto"/>
+              <w:left w:val="single" w:sz="4" w:space="0" w:color="auto"/>
               <w:bottom w:val="nil"/>
-              <w:right w:val="single" w:color="auto" w:sz="12" w:space="0"/>
+              <w:right w:val="single" w:sz="12" w:space="0" w:color="auto"/>
             </w:tcBorders>
             <w:tcMar>
               <w:top w:w="60" w:type="dxa"/>
@@ -6851,12 +6748,12 @@
           </w:tcPr>
           <w:p>
             <w:pPr>
-              <w:pStyle w:val="31"/>
+              <w:pStyle w:val="a1"/>
               <w:keepNext/>
               <w:bidi w:val="0"/>
               <w:snapToGrid w:val="0"/>
               <w:spacing w:line="240" w:lineRule="auto"/>
-              <w:ind w:left="0" w:leftChars="0" w:right="0" w:rightChars="0" w:firstLine="0" w:firstLineChars="0"/>
+              <w:ind w:left="0" w:right="0" w:firstLine="0" w:leftChars="0" w:rightChars="0" w:firstLineChars="0"/>
               <w:jc w:val="left"/>
             </w:pPr>
             <w:r>
@@ -6867,14 +6764,8 @@
       </w:tr>
       <w:tr>
         <w:tblPrEx>
-          <w:tblBorders>
-            <w:top w:val="none" w:color="auto" w:sz="0" w:space="0"/>
-            <w:left w:val="none" w:color="auto" w:sz="0" w:space="0"/>
-            <w:bottom w:val="none" w:color="auto" w:sz="0" w:space="0"/>
-            <w:right w:val="none" w:color="auto" w:sz="0" w:space="0"/>
-            <w:insideH w:val="none" w:color="auto" w:sz="0" w:space="0"/>
-            <w:insideV w:val="none" w:color="auto" w:sz="0" w:space="0"/>
-          </w:tblBorders>
+          <w:tblW w:w="8522" w:type="dxa"/>
+          <w:jc w:val="center"/>
           <w:tblCellMar>
             <w:top w:w="0" w:type="dxa"/>
             <w:left w:w="10" w:type="dxa"/>
@@ -6883,15 +6774,15 @@
           </w:tblCellMar>
         </w:tblPrEx>
         <w:trPr>
-          <w:trHeight w:val="0" w:hRule="atLeast"/>
+          <w:trHeight w:val="0"/>
           <w:jc w:val="center"/>
         </w:trPr>
         <w:tc>
           <w:tcPr>
             <w:tcW w:w="882" w:type="dxa"/>
             <w:tcBorders>
-              <w:top w:val="single" w:color="auto" w:sz="4" w:space="0"/>
-              <w:left w:val="single" w:color="auto" w:sz="12" w:space="0"/>
+              <w:top w:val="single" w:sz="4" w:space="0" w:color="auto"/>
+              <w:left w:val="single" w:sz="12" w:space="0" w:color="auto"/>
               <w:bottom w:val="nil"/>
               <w:right w:val="nil"/>
             </w:tcBorders>
@@ -6905,12 +6796,12 @@
           </w:tcPr>
           <w:p>
             <w:pPr>
-              <w:pStyle w:val="31"/>
+              <w:pStyle w:val="a1"/>
               <w:keepNext/>
               <w:bidi w:val="0"/>
               <w:snapToGrid w:val="0"/>
               <w:spacing w:line="240" w:lineRule="auto"/>
-              <w:ind w:left="0" w:leftChars="0" w:right="0" w:rightChars="0" w:firstLine="0" w:firstLineChars="0"/>
+              <w:ind w:left="0" w:right="0" w:firstLine="0" w:leftChars="0" w:rightChars="0" w:firstLineChars="0"/>
               <w:jc w:val="center"/>
             </w:pPr>
             <w:r>
@@ -6922,8 +6813,8 @@
           <w:tcPr>
             <w:tcW w:w="2645" w:type="dxa"/>
             <w:tcBorders>
-              <w:top w:val="single" w:color="auto" w:sz="4" w:space="0"/>
-              <w:left w:val="single" w:color="auto" w:sz="4" w:space="0"/>
+              <w:top w:val="single" w:sz="4" w:space="0" w:color="auto"/>
+              <w:left w:val="single" w:sz="4" w:space="0" w:color="auto"/>
               <w:bottom w:val="nil"/>
               <w:right w:val="nil"/>
             </w:tcBorders>
@@ -6937,12 +6828,12 @@
           </w:tcPr>
           <w:p>
             <w:pPr>
-              <w:pStyle w:val="31"/>
+              <w:pStyle w:val="a1"/>
               <w:keepNext/>
               <w:bidi w:val="0"/>
               <w:snapToGrid w:val="0"/>
               <w:spacing w:line="240" w:lineRule="auto"/>
-              <w:ind w:left="0" w:leftChars="0" w:right="0" w:rightChars="0" w:firstLine="0" w:firstLineChars="0"/>
+              <w:ind w:left="0" w:right="0" w:firstLine="0" w:leftChars="0" w:rightChars="0" w:firstLineChars="0"/>
               <w:jc w:val="center"/>
             </w:pPr>
             <w:r>
@@ -6954,8 +6845,8 @@
           <w:tcPr>
             <w:tcW w:w="4114" w:type="dxa"/>
             <w:tcBorders>
-              <w:top w:val="single" w:color="auto" w:sz="4" w:space="0"/>
-              <w:left w:val="single" w:color="auto" w:sz="4" w:space="0"/>
+              <w:top w:val="single" w:sz="4" w:space="0" w:color="auto"/>
+              <w:left w:val="single" w:sz="4" w:space="0" w:color="auto"/>
               <w:bottom w:val="nil"/>
               <w:right w:val="nil"/>
             </w:tcBorders>
@@ -6969,12 +6860,12 @@
           </w:tcPr>
           <w:p>
             <w:pPr>
-              <w:pStyle w:val="31"/>
+              <w:pStyle w:val="a1"/>
               <w:keepNext/>
               <w:bidi w:val="0"/>
               <w:snapToGrid w:val="0"/>
               <w:spacing w:line="240" w:lineRule="auto"/>
-              <w:ind w:left="0" w:leftChars="0" w:right="0" w:rightChars="0" w:firstLine="0" w:firstLineChars="0"/>
+              <w:ind w:left="0" w:right="0" w:firstLine="0" w:leftChars="0" w:rightChars="0" w:firstLineChars="0"/>
               <w:jc w:val="left"/>
             </w:pPr>
             <w:r>
@@ -6986,10 +6877,10 @@
           <w:tcPr>
             <w:tcW w:w="882" w:type="dxa"/>
             <w:tcBorders>
-              <w:top w:val="single" w:color="auto" w:sz="4" w:space="0"/>
-              <w:left w:val="single" w:color="auto" w:sz="4" w:space="0"/>
+              <w:top w:val="single" w:sz="4" w:space="0" w:color="auto"/>
+              <w:left w:val="single" w:sz="4" w:space="0" w:color="auto"/>
               <w:bottom w:val="nil"/>
-              <w:right w:val="single" w:color="auto" w:sz="12" w:space="0"/>
+              <w:right w:val="single" w:sz="12" w:space="0" w:color="auto"/>
             </w:tcBorders>
             <w:tcMar>
               <w:top w:w="60" w:type="dxa"/>
@@ -7001,12 +6892,12 @@
           </w:tcPr>
           <w:p>
             <w:pPr>
-              <w:pStyle w:val="31"/>
+              <w:pStyle w:val="a1"/>
               <w:keepNext/>
               <w:bidi w:val="0"/>
               <w:snapToGrid w:val="0"/>
               <w:spacing w:line="240" w:lineRule="auto"/>
-              <w:ind w:left="0" w:leftChars="0" w:right="0" w:rightChars="0" w:firstLine="0" w:firstLineChars="0"/>
+              <w:ind w:left="0" w:right="0" w:firstLine="0" w:leftChars="0" w:rightChars="0" w:firstLineChars="0"/>
               <w:jc w:val="left"/>
             </w:pPr>
             <w:r>
@@ -7017,14 +6908,8 @@
       </w:tr>
       <w:tr>
         <w:tblPrEx>
-          <w:tblBorders>
-            <w:top w:val="none" w:color="auto" w:sz="0" w:space="0"/>
-            <w:left w:val="none" w:color="auto" w:sz="0" w:space="0"/>
-            <w:bottom w:val="none" w:color="auto" w:sz="0" w:space="0"/>
-            <w:right w:val="none" w:color="auto" w:sz="0" w:space="0"/>
-            <w:insideH w:val="none" w:color="auto" w:sz="0" w:space="0"/>
-            <w:insideV w:val="none" w:color="auto" w:sz="0" w:space="0"/>
-          </w:tblBorders>
+          <w:tblW w:w="8522" w:type="dxa"/>
+          <w:jc w:val="center"/>
           <w:tblCellMar>
             <w:top w:w="0" w:type="dxa"/>
             <w:left w:w="10" w:type="dxa"/>
@@ -7033,15 +6918,15 @@
           </w:tblCellMar>
         </w:tblPrEx>
         <w:trPr>
-          <w:trHeight w:val="0" w:hRule="atLeast"/>
+          <w:trHeight w:val="0"/>
           <w:jc w:val="center"/>
         </w:trPr>
         <w:tc>
           <w:tcPr>
             <w:tcW w:w="882" w:type="dxa"/>
             <w:tcBorders>
-              <w:top w:val="single" w:color="auto" w:sz="4" w:space="0"/>
-              <w:left w:val="single" w:color="auto" w:sz="12" w:space="0"/>
+              <w:top w:val="single" w:sz="4" w:space="0" w:color="auto"/>
+              <w:left w:val="single" w:sz="12" w:space="0" w:color="auto"/>
               <w:bottom w:val="nil"/>
               <w:right w:val="nil"/>
             </w:tcBorders>
@@ -7055,12 +6940,12 @@
           </w:tcPr>
           <w:p>
             <w:pPr>
-              <w:pStyle w:val="31"/>
+              <w:pStyle w:val="a1"/>
               <w:keepNext/>
               <w:bidi w:val="0"/>
               <w:snapToGrid w:val="0"/>
               <w:spacing w:line="240" w:lineRule="auto"/>
-              <w:ind w:left="0" w:leftChars="0" w:right="0" w:rightChars="0" w:firstLine="0" w:firstLineChars="0"/>
+              <w:ind w:left="0" w:right="0" w:firstLine="0" w:leftChars="0" w:rightChars="0" w:firstLineChars="0"/>
               <w:jc w:val="center"/>
             </w:pPr>
             <w:r>
@@ -7072,8 +6957,8 @@
           <w:tcPr>
             <w:tcW w:w="2645" w:type="dxa"/>
             <w:tcBorders>
-              <w:top w:val="single" w:color="auto" w:sz="4" w:space="0"/>
-              <w:left w:val="single" w:color="auto" w:sz="4" w:space="0"/>
+              <w:top w:val="single" w:sz="4" w:space="0" w:color="auto"/>
+              <w:left w:val="single" w:sz="4" w:space="0" w:color="auto"/>
               <w:bottom w:val="nil"/>
               <w:right w:val="nil"/>
             </w:tcBorders>
@@ -7087,12 +6972,12 @@
           </w:tcPr>
           <w:p>
             <w:pPr>
-              <w:pStyle w:val="31"/>
+              <w:pStyle w:val="a1"/>
               <w:keepNext/>
               <w:bidi w:val="0"/>
               <w:snapToGrid w:val="0"/>
               <w:spacing w:line="240" w:lineRule="auto"/>
-              <w:ind w:left="0" w:leftChars="0" w:right="0" w:rightChars="0" w:firstLine="0" w:firstLineChars="0"/>
+              <w:ind w:left="0" w:right="0" w:firstLine="0" w:leftChars="0" w:rightChars="0" w:firstLineChars="0"/>
               <w:jc w:val="center"/>
             </w:pPr>
             <w:r>
@@ -7104,8 +6989,8 @@
           <w:tcPr>
             <w:tcW w:w="4114" w:type="dxa"/>
             <w:tcBorders>
-              <w:top w:val="single" w:color="auto" w:sz="4" w:space="0"/>
-              <w:left w:val="single" w:color="auto" w:sz="4" w:space="0"/>
+              <w:top w:val="single" w:sz="4" w:space="0" w:color="auto"/>
+              <w:left w:val="single" w:sz="4" w:space="0" w:color="auto"/>
               <w:bottom w:val="nil"/>
               <w:right w:val="nil"/>
             </w:tcBorders>
@@ -7119,12 +7004,12 @@
           </w:tcPr>
           <w:p>
             <w:pPr>
-              <w:pStyle w:val="31"/>
+              <w:pStyle w:val="a1"/>
               <w:keepNext/>
               <w:bidi w:val="0"/>
               <w:snapToGrid w:val="0"/>
               <w:spacing w:line="240" w:lineRule="auto"/>
-              <w:ind w:left="0" w:leftChars="0" w:right="0" w:rightChars="0" w:firstLine="0" w:firstLineChars="0"/>
+              <w:ind w:left="0" w:right="0" w:firstLine="0" w:leftChars="0" w:rightChars="0" w:firstLineChars="0"/>
               <w:jc w:val="left"/>
             </w:pPr>
             <w:r>
@@ -7136,10 +7021,10 @@
           <w:tcPr>
             <w:tcW w:w="882" w:type="dxa"/>
             <w:tcBorders>
-              <w:top w:val="single" w:color="auto" w:sz="4" w:space="0"/>
-              <w:left w:val="single" w:color="auto" w:sz="4" w:space="0"/>
+              <w:top w:val="single" w:sz="4" w:space="0" w:color="auto"/>
+              <w:left w:val="single" w:sz="4" w:space="0" w:color="auto"/>
               <w:bottom w:val="nil"/>
-              <w:right w:val="single" w:color="auto" w:sz="12" w:space="0"/>
+              <w:right w:val="single" w:sz="12" w:space="0" w:color="auto"/>
             </w:tcBorders>
             <w:tcMar>
               <w:top w:w="60" w:type="dxa"/>
@@ -7151,12 +7036,12 @@
           </w:tcPr>
           <w:p>
             <w:pPr>
-              <w:pStyle w:val="31"/>
+              <w:pStyle w:val="a1"/>
               <w:keepNext/>
               <w:bidi w:val="0"/>
               <w:snapToGrid w:val="0"/>
               <w:spacing w:line="240" w:lineRule="auto"/>
-              <w:ind w:left="0" w:leftChars="0" w:right="0" w:rightChars="0" w:firstLine="0" w:firstLineChars="0"/>
+              <w:ind w:left="0" w:right="0" w:firstLine="0" w:leftChars="0" w:rightChars="0" w:firstLineChars="0"/>
               <w:jc w:val="left"/>
             </w:pPr>
             <w:r>
@@ -7167,14 +7052,8 @@
       </w:tr>
       <w:tr>
         <w:tblPrEx>
-          <w:tblBorders>
-            <w:top w:val="none" w:color="auto" w:sz="0" w:space="0"/>
-            <w:left w:val="none" w:color="auto" w:sz="0" w:space="0"/>
-            <w:bottom w:val="none" w:color="auto" w:sz="0" w:space="0"/>
-            <w:right w:val="none" w:color="auto" w:sz="0" w:space="0"/>
-            <w:insideH w:val="none" w:color="auto" w:sz="0" w:space="0"/>
-            <w:insideV w:val="none" w:color="auto" w:sz="0" w:space="0"/>
-          </w:tblBorders>
+          <w:tblW w:w="8522" w:type="dxa"/>
+          <w:jc w:val="center"/>
           <w:tblCellMar>
             <w:top w:w="0" w:type="dxa"/>
             <w:left w:w="10" w:type="dxa"/>
@@ -7183,15 +7062,15 @@
           </w:tblCellMar>
         </w:tblPrEx>
         <w:trPr>
-          <w:trHeight w:val="0" w:hRule="atLeast"/>
+          <w:trHeight w:val="0"/>
           <w:jc w:val="center"/>
         </w:trPr>
         <w:tc>
           <w:tcPr>
             <w:tcW w:w="882" w:type="dxa"/>
             <w:tcBorders>
-              <w:top w:val="single" w:color="auto" w:sz="4" w:space="0"/>
-              <w:left w:val="single" w:color="auto" w:sz="12" w:space="0"/>
+              <w:top w:val="single" w:sz="4" w:space="0" w:color="auto"/>
+              <w:left w:val="single" w:sz="12" w:space="0" w:color="auto"/>
               <w:bottom w:val="nil"/>
               <w:right w:val="nil"/>
             </w:tcBorders>
@@ -7205,12 +7084,12 @@
           </w:tcPr>
           <w:p>
             <w:pPr>
-              <w:pStyle w:val="31"/>
+              <w:pStyle w:val="a1"/>
               <w:keepNext/>
               <w:bidi w:val="0"/>
               <w:snapToGrid w:val="0"/>
               <w:spacing w:line="240" w:lineRule="auto"/>
-              <w:ind w:left="0" w:leftChars="0" w:right="0" w:rightChars="0" w:firstLine="0" w:firstLineChars="0"/>
+              <w:ind w:left="0" w:right="0" w:firstLine="0" w:leftChars="0" w:rightChars="0" w:firstLineChars="0"/>
               <w:jc w:val="center"/>
             </w:pPr>
             <w:r>
@@ -7222,8 +7101,8 @@
           <w:tcPr>
             <w:tcW w:w="2645" w:type="dxa"/>
             <w:tcBorders>
-              <w:top w:val="single" w:color="auto" w:sz="4" w:space="0"/>
-              <w:left w:val="single" w:color="auto" w:sz="4" w:space="0"/>
+              <w:top w:val="single" w:sz="4" w:space="0" w:color="auto"/>
+              <w:left w:val="single" w:sz="4" w:space="0" w:color="auto"/>
               <w:bottom w:val="nil"/>
               <w:right w:val="nil"/>
             </w:tcBorders>
@@ -7237,12 +7116,12 @@
           </w:tcPr>
           <w:p>
             <w:pPr>
-              <w:pStyle w:val="31"/>
+              <w:pStyle w:val="a1"/>
               <w:keepNext/>
               <w:bidi w:val="0"/>
               <w:snapToGrid w:val="0"/>
               <w:spacing w:line="240" w:lineRule="auto"/>
-              <w:ind w:left="0" w:leftChars="0" w:right="0" w:rightChars="0" w:firstLine="0" w:firstLineChars="0"/>
+              <w:ind w:left="0" w:right="0" w:firstLine="0" w:leftChars="0" w:rightChars="0" w:firstLineChars="0"/>
               <w:jc w:val="center"/>
             </w:pPr>
             <w:r>
@@ -7254,8 +7133,8 @@
           <w:tcPr>
             <w:tcW w:w="4114" w:type="dxa"/>
             <w:tcBorders>
-              <w:top w:val="single" w:color="auto" w:sz="4" w:space="0"/>
-              <w:left w:val="single" w:color="auto" w:sz="4" w:space="0"/>
+              <w:top w:val="single" w:sz="4" w:space="0" w:color="auto"/>
+              <w:left w:val="single" w:sz="4" w:space="0" w:color="auto"/>
               <w:bottom w:val="nil"/>
               <w:right w:val="nil"/>
             </w:tcBorders>
@@ -7269,12 +7148,12 @@
           </w:tcPr>
           <w:p>
             <w:pPr>
-              <w:pStyle w:val="31"/>
+              <w:pStyle w:val="a1"/>
               <w:keepNext/>
               <w:bidi w:val="0"/>
               <w:snapToGrid w:val="0"/>
               <w:spacing w:line="240" w:lineRule="auto"/>
-              <w:ind w:left="0" w:leftChars="0" w:right="0" w:rightChars="0" w:firstLine="0" w:firstLineChars="0"/>
+              <w:ind w:left="0" w:right="0" w:firstLine="0" w:leftChars="0" w:rightChars="0" w:firstLineChars="0"/>
               <w:jc w:val="left"/>
             </w:pPr>
             <w:r>
@@ -7286,10 +7165,10 @@
           <w:tcPr>
             <w:tcW w:w="882" w:type="dxa"/>
             <w:tcBorders>
-              <w:top w:val="single" w:color="auto" w:sz="4" w:space="0"/>
-              <w:left w:val="single" w:color="auto" w:sz="4" w:space="0"/>
+              <w:top w:val="single" w:sz="4" w:space="0" w:color="auto"/>
+              <w:left w:val="single" w:sz="4" w:space="0" w:color="auto"/>
               <w:bottom w:val="nil"/>
-              <w:right w:val="single" w:color="auto" w:sz="12" w:space="0"/>
+              <w:right w:val="single" w:sz="12" w:space="0" w:color="auto"/>
             </w:tcBorders>
             <w:tcMar>
               <w:top w:w="60" w:type="dxa"/>
@@ -7301,12 +7180,12 @@
           </w:tcPr>
           <w:p>
             <w:pPr>
-              <w:pStyle w:val="31"/>
+              <w:pStyle w:val="a1"/>
               <w:keepNext/>
               <w:bidi w:val="0"/>
               <w:snapToGrid w:val="0"/>
               <w:spacing w:line="240" w:lineRule="auto"/>
-              <w:ind w:left="0" w:leftChars="0" w:right="0" w:rightChars="0" w:firstLine="0" w:firstLineChars="0"/>
+              <w:ind w:left="0" w:right="0" w:firstLine="0" w:leftChars="0" w:rightChars="0" w:firstLineChars="0"/>
               <w:jc w:val="left"/>
             </w:pPr>
             <w:r>
@@ -7317,14 +7196,8 @@
       </w:tr>
       <w:tr>
         <w:tblPrEx>
-          <w:tblBorders>
-            <w:top w:val="none" w:color="auto" w:sz="0" w:space="0"/>
-            <w:left w:val="none" w:color="auto" w:sz="0" w:space="0"/>
-            <w:bottom w:val="none" w:color="auto" w:sz="0" w:space="0"/>
-            <w:right w:val="none" w:color="auto" w:sz="0" w:space="0"/>
-            <w:insideH w:val="none" w:color="auto" w:sz="0" w:space="0"/>
-            <w:insideV w:val="none" w:color="auto" w:sz="0" w:space="0"/>
-          </w:tblBorders>
+          <w:tblW w:w="8522" w:type="dxa"/>
+          <w:jc w:val="center"/>
           <w:tblCellMar>
             <w:top w:w="0" w:type="dxa"/>
             <w:left w:w="10" w:type="dxa"/>
@@ -7333,16 +7206,16 @@
           </w:tblCellMar>
         </w:tblPrEx>
         <w:trPr>
-          <w:trHeight w:val="0" w:hRule="atLeast"/>
+          <w:trHeight w:val="0"/>
           <w:jc w:val="center"/>
         </w:trPr>
         <w:tc>
           <w:tcPr>
             <w:tcW w:w="882" w:type="dxa"/>
             <w:tcBorders>
-              <w:top w:val="single" w:color="auto" w:sz="4" w:space="0"/>
-              <w:left w:val="single" w:color="auto" w:sz="12" w:space="0"/>
-              <w:bottom w:val="single" w:color="auto" w:sz="12" w:space="0"/>
+              <w:top w:val="single" w:sz="4" w:space="0" w:color="auto"/>
+              <w:left w:val="single" w:sz="12" w:space="0" w:color="auto"/>
+              <w:bottom w:val="single" w:sz="12" w:space="0" w:color="auto"/>
               <w:right w:val="nil"/>
             </w:tcBorders>
             <w:tcMar>
@@ -7355,12 +7228,12 @@
           </w:tcPr>
           <w:p>
             <w:pPr>
-              <w:pStyle w:val="31"/>
+              <w:pStyle w:val="a1"/>
               <w:keepNext/>
               <w:bidi w:val="0"/>
               <w:snapToGrid w:val="0"/>
               <w:spacing w:line="240" w:lineRule="auto"/>
-              <w:ind w:left="0" w:leftChars="0" w:right="0" w:rightChars="0" w:firstLine="0" w:firstLineChars="0"/>
+              <w:ind w:left="0" w:right="0" w:firstLine="0" w:leftChars="0" w:rightChars="0" w:firstLineChars="0"/>
               <w:jc w:val="center"/>
             </w:pPr>
             <w:r>
@@ -7372,9 +7245,9 @@
           <w:tcPr>
             <w:tcW w:w="2645" w:type="dxa"/>
             <w:tcBorders>
-              <w:top w:val="single" w:color="auto" w:sz="4" w:space="0"/>
-              <w:left w:val="single" w:color="auto" w:sz="4" w:space="0"/>
-              <w:bottom w:val="single" w:color="auto" w:sz="12" w:space="0"/>
+              <w:top w:val="single" w:sz="4" w:space="0" w:color="auto"/>
+              <w:left w:val="single" w:sz="4" w:space="0" w:color="auto"/>
+              <w:bottom w:val="single" w:sz="12" w:space="0" w:color="auto"/>
               <w:right w:val="nil"/>
             </w:tcBorders>
             <w:tcMar>
@@ -7387,12 +7260,12 @@
           </w:tcPr>
           <w:p>
             <w:pPr>
-              <w:pStyle w:val="31"/>
+              <w:pStyle w:val="a1"/>
               <w:keepNext/>
               <w:bidi w:val="0"/>
               <w:snapToGrid w:val="0"/>
               <w:spacing w:line="240" w:lineRule="auto"/>
-              <w:ind w:left="0" w:leftChars="0" w:right="0" w:rightChars="0" w:firstLine="0" w:firstLineChars="0"/>
+              <w:ind w:left="0" w:right="0" w:firstLine="0" w:leftChars="0" w:rightChars="0" w:firstLineChars="0"/>
               <w:jc w:val="center"/>
             </w:pPr>
             <w:r>
@@ -7404,9 +7277,9 @@
           <w:tcPr>
             <w:tcW w:w="4114" w:type="dxa"/>
             <w:tcBorders>
-              <w:top w:val="single" w:color="auto" w:sz="4" w:space="0"/>
-              <w:left w:val="single" w:color="auto" w:sz="4" w:space="0"/>
-              <w:bottom w:val="single" w:color="auto" w:sz="12" w:space="0"/>
+              <w:top w:val="single" w:sz="4" w:space="0" w:color="auto"/>
+              <w:left w:val="single" w:sz="4" w:space="0" w:color="auto"/>
+              <w:bottom w:val="single" w:sz="12" w:space="0" w:color="auto"/>
               <w:right w:val="nil"/>
             </w:tcBorders>
             <w:tcMar>
@@ -7419,12 +7292,12 @@
           </w:tcPr>
           <w:p>
             <w:pPr>
-              <w:pStyle w:val="31"/>
+              <w:pStyle w:val="a1"/>
               <w:keepNext/>
               <w:bidi w:val="0"/>
               <w:snapToGrid w:val="0"/>
               <w:spacing w:line="240" w:lineRule="auto"/>
-              <w:ind w:left="0" w:leftChars="0" w:right="0" w:rightChars="0" w:firstLine="0" w:firstLineChars="0"/>
+              <w:ind w:left="0" w:right="0" w:firstLine="0" w:leftChars="0" w:rightChars="0" w:firstLineChars="0"/>
               <w:jc w:val="left"/>
             </w:pPr>
             <w:r>
@@ -7436,10 +7309,10 @@
           <w:tcPr>
             <w:tcW w:w="882" w:type="dxa"/>
             <w:tcBorders>
-              <w:top w:val="single" w:color="auto" w:sz="4" w:space="0"/>
-              <w:left w:val="single" w:color="auto" w:sz="4" w:space="0"/>
-              <w:bottom w:val="single" w:color="auto" w:sz="12" w:space="0"/>
-              <w:right w:val="single" w:color="auto" w:sz="12" w:space="0"/>
+              <w:top w:val="single" w:sz="4" w:space="0" w:color="auto"/>
+              <w:left w:val="single" w:sz="4" w:space="0" w:color="auto"/>
+              <w:bottom w:val="single" w:sz="12" w:space="0" w:color="auto"/>
+              <w:right w:val="single" w:sz="12" w:space="0" w:color="auto"/>
             </w:tcBorders>
             <w:tcMar>
               <w:top w:w="60" w:type="dxa"/>
@@ -7451,12 +7324,12 @@
           </w:tcPr>
           <w:p>
             <w:pPr>
-              <w:pStyle w:val="31"/>
+              <w:pStyle w:val="a1"/>
               <w:keepNext/>
               <w:bidi w:val="0"/>
               <w:snapToGrid w:val="0"/>
               <w:spacing w:line="240" w:lineRule="auto"/>
-              <w:ind w:left="0" w:leftChars="0" w:right="0" w:rightChars="0" w:firstLine="0" w:firstLineChars="0"/>
+              <w:ind w:left="0" w:right="0" w:firstLine="0" w:leftChars="0" w:rightChars="0" w:firstLineChars="0"/>
               <w:jc w:val="left"/>
             </w:pPr>
             <w:r>
@@ -7468,7 +7341,7 @@
     </w:tbl>
     <w:p>
       <w:pPr>
-        <w:pStyle w:val="30"/>
+        <w:pStyle w:val="1"/>
         <w:bidi w:val="0"/>
       </w:pPr>
       <w:bookmarkStart w:id="14" w:name="heading_7"/>
@@ -7481,7 +7354,7 @@
     </w:p>
     <w:p>
       <w:pPr>
-        <w:pStyle w:val="41"/>
+        <w:pStyle w:val="a3"/>
         <w:bidi w:val="0"/>
         <w:jc w:val="center"/>
         <w:rPr>
@@ -7518,7 +7391,7 @@
           <w:rFonts w:hint="eastAsia"/>
           <w:lang w:val="en-US" w:eastAsia="zh-CN"/>
         </w:rPr>
-        <w:instrText xml:space="preserve">"柴_标题1"\n</w:instrText>
+        <w:instrText>"柴_标题1"\n</w:instrText>
       </w:r>
       <w:r>
         <w:instrText xml:space="preserve"> \s</w:instrText>
@@ -7535,7 +7408,7 @@
           <w:rFonts w:hint="eastAsia"/>
           <w:lang w:val="en-US" w:eastAsia="zh-CN"/>
         </w:rPr>
-        <w:instrText xml:space="preserve">* Charformat</w:instrText>
+        <w:instrText>* Charformat</w:instrText>
       </w:r>
       <w:r>
         <w:rPr>
@@ -7622,18 +7495,17 @@
     </w:p>
     <w:tbl>
       <w:tblPr>
-        <w:tblStyle w:val="22"/>
+        <w:tblStyle w:val="TableNormal"/>
         <w:tblW w:w="8522" w:type="dxa"/>
         <w:jc w:val="center"/>
         <w:tblBorders>
-          <w:top w:val="none" w:color="auto" w:sz="0" w:space="0"/>
-          <w:left w:val="none" w:color="auto" w:sz="0" w:space="0"/>
-          <w:bottom w:val="none" w:color="auto" w:sz="0" w:space="0"/>
-          <w:right w:val="none" w:color="auto" w:sz="0" w:space="0"/>
-          <w:insideH w:val="none" w:color="auto" w:sz="0" w:space="0"/>
-          <w:insideV w:val="none" w:color="auto" w:sz="0" w:space="0"/>
+          <w:top w:val="nil"/>
+          <w:left w:val="nil"/>
+          <w:bottom w:val="nil"/>
+          <w:right w:val="nil"/>
+          <w:insideH w:val="nil"/>
+          <w:insideV w:val="nil"/>
         </w:tblBorders>
-        <w:tblLayout w:type="autofit"/>
         <w:tblCellMar>
           <w:top w:w="0" w:type="dxa"/>
           <w:left w:w="10" w:type="dxa"/>
@@ -7647,13 +7519,15 @@
       </w:tblGrid>
       <w:tr>
         <w:tblPrEx>
+          <w:tblW w:w="8522" w:type="dxa"/>
+          <w:jc w:val="center"/>
           <w:tblBorders>
-            <w:top w:val="none" w:color="auto" w:sz="0" w:space="0"/>
-            <w:left w:val="none" w:color="auto" w:sz="0" w:space="0"/>
-            <w:bottom w:val="none" w:color="auto" w:sz="0" w:space="0"/>
-            <w:right w:val="none" w:color="auto" w:sz="0" w:space="0"/>
-            <w:insideH w:val="none" w:color="auto" w:sz="0" w:space="0"/>
-            <w:insideV w:val="none" w:color="auto" w:sz="0" w:space="0"/>
+            <w:top w:val="nil"/>
+            <w:left w:val="nil"/>
+            <w:bottom w:val="nil"/>
+            <w:right w:val="nil"/>
+            <w:insideH w:val="nil"/>
+            <w:insideV w:val="nil"/>
           </w:tblBorders>
           <w:tblCellMar>
             <w:top w:w="0" w:type="dxa"/>
@@ -7663,7 +7537,7 @@
           </w:tblCellMar>
         </w:tblPrEx>
         <w:trPr>
-          <w:trHeight w:val="0" w:hRule="atLeast"/>
+          <w:trHeight w:val="0"/>
           <w:tblHeader/>
           <w:jc w:val="center"/>
         </w:trPr>
@@ -7671,8 +7545,8 @@
           <w:tcPr>
             <w:tcW w:w="3922" w:type="dxa"/>
             <w:tcBorders>
-              <w:top w:val="single" w:color="auto" w:sz="12" w:space="0"/>
-              <w:left w:val="single" w:color="auto" w:sz="12" w:space="0"/>
+              <w:top w:val="single" w:sz="12" w:space="0" w:color="auto"/>
+              <w:left w:val="single" w:sz="12" w:space="0" w:color="auto"/>
               <w:bottom w:val="nil"/>
               <w:right w:val="nil"/>
             </w:tcBorders>
@@ -7686,11 +7560,11 @@
           </w:tcPr>
           <w:p>
             <w:pPr>
-              <w:pStyle w:val="31"/>
+              <w:pStyle w:val="a1"/>
               <w:bidi w:val="0"/>
               <w:snapToGrid w:val="0"/>
               <w:spacing w:line="240" w:lineRule="auto"/>
-              <w:ind w:left="0" w:leftChars="0" w:right="0" w:rightChars="0" w:firstLine="0" w:firstLineChars="0"/>
+              <w:ind w:left="0" w:right="0" w:firstLine="0" w:leftChars="0" w:rightChars="0" w:firstLineChars="0"/>
               <w:jc w:val="center"/>
               <w:rPr>
                 <w:b/>
@@ -7708,10 +7582,10 @@
           <w:tcPr>
             <w:tcW w:w="4600" w:type="dxa"/>
             <w:tcBorders>
-              <w:top w:val="single" w:color="auto" w:sz="12" w:space="0"/>
-              <w:left w:val="single" w:color="auto" w:sz="4" w:space="0"/>
+              <w:top w:val="single" w:sz="12" w:space="0" w:color="auto"/>
+              <w:left w:val="single" w:sz="4" w:space="0" w:color="auto"/>
               <w:bottom w:val="nil"/>
-              <w:right w:val="single" w:color="auto" w:sz="12" w:space="0"/>
+              <w:right w:val="single" w:sz="12" w:space="0" w:color="auto"/>
             </w:tcBorders>
             <w:tcMar>
               <w:top w:w="60" w:type="dxa"/>
@@ -7723,11 +7597,11 @@
           </w:tcPr>
           <w:p>
             <w:pPr>
-              <w:pStyle w:val="31"/>
+              <w:pStyle w:val="a1"/>
               <w:bidi w:val="0"/>
               <w:snapToGrid w:val="0"/>
               <w:spacing w:line="240" w:lineRule="auto"/>
-              <w:ind w:left="0" w:leftChars="0" w:right="0" w:rightChars="0" w:firstLine="0" w:firstLineChars="0"/>
+              <w:ind w:left="0" w:right="0" w:firstLine="0" w:leftChars="0" w:rightChars="0" w:firstLineChars="0"/>
               <w:jc w:val="center"/>
               <w:rPr>
                 <w:b/>
@@ -7744,14 +7618,8 @@
       </w:tr>
       <w:tr>
         <w:tblPrEx>
-          <w:tblBorders>
-            <w:top w:val="none" w:color="auto" w:sz="0" w:space="0"/>
-            <w:left w:val="none" w:color="auto" w:sz="0" w:space="0"/>
-            <w:bottom w:val="none" w:color="auto" w:sz="0" w:space="0"/>
-            <w:right w:val="none" w:color="auto" w:sz="0" w:space="0"/>
-            <w:insideH w:val="none" w:color="auto" w:sz="0" w:space="0"/>
-            <w:insideV w:val="none" w:color="auto" w:sz="0" w:space="0"/>
-          </w:tblBorders>
+          <w:tblW w:w="8522" w:type="dxa"/>
+          <w:jc w:val="center"/>
           <w:tblCellMar>
             <w:top w:w="0" w:type="dxa"/>
             <w:left w:w="10" w:type="dxa"/>
@@ -7760,15 +7628,15 @@
           </w:tblCellMar>
         </w:tblPrEx>
         <w:trPr>
-          <w:trHeight w:val="0" w:hRule="atLeast"/>
+          <w:trHeight w:val="0"/>
           <w:jc w:val="center"/>
         </w:trPr>
         <w:tc>
           <w:tcPr>
             <w:tcW w:w="3922" w:type="dxa"/>
             <w:tcBorders>
-              <w:top w:val="single" w:color="auto" w:sz="4" w:space="0"/>
-              <w:left w:val="single" w:color="auto" w:sz="12" w:space="0"/>
+              <w:top w:val="single" w:sz="4" w:space="0" w:color="auto"/>
+              <w:left w:val="single" w:sz="12" w:space="0" w:color="auto"/>
               <w:bottom w:val="nil"/>
               <w:right w:val="nil"/>
             </w:tcBorders>
@@ -7782,11 +7650,11 @@
           </w:tcPr>
           <w:p>
             <w:pPr>
-              <w:pStyle w:val="31"/>
+              <w:pStyle w:val="a1"/>
               <w:bidi w:val="0"/>
               <w:snapToGrid w:val="0"/>
               <w:spacing w:line="240" w:lineRule="auto"/>
-              <w:ind w:left="0" w:leftChars="0" w:right="0" w:rightChars="0" w:firstLine="0" w:firstLineChars="0"/>
+              <w:ind w:left="0" w:right="0" w:firstLine="0" w:leftChars="0" w:rightChars="0" w:firstLineChars="0"/>
               <w:jc w:val="center"/>
             </w:pPr>
             <w:r>
@@ -7798,10 +7666,10 @@
           <w:tcPr>
             <w:tcW w:w="4600" w:type="dxa"/>
             <w:tcBorders>
-              <w:top w:val="single" w:color="auto" w:sz="4" w:space="0"/>
-              <w:left w:val="single" w:color="auto" w:sz="4" w:space="0"/>
+              <w:top w:val="single" w:sz="4" w:space="0" w:color="auto"/>
+              <w:left w:val="single" w:sz="4" w:space="0" w:color="auto"/>
               <w:bottom w:val="nil"/>
-              <w:right w:val="single" w:color="auto" w:sz="12" w:space="0"/>
+              <w:right w:val="single" w:sz="12" w:space="0" w:color="auto"/>
             </w:tcBorders>
             <w:tcMar>
               <w:top w:w="60" w:type="dxa"/>
@@ -7813,11 +7681,11 @@
           </w:tcPr>
           <w:p>
             <w:pPr>
-              <w:pStyle w:val="31"/>
+              <w:pStyle w:val="a1"/>
               <w:bidi w:val="0"/>
               <w:snapToGrid w:val="0"/>
               <w:spacing w:line="240" w:lineRule="auto"/>
-              <w:ind w:left="0" w:leftChars="0" w:right="0" w:rightChars="0" w:firstLine="0" w:firstLineChars="0"/>
+              <w:ind w:left="0" w:right="0" w:firstLine="0" w:leftChars="0" w:rightChars="0" w:firstLineChars="0"/>
               <w:jc w:val="center"/>
             </w:pPr>
             <w:r>
@@ -7828,14 +7696,8 @@
       </w:tr>
       <w:tr>
         <w:tblPrEx>
-          <w:tblBorders>
-            <w:top w:val="none" w:color="auto" w:sz="0" w:space="0"/>
-            <w:left w:val="none" w:color="auto" w:sz="0" w:space="0"/>
-            <w:bottom w:val="none" w:color="auto" w:sz="0" w:space="0"/>
-            <w:right w:val="none" w:color="auto" w:sz="0" w:space="0"/>
-            <w:insideH w:val="none" w:color="auto" w:sz="0" w:space="0"/>
-            <w:insideV w:val="none" w:color="auto" w:sz="0" w:space="0"/>
-          </w:tblBorders>
+          <w:tblW w:w="8522" w:type="dxa"/>
+          <w:jc w:val="center"/>
           <w:tblCellMar>
             <w:top w:w="0" w:type="dxa"/>
             <w:left w:w="10" w:type="dxa"/>
@@ -7844,15 +7706,15 @@
           </w:tblCellMar>
         </w:tblPrEx>
         <w:trPr>
-          <w:trHeight w:val="0" w:hRule="atLeast"/>
+          <w:trHeight w:val="0"/>
           <w:jc w:val="center"/>
         </w:trPr>
         <w:tc>
           <w:tcPr>
             <w:tcW w:w="3922" w:type="dxa"/>
             <w:tcBorders>
-              <w:top w:val="single" w:color="auto" w:sz="4" w:space="0"/>
-              <w:left w:val="single" w:color="auto" w:sz="12" w:space="0"/>
+              <w:top w:val="single" w:sz="4" w:space="0" w:color="auto"/>
+              <w:left w:val="single" w:sz="12" w:space="0" w:color="auto"/>
               <w:bottom w:val="nil"/>
               <w:right w:val="nil"/>
             </w:tcBorders>
@@ -7866,11 +7728,11 @@
           </w:tcPr>
           <w:p>
             <w:pPr>
-              <w:pStyle w:val="31"/>
+              <w:pStyle w:val="a1"/>
               <w:bidi w:val="0"/>
               <w:snapToGrid w:val="0"/>
               <w:spacing w:line="240" w:lineRule="auto"/>
-              <w:ind w:left="0" w:leftChars="0" w:right="0" w:rightChars="0" w:firstLine="0" w:firstLineChars="0"/>
+              <w:ind w:left="0" w:right="0" w:firstLine="0" w:leftChars="0" w:rightChars="0" w:firstLineChars="0"/>
               <w:jc w:val="center"/>
             </w:pPr>
             <w:r>
@@ -7882,10 +7744,10 @@
           <w:tcPr>
             <w:tcW w:w="4600" w:type="dxa"/>
             <w:tcBorders>
-              <w:top w:val="single" w:color="auto" w:sz="4" w:space="0"/>
-              <w:left w:val="single" w:color="auto" w:sz="4" w:space="0"/>
+              <w:top w:val="single" w:sz="4" w:space="0" w:color="auto"/>
+              <w:left w:val="single" w:sz="4" w:space="0" w:color="auto"/>
               <w:bottom w:val="nil"/>
-              <w:right w:val="single" w:color="auto" w:sz="12" w:space="0"/>
+              <w:right w:val="single" w:sz="12" w:space="0" w:color="auto"/>
             </w:tcBorders>
             <w:tcMar>
               <w:top w:w="60" w:type="dxa"/>
@@ -7897,11 +7759,11 @@
           </w:tcPr>
           <w:p>
             <w:pPr>
-              <w:pStyle w:val="31"/>
+              <w:pStyle w:val="a1"/>
               <w:bidi w:val="0"/>
               <w:snapToGrid w:val="0"/>
               <w:spacing w:line="240" w:lineRule="auto"/>
-              <w:ind w:left="0" w:leftChars="0" w:right="0" w:rightChars="0" w:firstLine="0" w:firstLineChars="0"/>
+              <w:ind w:left="0" w:right="0" w:firstLine="0" w:leftChars="0" w:rightChars="0" w:firstLineChars="0"/>
               <w:jc w:val="center"/>
             </w:pPr>
             <w:r>
@@ -7912,14 +7774,8 @@
       </w:tr>
       <w:tr>
         <w:tblPrEx>
-          <w:tblBorders>
-            <w:top w:val="none" w:color="auto" w:sz="0" w:space="0"/>
-            <w:left w:val="none" w:color="auto" w:sz="0" w:space="0"/>
-            <w:bottom w:val="none" w:color="auto" w:sz="0" w:space="0"/>
-            <w:right w:val="none" w:color="auto" w:sz="0" w:space="0"/>
-            <w:insideH w:val="none" w:color="auto" w:sz="0" w:space="0"/>
-            <w:insideV w:val="none" w:color="auto" w:sz="0" w:space="0"/>
-          </w:tblBorders>
+          <w:tblW w:w="8522" w:type="dxa"/>
+          <w:jc w:val="center"/>
           <w:tblCellMar>
             <w:top w:w="0" w:type="dxa"/>
             <w:left w:w="10" w:type="dxa"/>
@@ -7928,15 +7784,15 @@
           </w:tblCellMar>
         </w:tblPrEx>
         <w:trPr>
-          <w:trHeight w:val="0" w:hRule="atLeast"/>
+          <w:trHeight w:val="0"/>
           <w:jc w:val="center"/>
         </w:trPr>
         <w:tc>
           <w:tcPr>
             <w:tcW w:w="3922" w:type="dxa"/>
             <w:tcBorders>
-              <w:top w:val="single" w:color="auto" w:sz="4" w:space="0"/>
-              <w:left w:val="single" w:color="auto" w:sz="12" w:space="0"/>
+              <w:top w:val="single" w:sz="4" w:space="0" w:color="auto"/>
+              <w:left w:val="single" w:sz="12" w:space="0" w:color="auto"/>
               <w:bottom w:val="nil"/>
               <w:right w:val="nil"/>
             </w:tcBorders>
@@ -7950,11 +7806,11 @@
           </w:tcPr>
           <w:p>
             <w:pPr>
-              <w:pStyle w:val="31"/>
+              <w:pStyle w:val="a1"/>
               <w:bidi w:val="0"/>
               <w:snapToGrid w:val="0"/>
               <w:spacing w:line="240" w:lineRule="auto"/>
-              <w:ind w:left="0" w:leftChars="0" w:right="0" w:rightChars="0" w:firstLine="0" w:firstLineChars="0"/>
+              <w:ind w:left="0" w:right="0" w:firstLine="0" w:leftChars="0" w:rightChars="0" w:firstLineChars="0"/>
               <w:jc w:val="center"/>
             </w:pPr>
             <w:r>
@@ -7966,10 +7822,10 @@
           <w:tcPr>
             <w:tcW w:w="4600" w:type="dxa"/>
             <w:tcBorders>
-              <w:top w:val="single" w:color="auto" w:sz="4" w:space="0"/>
-              <w:left w:val="single" w:color="auto" w:sz="4" w:space="0"/>
+              <w:top w:val="single" w:sz="4" w:space="0" w:color="auto"/>
+              <w:left w:val="single" w:sz="4" w:space="0" w:color="auto"/>
               <w:bottom w:val="nil"/>
-              <w:right w:val="single" w:color="auto" w:sz="12" w:space="0"/>
+              <w:right w:val="single" w:sz="12" w:space="0" w:color="auto"/>
             </w:tcBorders>
             <w:tcMar>
               <w:top w:w="60" w:type="dxa"/>
@@ -7981,11 +7837,11 @@
           </w:tcPr>
           <w:p>
             <w:pPr>
-              <w:pStyle w:val="31"/>
+              <w:pStyle w:val="a1"/>
               <w:bidi w:val="0"/>
               <w:snapToGrid w:val="0"/>
               <w:spacing w:line="240" w:lineRule="auto"/>
-              <w:ind w:left="0" w:leftChars="0" w:right="0" w:rightChars="0" w:firstLine="0" w:firstLineChars="0"/>
+              <w:ind w:left="0" w:right="0" w:firstLine="0" w:leftChars="0" w:rightChars="0" w:firstLineChars="0"/>
               <w:jc w:val="center"/>
             </w:pPr>
             <w:r>
@@ -7996,14 +7852,8 @@
       </w:tr>
       <w:tr>
         <w:tblPrEx>
-          <w:tblBorders>
-            <w:top w:val="none" w:color="auto" w:sz="0" w:space="0"/>
-            <w:left w:val="none" w:color="auto" w:sz="0" w:space="0"/>
-            <w:bottom w:val="none" w:color="auto" w:sz="0" w:space="0"/>
-            <w:right w:val="none" w:color="auto" w:sz="0" w:space="0"/>
-            <w:insideH w:val="none" w:color="auto" w:sz="0" w:space="0"/>
-            <w:insideV w:val="none" w:color="auto" w:sz="0" w:space="0"/>
-          </w:tblBorders>
+          <w:tblW w:w="8522" w:type="dxa"/>
+          <w:jc w:val="center"/>
           <w:tblCellMar>
             <w:top w:w="0" w:type="dxa"/>
             <w:left w:w="10" w:type="dxa"/>
@@ -8012,15 +7862,15 @@
           </w:tblCellMar>
         </w:tblPrEx>
         <w:trPr>
-          <w:trHeight w:val="0" w:hRule="atLeast"/>
+          <w:trHeight w:val="0"/>
           <w:jc w:val="center"/>
         </w:trPr>
         <w:tc>
           <w:tcPr>
             <w:tcW w:w="3922" w:type="dxa"/>
             <w:tcBorders>
-              <w:top w:val="single" w:color="auto" w:sz="4" w:space="0"/>
-              <w:left w:val="single" w:color="auto" w:sz="12" w:space="0"/>
+              <w:top w:val="single" w:sz="4" w:space="0" w:color="auto"/>
+              <w:left w:val="single" w:sz="12" w:space="0" w:color="auto"/>
               <w:bottom w:val="nil"/>
               <w:right w:val="nil"/>
             </w:tcBorders>
@@ -8034,11 +7884,11 @@
           </w:tcPr>
           <w:p>
             <w:pPr>
-              <w:pStyle w:val="31"/>
+              <w:pStyle w:val="a1"/>
               <w:bidi w:val="0"/>
               <w:snapToGrid w:val="0"/>
               <w:spacing w:line="240" w:lineRule="auto"/>
-              <w:ind w:left="0" w:leftChars="0" w:right="0" w:rightChars="0" w:firstLine="0" w:firstLineChars="0"/>
+              <w:ind w:left="0" w:right="0" w:firstLine="0" w:leftChars="0" w:rightChars="0" w:firstLineChars="0"/>
               <w:jc w:val="center"/>
             </w:pPr>
             <w:r>
@@ -8050,10 +7900,10 @@
           <w:tcPr>
             <w:tcW w:w="4600" w:type="dxa"/>
             <w:tcBorders>
-              <w:top w:val="single" w:color="auto" w:sz="4" w:space="0"/>
-              <w:left w:val="single" w:color="auto" w:sz="4" w:space="0"/>
+              <w:top w:val="single" w:sz="4" w:space="0" w:color="auto"/>
+              <w:left w:val="single" w:sz="4" w:space="0" w:color="auto"/>
               <w:bottom w:val="nil"/>
-              <w:right w:val="single" w:color="auto" w:sz="12" w:space="0"/>
+              <w:right w:val="single" w:sz="12" w:space="0" w:color="auto"/>
             </w:tcBorders>
             <w:tcMar>
               <w:top w:w="60" w:type="dxa"/>
@@ -8065,11 +7915,11 @@
           </w:tcPr>
           <w:p>
             <w:pPr>
-              <w:pStyle w:val="31"/>
+              <w:pStyle w:val="a1"/>
               <w:bidi w:val="0"/>
               <w:snapToGrid w:val="0"/>
               <w:spacing w:line="240" w:lineRule="auto"/>
-              <w:ind w:left="0" w:leftChars="0" w:right="0" w:rightChars="0" w:firstLine="0" w:firstLineChars="0"/>
+              <w:ind w:left="0" w:right="0" w:firstLine="0" w:leftChars="0" w:rightChars="0" w:firstLineChars="0"/>
               <w:jc w:val="center"/>
             </w:pPr>
             <w:r>
@@ -8080,14 +7930,8 @@
       </w:tr>
       <w:tr>
         <w:tblPrEx>
-          <w:tblBorders>
-            <w:top w:val="none" w:color="auto" w:sz="0" w:space="0"/>
-            <w:left w:val="none" w:color="auto" w:sz="0" w:space="0"/>
-            <w:bottom w:val="none" w:color="auto" w:sz="0" w:space="0"/>
-            <w:right w:val="none" w:color="auto" w:sz="0" w:space="0"/>
-            <w:insideH w:val="none" w:color="auto" w:sz="0" w:space="0"/>
-            <w:insideV w:val="none" w:color="auto" w:sz="0" w:space="0"/>
-          </w:tblBorders>
+          <w:tblW w:w="8522" w:type="dxa"/>
+          <w:jc w:val="center"/>
           <w:tblCellMar>
             <w:top w:w="0" w:type="dxa"/>
             <w:left w:w="10" w:type="dxa"/>
@@ -8096,16 +7940,16 @@
           </w:tblCellMar>
         </w:tblPrEx>
         <w:trPr>
-          <w:trHeight w:val="0" w:hRule="atLeast"/>
+          <w:trHeight w:val="0"/>
           <w:jc w:val="center"/>
         </w:trPr>
         <w:tc>
           <w:tcPr>
             <w:tcW w:w="3922" w:type="dxa"/>
             <w:tcBorders>
-              <w:top w:val="single" w:color="auto" w:sz="4" w:space="0"/>
-              <w:left w:val="single" w:color="auto" w:sz="12" w:space="0"/>
-              <w:bottom w:val="single" w:color="auto" w:sz="12" w:space="0"/>
+              <w:top w:val="single" w:sz="4" w:space="0" w:color="auto"/>
+              <w:left w:val="single" w:sz="12" w:space="0" w:color="auto"/>
+              <w:bottom w:val="single" w:sz="12" w:space="0" w:color="auto"/>
               <w:right w:val="nil"/>
             </w:tcBorders>
             <w:tcMar>
@@ -8118,11 +7962,11 @@
           </w:tcPr>
           <w:p>
             <w:pPr>
-              <w:pStyle w:val="31"/>
+              <w:pStyle w:val="a1"/>
               <w:bidi w:val="0"/>
               <w:snapToGrid w:val="0"/>
               <w:spacing w:line="240" w:lineRule="auto"/>
-              <w:ind w:left="0" w:leftChars="0" w:right="0" w:rightChars="0" w:firstLine="0" w:firstLineChars="0"/>
+              <w:ind w:left="0" w:right="0" w:firstLine="0" w:leftChars="0" w:rightChars="0" w:firstLineChars="0"/>
               <w:jc w:val="center"/>
             </w:pPr>
             <w:r>
@@ -8134,10 +7978,10 @@
           <w:tcPr>
             <w:tcW w:w="4600" w:type="dxa"/>
             <w:tcBorders>
-              <w:top w:val="single" w:color="auto" w:sz="4" w:space="0"/>
-              <w:left w:val="single" w:color="auto" w:sz="4" w:space="0"/>
-              <w:bottom w:val="single" w:color="auto" w:sz="12" w:space="0"/>
-              <w:right w:val="single" w:color="auto" w:sz="12" w:space="0"/>
+              <w:top w:val="single" w:sz="4" w:space="0" w:color="auto"/>
+              <w:left w:val="single" w:sz="4" w:space="0" w:color="auto"/>
+              <w:bottom w:val="single" w:sz="12" w:space="0" w:color="auto"/>
+              <w:right w:val="single" w:sz="12" w:space="0" w:color="auto"/>
             </w:tcBorders>
             <w:tcMar>
               <w:top w:w="60" w:type="dxa"/>
@@ -8149,11 +7993,11 @@
           </w:tcPr>
           <w:p>
             <w:pPr>
-              <w:pStyle w:val="31"/>
+              <w:pStyle w:val="a1"/>
               <w:bidi w:val="0"/>
               <w:snapToGrid w:val="0"/>
               <w:spacing w:line="240" w:lineRule="auto"/>
-              <w:ind w:left="0" w:leftChars="0" w:right="0" w:rightChars="0" w:firstLine="0" w:firstLineChars="0"/>
+              <w:ind w:left="0" w:right="0" w:firstLine="0" w:leftChars="0" w:rightChars="0" w:firstLineChars="0"/>
               <w:jc w:val="center"/>
             </w:pPr>
             <w:r>
@@ -8165,7 +8009,7 @@
     </w:tbl>
     <w:p>
       <w:pPr>
-        <w:pStyle w:val="31"/>
+        <w:pStyle w:val="a1"/>
         <w:bidi w:val="0"/>
       </w:pPr>
       <w:r>
@@ -8174,7 +8018,7 @@
     </w:p>
     <w:p>
       <w:pPr>
-        <w:pStyle w:val="31"/>
+        <w:pStyle w:val="a1"/>
         <w:bidi w:val="0"/>
       </w:pPr>
       <w:bookmarkStart w:id="17" w:name="heading_8"/>
@@ -8192,7 +8036,7 @@
     </w:p>
     <w:p>
       <w:pPr>
-        <w:pStyle w:val="30"/>
+        <w:pStyle w:val="1"/>
         <w:bidi w:val="0"/>
       </w:pPr>
       <w:bookmarkStart w:id="18" w:name="_Toc9987"/>
@@ -8204,7 +8048,7 @@
     </w:p>
     <w:p>
       <w:pPr>
-        <w:pStyle w:val="32"/>
+        <w:pStyle w:val="2"/>
         <w:bidi w:val="0"/>
       </w:pPr>
       <w:bookmarkStart w:id="19" w:name="heading_9"/>
@@ -8217,7 +8061,7 @@
     </w:p>
     <w:p>
       <w:pPr>
-        <w:pStyle w:val="31"/>
+        <w:pStyle w:val="a1"/>
         <w:bidi w:val="0"/>
       </w:pPr>
       <w:r>
@@ -8226,7 +8070,7 @@
     </w:p>
     <w:p>
       <w:pPr>
-        <w:pStyle w:val="32"/>
+        <w:pStyle w:val="2"/>
         <w:bidi w:val="0"/>
       </w:pPr>
       <w:bookmarkStart w:id="21" w:name="heading_10"/>
@@ -8239,7 +8083,7 @@
     </w:p>
     <w:p>
       <w:pPr>
-        <w:pStyle w:val="31"/>
+        <w:pStyle w:val="a1"/>
         <w:bidi w:val="0"/>
       </w:pPr>
       <w:r>
@@ -8248,7 +8092,7 @@
     </w:p>
     <w:p>
       <w:pPr>
-        <w:pStyle w:val="32"/>
+        <w:pStyle w:val="2"/>
         <w:bidi w:val="0"/>
       </w:pPr>
       <w:bookmarkStart w:id="23" w:name="heading_11"/>
@@ -8261,7 +8105,7 @@
     </w:p>
     <w:p>
       <w:pPr>
-        <w:pStyle w:val="33"/>
+        <w:pStyle w:val="3"/>
         <w:bidi w:val="0"/>
       </w:pPr>
       <w:bookmarkStart w:id="25" w:name="_Toc20254"/>
@@ -8274,7 +8118,7 @@
     </w:p>
     <w:p>
       <w:pPr>
-        <w:pStyle w:val="31"/>
+        <w:pStyle w:val="a1"/>
         <w:bidi w:val="0"/>
         <w:rPr>
           <w:rFonts w:hint="eastAsia"/>
@@ -8294,7 +8138,7 @@
     </w:p>
     <w:p>
       <w:pPr>
-        <w:pStyle w:val="41"/>
+        <w:pStyle w:val="a3"/>
         <w:bidi w:val="0"/>
         <w:jc w:val="center"/>
         <w:rPr>
@@ -8331,7 +8175,7 @@
           <w:rFonts w:hint="eastAsia"/>
           <w:lang w:val="en-US" w:eastAsia="zh-CN"/>
         </w:rPr>
-        <w:instrText xml:space="preserve">"柴_标题1"\n</w:instrText>
+        <w:instrText>"柴_标题1"\n</w:instrText>
       </w:r>
       <w:r>
         <w:instrText xml:space="preserve"> \s</w:instrText>
@@ -8348,7 +8192,7 @@
           <w:rFonts w:hint="eastAsia"/>
           <w:lang w:val="en-US" w:eastAsia="zh-CN"/>
         </w:rPr>
-        <w:instrText xml:space="preserve">* Charformat</w:instrText>
+        <w:instrText>* Charformat</w:instrText>
       </w:r>
       <w:r>
         <w:rPr>
@@ -8425,9 +8269,9 @@
     </w:p>
     <w:p>
       <w:pPr>
-        <w:pStyle w:val="31"/>
+        <w:pStyle w:val="a1"/>
         <w:bidi w:val="0"/>
-        <w:ind w:left="0" w:leftChars="0" w:firstLine="0" w:firstLineChars="0"/>
+        <w:ind w:left="0" w:firstLine="0" w:leftChars="0" w:firstLineChars="0"/>
       </w:pPr>
       <w:r>
         <w:drawing>
@@ -8448,7 +8292,7 @@
                     </pic:cNvPicPr>
                   </pic:nvPicPr>
                   <pic:blipFill>
-                    <a:blip r:embed="rId6"/>
+                    <a:blip xmlns:r="http://schemas.openxmlformats.org/officeDocument/2006/relationships" r:embed="rId4"/>
                     <a:stretch>
                       <a:fillRect/>
                     </a:stretch>
@@ -8481,7 +8325,7 @@
         <w:suppressLineNumbers w:val="0"/>
         <w:jc w:val="left"/>
         <w:rPr>
-          <w:rFonts w:hint="eastAsia" w:ascii="宋体" w:hAnsi="宋体" w:eastAsia="宋体" w:cs="宋体"/>
+          <w:rFonts w:ascii="宋体" w:eastAsia="宋体" w:hAnsi="宋体" w:cs="宋体" w:hint="eastAsia"/>
           <w:snapToGrid w:val="0"/>
           <w:color w:val="000000"/>
           <w:kern w:val="0"/>
@@ -8492,7 +8336,7 @@
       </w:pPr>
       <w:r>
         <w:rPr>
-          <w:rFonts w:hint="eastAsia" w:ascii="宋体" w:hAnsi="宋体" w:eastAsia="宋体" w:cs="宋体"/>
+          <w:rFonts w:ascii="宋体" w:eastAsia="宋体" w:hAnsi="宋体" w:cs="宋体" w:hint="eastAsia"/>
           <w:snapToGrid w:val="0"/>
           <w:color w:val="000000"/>
           <w:kern w:val="0"/>
@@ -8505,7 +8349,7 @@
     </w:p>
     <w:p>
       <w:pPr>
-        <w:pStyle w:val="41"/>
+        <w:pStyle w:val="a3"/>
         <w:bidi w:val="0"/>
         <w:jc w:val="center"/>
         <w:rPr>
@@ -8542,7 +8386,7 @@
           <w:rFonts w:hint="eastAsia"/>
           <w:lang w:val="en-US" w:eastAsia="zh-CN"/>
         </w:rPr>
-        <w:instrText xml:space="preserve">"柴_标题1"\n</w:instrText>
+        <w:instrText>"柴_标题1"\n</w:instrText>
       </w:r>
       <w:r>
         <w:instrText xml:space="preserve"> \s</w:instrText>
@@ -8559,7 +8403,7 @@
           <w:rFonts w:hint="eastAsia"/>
           <w:lang w:val="en-US" w:eastAsia="zh-CN"/>
         </w:rPr>
-        <w:instrText xml:space="preserve">* Charformat</w:instrText>
+        <w:instrText>* Charformat</w:instrText>
       </w:r>
       <w:r>
         <w:rPr>
@@ -8636,7 +8480,7 @@
     </w:p>
     <w:p>
       <w:pPr>
-        <w:pStyle w:val="41"/>
+        <w:pStyle w:val="a3"/>
         <w:bidi w:val="0"/>
         <w:jc w:val="both"/>
         <w:rPr>
@@ -8663,7 +8507,7 @@
                     </pic:cNvPicPr>
                   </pic:nvPicPr>
                   <pic:blipFill>
-                    <a:blip r:embed="rId7"/>
+                    <a:blip xmlns:r="http://schemas.openxmlformats.org/officeDocument/2006/relationships" r:embed="rId5"/>
                     <a:stretch>
                       <a:fillRect/>
                     </a:stretch>
@@ -8690,7 +8534,7 @@
     </w:p>
     <w:p>
       <w:pPr>
-        <w:pStyle w:val="33"/>
+        <w:pStyle w:val="3"/>
         <w:bidi w:val="0"/>
       </w:pPr>
       <w:bookmarkStart w:id="29" w:name="_Toc6387"/>
@@ -8703,7 +8547,7 @@
     </w:p>
     <w:p>
       <w:pPr>
-        <w:pStyle w:val="41"/>
+        <w:pStyle w:val="a3"/>
         <w:bidi w:val="0"/>
         <w:jc w:val="center"/>
         <w:rPr>
@@ -8740,7 +8584,7 @@
           <w:rFonts w:hint="eastAsia"/>
           <w:lang w:val="en-US" w:eastAsia="zh-CN"/>
         </w:rPr>
-        <w:instrText xml:space="preserve">"柴_标题1"\n</w:instrText>
+        <w:instrText>"柴_标题1"\n</w:instrText>
       </w:r>
       <w:r>
         <w:instrText xml:space="preserve"> \s</w:instrText>
@@ -8757,7 +8601,7 @@
           <w:rFonts w:hint="eastAsia"/>
           <w:lang w:val="en-US" w:eastAsia="zh-CN"/>
         </w:rPr>
-        <w:instrText xml:space="preserve">* Charformat</w:instrText>
+        <w:instrText>* Charformat</w:instrText>
       </w:r>
       <w:r>
         <w:rPr>
@@ -8834,7 +8678,7 @@
     </w:p>
     <w:p>
       <w:pPr>
-        <w:pStyle w:val="41"/>
+        <w:pStyle w:val="a3"/>
         <w:bidi w:val="0"/>
         <w:jc w:val="center"/>
       </w:pPr>
@@ -8857,7 +8701,7 @@
                     </pic:cNvPicPr>
                   </pic:nvPicPr>
                   <pic:blipFill>
-                    <a:blip r:embed="rId8"/>
+                    <a:blip xmlns:r="http://schemas.openxmlformats.org/officeDocument/2006/relationships" r:embed="rId6"/>
                     <a:stretch>
                       <a:fillRect/>
                     </a:stretch>
@@ -8884,7 +8728,7 @@
     </w:p>
     <w:p>
       <w:pPr>
-        <w:pStyle w:val="31"/>
+        <w:pStyle w:val="a1"/>
         <w:bidi w:val="0"/>
       </w:pPr>
       <w:r>
@@ -8893,7 +8737,7 @@
     </w:p>
     <w:p>
       <w:pPr>
-        <w:pStyle w:val="31"/>
+        <w:pStyle w:val="a1"/>
         <w:bidi w:val="0"/>
       </w:pPr>
       <w:r>
@@ -8902,7 +8746,7 @@
     </w:p>
     <w:p>
       <w:pPr>
-        <w:pStyle w:val="31"/>
+        <w:pStyle w:val="a1"/>
         <w:bidi w:val="0"/>
       </w:pPr>
       <w:r>
@@ -8911,7 +8755,7 @@
     </w:p>
     <w:p>
       <w:pPr>
-        <w:pStyle w:val="31"/>
+        <w:pStyle w:val="a1"/>
         <w:bidi w:val="0"/>
         <w:jc w:val="center"/>
         <w:rPr>
@@ -8948,7 +8792,7 @@
           <w:rFonts w:hint="eastAsia"/>
           <w:lang w:val="en-US" w:eastAsia="zh-CN"/>
         </w:rPr>
-        <w:instrText xml:space="preserve">"柴_标题1"\n</w:instrText>
+        <w:instrText>"柴_标题1"\n</w:instrText>
       </w:r>
       <w:r>
         <w:instrText xml:space="preserve"> \s</w:instrText>
@@ -8965,7 +8809,7 @@
           <w:rFonts w:hint="eastAsia"/>
           <w:lang w:val="en-US" w:eastAsia="zh-CN"/>
         </w:rPr>
-        <w:instrText xml:space="preserve">* Charformat</w:instrText>
+        <w:instrText>* Charformat</w:instrText>
       </w:r>
       <w:r>
         <w:rPr>
@@ -9042,7 +8886,7 @@
     </w:p>
     <w:p>
       <w:pPr>
-        <w:pStyle w:val="31"/>
+        <w:pStyle w:val="a1"/>
         <w:bidi w:val="0"/>
         <w:jc w:val="center"/>
       </w:pPr>
@@ -9065,7 +8909,7 @@
                     </pic:cNvPicPr>
                   </pic:nvPicPr>
                   <pic:blipFill>
-                    <a:blip r:embed="rId9"/>
+                    <a:blip xmlns:r="http://schemas.openxmlformats.org/officeDocument/2006/relationships" r:embed="rId7"/>
                     <a:stretch>
                       <a:fillRect/>
                     </a:stretch>
@@ -9092,7 +8936,7 @@
     </w:p>
     <w:p>
       <w:pPr>
-        <w:pStyle w:val="31"/>
+        <w:pStyle w:val="a1"/>
         <w:bidi w:val="0"/>
         <w:jc w:val="center"/>
         <w:rPr>
@@ -9130,7 +8974,7 @@
           <w:rFonts w:hint="eastAsia"/>
           <w:lang w:val="en-US" w:eastAsia="zh-CN"/>
         </w:rPr>
-        <w:instrText xml:space="preserve">"柴_标题1"\n</w:instrText>
+        <w:instrText>"柴_标题1"\n</w:instrText>
       </w:r>
       <w:r>
         <w:instrText xml:space="preserve"> \s</w:instrText>
@@ -9147,7 +8991,7 @@
           <w:rFonts w:hint="eastAsia"/>
           <w:lang w:val="en-US" w:eastAsia="zh-CN"/>
         </w:rPr>
-        <w:instrText xml:space="preserve">* Charformat</w:instrText>
+        <w:instrText>* Charformat</w:instrText>
       </w:r>
       <w:r>
         <w:rPr>
@@ -9224,7 +9068,7 @@
     </w:p>
     <w:p>
       <w:pPr>
-        <w:pStyle w:val="31"/>
+        <w:pStyle w:val="a1"/>
         <w:bidi w:val="0"/>
         <w:jc w:val="center"/>
         <w:rPr>
@@ -9251,7 +9095,7 @@
                     </pic:cNvPicPr>
                   </pic:nvPicPr>
                   <pic:blipFill>
-                    <a:blip r:embed="rId10"/>
+                    <a:blip xmlns:r="http://schemas.openxmlformats.org/officeDocument/2006/relationships" r:embed="rId8"/>
                     <a:stretch>
                       <a:fillRect/>
                     </a:stretch>
@@ -9278,7 +9122,7 @@
     </w:p>
     <w:p>
       <w:pPr>
-        <w:pStyle w:val="33"/>
+        <w:pStyle w:val="3"/>
         <w:bidi w:val="0"/>
       </w:pPr>
       <w:bookmarkStart w:id="35" w:name="_Toc28908"/>
@@ -9290,7 +9134,7 @@
     </w:p>
     <w:p>
       <w:pPr>
-        <w:pStyle w:val="31"/>
+        <w:pStyle w:val="a1"/>
         <w:bidi w:val="0"/>
       </w:pPr>
       <w:r>
@@ -9299,7 +9143,7 @@
     </w:p>
     <w:p>
       <w:pPr>
-        <w:pStyle w:val="31"/>
+        <w:pStyle w:val="a1"/>
         <w:bidi w:val="0"/>
       </w:pPr>
       <w:r>
@@ -9308,7 +9152,7 @@
     </w:p>
     <w:p>
       <w:pPr>
-        <w:pStyle w:val="30"/>
+        <w:pStyle w:val="1"/>
         <w:bidi w:val="0"/>
       </w:pPr>
       <w:bookmarkStart w:id="36" w:name="_Toc29771"/>
@@ -9321,7 +9165,7 @@
     </w:p>
     <w:p>
       <w:pPr>
-        <w:pStyle w:val="31"/>
+        <w:pStyle w:val="a1"/>
         <w:bidi w:val="0"/>
       </w:pPr>
       <w:r>
@@ -9330,13 +9174,13 @@
     </w:p>
     <w:p>
       <w:pPr>
-        <w:pStyle w:val="41"/>
+        <w:pStyle w:val="a3"/>
         <w:numPr>
           <w:ilvl w:val="0"/>
           <w:numId w:val="3"/>
         </w:numPr>
         <w:bidi w:val="0"/>
-        <w:ind w:left="425" w:leftChars="0" w:hanging="425" w:firstLineChars="0"/>
+        <w:ind w:left="425" w:hanging="425" w:leftChars="0" w:firstLineChars="0"/>
       </w:pPr>
       <w:r>
         <w:t>运维相关人员的技术水平有待提高</w:t>
@@ -9344,13 +9188,13 @@
     </w:p>
     <w:p>
       <w:pPr>
-        <w:pStyle w:val="41"/>
+        <w:pStyle w:val="a3"/>
         <w:numPr>
           <w:ilvl w:val="0"/>
           <w:numId w:val="3"/>
         </w:numPr>
         <w:bidi w:val="0"/>
-        <w:ind w:left="425" w:leftChars="0" w:hanging="425" w:firstLineChars="0"/>
+        <w:ind w:left="425" w:hanging="425" w:leftChars="0" w:firstLineChars="0"/>
       </w:pPr>
       <w:r>
         <w:t>运维相关人员的沟通水平有待提高</w:t>
@@ -9358,7 +9202,7 @@
     </w:p>
     <w:p>
       <w:pPr>
-        <w:pStyle w:val="41"/>
+        <w:pStyle w:val="a3"/>
         <w:bidi w:val="0"/>
       </w:pPr>
       <w:r>
@@ -9372,13 +9216,13 @@
     </w:p>
     <w:p>
       <w:pPr>
-        <w:pStyle w:val="41"/>
+        <w:pStyle w:val="a3"/>
         <w:bidi w:val="0"/>
       </w:pPr>
     </w:p>
     <w:p>
       <w:pPr>
-        <w:pStyle w:val="41"/>
+        <w:pStyle w:val="a3"/>
         <w:bidi w:val="0"/>
         <w:jc w:val="center"/>
       </w:pPr>
@@ -9411,7 +9255,7 @@
           <w:rFonts w:hint="eastAsia"/>
           <w:lang w:val="en-US" w:eastAsia="zh-CN"/>
         </w:rPr>
-        <w:instrText xml:space="preserve">"柴_标题1"\n</w:instrText>
+        <w:instrText>"柴_标题1"\n</w:instrText>
       </w:r>
       <w:r>
         <w:instrText xml:space="preserve"> \s</w:instrText>
@@ -9428,7 +9272,7 @@
           <w:rFonts w:hint="eastAsia"/>
           <w:lang w:val="en-US" w:eastAsia="zh-CN"/>
         </w:rPr>
-        <w:instrText xml:space="preserve">* Charformat</w:instrText>
+        <w:instrText>* Charformat</w:instrText>
       </w:r>
       <w:r>
         <w:rPr>
@@ -9505,18 +9349,17 @@
     </w:p>
     <w:tbl>
       <w:tblPr>
-        <w:tblStyle w:val="22"/>
+        <w:tblStyle w:val="TableNormal"/>
         <w:tblW w:w="7942" w:type="dxa"/>
         <w:jc w:val="center"/>
         <w:tblBorders>
-          <w:top w:val="none" w:color="auto" w:sz="0" w:space="0"/>
-          <w:left w:val="none" w:color="auto" w:sz="0" w:space="0"/>
-          <w:bottom w:val="none" w:color="auto" w:sz="0" w:space="0"/>
-          <w:right w:val="none" w:color="auto" w:sz="0" w:space="0"/>
-          <w:insideH w:val="none" w:color="auto" w:sz="0" w:space="0"/>
-          <w:insideV w:val="none" w:color="auto" w:sz="0" w:space="0"/>
+          <w:top w:val="nil"/>
+          <w:left w:val="nil"/>
+          <w:bottom w:val="nil"/>
+          <w:right w:val="nil"/>
+          <w:insideH w:val="nil"/>
+          <w:insideV w:val="nil"/>
         </w:tblBorders>
-        <w:tblLayout w:type="autofit"/>
         <w:tblCellMar>
           <w:top w:w="0" w:type="dxa"/>
           <w:left w:w="10" w:type="dxa"/>
@@ -9533,13 +9376,15 @@
       </w:tblGrid>
       <w:tr>
         <w:tblPrEx>
+          <w:tblW w:w="7942" w:type="dxa"/>
+          <w:jc w:val="center"/>
           <w:tblBorders>
-            <w:top w:val="none" w:color="auto" w:sz="0" w:space="0"/>
-            <w:left w:val="none" w:color="auto" w:sz="0" w:space="0"/>
-            <w:bottom w:val="none" w:color="auto" w:sz="0" w:space="0"/>
-            <w:right w:val="none" w:color="auto" w:sz="0" w:space="0"/>
-            <w:insideH w:val="none" w:color="auto" w:sz="0" w:space="0"/>
-            <w:insideV w:val="none" w:color="auto" w:sz="0" w:space="0"/>
+            <w:top w:val="nil"/>
+            <w:left w:val="nil"/>
+            <w:bottom w:val="nil"/>
+            <w:right w:val="nil"/>
+            <w:insideH w:val="nil"/>
+            <w:insideV w:val="nil"/>
           </w:tblBorders>
           <w:tblCellMar>
             <w:top w:w="0" w:type="dxa"/>
@@ -9549,7 +9394,7 @@
           </w:tblCellMar>
         </w:tblPrEx>
         <w:trPr>
-          <w:trHeight w:val="0" w:hRule="atLeast"/>
+          <w:trHeight w:val="0"/>
           <w:tblHeader/>
           <w:jc w:val="center"/>
         </w:trPr>
@@ -9557,8 +9402,8 @@
           <w:tcPr>
             <w:tcW w:w="869" w:type="dxa"/>
             <w:tcBorders>
-              <w:top w:val="single" w:color="auto" w:sz="12" w:space="0"/>
-              <w:left w:val="single" w:color="auto" w:sz="12" w:space="0"/>
+              <w:top w:val="single" w:sz="12" w:space="0" w:color="auto"/>
+              <w:left w:val="single" w:sz="12" w:space="0" w:color="auto"/>
               <w:bottom w:val="nil"/>
               <w:right w:val="nil"/>
             </w:tcBorders>
@@ -9572,11 +9417,11 @@
           </w:tcPr>
           <w:p>
             <w:pPr>
-              <w:pStyle w:val="31"/>
+              <w:pStyle w:val="a1"/>
               <w:bidi w:val="0"/>
               <w:snapToGrid w:val="0"/>
               <w:spacing w:line="240" w:lineRule="auto"/>
-              <w:ind w:left="0" w:leftChars="0" w:right="0" w:rightChars="0" w:firstLine="0" w:firstLineChars="0"/>
+              <w:ind w:left="0" w:right="0" w:firstLine="0" w:leftChars="0" w:rightChars="0" w:firstLineChars="0"/>
               <w:jc w:val="center"/>
               <w:rPr>
                 <w:b/>
@@ -9594,8 +9439,8 @@
           <w:tcPr>
             <w:tcW w:w="1350" w:type="dxa"/>
             <w:tcBorders>
-              <w:top w:val="single" w:color="auto" w:sz="12" w:space="0"/>
-              <w:left w:val="single" w:color="auto" w:sz="4" w:space="0"/>
+              <w:top w:val="single" w:sz="12" w:space="0" w:color="auto"/>
+              <w:left w:val="single" w:sz="4" w:space="0" w:color="auto"/>
               <w:bottom w:val="nil"/>
               <w:right w:val="nil"/>
             </w:tcBorders>
@@ -9609,11 +9454,11 @@
           </w:tcPr>
           <w:p>
             <w:pPr>
-              <w:pStyle w:val="31"/>
+              <w:pStyle w:val="a1"/>
               <w:bidi w:val="0"/>
               <w:snapToGrid w:val="0"/>
               <w:spacing w:line="240" w:lineRule="auto"/>
-              <w:ind w:left="0" w:leftChars="0" w:right="0" w:rightChars="0" w:firstLine="0" w:firstLineChars="0"/>
+              <w:ind w:left="0" w:right="0" w:firstLine="0" w:leftChars="0" w:rightChars="0" w:firstLineChars="0"/>
               <w:jc w:val="center"/>
               <w:rPr>
                 <w:b/>
@@ -9631,8 +9476,8 @@
           <w:tcPr>
             <w:tcW w:w="3120" w:type="dxa"/>
             <w:tcBorders>
-              <w:top w:val="single" w:color="auto" w:sz="12" w:space="0"/>
-              <w:left w:val="single" w:color="auto" w:sz="4" w:space="0"/>
+              <w:top w:val="single" w:sz="12" w:space="0" w:color="auto"/>
+              <w:left w:val="single" w:sz="4" w:space="0" w:color="auto"/>
               <w:bottom w:val="nil"/>
               <w:right w:val="nil"/>
             </w:tcBorders>
@@ -9646,11 +9491,11 @@
           </w:tcPr>
           <w:p>
             <w:pPr>
-              <w:pStyle w:val="31"/>
+              <w:pStyle w:val="a1"/>
               <w:bidi w:val="0"/>
               <w:snapToGrid w:val="0"/>
               <w:spacing w:line="240" w:lineRule="auto"/>
-              <w:ind w:left="0" w:leftChars="0" w:right="0" w:rightChars="0" w:firstLine="0" w:firstLineChars="0"/>
+              <w:ind w:left="0" w:right="0" w:firstLine="0" w:leftChars="0" w:rightChars="0" w:firstLineChars="0"/>
               <w:jc w:val="center"/>
               <w:rPr>
                 <w:b/>
@@ -9668,8 +9513,8 @@
           <w:tcPr>
             <w:tcW w:w="1589" w:type="dxa"/>
             <w:tcBorders>
-              <w:top w:val="single" w:color="auto" w:sz="12" w:space="0"/>
-              <w:left w:val="single" w:color="auto" w:sz="4" w:space="0"/>
+              <w:top w:val="single" w:sz="12" w:space="0" w:color="auto"/>
+              <w:left w:val="single" w:sz="4" w:space="0" w:color="auto"/>
               <w:bottom w:val="nil"/>
               <w:right w:val="nil"/>
             </w:tcBorders>
@@ -9683,11 +9528,11 @@
           </w:tcPr>
           <w:p>
             <w:pPr>
-              <w:pStyle w:val="31"/>
+              <w:pStyle w:val="a1"/>
               <w:bidi w:val="0"/>
               <w:snapToGrid w:val="0"/>
               <w:spacing w:line="240" w:lineRule="auto"/>
-              <w:ind w:left="0" w:leftChars="0" w:right="0" w:rightChars="0" w:firstLine="0" w:firstLineChars="0"/>
+              <w:ind w:left="0" w:right="0" w:firstLine="0" w:leftChars="0" w:rightChars="0" w:firstLineChars="0"/>
               <w:jc w:val="center"/>
               <w:rPr>
                 <w:b/>
@@ -9705,10 +9550,10 @@
           <w:tcPr>
             <w:tcW w:w="1014" w:type="dxa"/>
             <w:tcBorders>
-              <w:top w:val="single" w:color="auto" w:sz="12" w:space="0"/>
-              <w:left w:val="single" w:color="auto" w:sz="4" w:space="0"/>
+              <w:top w:val="single" w:sz="12" w:space="0" w:color="auto"/>
+              <w:left w:val="single" w:sz="4" w:space="0" w:color="auto"/>
               <w:bottom w:val="nil"/>
-              <w:right w:val="single" w:color="auto" w:sz="12" w:space="0"/>
+              <w:right w:val="single" w:sz="12" w:space="0" w:color="auto"/>
             </w:tcBorders>
             <w:tcMar>
               <w:top w:w="60" w:type="dxa"/>
@@ -9720,11 +9565,11 @@
           </w:tcPr>
           <w:p>
             <w:pPr>
-              <w:pStyle w:val="31"/>
+              <w:pStyle w:val="a1"/>
               <w:bidi w:val="0"/>
               <w:snapToGrid w:val="0"/>
               <w:spacing w:line="240" w:lineRule="auto"/>
-              <w:ind w:left="0" w:leftChars="0" w:right="0" w:rightChars="0" w:firstLine="0" w:firstLineChars="0"/>
+              <w:ind w:left="0" w:right="0" w:firstLine="0" w:leftChars="0" w:rightChars="0" w:firstLineChars="0"/>
               <w:jc w:val="center"/>
               <w:rPr>
                 <w:b/>
@@ -9741,14 +9586,8 @@
       </w:tr>
       <w:tr>
         <w:tblPrEx>
-          <w:tblBorders>
-            <w:top w:val="none" w:color="auto" w:sz="0" w:space="0"/>
-            <w:left w:val="none" w:color="auto" w:sz="0" w:space="0"/>
-            <w:bottom w:val="none" w:color="auto" w:sz="0" w:space="0"/>
-            <w:right w:val="none" w:color="auto" w:sz="0" w:space="0"/>
-            <w:insideH w:val="none" w:color="auto" w:sz="0" w:space="0"/>
-            <w:insideV w:val="none" w:color="auto" w:sz="0" w:space="0"/>
-          </w:tblBorders>
+          <w:tblW w:w="7942" w:type="dxa"/>
+          <w:jc w:val="center"/>
           <w:tblCellMar>
             <w:top w:w="0" w:type="dxa"/>
             <w:left w:w="10" w:type="dxa"/>
@@ -9757,15 +9596,15 @@
           </w:tblCellMar>
         </w:tblPrEx>
         <w:trPr>
-          <w:trHeight w:val="0" w:hRule="atLeast"/>
+          <w:trHeight w:val="0"/>
           <w:jc w:val="center"/>
         </w:trPr>
         <w:tc>
           <w:tcPr>
             <w:tcW w:w="869" w:type="dxa"/>
             <w:tcBorders>
-              <w:top w:val="single" w:color="auto" w:sz="4" w:space="0"/>
-              <w:left w:val="single" w:color="auto" w:sz="12" w:space="0"/>
+              <w:top w:val="single" w:sz="4" w:space="0" w:color="auto"/>
+              <w:left w:val="single" w:sz="12" w:space="0" w:color="auto"/>
               <w:bottom w:val="nil"/>
               <w:right w:val="nil"/>
             </w:tcBorders>
@@ -9779,11 +9618,11 @@
           </w:tcPr>
           <w:p>
             <w:pPr>
-              <w:pStyle w:val="31"/>
+              <w:pStyle w:val="a1"/>
               <w:bidi w:val="0"/>
               <w:snapToGrid w:val="0"/>
               <w:spacing w:line="240" w:lineRule="auto"/>
-              <w:ind w:left="0" w:leftChars="0" w:right="0" w:rightChars="0" w:firstLine="0" w:firstLineChars="0"/>
+              <w:ind w:left="0" w:right="0" w:firstLine="0" w:leftChars="0" w:rightChars="0" w:firstLineChars="0"/>
               <w:jc w:val="center"/>
             </w:pPr>
             <w:r>
@@ -9795,8 +9634,8 @@
           <w:tcPr>
             <w:tcW w:w="1350" w:type="dxa"/>
             <w:tcBorders>
-              <w:top w:val="single" w:color="auto" w:sz="4" w:space="0"/>
-              <w:left w:val="single" w:color="auto" w:sz="4" w:space="0"/>
+              <w:top w:val="single" w:sz="4" w:space="0" w:color="auto"/>
+              <w:left w:val="single" w:sz="4" w:space="0" w:color="auto"/>
               <w:bottom w:val="nil"/>
               <w:right w:val="nil"/>
             </w:tcBorders>
@@ -9810,11 +9649,11 @@
           </w:tcPr>
           <w:p>
             <w:pPr>
-              <w:pStyle w:val="31"/>
+              <w:pStyle w:val="a1"/>
               <w:bidi w:val="0"/>
               <w:snapToGrid w:val="0"/>
               <w:spacing w:line="240" w:lineRule="auto"/>
-              <w:ind w:left="0" w:leftChars="0" w:right="0" w:rightChars="0" w:firstLine="0" w:firstLineChars="0"/>
+              <w:ind w:left="0" w:right="0" w:firstLine="0" w:leftChars="0" w:rightChars="0" w:firstLineChars="0"/>
               <w:jc w:val="center"/>
             </w:pPr>
             <w:r>
@@ -9826,8 +9665,8 @@
           <w:tcPr>
             <w:tcW w:w="3120" w:type="dxa"/>
             <w:tcBorders>
-              <w:top w:val="single" w:color="auto" w:sz="4" w:space="0"/>
-              <w:left w:val="single" w:color="auto" w:sz="4" w:space="0"/>
+              <w:top w:val="single" w:sz="4" w:space="0" w:color="auto"/>
+              <w:left w:val="single" w:sz="4" w:space="0" w:color="auto"/>
               <w:bottom w:val="nil"/>
               <w:right w:val="nil"/>
             </w:tcBorders>
@@ -9841,11 +9680,11 @@
           </w:tcPr>
           <w:p>
             <w:pPr>
-              <w:pStyle w:val="31"/>
+              <w:pStyle w:val="a1"/>
               <w:bidi w:val="0"/>
               <w:snapToGrid w:val="0"/>
               <w:spacing w:line="240" w:lineRule="auto"/>
-              <w:ind w:left="0" w:leftChars="0" w:right="0" w:rightChars="0" w:firstLine="0" w:firstLineChars="0"/>
+              <w:ind w:left="0" w:right="0" w:firstLine="0" w:leftChars="0" w:rightChars="0" w:firstLineChars="0"/>
               <w:jc w:val="left"/>
             </w:pPr>
             <w:r>
@@ -9857,8 +9696,8 @@
           <w:tcPr>
             <w:tcW w:w="1589" w:type="dxa"/>
             <w:tcBorders>
-              <w:top w:val="single" w:color="auto" w:sz="4" w:space="0"/>
-              <w:left w:val="single" w:color="auto" w:sz="4" w:space="0"/>
+              <w:top w:val="single" w:sz="4" w:space="0" w:color="auto"/>
+              <w:left w:val="single" w:sz="4" w:space="0" w:color="auto"/>
               <w:bottom w:val="nil"/>
               <w:right w:val="nil"/>
             </w:tcBorders>
@@ -9872,11 +9711,11 @@
           </w:tcPr>
           <w:p>
             <w:pPr>
-              <w:pStyle w:val="31"/>
+              <w:pStyle w:val="a1"/>
               <w:bidi w:val="0"/>
               <w:snapToGrid w:val="0"/>
               <w:spacing w:line="240" w:lineRule="auto"/>
-              <w:ind w:left="0" w:leftChars="0" w:right="0" w:rightChars="0" w:firstLine="0" w:firstLineChars="0"/>
+              <w:ind w:left="0" w:right="0" w:firstLine="0" w:leftChars="0" w:rightChars="0" w:firstLineChars="0"/>
               <w:jc w:val="left"/>
             </w:pPr>
             <w:r>
@@ -9888,10 +9727,10 @@
           <w:tcPr>
             <w:tcW w:w="1014" w:type="dxa"/>
             <w:tcBorders>
-              <w:top w:val="single" w:color="auto" w:sz="4" w:space="0"/>
-              <w:left w:val="single" w:color="auto" w:sz="4" w:space="0"/>
+              <w:top w:val="single" w:sz="4" w:space="0" w:color="auto"/>
+              <w:left w:val="single" w:sz="4" w:space="0" w:color="auto"/>
               <w:bottom w:val="nil"/>
-              <w:right w:val="single" w:color="auto" w:sz="12" w:space="0"/>
+              <w:right w:val="single" w:sz="12" w:space="0" w:color="auto"/>
             </w:tcBorders>
             <w:tcMar>
               <w:top w:w="60" w:type="dxa"/>
@@ -9903,11 +9742,11 @@
           </w:tcPr>
           <w:p>
             <w:pPr>
-              <w:pStyle w:val="31"/>
+              <w:pStyle w:val="a1"/>
               <w:bidi w:val="0"/>
               <w:snapToGrid w:val="0"/>
               <w:spacing w:line="240" w:lineRule="auto"/>
-              <w:ind w:left="0" w:leftChars="0" w:right="0" w:rightChars="0" w:firstLine="0" w:firstLineChars="0"/>
+              <w:ind w:left="0" w:right="0" w:firstLine="0" w:leftChars="0" w:rightChars="0" w:firstLineChars="0"/>
               <w:jc w:val="center"/>
             </w:pPr>
             <w:r>
@@ -9918,14 +9757,8 @@
       </w:tr>
       <w:tr>
         <w:tblPrEx>
-          <w:tblBorders>
-            <w:top w:val="none" w:color="auto" w:sz="0" w:space="0"/>
-            <w:left w:val="none" w:color="auto" w:sz="0" w:space="0"/>
-            <w:bottom w:val="none" w:color="auto" w:sz="0" w:space="0"/>
-            <w:right w:val="none" w:color="auto" w:sz="0" w:space="0"/>
-            <w:insideH w:val="none" w:color="auto" w:sz="0" w:space="0"/>
-            <w:insideV w:val="none" w:color="auto" w:sz="0" w:space="0"/>
-          </w:tblBorders>
+          <w:tblW w:w="7942" w:type="dxa"/>
+          <w:jc w:val="center"/>
           <w:tblCellMar>
             <w:top w:w="0" w:type="dxa"/>
             <w:left w:w="10" w:type="dxa"/>
@@ -9934,15 +9767,15 @@
           </w:tblCellMar>
         </w:tblPrEx>
         <w:trPr>
-          <w:trHeight w:val="0" w:hRule="atLeast"/>
+          <w:trHeight w:val="0"/>
           <w:jc w:val="center"/>
         </w:trPr>
         <w:tc>
           <w:tcPr>
             <w:tcW w:w="869" w:type="dxa"/>
             <w:tcBorders>
-              <w:top w:val="single" w:color="auto" w:sz="4" w:space="0"/>
-              <w:left w:val="single" w:color="auto" w:sz="12" w:space="0"/>
+              <w:top w:val="single" w:sz="4" w:space="0" w:color="auto"/>
+              <w:left w:val="single" w:sz="12" w:space="0" w:color="auto"/>
               <w:bottom w:val="nil"/>
               <w:right w:val="nil"/>
             </w:tcBorders>
@@ -9956,11 +9789,11 @@
           </w:tcPr>
           <w:p>
             <w:pPr>
-              <w:pStyle w:val="31"/>
+              <w:pStyle w:val="a1"/>
               <w:bidi w:val="0"/>
               <w:snapToGrid w:val="0"/>
               <w:spacing w:line="240" w:lineRule="auto"/>
-              <w:ind w:left="0" w:leftChars="0" w:right="0" w:rightChars="0" w:firstLine="0" w:firstLineChars="0"/>
+              <w:ind w:left="0" w:right="0" w:firstLine="0" w:leftChars="0" w:rightChars="0" w:firstLineChars="0"/>
               <w:jc w:val="center"/>
             </w:pPr>
             <w:r>
@@ -9972,8 +9805,8 @@
           <w:tcPr>
             <w:tcW w:w="1350" w:type="dxa"/>
             <w:tcBorders>
-              <w:top w:val="single" w:color="auto" w:sz="4" w:space="0"/>
-              <w:left w:val="single" w:color="auto" w:sz="4" w:space="0"/>
+              <w:top w:val="single" w:sz="4" w:space="0" w:color="auto"/>
+              <w:left w:val="single" w:sz="4" w:space="0" w:color="auto"/>
               <w:bottom w:val="nil"/>
               <w:right w:val="nil"/>
             </w:tcBorders>
@@ -9987,11 +9820,11 @@
           </w:tcPr>
           <w:p>
             <w:pPr>
-              <w:pStyle w:val="31"/>
+              <w:pStyle w:val="a1"/>
               <w:bidi w:val="0"/>
               <w:snapToGrid w:val="0"/>
               <w:spacing w:line="240" w:lineRule="auto"/>
-              <w:ind w:left="0" w:leftChars="0" w:right="0" w:rightChars="0" w:firstLine="0" w:firstLineChars="0"/>
+              <w:ind w:left="0" w:right="0" w:firstLine="0" w:leftChars="0" w:rightChars="0" w:firstLineChars="0"/>
               <w:jc w:val="center"/>
             </w:pPr>
             <w:r>
@@ -10003,8 +9836,8 @@
           <w:tcPr>
             <w:tcW w:w="3120" w:type="dxa"/>
             <w:tcBorders>
-              <w:top w:val="single" w:color="auto" w:sz="4" w:space="0"/>
-              <w:left w:val="single" w:color="auto" w:sz="4" w:space="0"/>
+              <w:top w:val="single" w:sz="4" w:space="0" w:color="auto"/>
+              <w:left w:val="single" w:sz="4" w:space="0" w:color="auto"/>
               <w:bottom w:val="nil"/>
               <w:right w:val="nil"/>
             </w:tcBorders>
@@ -10018,11 +9851,11 @@
           </w:tcPr>
           <w:p>
             <w:pPr>
-              <w:pStyle w:val="31"/>
+              <w:pStyle w:val="a1"/>
               <w:bidi w:val="0"/>
               <w:snapToGrid w:val="0"/>
               <w:spacing w:line="240" w:lineRule="auto"/>
-              <w:ind w:left="0" w:leftChars="0" w:right="0" w:rightChars="0" w:firstLine="0" w:firstLineChars="0"/>
+              <w:ind w:left="0" w:right="0" w:firstLine="0" w:leftChars="0" w:rightChars="0" w:firstLineChars="0"/>
               <w:jc w:val="left"/>
             </w:pPr>
             <w:r>
@@ -10034,8 +9867,8 @@
           <w:tcPr>
             <w:tcW w:w="1589" w:type="dxa"/>
             <w:tcBorders>
-              <w:top w:val="single" w:color="auto" w:sz="4" w:space="0"/>
-              <w:left w:val="single" w:color="auto" w:sz="4" w:space="0"/>
+              <w:top w:val="single" w:sz="4" w:space="0" w:color="auto"/>
+              <w:left w:val="single" w:sz="4" w:space="0" w:color="auto"/>
               <w:bottom w:val="nil"/>
               <w:right w:val="nil"/>
             </w:tcBorders>
@@ -10049,11 +9882,11 @@
           </w:tcPr>
           <w:p>
             <w:pPr>
-              <w:pStyle w:val="31"/>
+              <w:pStyle w:val="a1"/>
               <w:bidi w:val="0"/>
               <w:snapToGrid w:val="0"/>
               <w:spacing w:line="240" w:lineRule="auto"/>
-              <w:ind w:left="0" w:leftChars="0" w:right="0" w:rightChars="0" w:firstLine="0" w:firstLineChars="0"/>
+              <w:ind w:left="0" w:right="0" w:firstLine="0" w:leftChars="0" w:rightChars="0" w:firstLineChars="0"/>
               <w:jc w:val="left"/>
             </w:pPr>
             <w:r>
@@ -10065,10 +9898,10 @@
           <w:tcPr>
             <w:tcW w:w="1014" w:type="dxa"/>
             <w:tcBorders>
-              <w:top w:val="single" w:color="auto" w:sz="4" w:space="0"/>
-              <w:left w:val="single" w:color="auto" w:sz="4" w:space="0"/>
+              <w:top w:val="single" w:sz="4" w:space="0" w:color="auto"/>
+              <w:left w:val="single" w:sz="4" w:space="0" w:color="auto"/>
               <w:bottom w:val="nil"/>
-              <w:right w:val="single" w:color="auto" w:sz="12" w:space="0"/>
+              <w:right w:val="single" w:sz="12" w:space="0" w:color="auto"/>
             </w:tcBorders>
             <w:tcMar>
               <w:top w:w="60" w:type="dxa"/>
@@ -10080,11 +9913,11 @@
           </w:tcPr>
           <w:p>
             <w:pPr>
-              <w:pStyle w:val="31"/>
+              <w:pStyle w:val="a1"/>
               <w:bidi w:val="0"/>
               <w:snapToGrid w:val="0"/>
               <w:spacing w:line="240" w:lineRule="auto"/>
-              <w:ind w:left="0" w:leftChars="0" w:right="0" w:rightChars="0" w:firstLine="0" w:firstLineChars="0"/>
+              <w:ind w:left="0" w:right="0" w:firstLine="0" w:leftChars="0" w:rightChars="0" w:firstLineChars="0"/>
               <w:jc w:val="center"/>
             </w:pPr>
             <w:r>
@@ -10097,14 +9930,8 @@
       </w:tr>
       <w:tr>
         <w:tblPrEx>
-          <w:tblBorders>
-            <w:top w:val="none" w:color="auto" w:sz="0" w:space="0"/>
-            <w:left w:val="none" w:color="auto" w:sz="0" w:space="0"/>
-            <w:bottom w:val="none" w:color="auto" w:sz="0" w:space="0"/>
-            <w:right w:val="none" w:color="auto" w:sz="0" w:space="0"/>
-            <w:insideH w:val="none" w:color="auto" w:sz="0" w:space="0"/>
-            <w:insideV w:val="none" w:color="auto" w:sz="0" w:space="0"/>
-          </w:tblBorders>
+          <w:tblW w:w="7942" w:type="dxa"/>
+          <w:jc w:val="center"/>
           <w:tblCellMar>
             <w:top w:w="0" w:type="dxa"/>
             <w:left w:w="10" w:type="dxa"/>
@@ -10113,16 +9940,16 @@
           </w:tblCellMar>
         </w:tblPrEx>
         <w:trPr>
-          <w:trHeight w:val="0" w:hRule="atLeast"/>
+          <w:trHeight w:val="0"/>
           <w:jc w:val="center"/>
         </w:trPr>
         <w:tc>
           <w:tcPr>
             <w:tcW w:w="869" w:type="dxa"/>
             <w:tcBorders>
-              <w:top w:val="single" w:color="auto" w:sz="4" w:space="0"/>
-              <w:left w:val="single" w:color="auto" w:sz="12" w:space="0"/>
-              <w:bottom w:val="single" w:color="auto" w:sz="12" w:space="0"/>
+              <w:top w:val="single" w:sz="4" w:space="0" w:color="auto"/>
+              <w:left w:val="single" w:sz="12" w:space="0" w:color="auto"/>
+              <w:bottom w:val="single" w:sz="12" w:space="0" w:color="auto"/>
               <w:right w:val="nil"/>
             </w:tcBorders>
             <w:tcMar>
@@ -10135,11 +9962,11 @@
           </w:tcPr>
           <w:p>
             <w:pPr>
-              <w:pStyle w:val="31"/>
+              <w:pStyle w:val="a1"/>
               <w:bidi w:val="0"/>
               <w:snapToGrid w:val="0"/>
               <w:spacing w:line="240" w:lineRule="auto"/>
-              <w:ind w:left="0" w:leftChars="0" w:right="0" w:rightChars="0" w:firstLine="0" w:firstLineChars="0"/>
+              <w:ind w:left="0" w:right="0" w:firstLine="0" w:leftChars="0" w:rightChars="0" w:firstLineChars="0"/>
               <w:jc w:val="center"/>
             </w:pPr>
             <w:r>
@@ -10151,9 +9978,9 @@
           <w:tcPr>
             <w:tcW w:w="1350" w:type="dxa"/>
             <w:tcBorders>
-              <w:top w:val="single" w:color="auto" w:sz="4" w:space="0"/>
-              <w:left w:val="single" w:color="auto" w:sz="4" w:space="0"/>
-              <w:bottom w:val="single" w:color="auto" w:sz="12" w:space="0"/>
+              <w:top w:val="single" w:sz="4" w:space="0" w:color="auto"/>
+              <w:left w:val="single" w:sz="4" w:space="0" w:color="auto"/>
+              <w:bottom w:val="single" w:sz="12" w:space="0" w:color="auto"/>
               <w:right w:val="nil"/>
             </w:tcBorders>
             <w:tcMar>
@@ -10166,11 +9993,11 @@
           </w:tcPr>
           <w:p>
             <w:pPr>
-              <w:pStyle w:val="31"/>
+              <w:pStyle w:val="a1"/>
               <w:bidi w:val="0"/>
               <w:snapToGrid w:val="0"/>
               <w:spacing w:line="240" w:lineRule="auto"/>
-              <w:ind w:left="0" w:leftChars="0" w:right="0" w:rightChars="0" w:firstLine="0" w:firstLineChars="0"/>
+              <w:ind w:left="0" w:right="0" w:firstLine="0" w:leftChars="0" w:rightChars="0" w:firstLineChars="0"/>
               <w:jc w:val="center"/>
             </w:pPr>
             <w:r>
@@ -10182,9 +10009,9 @@
           <w:tcPr>
             <w:tcW w:w="3120" w:type="dxa"/>
             <w:tcBorders>
-              <w:top w:val="single" w:color="auto" w:sz="4" w:space="0"/>
-              <w:left w:val="single" w:color="auto" w:sz="4" w:space="0"/>
-              <w:bottom w:val="single" w:color="auto" w:sz="12" w:space="0"/>
+              <w:top w:val="single" w:sz="4" w:space="0" w:color="auto"/>
+              <w:left w:val="single" w:sz="4" w:space="0" w:color="auto"/>
+              <w:bottom w:val="single" w:sz="12" w:space="0" w:color="auto"/>
               <w:right w:val="nil"/>
             </w:tcBorders>
             <w:tcMar>
@@ -10197,11 +10024,11 @@
           </w:tcPr>
           <w:p>
             <w:pPr>
-              <w:pStyle w:val="31"/>
+              <w:pStyle w:val="a1"/>
               <w:bidi w:val="0"/>
               <w:snapToGrid w:val="0"/>
               <w:spacing w:line="240" w:lineRule="auto"/>
-              <w:ind w:left="0" w:leftChars="0" w:right="0" w:rightChars="0" w:firstLine="0" w:firstLineChars="0"/>
+              <w:ind w:left="0" w:right="0" w:firstLine="0" w:leftChars="0" w:rightChars="0" w:firstLineChars="0"/>
               <w:jc w:val="left"/>
             </w:pPr>
             <w:r>
@@ -10213,9 +10040,9 @@
           <w:tcPr>
             <w:tcW w:w="1589" w:type="dxa"/>
             <w:tcBorders>
-              <w:top w:val="single" w:color="auto" w:sz="4" w:space="0"/>
-              <w:left w:val="single" w:color="auto" w:sz="4" w:space="0"/>
-              <w:bottom w:val="single" w:color="auto" w:sz="12" w:space="0"/>
+              <w:top w:val="single" w:sz="4" w:space="0" w:color="auto"/>
+              <w:left w:val="single" w:sz="4" w:space="0" w:color="auto"/>
+              <w:bottom w:val="single" w:sz="12" w:space="0" w:color="auto"/>
               <w:right w:val="nil"/>
             </w:tcBorders>
             <w:tcMar>
@@ -10228,11 +10055,11 @@
           </w:tcPr>
           <w:p>
             <w:pPr>
-              <w:pStyle w:val="31"/>
+              <w:pStyle w:val="a1"/>
               <w:bidi w:val="0"/>
               <w:snapToGrid w:val="0"/>
               <w:spacing w:line="240" w:lineRule="auto"/>
-              <w:ind w:left="0" w:leftChars="0" w:right="0" w:rightChars="0" w:firstLine="0" w:firstLineChars="0"/>
+              <w:ind w:left="0" w:right="0" w:firstLine="0" w:leftChars="0" w:rightChars="0" w:firstLineChars="0"/>
               <w:jc w:val="left"/>
             </w:pPr>
             <w:r>
@@ -10244,10 +10071,10 @@
           <w:tcPr>
             <w:tcW w:w="1014" w:type="dxa"/>
             <w:tcBorders>
-              <w:top w:val="single" w:color="auto" w:sz="4" w:space="0"/>
-              <w:left w:val="single" w:color="auto" w:sz="4" w:space="0"/>
-              <w:bottom w:val="single" w:color="auto" w:sz="12" w:space="0"/>
-              <w:right w:val="single" w:color="auto" w:sz="12" w:space="0"/>
+              <w:top w:val="single" w:sz="4" w:space="0" w:color="auto"/>
+              <w:left w:val="single" w:sz="4" w:space="0" w:color="auto"/>
+              <w:bottom w:val="single" w:sz="12" w:space="0" w:color="auto"/>
+              <w:right w:val="single" w:sz="12" w:space="0" w:color="auto"/>
             </w:tcBorders>
             <w:tcMar>
               <w:top w:w="60" w:type="dxa"/>
@@ -10259,11 +10086,11 @@
           </w:tcPr>
           <w:p>
             <w:pPr>
-              <w:pStyle w:val="31"/>
+              <w:pStyle w:val="a1"/>
               <w:bidi w:val="0"/>
               <w:snapToGrid w:val="0"/>
               <w:spacing w:line="240" w:lineRule="auto"/>
-              <w:ind w:left="0" w:leftChars="0" w:right="0" w:rightChars="0" w:firstLine="0" w:firstLineChars="0"/>
+              <w:ind w:left="0" w:right="0" w:firstLine="0" w:leftChars="0" w:rightChars="0" w:firstLineChars="0"/>
               <w:jc w:val="center"/>
             </w:pPr>
             <w:r>
@@ -10275,10 +10102,10 @@
     </w:tbl>
     <w:p>
       <w:pPr>
-        <w:pStyle w:val="31"/>
+        <w:pStyle w:val="a1"/>
         <w:bidi w:val="0"/>
         <w:rPr>
-          <w:rFonts w:hint="eastAsia" w:eastAsia="宋体"/>
+          <w:rFonts w:eastAsia="宋体" w:hint="eastAsia"/>
           <w:lang w:val="en-US" w:eastAsia="zh-CN"/>
         </w:rPr>
       </w:pPr>
@@ -10286,70 +10113,20 @@
     <w:sectPr>
       <w:pgSz w:w="11906" w:h="16838"/>
       <w:pgMar w:top="1440" w:right="1800" w:bottom="1440" w:left="1800" w:header="851" w:footer="992" w:gutter="0"/>
-      <w:cols w:space="425" w:num="1"/>
+      <w:cols w:num="1" w:space="425"/>
       <w:docGrid w:type="lines" w:linePitch="312" w:charSpace="0"/>
     </w:sectPr>
   </w:body>
 </w:document>
 </file>
 
-<file path=word/endnotes.xml><?xml version="1.0" encoding="utf-8"?>
-<w:endnotes xmlns:wpc="http://schemas.microsoft.com/office/word/2010/wordprocessingCanvas" xmlns:mc="http://schemas.openxmlformats.org/markup-compatibility/2006" xmlns:o="urn:schemas-microsoft-com:office:office" xmlns:r="http://schemas.openxmlformats.org/officeDocument/2006/relationships" xmlns:m="http://schemas.openxmlformats.org/officeDocument/2006/math" xmlns:v="urn:schemas-microsoft-com:vml" xmlns:wp14="http://schemas.microsoft.com/office/word/2010/wordprocessingDrawing" xmlns:wp="http://schemas.openxmlformats.org/drawingml/2006/wordprocessingDrawing" xmlns:w="http://schemas.openxmlformats.org/wordprocessingml/2006/main" xmlns:w14="http://schemas.microsoft.com/office/word/2010/wordml" xmlns:w15="http://schemas.microsoft.com/office/word/2012/wordml" xmlns:w10="urn:schemas-microsoft-com:office:word" xmlns:wpg="http://schemas.microsoft.com/office/word/2010/wordprocessingGroup" xmlns:wpi="http://schemas.microsoft.com/office/word/2010/wordprocessingInk" xmlns:wne="http://schemas.microsoft.com/office/word/2006/wordml" xmlns:wps="http://schemas.microsoft.com/office/word/2010/wordprocessingShape" xmlns:wpsCustomData="http://www.wps.cn/officeDocument/2013/wpsCustomData" mc:Ignorable="w14 w15 wp14">
-  <w:endnote w:type="separator" w:id="0">
-    <w:p>
-      <w:pPr>
-        <w:spacing w:line="240" w:lineRule="auto"/>
-      </w:pPr>
-      <w:r>
-        <w:separator/>
-      </w:r>
-    </w:p>
-  </w:endnote>
-  <w:endnote w:type="continuationSeparator" w:id="1">
-    <w:p>
-      <w:pPr>
-        <w:spacing w:line="240" w:lineRule="auto"/>
-      </w:pPr>
-      <w:r>
-        <w:continuationSeparator/>
-      </w:r>
-    </w:p>
-  </w:endnote>
-</w:endnotes>
-</file>
-
-<file path=word/footnotes.xml><?xml version="1.0" encoding="utf-8"?>
-<w:footnotes xmlns:wpc="http://schemas.microsoft.com/office/word/2010/wordprocessingCanvas" xmlns:mc="http://schemas.openxmlformats.org/markup-compatibility/2006" xmlns:o="urn:schemas-microsoft-com:office:office" xmlns:r="http://schemas.openxmlformats.org/officeDocument/2006/relationships" xmlns:m="http://schemas.openxmlformats.org/officeDocument/2006/math" xmlns:v="urn:schemas-microsoft-com:vml" xmlns:wp14="http://schemas.microsoft.com/office/word/2010/wordprocessingDrawing" xmlns:wp="http://schemas.openxmlformats.org/drawingml/2006/wordprocessingDrawing" xmlns:w="http://schemas.openxmlformats.org/wordprocessingml/2006/main" xmlns:w14="http://schemas.microsoft.com/office/word/2010/wordml" xmlns:w15="http://schemas.microsoft.com/office/word/2012/wordml" xmlns:w10="urn:schemas-microsoft-com:office:word" xmlns:wpg="http://schemas.microsoft.com/office/word/2010/wordprocessingGroup" xmlns:wpi="http://schemas.microsoft.com/office/word/2010/wordprocessingInk" xmlns:wne="http://schemas.microsoft.com/office/word/2006/wordml" xmlns:wps="http://schemas.microsoft.com/office/word/2010/wordprocessingShape" xmlns:wpsCustomData="http://www.wps.cn/officeDocument/2013/wpsCustomData" mc:Ignorable="w14 w15 wp14">
-  <w:footnote w:type="separator" w:id="0">
-    <w:p>
-      <w:pPr>
-        <w:spacing w:line="360" w:lineRule="auto"/>
-      </w:pPr>
-      <w:r>
-        <w:separator/>
-      </w:r>
-    </w:p>
-  </w:footnote>
-  <w:footnote w:type="continuationSeparator" w:id="1">
-    <w:p>
-      <w:pPr>
-        <w:spacing w:line="360" w:lineRule="auto"/>
-      </w:pPr>
-      <w:r>
-        <w:continuationSeparator/>
-      </w:r>
-    </w:p>
-  </w:footnote>
-</w:footnotes>
-</file>
-
 <file path=word/numbering.xml><?xml version="1.0" encoding="utf-8"?>
-<w:numbering xmlns:wpc="http://schemas.microsoft.com/office/word/2010/wordprocessingCanvas" xmlns:mc="http://schemas.openxmlformats.org/markup-compatibility/2006" xmlns:o="urn:schemas-microsoft-com:office:office" xmlns:r="http://schemas.openxmlformats.org/officeDocument/2006/relationships" xmlns:m="http://schemas.openxmlformats.org/officeDocument/2006/math" xmlns:v="urn:schemas-microsoft-com:vml" xmlns:wp14="http://schemas.microsoft.com/office/word/2010/wordprocessingDrawing" xmlns:wp="http://schemas.openxmlformats.org/drawingml/2006/wordprocessingDrawing" xmlns:w10="urn:schemas-microsoft-com:office:word" xmlns:w="http://schemas.openxmlformats.org/wordprocessingml/2006/main" xmlns:w14="http://schemas.microsoft.com/office/word/2010/wordml" xmlns:wpg="http://schemas.microsoft.com/office/word/2010/wordprocessingGroup" xmlns:wpi="http://schemas.microsoft.com/office/word/2010/wordprocessingInk" xmlns:wne="http://schemas.microsoft.com/office/word/2006/wordml" xmlns:wps="http://schemas.microsoft.com/office/word/2010/wordprocessingShape" xmlns:wpsCustomData="http://www.wps.cn/officeDocument/2013/wpsCustomData" mc:Ignorable="w14 wp14">
+<w:numbering xmlns:wpc="http://schemas.microsoft.com/office/word/2010/wordprocessingCanvas" xmlns:mc="http://schemas.openxmlformats.org/markup-compatibility/2006" xmlns:o="urn:schemas-microsoft-com:office:office" xmlns:r="http://schemas.openxmlformats.org/officeDocument/2006/relationships" xmlns:m="http://schemas.openxmlformats.org/officeDocument/2006/math" xmlns:v="urn:schemas-microsoft-com:vml" xmlns:wp14="http://schemas.microsoft.com/office/word/2010/wordprocessingDrawing" xmlns:wp="http://schemas.openxmlformats.org/drawingml/2006/wordprocessingDrawing" xmlns:w10="urn:schemas-microsoft-com:office:word" xmlns:w="http://schemas.openxmlformats.org/wordprocessingml/2006/main" xmlns:w14="http://schemas.microsoft.com/office/word/2010/wordml" xmlns:w15="http://schemas.microsoft.com/office/word/2012/wordml" xmlns:wne="http://schemas.microsoft.com/office/word/2006/wordml" xmlns:wpg="http://schemas.microsoft.com/office/word/2010/wordprocessingGroup" xmlns:wpi="http://schemas.microsoft.com/office/word/2010/wordprocessingInk" xmlns:wps="http://schemas.microsoft.com/office/word/2010/wordprocessingShape" mc:Ignorable="w14 w15 wp14">
   <w:abstractNum w:abstractNumId="0">
     <w:nsid w:val="8D30FA6D"/>
     <w:multiLevelType w:val="singleLevel"/>
     <w:tmpl w:val="8D30FA6D"/>
-    <w:lvl w:ilvl="0" w:tentative="0">
+    <w:lvl w:ilvl="0">
       <w:start w:val="1"/>
       <w:numFmt w:val="decimal"/>
       <w:lvlText w:val="%1."/>
@@ -10366,10 +10143,10 @@
     <w:nsid w:val="8E964DCE"/>
     <w:multiLevelType w:val="multilevel"/>
     <w:tmpl w:val="8E964DCE"/>
-    <w:lvl w:ilvl="0" w:tentative="0">
+    <w:lvl w:ilvl="0">
       <w:start w:val="1"/>
       <w:numFmt w:val="decimal"/>
-      <w:pStyle w:val="2"/>
+      <w:pStyle w:val="Heading1"/>
       <w:lvlText w:val="%1."/>
       <w:lvlJc w:val="left"/>
       <w:pPr>
@@ -10379,10 +10156,10 @@
         <w:rFonts w:hint="default"/>
       </w:rPr>
     </w:lvl>
-    <w:lvl w:ilvl="1" w:tentative="0">
+    <w:lvl w:ilvl="1">
       <w:start w:val="1"/>
       <w:numFmt w:val="decimal"/>
-      <w:pStyle w:val="3"/>
+      <w:pStyle w:val="Heading2"/>
       <w:lvlText w:val="%1.%2."/>
       <w:lvlJc w:val="left"/>
       <w:pPr>
@@ -10392,10 +10169,10 @@
         <w:rFonts w:hint="default"/>
       </w:rPr>
     </w:lvl>
-    <w:lvl w:ilvl="2" w:tentative="0">
+    <w:lvl w:ilvl="2">
       <w:start w:val="1"/>
       <w:numFmt w:val="decimal"/>
-      <w:pStyle w:val="4"/>
+      <w:pStyle w:val="Heading3"/>
       <w:lvlText w:val="%1.%2.%3."/>
       <w:lvlJc w:val="left"/>
       <w:pPr>
@@ -10405,10 +10182,10 @@
         <w:rFonts w:hint="default"/>
       </w:rPr>
     </w:lvl>
-    <w:lvl w:ilvl="3" w:tentative="0">
+    <w:lvl w:ilvl="3">
       <w:start w:val="1"/>
       <w:numFmt w:val="decimal"/>
-      <w:pStyle w:val="5"/>
+      <w:pStyle w:val="Heading4"/>
       <w:lvlText w:val="%1.%2.%3.%4."/>
       <w:lvlJc w:val="left"/>
       <w:pPr>
@@ -10418,10 +10195,10 @@
         <w:rFonts w:hint="default"/>
       </w:rPr>
     </w:lvl>
-    <w:lvl w:ilvl="4" w:tentative="0">
+    <w:lvl w:ilvl="4">
       <w:start w:val="1"/>
       <w:numFmt w:val="decimal"/>
-      <w:pStyle w:val="6"/>
+      <w:pStyle w:val="Heading5"/>
       <w:lvlText w:val="%1.%2.%3.%4.%5."/>
       <w:lvlJc w:val="left"/>
       <w:pPr>
@@ -10431,10 +10208,10 @@
         <w:rFonts w:hint="default"/>
       </w:rPr>
     </w:lvl>
-    <w:lvl w:ilvl="5" w:tentative="0">
+    <w:lvl w:ilvl="5">
       <w:start w:val="1"/>
       <w:numFmt w:val="decimal"/>
-      <w:pStyle w:val="7"/>
+      <w:pStyle w:val="Heading6"/>
       <w:lvlText w:val="%1.%2.%3.%4.%5.%6."/>
       <w:lvlJc w:val="left"/>
       <w:pPr>
@@ -10444,10 +10221,10 @@
         <w:rFonts w:hint="default"/>
       </w:rPr>
     </w:lvl>
-    <w:lvl w:ilvl="6" w:tentative="0">
+    <w:lvl w:ilvl="6">
       <w:start w:val="1"/>
       <w:numFmt w:val="decimal"/>
-      <w:pStyle w:val="8"/>
+      <w:pStyle w:val="Heading7"/>
       <w:lvlText w:val="%1.%2.%3.%4.%5.%6.%7."/>
       <w:lvlJc w:val="left"/>
       <w:pPr>
@@ -10457,10 +10234,10 @@
         <w:rFonts w:hint="default"/>
       </w:rPr>
     </w:lvl>
-    <w:lvl w:ilvl="7" w:tentative="0">
+    <w:lvl w:ilvl="7">
       <w:start w:val="1"/>
       <w:numFmt w:val="decimal"/>
-      <w:pStyle w:val="9"/>
+      <w:pStyle w:val="Heading8"/>
       <w:lvlText w:val="%1.%2.%3.%4.%5.%6.%7.%8."/>
       <w:lvlJc w:val="left"/>
       <w:pPr>
@@ -10470,10 +10247,10 @@
         <w:rFonts w:hint="default"/>
       </w:rPr>
     </w:lvl>
-    <w:lvl w:ilvl="8" w:tentative="0">
+    <w:lvl w:ilvl="8">
       <w:start w:val="1"/>
       <w:numFmt w:val="decimal"/>
-      <w:pStyle w:val="10"/>
+      <w:pStyle w:val="Heading9"/>
       <w:lvlText w:val="%1.%2.%3.%4.%5.%6.%7.%8.%9."/>
       <w:lvlJc w:val="left"/>
       <w:pPr>
@@ -10488,7 +10265,7 @@
     <w:nsid w:val="56D72E70"/>
     <w:multiLevelType w:val="singleLevel"/>
     <w:tmpl w:val="56D72E70"/>
-    <w:lvl w:ilvl="0" w:tentative="0">
+    <w:lvl w:ilvl="0">
       <w:start w:val="1"/>
       <w:numFmt w:val="decimal"/>
       <w:lvlText w:val="%1."/>
@@ -10514,269 +10291,267 @@
 </file>
 
 <file path=word/styles.xml><?xml version="1.0" encoding="utf-8"?>
-<w:styles xmlns:mc="http://schemas.openxmlformats.org/markup-compatibility/2006" xmlns:o="urn:schemas-microsoft-com:office:office" xmlns:r="http://schemas.openxmlformats.org/officeDocument/2006/relationships" xmlns:m="http://schemas.openxmlformats.org/officeDocument/2006/math" xmlns:v="urn:schemas-microsoft-com:vml" xmlns:w="http://schemas.openxmlformats.org/wordprocessingml/2006/main" xmlns:w14="http://schemas.microsoft.com/office/word/2010/wordml" xmlns:w10="urn:schemas-microsoft-com:office:word" xmlns:sl="http://schemas.openxmlformats.org/schemaLibrary/2006/main" xmlns:wpsCustomData="http://www.wps.cn/officeDocument/2013/wpsCustomData" mc:Ignorable="w14">
+<w:styles xmlns:mc="http://schemas.openxmlformats.org/markup-compatibility/2006" xmlns:r="http://schemas.openxmlformats.org/officeDocument/2006/relationships" xmlns:w="http://schemas.openxmlformats.org/wordprocessingml/2006/main" xmlns:w14="http://schemas.microsoft.com/office/word/2010/wordml" xmlns:w15="http://schemas.microsoft.com/office/word/2012/wordml" mc:Ignorable="w14 w15">
   <w:docDefaults>
     <w:rPrDefault>
       <w:rPr>
-        <w:rFonts w:ascii="Times New Roman" w:hAnsi="Times New Roman" w:eastAsia="宋体" w:cs="Times New Roman"/>
+        <w:rFonts w:ascii="Times New Roman" w:eastAsia="宋体" w:hAnsi="Times New Roman" w:cs="Times New Roman"/>
       </w:rPr>
     </w:rPrDefault>
     <w:pPrDefault/>
   </w:docDefaults>
-  <w:latentStyles w:count="260" w:defQFormat="0" w:defUnhideWhenUsed="1" w:defSemiHidden="1" w:defUIPriority="99" w:defLockedState="0">
-    <w:lsdException w:qFormat="1" w:unhideWhenUsed="0" w:uiPriority="0" w:semiHidden="0" w:name="Normal"/>
-    <w:lsdException w:qFormat="1" w:unhideWhenUsed="0" w:uiPriority="0" w:semiHidden="0" w:name="heading 1"/>
-    <w:lsdException w:qFormat="1" w:uiPriority="0" w:semiHidden="0" w:name="heading 2"/>
-    <w:lsdException w:qFormat="1" w:uiPriority="0" w:name="heading 3"/>
-    <w:lsdException w:qFormat="1" w:uiPriority="0" w:semiHidden="0" w:name="heading 4"/>
-    <w:lsdException w:qFormat="1" w:uiPriority="0" w:name="heading 5"/>
-    <w:lsdException w:qFormat="1" w:uiPriority="0" w:name="heading 6"/>
-    <w:lsdException w:qFormat="1" w:uiPriority="0" w:name="heading 7"/>
-    <w:lsdException w:qFormat="1" w:uiPriority="0" w:name="heading 8"/>
-    <w:lsdException w:qFormat="1" w:uiPriority="0" w:name="heading 9"/>
-    <w:lsdException w:unhideWhenUsed="0" w:uiPriority="0" w:semiHidden="0" w:name="index 1"/>
-    <w:lsdException w:unhideWhenUsed="0" w:uiPriority="0" w:semiHidden="0" w:name="index 2"/>
-    <w:lsdException w:unhideWhenUsed="0" w:uiPriority="0" w:semiHidden="0" w:name="index 3"/>
-    <w:lsdException w:unhideWhenUsed="0" w:uiPriority="0" w:semiHidden="0" w:name="index 4"/>
-    <w:lsdException w:unhideWhenUsed="0" w:uiPriority="0" w:semiHidden="0" w:name="index 5"/>
-    <w:lsdException w:unhideWhenUsed="0" w:uiPriority="0" w:semiHidden="0" w:name="index 6"/>
-    <w:lsdException w:unhideWhenUsed="0" w:uiPriority="0" w:semiHidden="0" w:name="index 7"/>
-    <w:lsdException w:unhideWhenUsed="0" w:uiPriority="0" w:semiHidden="0" w:name="index 8"/>
-    <w:lsdException w:unhideWhenUsed="0" w:uiPriority="0" w:semiHidden="0" w:name="index 9"/>
-    <w:lsdException w:qFormat="1" w:unhideWhenUsed="0" w:uiPriority="0" w:semiHidden="0" w:name="toc 1"/>
-    <w:lsdException w:qFormat="1" w:unhideWhenUsed="0" w:uiPriority="0" w:semiHidden="0" w:name="toc 2"/>
-    <w:lsdException w:qFormat="1" w:unhideWhenUsed="0" w:uiPriority="0" w:semiHidden="0" w:name="toc 3"/>
-    <w:lsdException w:unhideWhenUsed="0" w:uiPriority="0" w:semiHidden="0" w:name="toc 4"/>
-    <w:lsdException w:unhideWhenUsed="0" w:uiPriority="0" w:semiHidden="0" w:name="toc 5"/>
-    <w:lsdException w:unhideWhenUsed="0" w:uiPriority="0" w:semiHidden="0" w:name="toc 6"/>
-    <w:lsdException w:unhideWhenUsed="0" w:uiPriority="0" w:semiHidden="0" w:name="toc 7"/>
-    <w:lsdException w:unhideWhenUsed="0" w:uiPriority="0" w:semiHidden="0" w:name="toc 8"/>
-    <w:lsdException w:unhideWhenUsed="0" w:uiPriority="0" w:semiHidden="0" w:name="toc 9"/>
-    <w:lsdException w:unhideWhenUsed="0" w:uiPriority="0" w:semiHidden="0" w:name="Normal Indent"/>
-    <w:lsdException w:unhideWhenUsed="0" w:uiPriority="0" w:semiHidden="0" w:name="footnote text"/>
-    <w:lsdException w:qFormat="1" w:unhideWhenUsed="0" w:uiPriority="0" w:semiHidden="0" w:name="annotation text"/>
-    <w:lsdException w:qFormat="1" w:unhideWhenUsed="0" w:uiPriority="0" w:semiHidden="0" w:name="header"/>
-    <w:lsdException w:qFormat="1" w:unhideWhenUsed="0" w:uiPriority="0" w:semiHidden="0" w:name="footer"/>
-    <w:lsdException w:unhideWhenUsed="0" w:uiPriority="0" w:semiHidden="0" w:name="index heading"/>
-    <w:lsdException w:qFormat="1" w:uiPriority="0" w:name="caption"/>
-    <w:lsdException w:qFormat="1" w:unhideWhenUsed="0" w:uiPriority="0" w:semiHidden="0" w:name="table of figures"/>
-    <w:lsdException w:unhideWhenUsed="0" w:uiPriority="0" w:semiHidden="0" w:name="envelope address"/>
-    <w:lsdException w:unhideWhenUsed="0" w:uiPriority="0" w:semiHidden="0" w:name="envelope return"/>
-    <w:lsdException w:unhideWhenUsed="0" w:uiPriority="0" w:semiHidden="0" w:name="footnote reference"/>
-    <w:lsdException w:unhideWhenUsed="0" w:uiPriority="0" w:semiHidden="0" w:name="annotation reference"/>
-    <w:lsdException w:unhideWhenUsed="0" w:uiPriority="0" w:semiHidden="0" w:name="line number"/>
-    <w:lsdException w:unhideWhenUsed="0" w:uiPriority="0" w:semiHidden="0" w:name="page number"/>
-    <w:lsdException w:unhideWhenUsed="0" w:uiPriority="0" w:semiHidden="0" w:name="endnote reference"/>
-    <w:lsdException w:unhideWhenUsed="0" w:uiPriority="0" w:semiHidden="0" w:name="endnote text"/>
-    <w:lsdException w:unhideWhenUsed="0" w:uiPriority="0" w:semiHidden="0" w:name="table of authorities"/>
-    <w:lsdException w:unhideWhenUsed="0" w:uiPriority="0" w:semiHidden="0" w:name="macro"/>
-    <w:lsdException w:unhideWhenUsed="0" w:uiPriority="0" w:semiHidden="0" w:name="toa heading"/>
-    <w:lsdException w:unhideWhenUsed="0" w:uiPriority="0" w:semiHidden="0" w:name="List"/>
-    <w:lsdException w:unhideWhenUsed="0" w:uiPriority="0" w:semiHidden="0" w:name="List Bullet"/>
-    <w:lsdException w:unhideWhenUsed="0" w:uiPriority="0" w:semiHidden="0" w:name="List Number"/>
-    <w:lsdException w:unhideWhenUsed="0" w:uiPriority="0" w:semiHidden="0" w:name="List 2"/>
-    <w:lsdException w:unhideWhenUsed="0" w:uiPriority="0" w:semiHidden="0" w:name="List 3"/>
-    <w:lsdException w:unhideWhenUsed="0" w:uiPriority="0" w:semiHidden="0" w:name="List 4"/>
-    <w:lsdException w:unhideWhenUsed="0" w:uiPriority="0" w:semiHidden="0" w:name="List 5"/>
-    <w:lsdException w:unhideWhenUsed="0" w:uiPriority="0" w:semiHidden="0" w:name="List Bullet 2"/>
-    <w:lsdException w:unhideWhenUsed="0" w:uiPriority="0" w:semiHidden="0" w:name="List Bullet 3"/>
-    <w:lsdException w:unhideWhenUsed="0" w:uiPriority="0" w:semiHidden="0" w:name="List Bullet 4"/>
-    <w:lsdException w:unhideWhenUsed="0" w:uiPriority="0" w:semiHidden="0" w:name="List Bullet 5"/>
-    <w:lsdException w:unhideWhenUsed="0" w:uiPriority="0" w:semiHidden="0" w:name="List Number 2"/>
-    <w:lsdException w:unhideWhenUsed="0" w:uiPriority="0" w:semiHidden="0" w:name="List Number 3"/>
-    <w:lsdException w:unhideWhenUsed="0" w:uiPriority="0" w:semiHidden="0" w:name="List Number 4"/>
-    <w:lsdException w:unhideWhenUsed="0" w:uiPriority="0" w:semiHidden="0" w:name="List Number 5"/>
-    <w:lsdException w:qFormat="1" w:unhideWhenUsed="0" w:uiPriority="0" w:semiHidden="0" w:name="Title"/>
-    <w:lsdException w:unhideWhenUsed="0" w:uiPriority="0" w:semiHidden="0" w:name="Closing"/>
-    <w:lsdException w:unhideWhenUsed="0" w:uiPriority="0" w:semiHidden="0" w:name="Signature"/>
-    <w:lsdException w:qFormat="1" w:unhideWhenUsed="0" w:uiPriority="0" w:name="Default Paragraph Font"/>
-    <w:lsdException w:qFormat="1" w:unhideWhenUsed="0" w:uiPriority="0" w:name="Body Text"/>
-    <w:lsdException w:unhideWhenUsed="0" w:uiPriority="0" w:semiHidden="0" w:name="Body Text Indent"/>
-    <w:lsdException w:unhideWhenUsed="0" w:uiPriority="0" w:semiHidden="0" w:name="List Continue"/>
-    <w:lsdException w:unhideWhenUsed="0" w:uiPriority="0" w:semiHidden="0" w:name="List Continue 2"/>
-    <w:lsdException w:unhideWhenUsed="0" w:uiPriority="0" w:semiHidden="0" w:name="List Continue 3"/>
-    <w:lsdException w:unhideWhenUsed="0" w:uiPriority="0" w:semiHidden="0" w:name="List Continue 4"/>
-    <w:lsdException w:unhideWhenUsed="0" w:uiPriority="0" w:semiHidden="0" w:name="List Continue 5"/>
-    <w:lsdException w:unhideWhenUsed="0" w:uiPriority="0" w:semiHidden="0" w:name="Message Header"/>
-    <w:lsdException w:qFormat="1" w:unhideWhenUsed="0" w:uiPriority="0" w:semiHidden="0" w:name="Subtitle"/>
-    <w:lsdException w:unhideWhenUsed="0" w:uiPriority="0" w:semiHidden="0" w:name="Salutation"/>
-    <w:lsdException w:unhideWhenUsed="0" w:uiPriority="0" w:semiHidden="0" w:name="Date"/>
-    <w:lsdException w:unhideWhenUsed="0" w:uiPriority="0" w:semiHidden="0" w:name="Body Text First Indent"/>
-    <w:lsdException w:unhideWhenUsed="0" w:uiPriority="0" w:semiHidden="0" w:name="Body Text First Indent 2"/>
-    <w:lsdException w:uiPriority="99" w:name="Note Heading"/>
-    <w:lsdException w:unhideWhenUsed="0" w:uiPriority="0" w:semiHidden="0" w:name="Body Text 2"/>
-    <w:lsdException w:unhideWhenUsed="0" w:uiPriority="0" w:semiHidden="0" w:name="Body Text 3"/>
-    <w:lsdException w:unhideWhenUsed="0" w:uiPriority="0" w:semiHidden="0" w:name="Body Text Indent 2"/>
-    <w:lsdException w:unhideWhenUsed="0" w:uiPriority="0" w:semiHidden="0" w:name="Body Text Indent 3"/>
-    <w:lsdException w:unhideWhenUsed="0" w:uiPriority="0" w:semiHidden="0" w:name="Block Text"/>
-    <w:lsdException w:unhideWhenUsed="0" w:uiPriority="0" w:semiHidden="0" w:name="Hyperlink"/>
-    <w:lsdException w:unhideWhenUsed="0" w:uiPriority="0" w:semiHidden="0" w:name="FollowedHyperlink"/>
-    <w:lsdException w:qFormat="1" w:unhideWhenUsed="0" w:uiPriority="0" w:semiHidden="0" w:name="Strong"/>
-    <w:lsdException w:qFormat="1" w:unhideWhenUsed="0" w:uiPriority="0" w:semiHidden="0" w:name="Emphasis"/>
-    <w:lsdException w:unhideWhenUsed="0" w:uiPriority="0" w:semiHidden="0" w:name="Document Map"/>
-    <w:lsdException w:unhideWhenUsed="0" w:uiPriority="0" w:semiHidden="0" w:name="Plain Text"/>
-    <w:lsdException w:unhideWhenUsed="0" w:uiPriority="0" w:semiHidden="0" w:name="E-mail Signature"/>
-    <w:lsdException w:qFormat="1" w:unhideWhenUsed="0" w:uiPriority="0" w:semiHidden="0" w:name="Normal (Web)"/>
-    <w:lsdException w:unhideWhenUsed="0" w:uiPriority="0" w:semiHidden="0" w:name="HTML Acronym"/>
-    <w:lsdException w:unhideWhenUsed="0" w:uiPriority="0" w:semiHidden="0" w:name="HTML Address"/>
-    <w:lsdException w:unhideWhenUsed="0" w:uiPriority="0" w:semiHidden="0" w:name="HTML Cite"/>
-    <w:lsdException w:unhideWhenUsed="0" w:uiPriority="0" w:semiHidden="0" w:name="HTML Code"/>
-    <w:lsdException w:unhideWhenUsed="0" w:uiPriority="0" w:semiHidden="0" w:name="HTML Definition"/>
-    <w:lsdException w:unhideWhenUsed="0" w:uiPriority="0" w:semiHidden="0" w:name="HTML Keyboard"/>
-    <w:lsdException w:qFormat="1" w:unhideWhenUsed="0" w:uiPriority="0" w:semiHidden="0" w:name="HTML Preformatted"/>
-    <w:lsdException w:unhideWhenUsed="0" w:uiPriority="0" w:semiHidden="0" w:name="HTML Sample"/>
-    <w:lsdException w:unhideWhenUsed="0" w:uiPriority="0" w:semiHidden="0" w:name="HTML Typewriter"/>
-    <w:lsdException w:unhideWhenUsed="0" w:uiPriority="0" w:semiHidden="0" w:name="HTML Variable"/>
-    <w:lsdException w:qFormat="1" w:unhideWhenUsed="0" w:uiPriority="0" w:name="Normal Table"/>
-    <w:lsdException w:unhideWhenUsed="0" w:uiPriority="0" w:semiHidden="0" w:name="annotation subject"/>
-    <w:lsdException w:unhideWhenUsed="0" w:uiPriority="0" w:semiHidden="0" w:name="Table Simple 1"/>
-    <w:lsdException w:unhideWhenUsed="0" w:uiPriority="0" w:semiHidden="0" w:name="Table Simple 2"/>
-    <w:lsdException w:unhideWhenUsed="0" w:uiPriority="0" w:semiHidden="0" w:name="Table Simple 3"/>
-    <w:lsdException w:unhideWhenUsed="0" w:uiPriority="0" w:semiHidden="0" w:name="Table Classic 1"/>
-    <w:lsdException w:unhideWhenUsed="0" w:uiPriority="0" w:semiHidden="0" w:name="Table Classic 2"/>
-    <w:lsdException w:unhideWhenUsed="0" w:uiPriority="0" w:semiHidden="0" w:name="Table Classic 3"/>
-    <w:lsdException w:unhideWhenUsed="0" w:uiPriority="0" w:semiHidden="0" w:name="Table Classic 4"/>
-    <w:lsdException w:unhideWhenUsed="0" w:uiPriority="0" w:semiHidden="0" w:name="Table Colorful 1"/>
-    <w:lsdException w:unhideWhenUsed="0" w:uiPriority="0" w:semiHidden="0" w:name="Table Colorful 2"/>
-    <w:lsdException w:unhideWhenUsed="0" w:uiPriority="0" w:semiHidden="0" w:name="Table Colorful 3"/>
-    <w:lsdException w:unhideWhenUsed="0" w:uiPriority="0" w:semiHidden="0" w:name="Table Columns 1"/>
-    <w:lsdException w:unhideWhenUsed="0" w:uiPriority="0" w:semiHidden="0" w:name="Table Columns 2"/>
-    <w:lsdException w:unhideWhenUsed="0" w:uiPriority="0" w:semiHidden="0" w:name="Table Columns 3"/>
-    <w:lsdException w:unhideWhenUsed="0" w:uiPriority="0" w:semiHidden="0" w:name="Table Columns 4"/>
-    <w:lsdException w:unhideWhenUsed="0" w:uiPriority="0" w:semiHidden="0" w:name="Table Columns 5"/>
-    <w:lsdException w:unhideWhenUsed="0" w:uiPriority="0" w:semiHidden="0" w:name="Table Grid 1"/>
-    <w:lsdException w:unhideWhenUsed="0" w:uiPriority="0" w:semiHidden="0" w:name="Table Grid 2"/>
-    <w:lsdException w:unhideWhenUsed="0" w:uiPriority="0" w:semiHidden="0" w:name="Table Grid 3"/>
-    <w:lsdException w:unhideWhenUsed="0" w:uiPriority="0" w:semiHidden="0" w:name="Table Grid 4"/>
-    <w:lsdException w:unhideWhenUsed="0" w:uiPriority="0" w:semiHidden="0" w:name="Table Grid 5"/>
-    <w:lsdException w:unhideWhenUsed="0" w:uiPriority="0" w:semiHidden="0" w:name="Table Grid 6"/>
-    <w:lsdException w:unhideWhenUsed="0" w:uiPriority="0" w:semiHidden="0" w:name="Table Grid 7"/>
-    <w:lsdException w:unhideWhenUsed="0" w:uiPriority="0" w:semiHidden="0" w:name="Table Grid 8"/>
-    <w:lsdException w:unhideWhenUsed="0" w:uiPriority="0" w:semiHidden="0" w:name="Table List 1"/>
-    <w:lsdException w:unhideWhenUsed="0" w:uiPriority="0" w:semiHidden="0" w:name="Table List 2"/>
-    <w:lsdException w:unhideWhenUsed="0" w:uiPriority="0" w:semiHidden="0" w:name="Table List 3"/>
-    <w:lsdException w:unhideWhenUsed="0" w:uiPriority="0" w:semiHidden="0" w:name="Table List 4"/>
-    <w:lsdException w:unhideWhenUsed="0" w:uiPriority="0" w:semiHidden="0" w:name="Table List 5"/>
-    <w:lsdException w:unhideWhenUsed="0" w:uiPriority="0" w:semiHidden="0" w:name="Table List 6"/>
-    <w:lsdException w:unhideWhenUsed="0" w:uiPriority="0" w:semiHidden="0" w:name="Table List 7"/>
-    <w:lsdException w:unhideWhenUsed="0" w:uiPriority="0" w:semiHidden="0" w:name="Table List 8"/>
-    <w:lsdException w:unhideWhenUsed="0" w:uiPriority="0" w:semiHidden="0" w:name="Table 3D effects 1"/>
-    <w:lsdException w:unhideWhenUsed="0" w:uiPriority="0" w:semiHidden="0" w:name="Table 3D effects 2"/>
-    <w:lsdException w:unhideWhenUsed="0" w:uiPriority="0" w:semiHidden="0" w:name="Table 3D effects 3"/>
-    <w:lsdException w:unhideWhenUsed="0" w:uiPriority="0" w:semiHidden="0" w:name="Table Contemporary"/>
-    <w:lsdException w:unhideWhenUsed="0" w:uiPriority="0" w:semiHidden="0" w:name="Table Elegant"/>
-    <w:lsdException w:unhideWhenUsed="0" w:uiPriority="0" w:semiHidden="0" w:name="Table Professional"/>
-    <w:lsdException w:unhideWhenUsed="0" w:uiPriority="0" w:semiHidden="0" w:name="Table Subtle 1"/>
-    <w:lsdException w:unhideWhenUsed="0" w:uiPriority="0" w:semiHidden="0" w:name="Table Subtle 2"/>
-    <w:lsdException w:unhideWhenUsed="0" w:uiPriority="0" w:semiHidden="0" w:name="Table Web 1"/>
-    <w:lsdException w:unhideWhenUsed="0" w:uiPriority="0" w:semiHidden="0" w:name="Table Web 2"/>
-    <w:lsdException w:unhideWhenUsed="0" w:uiPriority="0" w:semiHidden="0" w:name="Table Web 3"/>
-    <w:lsdException w:unhideWhenUsed="0" w:uiPriority="0" w:semiHidden="0" w:name="Balloon Text"/>
-    <w:lsdException w:qFormat="1" w:unhideWhenUsed="0" w:uiPriority="0" w:semiHidden="0" w:name="Table Grid"/>
-    <w:lsdException w:unhideWhenUsed="0" w:uiPriority="0" w:semiHidden="0" w:name="Table Theme"/>
-    <w:lsdException w:unhideWhenUsed="0" w:uiPriority="60" w:semiHidden="0" w:name="Light Shading"/>
-    <w:lsdException w:unhideWhenUsed="0" w:uiPriority="61" w:semiHidden="0" w:name="Light List"/>
-    <w:lsdException w:unhideWhenUsed="0" w:uiPriority="62" w:semiHidden="0" w:name="Light Grid"/>
-    <w:lsdException w:unhideWhenUsed="0" w:uiPriority="63" w:semiHidden="0" w:name="Medium Shading 1"/>
-    <w:lsdException w:unhideWhenUsed="0" w:uiPriority="64" w:semiHidden="0" w:name="Medium Shading 2"/>
-    <w:lsdException w:unhideWhenUsed="0" w:uiPriority="65" w:semiHidden="0" w:name="Medium List 1"/>
-    <w:lsdException w:unhideWhenUsed="0" w:uiPriority="66" w:semiHidden="0" w:name="Medium List 2"/>
-    <w:lsdException w:unhideWhenUsed="0" w:uiPriority="67" w:semiHidden="0" w:name="Medium Grid 1"/>
-    <w:lsdException w:unhideWhenUsed="0" w:uiPriority="68" w:semiHidden="0" w:name="Medium Grid 2"/>
-    <w:lsdException w:unhideWhenUsed="0" w:uiPriority="69" w:semiHidden="0" w:name="Medium Grid 3"/>
-    <w:lsdException w:unhideWhenUsed="0" w:uiPriority="70" w:semiHidden="0" w:name="Dark List"/>
-    <w:lsdException w:unhideWhenUsed="0" w:uiPriority="71" w:semiHidden="0" w:name="Colorful Shading"/>
-    <w:lsdException w:unhideWhenUsed="0" w:uiPriority="72" w:semiHidden="0" w:name="Colorful List"/>
-    <w:lsdException w:unhideWhenUsed="0" w:uiPriority="73" w:semiHidden="0" w:name="Colorful Grid"/>
-    <w:lsdException w:unhideWhenUsed="0" w:uiPriority="60" w:semiHidden="0" w:name="Light Shading Accent 1"/>
-    <w:lsdException w:unhideWhenUsed="0" w:uiPriority="61" w:semiHidden="0" w:name="Light List Accent 1"/>
-    <w:lsdException w:unhideWhenUsed="0" w:uiPriority="62" w:semiHidden="0" w:name="Light Grid Accent 1"/>
-    <w:lsdException w:unhideWhenUsed="0" w:uiPriority="63" w:semiHidden="0" w:name="Medium Shading 1 Accent 1"/>
-    <w:lsdException w:unhideWhenUsed="0" w:uiPriority="64" w:semiHidden="0" w:name="Medium Shading 2 Accent 1"/>
-    <w:lsdException w:unhideWhenUsed="0" w:uiPriority="65" w:semiHidden="0" w:name="Medium List 1 Accent 1"/>
-    <w:lsdException w:unhideWhenUsed="0" w:uiPriority="66" w:semiHidden="0" w:name="Medium List 2 Accent 1"/>
-    <w:lsdException w:unhideWhenUsed="0" w:uiPriority="67" w:semiHidden="0" w:name="Medium Grid 1 Accent 1"/>
-    <w:lsdException w:unhideWhenUsed="0" w:uiPriority="68" w:semiHidden="0" w:name="Medium Grid 2 Accent 1"/>
-    <w:lsdException w:unhideWhenUsed="0" w:uiPriority="69" w:semiHidden="0" w:name="Medium Grid 3 Accent 1"/>
-    <w:lsdException w:unhideWhenUsed="0" w:uiPriority="70" w:semiHidden="0" w:name="Dark List Accent 1"/>
-    <w:lsdException w:unhideWhenUsed="0" w:uiPriority="71" w:semiHidden="0" w:name="Colorful Shading Accent 1"/>
-    <w:lsdException w:unhideWhenUsed="0" w:uiPriority="72" w:semiHidden="0" w:name="Colorful List Accent 1"/>
-    <w:lsdException w:unhideWhenUsed="0" w:uiPriority="73" w:semiHidden="0" w:name="Colorful Grid Accent 1"/>
-    <w:lsdException w:unhideWhenUsed="0" w:uiPriority="60" w:semiHidden="0" w:name="Light Shading Accent 2"/>
-    <w:lsdException w:unhideWhenUsed="0" w:uiPriority="61" w:semiHidden="0" w:name="Light List Accent 2"/>
-    <w:lsdException w:unhideWhenUsed="0" w:uiPriority="62" w:semiHidden="0" w:name="Light Grid Accent 2"/>
-    <w:lsdException w:unhideWhenUsed="0" w:uiPriority="63" w:semiHidden="0" w:name="Medium Shading 1 Accent 2"/>
-    <w:lsdException w:unhideWhenUsed="0" w:uiPriority="64" w:semiHidden="0" w:name="Medium Shading 2 Accent 2"/>
-    <w:lsdException w:unhideWhenUsed="0" w:uiPriority="65" w:semiHidden="0" w:name="Medium List 1 Accent 2"/>
-    <w:lsdException w:unhideWhenUsed="0" w:uiPriority="66" w:semiHidden="0" w:name="Medium List 2 Accent 2"/>
-    <w:lsdException w:unhideWhenUsed="0" w:uiPriority="67" w:semiHidden="0" w:name="Medium Grid 1 Accent 2"/>
-    <w:lsdException w:unhideWhenUsed="0" w:uiPriority="68" w:semiHidden="0" w:name="Medium Grid 2 Accent 2"/>
-    <w:lsdException w:unhideWhenUsed="0" w:uiPriority="69" w:semiHidden="0" w:name="Medium Grid 3 Accent 2"/>
-    <w:lsdException w:unhideWhenUsed="0" w:uiPriority="70" w:semiHidden="0" w:name="Dark List Accent 2"/>
-    <w:lsdException w:unhideWhenUsed="0" w:uiPriority="71" w:semiHidden="0" w:name="Colorful Shading Accent 2"/>
-    <w:lsdException w:unhideWhenUsed="0" w:uiPriority="72" w:semiHidden="0" w:name="Colorful List Accent 2"/>
-    <w:lsdException w:unhideWhenUsed="0" w:uiPriority="73" w:semiHidden="0" w:name="Colorful Grid Accent 2"/>
-    <w:lsdException w:unhideWhenUsed="0" w:uiPriority="60" w:semiHidden="0" w:name="Light Shading Accent 3"/>
-    <w:lsdException w:unhideWhenUsed="0" w:uiPriority="61" w:semiHidden="0" w:name="Light List Accent 3"/>
-    <w:lsdException w:unhideWhenUsed="0" w:uiPriority="62" w:semiHidden="0" w:name="Light Grid Accent 3"/>
-    <w:lsdException w:unhideWhenUsed="0" w:uiPriority="63" w:semiHidden="0" w:name="Medium Shading 1 Accent 3"/>
-    <w:lsdException w:unhideWhenUsed="0" w:uiPriority="64" w:semiHidden="0" w:name="Medium Shading 2 Accent 3"/>
-    <w:lsdException w:unhideWhenUsed="0" w:uiPriority="65" w:semiHidden="0" w:name="Medium List 1 Accent 3"/>
-    <w:lsdException w:unhideWhenUsed="0" w:uiPriority="66" w:semiHidden="0" w:name="Medium List 2 Accent 3"/>
-    <w:lsdException w:unhideWhenUsed="0" w:uiPriority="67" w:semiHidden="0" w:name="Medium Grid 1 Accent 3"/>
-    <w:lsdException w:unhideWhenUsed="0" w:uiPriority="68" w:semiHidden="0" w:name="Medium Grid 2 Accent 3"/>
-    <w:lsdException w:unhideWhenUsed="0" w:uiPriority="69" w:semiHidden="0" w:name="Medium Grid 3 Accent 3"/>
-    <w:lsdException w:unhideWhenUsed="0" w:uiPriority="70" w:semiHidden="0" w:name="Dark List Accent 3"/>
-    <w:lsdException w:unhideWhenUsed="0" w:uiPriority="71" w:semiHidden="0" w:name="Colorful Shading Accent 3"/>
-    <w:lsdException w:unhideWhenUsed="0" w:uiPriority="72" w:semiHidden="0" w:name="Colorful List Accent 3"/>
-    <w:lsdException w:unhideWhenUsed="0" w:uiPriority="73" w:semiHidden="0" w:name="Colorful Grid Accent 3"/>
-    <w:lsdException w:unhideWhenUsed="0" w:uiPriority="60" w:semiHidden="0" w:name="Light Shading Accent 4"/>
-    <w:lsdException w:unhideWhenUsed="0" w:uiPriority="61" w:semiHidden="0" w:name="Light List Accent 4"/>
-    <w:lsdException w:unhideWhenUsed="0" w:uiPriority="62" w:semiHidden="0" w:name="Light Grid Accent 4"/>
-    <w:lsdException w:unhideWhenUsed="0" w:uiPriority="63" w:semiHidden="0" w:name="Medium Shading 1 Accent 4"/>
-    <w:lsdException w:unhideWhenUsed="0" w:uiPriority="64" w:semiHidden="0" w:name="Medium Shading 2 Accent 4"/>
-    <w:lsdException w:unhideWhenUsed="0" w:uiPriority="65" w:semiHidden="0" w:name="Medium List 1 Accent 4"/>
-    <w:lsdException w:unhideWhenUsed="0" w:uiPriority="66" w:semiHidden="0" w:name="Medium List 2 Accent 4"/>
-    <w:lsdException w:unhideWhenUsed="0" w:uiPriority="67" w:semiHidden="0" w:name="Medium Grid 1 Accent 4"/>
-    <w:lsdException w:unhideWhenUsed="0" w:uiPriority="68" w:semiHidden="0" w:name="Medium Grid 2 Accent 4"/>
-    <w:lsdException w:unhideWhenUsed="0" w:uiPriority="69" w:semiHidden="0" w:name="Medium Grid 3 Accent 4"/>
-    <w:lsdException w:unhideWhenUsed="0" w:uiPriority="70" w:semiHidden="0" w:name="Dark List Accent 4"/>
-    <w:lsdException w:unhideWhenUsed="0" w:uiPriority="71" w:semiHidden="0" w:name="Colorful Shading Accent 4"/>
-    <w:lsdException w:unhideWhenUsed="0" w:uiPriority="72" w:semiHidden="0" w:name="Colorful List Accent 4"/>
-    <w:lsdException w:unhideWhenUsed="0" w:uiPriority="73" w:semiHidden="0" w:name="Colorful Grid Accent 4"/>
-    <w:lsdException w:unhideWhenUsed="0" w:uiPriority="60" w:semiHidden="0" w:name="Light Shading Accent 5"/>
-    <w:lsdException w:unhideWhenUsed="0" w:uiPriority="61" w:semiHidden="0" w:name="Light List Accent 5"/>
-    <w:lsdException w:unhideWhenUsed="0" w:uiPriority="62" w:semiHidden="0" w:name="Light Grid Accent 5"/>
-    <w:lsdException w:unhideWhenUsed="0" w:uiPriority="63" w:semiHidden="0" w:name="Medium Shading 1 Accent 5"/>
-    <w:lsdException w:unhideWhenUsed="0" w:uiPriority="64" w:semiHidden="0" w:name="Medium Shading 2 Accent 5"/>
-    <w:lsdException w:unhideWhenUsed="0" w:uiPriority="65" w:semiHidden="0" w:name="Medium List 1 Accent 5"/>
-    <w:lsdException w:unhideWhenUsed="0" w:uiPriority="66" w:semiHidden="0" w:name="Medium List 2 Accent 5"/>
-    <w:lsdException w:unhideWhenUsed="0" w:uiPriority="67" w:semiHidden="0" w:name="Medium Grid 1 Accent 5"/>
-    <w:lsdException w:unhideWhenUsed="0" w:uiPriority="68" w:semiHidden="0" w:name="Medium Grid 2 Accent 5"/>
-    <w:lsdException w:unhideWhenUsed="0" w:uiPriority="69" w:semiHidden="0" w:name="Medium Grid 3 Accent 5"/>
-    <w:lsdException w:unhideWhenUsed="0" w:uiPriority="70" w:semiHidden="0" w:name="Dark List Accent 5"/>
-    <w:lsdException w:unhideWhenUsed="0" w:uiPriority="71" w:semiHidden="0" w:name="Colorful Shading Accent 5"/>
-    <w:lsdException w:unhideWhenUsed="0" w:uiPriority="72" w:semiHidden="0" w:name="Colorful List Accent 5"/>
-    <w:lsdException w:unhideWhenUsed="0" w:uiPriority="73" w:semiHidden="0" w:name="Colorful Grid Accent 5"/>
-    <w:lsdException w:unhideWhenUsed="0" w:uiPriority="60" w:semiHidden="0" w:name="Light Shading Accent 6"/>
-    <w:lsdException w:unhideWhenUsed="0" w:uiPriority="61" w:semiHidden="0" w:name="Light List Accent 6"/>
-    <w:lsdException w:unhideWhenUsed="0" w:uiPriority="62" w:semiHidden="0" w:name="Light Grid Accent 6"/>
-    <w:lsdException w:unhideWhenUsed="0" w:uiPriority="63" w:semiHidden="0" w:name="Medium Shading 1 Accent 6"/>
-    <w:lsdException w:unhideWhenUsed="0" w:uiPriority="64" w:semiHidden="0" w:name="Medium Shading 2 Accent 6"/>
-    <w:lsdException w:unhideWhenUsed="0" w:uiPriority="65" w:semiHidden="0" w:name="Medium List 1 Accent 6"/>
-    <w:lsdException w:unhideWhenUsed="0" w:uiPriority="66" w:semiHidden="0" w:name="Medium List 2 Accent 6"/>
-    <w:lsdException w:unhideWhenUsed="0" w:uiPriority="67" w:semiHidden="0" w:name="Medium Grid 1 Accent 6"/>
-    <w:lsdException w:unhideWhenUsed="0" w:uiPriority="68" w:semiHidden="0" w:name="Medium Grid 2 Accent 6"/>
-    <w:lsdException w:unhideWhenUsed="0" w:uiPriority="69" w:semiHidden="0" w:name="Medium Grid 3 Accent 6"/>
-    <w:lsdException w:unhideWhenUsed="0" w:uiPriority="70" w:semiHidden="0" w:name="Dark List Accent 6"/>
-    <w:lsdException w:unhideWhenUsed="0" w:uiPriority="71" w:semiHidden="0" w:name="Colorful Shading Accent 6"/>
-    <w:lsdException w:unhideWhenUsed="0" w:uiPriority="72" w:semiHidden="0" w:name="Colorful List Accent 6"/>
-    <w:lsdException w:unhideWhenUsed="0" w:uiPriority="73" w:semiHidden="0" w:name="Colorful Grid Accent 6"/>
+  <w:latentStyles w:defLockedState="0" w:defUIPriority="99" w:defSemiHidden="1" w:defUnhideWhenUsed="1" w:defQFormat="0" w:count="260">
+    <w:lsdException w:name="Normal" w:semiHidden="0" w:uiPriority="0" w:unhideWhenUsed="0" w:qFormat="1"/>
+    <w:lsdException w:name="heading 1" w:semiHidden="0" w:uiPriority="0" w:unhideWhenUsed="0" w:qFormat="1"/>
+    <w:lsdException w:name="heading 2" w:semiHidden="0" w:uiPriority="0" w:qFormat="1"/>
+    <w:lsdException w:name="heading 3" w:uiPriority="0" w:qFormat="1"/>
+    <w:lsdException w:name="heading 4" w:semiHidden="0" w:uiPriority="0" w:qFormat="1"/>
+    <w:lsdException w:name="heading 5" w:uiPriority="0" w:qFormat="1"/>
+    <w:lsdException w:name="heading 6" w:uiPriority="0" w:qFormat="1"/>
+    <w:lsdException w:name="heading 7" w:uiPriority="0" w:qFormat="1"/>
+    <w:lsdException w:name="heading 8" w:uiPriority="0" w:qFormat="1"/>
+    <w:lsdException w:name="heading 9" w:uiPriority="0" w:qFormat="1"/>
+    <w:lsdException w:name="index 1" w:semiHidden="0" w:uiPriority="0" w:unhideWhenUsed="0"/>
+    <w:lsdException w:name="index 2" w:semiHidden="0" w:uiPriority="0" w:unhideWhenUsed="0"/>
+    <w:lsdException w:name="index 3" w:semiHidden="0" w:uiPriority="0" w:unhideWhenUsed="0"/>
+    <w:lsdException w:name="index 4" w:semiHidden="0" w:uiPriority="0" w:unhideWhenUsed="0"/>
+    <w:lsdException w:name="index 5" w:semiHidden="0" w:uiPriority="0" w:unhideWhenUsed="0"/>
+    <w:lsdException w:name="index 6" w:semiHidden="0" w:uiPriority="0" w:unhideWhenUsed="0"/>
+    <w:lsdException w:name="index 7" w:semiHidden="0" w:uiPriority="0" w:unhideWhenUsed="0"/>
+    <w:lsdException w:name="index 8" w:semiHidden="0" w:uiPriority="0" w:unhideWhenUsed="0"/>
+    <w:lsdException w:name="index 9" w:semiHidden="0" w:uiPriority="0" w:unhideWhenUsed="0"/>
+    <w:lsdException w:name="toc 1" w:semiHidden="0" w:uiPriority="0" w:unhideWhenUsed="0" w:qFormat="1"/>
+    <w:lsdException w:name="toc 2" w:semiHidden="0" w:uiPriority="0" w:unhideWhenUsed="0" w:qFormat="1"/>
+    <w:lsdException w:name="toc 3" w:semiHidden="0" w:uiPriority="0" w:unhideWhenUsed="0" w:qFormat="1"/>
+    <w:lsdException w:name="toc 4" w:semiHidden="0" w:uiPriority="0" w:unhideWhenUsed="0"/>
+    <w:lsdException w:name="toc 5" w:semiHidden="0" w:uiPriority="0" w:unhideWhenUsed="0"/>
+    <w:lsdException w:name="toc 6" w:semiHidden="0" w:uiPriority="0" w:unhideWhenUsed="0"/>
+    <w:lsdException w:name="toc 7" w:semiHidden="0" w:uiPriority="0" w:unhideWhenUsed="0"/>
+    <w:lsdException w:name="toc 8" w:semiHidden="0" w:uiPriority="0" w:unhideWhenUsed="0"/>
+    <w:lsdException w:name="toc 9" w:semiHidden="0" w:uiPriority="0" w:unhideWhenUsed="0"/>
+    <w:lsdException w:name="Normal Indent" w:semiHidden="0" w:uiPriority="0" w:unhideWhenUsed="0"/>
+    <w:lsdException w:name="footnote text" w:semiHidden="0" w:uiPriority="0" w:unhideWhenUsed="0"/>
+    <w:lsdException w:name="annotation text" w:semiHidden="0" w:uiPriority="0" w:unhideWhenUsed="0" w:qFormat="1"/>
+    <w:lsdException w:name="header" w:semiHidden="0" w:uiPriority="0" w:unhideWhenUsed="0" w:qFormat="1"/>
+    <w:lsdException w:name="footer" w:semiHidden="0" w:uiPriority="0" w:unhideWhenUsed="0" w:qFormat="1"/>
+    <w:lsdException w:name="index heading" w:semiHidden="0" w:uiPriority="0" w:unhideWhenUsed="0"/>
+    <w:lsdException w:name="caption" w:uiPriority="0" w:qFormat="1"/>
+    <w:lsdException w:name="table of figures" w:semiHidden="0" w:uiPriority="0" w:unhideWhenUsed="0" w:qFormat="1"/>
+    <w:lsdException w:name="envelope address" w:semiHidden="0" w:uiPriority="0" w:unhideWhenUsed="0"/>
+    <w:lsdException w:name="envelope return" w:semiHidden="0" w:uiPriority="0" w:unhideWhenUsed="0"/>
+    <w:lsdException w:name="footnote reference" w:semiHidden="0" w:uiPriority="0" w:unhideWhenUsed="0"/>
+    <w:lsdException w:name="annotation reference" w:semiHidden="0" w:uiPriority="0" w:unhideWhenUsed="0"/>
+    <w:lsdException w:name="line number" w:semiHidden="0" w:uiPriority="0" w:unhideWhenUsed="0"/>
+    <w:lsdException w:name="page number" w:semiHidden="0" w:uiPriority="0" w:unhideWhenUsed="0"/>
+    <w:lsdException w:name="endnote reference" w:semiHidden="0" w:uiPriority="0" w:unhideWhenUsed="0"/>
+    <w:lsdException w:name="endnote text" w:semiHidden="0" w:uiPriority="0" w:unhideWhenUsed="0"/>
+    <w:lsdException w:name="table of authorities" w:semiHidden="0" w:uiPriority="0" w:unhideWhenUsed="0"/>
+    <w:lsdException w:name="macro" w:semiHidden="0" w:uiPriority="0" w:unhideWhenUsed="0"/>
+    <w:lsdException w:name="toa heading" w:semiHidden="0" w:uiPriority="0" w:unhideWhenUsed="0"/>
+    <w:lsdException w:name="List" w:semiHidden="0" w:uiPriority="0" w:unhideWhenUsed="0"/>
+    <w:lsdException w:name="List Bullet" w:semiHidden="0" w:uiPriority="0" w:unhideWhenUsed="0"/>
+    <w:lsdException w:name="List Number" w:semiHidden="0" w:uiPriority="0" w:unhideWhenUsed="0"/>
+    <w:lsdException w:name="List 2" w:semiHidden="0" w:uiPriority="0" w:unhideWhenUsed="0"/>
+    <w:lsdException w:name="List 3" w:semiHidden="0" w:uiPriority="0" w:unhideWhenUsed="0"/>
+    <w:lsdException w:name="List 4" w:semiHidden="0" w:uiPriority="0" w:unhideWhenUsed="0"/>
+    <w:lsdException w:name="List 5" w:semiHidden="0" w:uiPriority="0" w:unhideWhenUsed="0"/>
+    <w:lsdException w:name="List Bullet 2" w:semiHidden="0" w:uiPriority="0" w:unhideWhenUsed="0"/>
+    <w:lsdException w:name="List Bullet 3" w:semiHidden="0" w:uiPriority="0" w:unhideWhenUsed="0"/>
+    <w:lsdException w:name="List Bullet 4" w:semiHidden="0" w:uiPriority="0" w:unhideWhenUsed="0"/>
+    <w:lsdException w:name="List Bullet 5" w:semiHidden="0" w:uiPriority="0" w:unhideWhenUsed="0"/>
+    <w:lsdException w:name="List Number 2" w:semiHidden="0" w:uiPriority="0" w:unhideWhenUsed="0"/>
+    <w:lsdException w:name="List Number 3" w:semiHidden="0" w:uiPriority="0" w:unhideWhenUsed="0"/>
+    <w:lsdException w:name="List Number 4" w:semiHidden="0" w:uiPriority="0" w:unhideWhenUsed="0"/>
+    <w:lsdException w:name="List Number 5" w:semiHidden="0" w:uiPriority="0" w:unhideWhenUsed="0"/>
+    <w:lsdException w:name="Title" w:semiHidden="0" w:uiPriority="0" w:unhideWhenUsed="0" w:qFormat="1"/>
+    <w:lsdException w:name="Closing" w:semiHidden="0" w:uiPriority="0" w:unhideWhenUsed="0"/>
+    <w:lsdException w:name="Signature" w:semiHidden="0" w:uiPriority="0" w:unhideWhenUsed="0"/>
+    <w:lsdException w:name="Default Paragraph Font" w:uiPriority="0" w:unhideWhenUsed="0" w:qFormat="1"/>
+    <w:lsdException w:name="Body Text" w:uiPriority="0" w:unhideWhenUsed="0" w:qFormat="1"/>
+    <w:lsdException w:name="Body Text Indent" w:semiHidden="0" w:uiPriority="0" w:unhideWhenUsed="0"/>
+    <w:lsdException w:name="List Continue" w:semiHidden="0" w:uiPriority="0" w:unhideWhenUsed="0"/>
+    <w:lsdException w:name="List Continue 2" w:semiHidden="0" w:uiPriority="0" w:unhideWhenUsed="0"/>
+    <w:lsdException w:name="List Continue 3" w:semiHidden="0" w:uiPriority="0" w:unhideWhenUsed="0"/>
+    <w:lsdException w:name="List Continue 4" w:semiHidden="0" w:uiPriority="0" w:unhideWhenUsed="0"/>
+    <w:lsdException w:name="List Continue 5" w:semiHidden="0" w:uiPriority="0" w:unhideWhenUsed="0"/>
+    <w:lsdException w:name="Message Header" w:semiHidden="0" w:uiPriority="0" w:unhideWhenUsed="0"/>
+    <w:lsdException w:name="Subtitle" w:semiHidden="0" w:uiPriority="0" w:unhideWhenUsed="0" w:qFormat="1"/>
+    <w:lsdException w:name="Salutation" w:semiHidden="0" w:uiPriority="0" w:unhideWhenUsed="0"/>
+    <w:lsdException w:name="Date" w:semiHidden="0" w:uiPriority="0" w:unhideWhenUsed="0"/>
+    <w:lsdException w:name="Body Text First Indent" w:semiHidden="0" w:uiPriority="0" w:unhideWhenUsed="0"/>
+    <w:lsdException w:name="Body Text First Indent 2" w:semiHidden="0" w:uiPriority="0" w:unhideWhenUsed="0"/>
+    <w:lsdException w:name="Body Text 2" w:semiHidden="0" w:uiPriority="0" w:unhideWhenUsed="0"/>
+    <w:lsdException w:name="Body Text 3" w:semiHidden="0" w:uiPriority="0" w:unhideWhenUsed="0"/>
+    <w:lsdException w:name="Body Text Indent 2" w:semiHidden="0" w:uiPriority="0" w:unhideWhenUsed="0"/>
+    <w:lsdException w:name="Body Text Indent 3" w:semiHidden="0" w:uiPriority="0" w:unhideWhenUsed="0"/>
+    <w:lsdException w:name="Block Text" w:semiHidden="0" w:uiPriority="0" w:unhideWhenUsed="0"/>
+    <w:lsdException w:name="Hyperlink" w:semiHidden="0" w:uiPriority="0" w:unhideWhenUsed="0"/>
+    <w:lsdException w:name="FollowedHyperlink" w:semiHidden="0" w:uiPriority="0" w:unhideWhenUsed="0"/>
+    <w:lsdException w:name="Strong" w:semiHidden="0" w:uiPriority="0" w:unhideWhenUsed="0" w:qFormat="1"/>
+    <w:lsdException w:name="Emphasis" w:semiHidden="0" w:uiPriority="0" w:unhideWhenUsed="0" w:qFormat="1"/>
+    <w:lsdException w:name="Document Map" w:semiHidden="0" w:uiPriority="0" w:unhideWhenUsed="0"/>
+    <w:lsdException w:name="Plain Text" w:semiHidden="0" w:uiPriority="0" w:unhideWhenUsed="0"/>
+    <w:lsdException w:name="E-mail Signature" w:semiHidden="0" w:uiPriority="0" w:unhideWhenUsed="0"/>
+    <w:lsdException w:name="Normal (Web)" w:semiHidden="0" w:uiPriority="0" w:unhideWhenUsed="0" w:qFormat="1"/>
+    <w:lsdException w:name="HTML Acronym" w:semiHidden="0" w:uiPriority="0" w:unhideWhenUsed="0"/>
+    <w:lsdException w:name="HTML Address" w:semiHidden="0" w:uiPriority="0" w:unhideWhenUsed="0"/>
+    <w:lsdException w:name="HTML Cite" w:semiHidden="0" w:uiPriority="0" w:unhideWhenUsed="0"/>
+    <w:lsdException w:name="HTML Code" w:semiHidden="0" w:uiPriority="0" w:unhideWhenUsed="0"/>
+    <w:lsdException w:name="HTML Definition" w:semiHidden="0" w:uiPriority="0" w:unhideWhenUsed="0"/>
+    <w:lsdException w:name="HTML Keyboard" w:semiHidden="0" w:uiPriority="0" w:unhideWhenUsed="0"/>
+    <w:lsdException w:name="HTML Preformatted" w:semiHidden="0" w:uiPriority="0" w:unhideWhenUsed="0" w:qFormat="1"/>
+    <w:lsdException w:name="HTML Sample" w:semiHidden="0" w:uiPriority="0" w:unhideWhenUsed="0"/>
+    <w:lsdException w:name="HTML Typewriter" w:semiHidden="0" w:uiPriority="0" w:unhideWhenUsed="0"/>
+    <w:lsdException w:name="HTML Variable" w:semiHidden="0" w:uiPriority="0" w:unhideWhenUsed="0"/>
+    <w:lsdException w:name="Normal Table" w:uiPriority="0" w:unhideWhenUsed="0" w:qFormat="1"/>
+    <w:lsdException w:name="annotation subject" w:semiHidden="0" w:uiPriority="0" w:unhideWhenUsed="0"/>
+    <w:lsdException w:name="Table Simple 1" w:semiHidden="0" w:uiPriority="0" w:unhideWhenUsed="0"/>
+    <w:lsdException w:name="Table Simple 2" w:semiHidden="0" w:uiPriority="0" w:unhideWhenUsed="0"/>
+    <w:lsdException w:name="Table Simple 3" w:semiHidden="0" w:uiPriority="0" w:unhideWhenUsed="0"/>
+    <w:lsdException w:name="Table Classic 1" w:semiHidden="0" w:uiPriority="0" w:unhideWhenUsed="0"/>
+    <w:lsdException w:name="Table Classic 2" w:semiHidden="0" w:uiPriority="0" w:unhideWhenUsed="0"/>
+    <w:lsdException w:name="Table Classic 3" w:semiHidden="0" w:uiPriority="0" w:unhideWhenUsed="0"/>
+    <w:lsdException w:name="Table Classic 4" w:semiHidden="0" w:uiPriority="0" w:unhideWhenUsed="0"/>
+    <w:lsdException w:name="Table Colorful 1" w:semiHidden="0" w:uiPriority="0" w:unhideWhenUsed="0"/>
+    <w:lsdException w:name="Table Colorful 2" w:semiHidden="0" w:uiPriority="0" w:unhideWhenUsed="0"/>
+    <w:lsdException w:name="Table Colorful 3" w:semiHidden="0" w:uiPriority="0" w:unhideWhenUsed="0"/>
+    <w:lsdException w:name="Table Columns 1" w:semiHidden="0" w:uiPriority="0" w:unhideWhenUsed="0"/>
+    <w:lsdException w:name="Table Columns 2" w:semiHidden="0" w:uiPriority="0" w:unhideWhenUsed="0"/>
+    <w:lsdException w:name="Table Columns 3" w:semiHidden="0" w:uiPriority="0" w:unhideWhenUsed="0"/>
+    <w:lsdException w:name="Table Columns 4" w:semiHidden="0" w:uiPriority="0" w:unhideWhenUsed="0"/>
+    <w:lsdException w:name="Table Columns 5" w:semiHidden="0" w:uiPriority="0" w:unhideWhenUsed="0"/>
+    <w:lsdException w:name="Table Grid 1" w:semiHidden="0" w:uiPriority="0" w:unhideWhenUsed="0"/>
+    <w:lsdException w:name="Table Grid 2" w:semiHidden="0" w:uiPriority="0" w:unhideWhenUsed="0"/>
+    <w:lsdException w:name="Table Grid 3" w:semiHidden="0" w:uiPriority="0" w:unhideWhenUsed="0"/>
+    <w:lsdException w:name="Table Grid 4" w:semiHidden="0" w:uiPriority="0" w:unhideWhenUsed="0"/>
+    <w:lsdException w:name="Table Grid 5" w:semiHidden="0" w:uiPriority="0" w:unhideWhenUsed="0"/>
+    <w:lsdException w:name="Table Grid 6" w:semiHidden="0" w:uiPriority="0" w:unhideWhenUsed="0"/>
+    <w:lsdException w:name="Table Grid 7" w:semiHidden="0" w:uiPriority="0" w:unhideWhenUsed="0"/>
+    <w:lsdException w:name="Table Grid 8" w:semiHidden="0" w:uiPriority="0" w:unhideWhenUsed="0"/>
+    <w:lsdException w:name="Table List 1" w:semiHidden="0" w:uiPriority="0" w:unhideWhenUsed="0"/>
+    <w:lsdException w:name="Table List 2" w:semiHidden="0" w:uiPriority="0" w:unhideWhenUsed="0"/>
+    <w:lsdException w:name="Table List 3" w:semiHidden="0" w:uiPriority="0" w:unhideWhenUsed="0"/>
+    <w:lsdException w:name="Table List 4" w:semiHidden="0" w:uiPriority="0" w:unhideWhenUsed="0"/>
+    <w:lsdException w:name="Table List 5" w:semiHidden="0" w:uiPriority="0" w:unhideWhenUsed="0"/>
+    <w:lsdException w:name="Table List 6" w:semiHidden="0" w:uiPriority="0" w:unhideWhenUsed="0"/>
+    <w:lsdException w:name="Table List 7" w:semiHidden="0" w:uiPriority="0" w:unhideWhenUsed="0"/>
+    <w:lsdException w:name="Table List 8" w:semiHidden="0" w:uiPriority="0" w:unhideWhenUsed="0"/>
+    <w:lsdException w:name="Table 3D effects 1" w:semiHidden="0" w:uiPriority="0" w:unhideWhenUsed="0"/>
+    <w:lsdException w:name="Table 3D effects 2" w:semiHidden="0" w:uiPriority="0" w:unhideWhenUsed="0"/>
+    <w:lsdException w:name="Table 3D effects 3" w:semiHidden="0" w:uiPriority="0" w:unhideWhenUsed="0"/>
+    <w:lsdException w:name="Table Contemporary" w:semiHidden="0" w:uiPriority="0" w:unhideWhenUsed="0"/>
+    <w:lsdException w:name="Table Elegant" w:semiHidden="0" w:uiPriority="0" w:unhideWhenUsed="0"/>
+    <w:lsdException w:name="Table Professional" w:semiHidden="0" w:uiPriority="0" w:unhideWhenUsed="0"/>
+    <w:lsdException w:name="Table Subtle 1" w:semiHidden="0" w:uiPriority="0" w:unhideWhenUsed="0"/>
+    <w:lsdException w:name="Table Subtle 2" w:semiHidden="0" w:uiPriority="0" w:unhideWhenUsed="0"/>
+    <w:lsdException w:name="Table Web 1" w:semiHidden="0" w:uiPriority="0" w:unhideWhenUsed="0"/>
+    <w:lsdException w:name="Table Web 2" w:semiHidden="0" w:uiPriority="0" w:unhideWhenUsed="0"/>
+    <w:lsdException w:name="Table Web 3" w:semiHidden="0" w:uiPriority="0" w:unhideWhenUsed="0"/>
+    <w:lsdException w:name="Balloon Text" w:semiHidden="0" w:uiPriority="0" w:unhideWhenUsed="0"/>
+    <w:lsdException w:name="Table Grid" w:semiHidden="0" w:uiPriority="0" w:unhideWhenUsed="0" w:qFormat="1"/>
+    <w:lsdException w:name="Table Theme" w:semiHidden="0" w:uiPriority="0" w:unhideWhenUsed="0"/>
+    <w:lsdException w:name="Light Shading" w:semiHidden="0" w:uiPriority="60" w:unhideWhenUsed="0"/>
+    <w:lsdException w:name="Light List" w:semiHidden="0" w:uiPriority="61" w:unhideWhenUsed="0"/>
+    <w:lsdException w:name="Light Grid" w:semiHidden="0" w:uiPriority="62" w:unhideWhenUsed="0"/>
+    <w:lsdException w:name="Medium Shading 1" w:semiHidden="0" w:uiPriority="63" w:unhideWhenUsed="0"/>
+    <w:lsdException w:name="Medium Shading 2" w:semiHidden="0" w:uiPriority="64" w:unhideWhenUsed="0"/>
+    <w:lsdException w:name="Medium List 1" w:semiHidden="0" w:uiPriority="65" w:unhideWhenUsed="0"/>
+    <w:lsdException w:name="Medium List 2" w:semiHidden="0" w:uiPriority="66" w:unhideWhenUsed="0"/>
+    <w:lsdException w:name="Medium Grid 1" w:semiHidden="0" w:uiPriority="67" w:unhideWhenUsed="0"/>
+    <w:lsdException w:name="Medium Grid 2" w:semiHidden="0" w:uiPriority="68" w:unhideWhenUsed="0"/>
+    <w:lsdException w:name="Medium Grid 3" w:semiHidden="0" w:uiPriority="69" w:unhideWhenUsed="0"/>
+    <w:lsdException w:name="Dark List" w:semiHidden="0" w:uiPriority="70" w:unhideWhenUsed="0"/>
+    <w:lsdException w:name="Colorful Shading" w:semiHidden="0" w:uiPriority="71" w:unhideWhenUsed="0"/>
+    <w:lsdException w:name="Colorful List" w:semiHidden="0" w:uiPriority="72" w:unhideWhenUsed="0"/>
+    <w:lsdException w:name="Colorful Grid" w:semiHidden="0" w:uiPriority="73" w:unhideWhenUsed="0"/>
+    <w:lsdException w:name="Light Shading Accent 1" w:semiHidden="0" w:uiPriority="60" w:unhideWhenUsed="0"/>
+    <w:lsdException w:name="Light List Accent 1" w:semiHidden="0" w:uiPriority="61" w:unhideWhenUsed="0"/>
+    <w:lsdException w:name="Light Grid Accent 1" w:semiHidden="0" w:uiPriority="62" w:unhideWhenUsed="0"/>
+    <w:lsdException w:name="Medium Shading 1 Accent 1" w:semiHidden="0" w:uiPriority="63" w:unhideWhenUsed="0"/>
+    <w:lsdException w:name="Medium Shading 2 Accent 1" w:semiHidden="0" w:uiPriority="64" w:unhideWhenUsed="0"/>
+    <w:lsdException w:name="Medium List 1 Accent 1" w:semiHidden="0" w:uiPriority="65" w:unhideWhenUsed="0"/>
+    <w:lsdException w:name="Medium List 2 Accent 1" w:semiHidden="0" w:uiPriority="66" w:unhideWhenUsed="0"/>
+    <w:lsdException w:name="Medium Grid 1 Accent 1" w:semiHidden="0" w:uiPriority="67" w:unhideWhenUsed="0"/>
+    <w:lsdException w:name="Medium Grid 2 Accent 1" w:semiHidden="0" w:uiPriority="68" w:unhideWhenUsed="0"/>
+    <w:lsdException w:name="Medium Grid 3 Accent 1" w:semiHidden="0" w:uiPriority="69" w:unhideWhenUsed="0"/>
+    <w:lsdException w:name="Dark List Accent 1" w:semiHidden="0" w:uiPriority="70" w:unhideWhenUsed="0"/>
+    <w:lsdException w:name="Colorful Shading Accent 1" w:semiHidden="0" w:uiPriority="71" w:unhideWhenUsed="0"/>
+    <w:lsdException w:name="Colorful List Accent 1" w:semiHidden="0" w:uiPriority="72" w:unhideWhenUsed="0"/>
+    <w:lsdException w:name="Colorful Grid Accent 1" w:semiHidden="0" w:uiPriority="73" w:unhideWhenUsed="0"/>
+    <w:lsdException w:name="Light Shading Accent 2" w:semiHidden="0" w:uiPriority="60" w:unhideWhenUsed="0"/>
+    <w:lsdException w:name="Light List Accent 2" w:semiHidden="0" w:uiPriority="61" w:unhideWhenUsed="0"/>
+    <w:lsdException w:name="Light Grid Accent 2" w:semiHidden="0" w:uiPriority="62" w:unhideWhenUsed="0"/>
+    <w:lsdException w:name="Medium Shading 1 Accent 2" w:semiHidden="0" w:uiPriority="63" w:unhideWhenUsed="0"/>
+    <w:lsdException w:name="Medium Shading 2 Accent 2" w:semiHidden="0" w:uiPriority="64" w:unhideWhenUsed="0"/>
+    <w:lsdException w:name="Medium List 1 Accent 2" w:semiHidden="0" w:uiPriority="65" w:unhideWhenUsed="0"/>
+    <w:lsdException w:name="Medium List 2 Accent 2" w:semiHidden="0" w:uiPriority="66" w:unhideWhenUsed="0"/>
+    <w:lsdException w:name="Medium Grid 1 Accent 2" w:semiHidden="0" w:uiPriority="67" w:unhideWhenUsed="0"/>
+    <w:lsdException w:name="Medium Grid 2 Accent 2" w:semiHidden="0" w:uiPriority="68" w:unhideWhenUsed="0"/>
+    <w:lsdException w:name="Medium Grid 3 Accent 2" w:semiHidden="0" w:uiPriority="69" w:unhideWhenUsed="0"/>
+    <w:lsdException w:name="Dark List Accent 2" w:semiHidden="0" w:uiPriority="70" w:unhideWhenUsed="0"/>
+    <w:lsdException w:name="Colorful Shading Accent 2" w:semiHidden="0" w:uiPriority="71" w:unhideWhenUsed="0"/>
+    <w:lsdException w:name="Colorful List Accent 2" w:semiHidden="0" w:uiPriority="72" w:unhideWhenUsed="0"/>
+    <w:lsdException w:name="Colorful Grid Accent 2" w:semiHidden="0" w:uiPriority="73" w:unhideWhenUsed="0"/>
+    <w:lsdException w:name="Light Shading Accent 3" w:semiHidden="0" w:uiPriority="60" w:unhideWhenUsed="0"/>
+    <w:lsdException w:name="Light List Accent 3" w:semiHidden="0" w:uiPriority="61" w:unhideWhenUsed="0"/>
+    <w:lsdException w:name="Light Grid Accent 3" w:semiHidden="0" w:uiPriority="62" w:unhideWhenUsed="0"/>
+    <w:lsdException w:name="Medium Shading 1 Accent 3" w:semiHidden="0" w:uiPriority="63" w:unhideWhenUsed="0"/>
+    <w:lsdException w:name="Medium Shading 2 Accent 3" w:semiHidden="0" w:uiPriority="64" w:unhideWhenUsed="0"/>
+    <w:lsdException w:name="Medium List 1 Accent 3" w:semiHidden="0" w:uiPriority="65" w:unhideWhenUsed="0"/>
+    <w:lsdException w:name="Medium List 2 Accent 3" w:semiHidden="0" w:uiPriority="66" w:unhideWhenUsed="0"/>
+    <w:lsdException w:name="Medium Grid 1 Accent 3" w:semiHidden="0" w:uiPriority="67" w:unhideWhenUsed="0"/>
+    <w:lsdException w:name="Medium Grid 2 Accent 3" w:semiHidden="0" w:uiPriority="68" w:unhideWhenUsed="0"/>
+    <w:lsdException w:name="Medium Grid 3 Accent 3" w:semiHidden="0" w:uiPriority="69" w:unhideWhenUsed="0"/>
+    <w:lsdException w:name="Dark List Accent 3" w:semiHidden="0" w:uiPriority="70" w:unhideWhenUsed="0"/>
+    <w:lsdException w:name="Colorful Shading Accent 3" w:semiHidden="0" w:uiPriority="71" w:unhideWhenUsed="0"/>
+    <w:lsdException w:name="Colorful List Accent 3" w:semiHidden="0" w:uiPriority="72" w:unhideWhenUsed="0"/>
+    <w:lsdException w:name="Colorful Grid Accent 3" w:semiHidden="0" w:uiPriority="73" w:unhideWhenUsed="0"/>
+    <w:lsdException w:name="Light Shading Accent 4" w:semiHidden="0" w:uiPriority="60" w:unhideWhenUsed="0"/>
+    <w:lsdException w:name="Light List Accent 4" w:semiHidden="0" w:uiPriority="61" w:unhideWhenUsed="0"/>
+    <w:lsdException w:name="Light Grid Accent 4" w:semiHidden="0" w:uiPriority="62" w:unhideWhenUsed="0"/>
+    <w:lsdException w:name="Medium Shading 1 Accent 4" w:semiHidden="0" w:uiPriority="63" w:unhideWhenUsed="0"/>
+    <w:lsdException w:name="Medium Shading 2 Accent 4" w:semiHidden="0" w:uiPriority="64" w:unhideWhenUsed="0"/>
+    <w:lsdException w:name="Medium List 1 Accent 4" w:semiHidden="0" w:uiPriority="65" w:unhideWhenUsed="0"/>
+    <w:lsdException w:name="Medium List 2 Accent 4" w:semiHidden="0" w:uiPriority="66" w:unhideWhenUsed="0"/>
+    <w:lsdException w:name="Medium Grid 1 Accent 4" w:semiHidden="0" w:uiPriority="67" w:unhideWhenUsed="0"/>
+    <w:lsdException w:name="Medium Grid 2 Accent 4" w:semiHidden="0" w:uiPriority="68" w:unhideWhenUsed="0"/>
+    <w:lsdException w:name="Medium Grid 3 Accent 4" w:semiHidden="0" w:uiPriority="69" w:unhideWhenUsed="0"/>
+    <w:lsdException w:name="Dark List Accent 4" w:semiHidden="0" w:uiPriority="70" w:unhideWhenUsed="0"/>
+    <w:lsdException w:name="Colorful Shading Accent 4" w:semiHidden="0" w:uiPriority="71" w:unhideWhenUsed="0"/>
+    <w:lsdException w:name="Colorful List Accent 4" w:semiHidden="0" w:uiPriority="72" w:unhideWhenUsed="0"/>
+    <w:lsdException w:name="Colorful Grid Accent 4" w:semiHidden="0" w:uiPriority="73" w:unhideWhenUsed="0"/>
+    <w:lsdException w:name="Light Shading Accent 5" w:semiHidden="0" w:uiPriority="60" w:unhideWhenUsed="0"/>
+    <w:lsdException w:name="Light List Accent 5" w:semiHidden="0" w:uiPriority="61" w:unhideWhenUsed="0"/>
+    <w:lsdException w:name="Light Grid Accent 5" w:semiHidden="0" w:uiPriority="62" w:unhideWhenUsed="0"/>
+    <w:lsdException w:name="Medium Shading 1 Accent 5" w:semiHidden="0" w:uiPriority="63" w:unhideWhenUsed="0"/>
+    <w:lsdException w:name="Medium Shading 2 Accent 5" w:semiHidden="0" w:uiPriority="64" w:unhideWhenUsed="0"/>
+    <w:lsdException w:name="Medium List 1 Accent 5" w:semiHidden="0" w:uiPriority="65" w:unhideWhenUsed="0"/>
+    <w:lsdException w:name="Medium List 2 Accent 5" w:semiHidden="0" w:uiPriority="66" w:unhideWhenUsed="0"/>
+    <w:lsdException w:name="Medium Grid 1 Accent 5" w:semiHidden="0" w:uiPriority="67" w:unhideWhenUsed="0"/>
+    <w:lsdException w:name="Medium Grid 2 Accent 5" w:semiHidden="0" w:uiPriority="68" w:unhideWhenUsed="0"/>
+    <w:lsdException w:name="Medium Grid 3 Accent 5" w:semiHidden="0" w:uiPriority="69" w:unhideWhenUsed="0"/>
+    <w:lsdException w:name="Dark List Accent 5" w:semiHidden="0" w:uiPriority="70" w:unhideWhenUsed="0"/>
+    <w:lsdException w:name="Colorful Shading Accent 5" w:semiHidden="0" w:uiPriority="71" w:unhideWhenUsed="0"/>
+    <w:lsdException w:name="Colorful List Accent 5" w:semiHidden="0" w:uiPriority="72" w:unhideWhenUsed="0"/>
+    <w:lsdException w:name="Colorful Grid Accent 5" w:semiHidden="0" w:uiPriority="73" w:unhideWhenUsed="0"/>
+    <w:lsdException w:name="Light Shading Accent 6" w:semiHidden="0" w:uiPriority="60" w:unhideWhenUsed="0"/>
+    <w:lsdException w:name="Light List Accent 6" w:semiHidden="0" w:uiPriority="61" w:unhideWhenUsed="0"/>
+    <w:lsdException w:name="Light Grid Accent 6" w:semiHidden="0" w:uiPriority="62" w:unhideWhenUsed="0"/>
+    <w:lsdException w:name="Medium Shading 1 Accent 6" w:semiHidden="0" w:uiPriority="63" w:unhideWhenUsed="0"/>
+    <w:lsdException w:name="Medium Shading 2 Accent 6" w:semiHidden="0" w:uiPriority="64" w:unhideWhenUsed="0"/>
+    <w:lsdException w:name="Medium List 1 Accent 6" w:semiHidden="0" w:uiPriority="65" w:unhideWhenUsed="0"/>
+    <w:lsdException w:name="Medium List 2 Accent 6" w:semiHidden="0" w:uiPriority="66" w:unhideWhenUsed="0"/>
+    <w:lsdException w:name="Medium Grid 1 Accent 6" w:semiHidden="0" w:uiPriority="67" w:unhideWhenUsed="0"/>
+    <w:lsdException w:name="Medium Grid 2 Accent 6" w:semiHidden="0" w:uiPriority="68" w:unhideWhenUsed="0"/>
+    <w:lsdException w:name="Medium Grid 3 Accent 6" w:semiHidden="0" w:uiPriority="69" w:unhideWhenUsed="0"/>
+    <w:lsdException w:name="Dark List Accent 6" w:semiHidden="0" w:uiPriority="70" w:unhideWhenUsed="0"/>
+    <w:lsdException w:name="Colorful Shading Accent 6" w:semiHidden="0" w:uiPriority="71" w:unhideWhenUsed="0"/>
+    <w:lsdException w:name="Colorful List Accent 6" w:semiHidden="0" w:uiPriority="72" w:unhideWhenUsed="0"/>
+    <w:lsdException w:name="Colorful Grid Accent 6" w:semiHidden="0" w:uiPriority="73" w:unhideWhenUsed="0"/>
   </w:latentStyles>
-  <w:style w:type="paragraph" w:default="1" w:styleId="1">
+  <w:style w:type="paragraph" w:default="1" w:styleId="Normal">
     <w:name w:val="Normal"/>
     <w:qFormat/>
-    <w:uiPriority w:val="0"/>
     <w:pPr>
       <w:kinsoku w:val="0"/>
       <w:autoSpaceDE w:val="0"/>
@@ -10788,7 +10563,7 @@
       <w:textAlignment w:val="baseline"/>
     </w:pPr>
     <w:rPr>
-      <w:rFonts w:ascii="Arial" w:hAnsi="Arial" w:eastAsia="宋体" w:cs="Arial"/>
+      <w:rFonts w:ascii="Arial" w:eastAsia="宋体" w:hAnsi="Arial" w:cs="Arial"/>
       <w:snapToGrid w:val="0"/>
       <w:color w:val="000000"/>
       <w:kern w:val="0"/>
@@ -10797,12 +10572,11 @@
       <w:lang w:val="en-US" w:eastAsia="en-US" w:bidi="ar-SA"/>
     </w:rPr>
   </w:style>
-  <w:style w:type="paragraph" w:styleId="2">
+  <w:style w:type="paragraph" w:styleId="Heading1">
     <w:name w:val="heading 1"/>
-    <w:basedOn w:val="1"/>
-    <w:next w:val="1"/>
+    <w:basedOn w:val="Normal"/>
+    <w:next w:val="Normal"/>
     <w:qFormat/>
-    <w:uiPriority w:val="0"/>
     <w:pPr>
       <w:keepNext/>
       <w:keepLines/>
@@ -10820,13 +10594,12 @@
       <w:sz w:val="44"/>
     </w:rPr>
   </w:style>
-  <w:style w:type="paragraph" w:styleId="3">
+  <w:style w:type="paragraph" w:styleId="Heading2">
     <w:name w:val="heading 2"/>
-    <w:basedOn w:val="1"/>
-    <w:next w:val="1"/>
+    <w:basedOn w:val="Normal"/>
+    <w:next w:val="Normal"/>
     <w:unhideWhenUsed/>
     <w:qFormat/>
-    <w:uiPriority w:val="0"/>
     <w:pPr>
       <w:keepNext/>
       <w:keepLines/>
@@ -10839,19 +10612,18 @@
       <w:outlineLvl w:val="1"/>
     </w:pPr>
     <w:rPr>
-      <w:rFonts w:ascii="Arial" w:hAnsi="Arial" w:eastAsia="黑体"/>
+      <w:rFonts w:ascii="Arial" w:eastAsia="黑体" w:hAnsi="Arial"/>
       <w:b/>
       <w:sz w:val="32"/>
     </w:rPr>
   </w:style>
-  <w:style w:type="paragraph" w:styleId="4">
+  <w:style w:type="paragraph" w:styleId="Heading3">
     <w:name w:val="heading 3"/>
-    <w:basedOn w:val="1"/>
-    <w:next w:val="1"/>
+    <w:basedOn w:val="Normal"/>
+    <w:next w:val="Normal"/>
     <w:semiHidden/>
     <w:unhideWhenUsed/>
     <w:qFormat/>
-    <w:uiPriority w:val="0"/>
     <w:pPr>
       <w:keepNext/>
       <w:keepLines/>
@@ -10868,13 +10640,12 @@
       <w:sz w:val="32"/>
     </w:rPr>
   </w:style>
-  <w:style w:type="paragraph" w:styleId="5">
+  <w:style w:type="paragraph" w:styleId="Heading4">
     <w:name w:val="heading 4"/>
-    <w:basedOn w:val="1"/>
-    <w:next w:val="1"/>
+    <w:basedOn w:val="Normal"/>
+    <w:next w:val="Normal"/>
     <w:unhideWhenUsed/>
     <w:qFormat/>
-    <w:uiPriority w:val="0"/>
     <w:pPr>
       <w:keepNext/>
       <w:keepLines/>
@@ -10887,19 +10658,18 @@
       <w:outlineLvl w:val="3"/>
     </w:pPr>
     <w:rPr>
-      <w:rFonts w:ascii="Arial" w:hAnsi="Arial" w:eastAsia="黑体"/>
+      <w:rFonts w:ascii="Arial" w:eastAsia="黑体" w:hAnsi="Arial"/>
       <w:b/>
       <w:sz w:val="28"/>
     </w:rPr>
   </w:style>
-  <w:style w:type="paragraph" w:styleId="6">
+  <w:style w:type="paragraph" w:styleId="Heading5">
     <w:name w:val="heading 5"/>
-    <w:basedOn w:val="1"/>
-    <w:next w:val="1"/>
+    <w:basedOn w:val="Normal"/>
+    <w:next w:val="Normal"/>
     <w:semiHidden/>
     <w:unhideWhenUsed/>
     <w:qFormat/>
-    <w:uiPriority w:val="0"/>
     <w:pPr>
       <w:keepNext/>
       <w:keepLines/>
@@ -10916,14 +10686,13 @@
       <w:sz w:val="28"/>
     </w:rPr>
   </w:style>
-  <w:style w:type="paragraph" w:styleId="7">
+  <w:style w:type="paragraph" w:styleId="Heading6">
     <w:name w:val="heading 6"/>
-    <w:basedOn w:val="1"/>
-    <w:next w:val="1"/>
+    <w:basedOn w:val="Normal"/>
+    <w:next w:val="Normal"/>
     <w:semiHidden/>
     <w:unhideWhenUsed/>
     <w:qFormat/>
-    <w:uiPriority w:val="0"/>
     <w:pPr>
       <w:keepNext/>
       <w:keepLines/>
@@ -10936,19 +10705,18 @@
       <w:outlineLvl w:val="5"/>
     </w:pPr>
     <w:rPr>
-      <w:rFonts w:ascii="Arial" w:hAnsi="Arial" w:eastAsia="黑体"/>
+      <w:rFonts w:ascii="Arial" w:eastAsia="黑体" w:hAnsi="Arial"/>
       <w:b/>
       <w:sz w:val="24"/>
     </w:rPr>
   </w:style>
-  <w:style w:type="paragraph" w:styleId="8">
+  <w:style w:type="paragraph" w:styleId="Heading7">
     <w:name w:val="heading 7"/>
-    <w:basedOn w:val="1"/>
-    <w:next w:val="1"/>
+    <w:basedOn w:val="Normal"/>
+    <w:next w:val="Normal"/>
     <w:semiHidden/>
     <w:unhideWhenUsed/>
     <w:qFormat/>
-    <w:uiPriority w:val="0"/>
     <w:pPr>
       <w:keepNext/>
       <w:keepLines/>
@@ -10965,14 +10733,13 @@
       <w:sz w:val="24"/>
     </w:rPr>
   </w:style>
-  <w:style w:type="paragraph" w:styleId="9">
+  <w:style w:type="paragraph" w:styleId="Heading8">
     <w:name w:val="heading 8"/>
-    <w:basedOn w:val="1"/>
-    <w:next w:val="1"/>
+    <w:basedOn w:val="Normal"/>
+    <w:next w:val="Normal"/>
     <w:semiHidden/>
     <w:unhideWhenUsed/>
     <w:qFormat/>
-    <w:uiPriority w:val="0"/>
     <w:pPr>
       <w:keepNext/>
       <w:keepLines/>
@@ -10985,18 +10752,17 @@
       <w:outlineLvl w:val="7"/>
     </w:pPr>
     <w:rPr>
-      <w:rFonts w:ascii="Arial" w:hAnsi="Arial" w:eastAsia="黑体"/>
+      <w:rFonts w:ascii="Arial" w:eastAsia="黑体" w:hAnsi="Arial"/>
       <w:sz w:val="24"/>
     </w:rPr>
   </w:style>
-  <w:style w:type="paragraph" w:styleId="10">
+  <w:style w:type="paragraph" w:styleId="Heading9">
     <w:name w:val="heading 9"/>
-    <w:basedOn w:val="1"/>
-    <w:next w:val="1"/>
+    <w:basedOn w:val="Normal"/>
+    <w:next w:val="Normal"/>
     <w:semiHidden/>
     <w:unhideWhenUsed/>
     <w:qFormat/>
-    <w:uiPriority w:val="0"/>
     <w:pPr>
       <w:keepNext/>
       <w:keepLines/>
@@ -11009,21 +10775,19 @@
       <w:outlineLvl w:val="8"/>
     </w:pPr>
     <w:rPr>
-      <w:rFonts w:ascii="Arial" w:hAnsi="Arial" w:eastAsia="黑体"/>
+      <w:rFonts w:ascii="Arial" w:eastAsia="黑体" w:hAnsi="Arial"/>
       <w:sz w:val="21"/>
     </w:rPr>
   </w:style>
-  <w:style w:type="character" w:default="1" w:styleId="24">
+  <w:style w:type="character" w:default="1" w:styleId="DefaultParagraphFont">
     <w:name w:val="Default Paragraph Font"/>
     <w:semiHidden/>
     <w:qFormat/>
-    <w:uiPriority w:val="0"/>
   </w:style>
-  <w:style w:type="table" w:default="1" w:styleId="22">
+  <w:style w:type="table" w:default="1" w:styleId="TableNormal">
     <w:name w:val="Normal Table"/>
     <w:semiHidden/>
     <w:qFormat/>
-    <w:uiPriority w:val="0"/>
     <w:tblPr>
       <w:tblCellMar>
         <w:top w:w="0" w:type="dxa"/>
@@ -11033,43 +10797,39 @@
       </w:tblCellMar>
     </w:tblPr>
   </w:style>
-  <w:style w:type="paragraph" w:styleId="11">
+  <w:style w:type="paragraph" w:styleId="CommentText">
     <w:name w:val="annotation text"/>
-    <w:basedOn w:val="1"/>
+    <w:basedOn w:val="Normal"/>
     <w:qFormat/>
-    <w:uiPriority w:val="0"/>
     <w:pPr>
       <w:jc w:val="left"/>
     </w:pPr>
   </w:style>
-  <w:style w:type="paragraph" w:styleId="12">
+  <w:style w:type="paragraph" w:styleId="BodyText">
     <w:name w:val="Body Text"/>
-    <w:basedOn w:val="1"/>
+    <w:basedOn w:val="Normal"/>
     <w:semiHidden/>
     <w:qFormat/>
-    <w:uiPriority w:val="0"/>
     <w:rPr>
-      <w:rFonts w:ascii="Arial" w:hAnsi="Arial" w:eastAsia="Arial" w:cs="Arial"/>
+      <w:rFonts w:ascii="Arial" w:eastAsia="Arial" w:hAnsi="Arial" w:cs="Arial"/>
       <w:sz w:val="21"/>
       <w:szCs w:val="21"/>
       <w:lang w:val="en-US" w:eastAsia="en-US" w:bidi="ar-SA"/>
     </w:rPr>
   </w:style>
-  <w:style w:type="paragraph" w:styleId="13">
+  <w:style w:type="paragraph" w:styleId="TOC3">
     <w:name w:val="toc 3"/>
-    <w:basedOn w:val="1"/>
-    <w:next w:val="1"/>
+    <w:basedOn w:val="Normal"/>
+    <w:next w:val="Normal"/>
     <w:qFormat/>
-    <w:uiPriority w:val="0"/>
     <w:pPr>
       <w:ind w:left="840" w:leftChars="400"/>
     </w:pPr>
   </w:style>
-  <w:style w:type="paragraph" w:styleId="14">
+  <w:style w:type="paragraph" w:styleId="Footer">
     <w:name w:val="footer"/>
-    <w:basedOn w:val="1"/>
+    <w:basedOn w:val="Normal"/>
     <w:qFormat/>
-    <w:uiPriority w:val="0"/>
     <w:pPr>
       <w:tabs>
         <w:tab w:val="center" w:pos="4153"/>
@@ -11082,17 +10842,16 @@
       <w:sz w:val="18"/>
     </w:rPr>
   </w:style>
-  <w:style w:type="paragraph" w:styleId="15">
+  <w:style w:type="paragraph" w:styleId="Header">
     <w:name w:val="header"/>
-    <w:basedOn w:val="1"/>
+    <w:basedOn w:val="Normal"/>
     <w:qFormat/>
-    <w:uiPriority w:val="0"/>
     <w:pPr>
       <w:pBdr>
-        <w:top w:val="none" w:color="auto" w:sz="0" w:space="0"/>
-        <w:left w:val="none" w:color="auto" w:sz="0" w:space="0"/>
-        <w:bottom w:val="none" w:color="auto" w:sz="0" w:space="0"/>
-        <w:right w:val="none" w:color="auto" w:sz="0" w:space="0"/>
+        <w:top w:val="nil"/>
+        <w:left w:val="nil"/>
+        <w:bottom w:val="nil"/>
+        <w:right w:val="nil"/>
       </w:pBdr>
       <w:tabs>
         <w:tab w:val="center" w:pos="4153"/>
@@ -11107,41 +10866,37 @@
       <w:sz w:val="18"/>
     </w:rPr>
   </w:style>
-  <w:style w:type="paragraph" w:styleId="16">
+  <w:style w:type="paragraph" w:styleId="TOC1">
     <w:name w:val="toc 1"/>
-    <w:basedOn w:val="1"/>
-    <w:next w:val="1"/>
+    <w:basedOn w:val="Normal"/>
+    <w:next w:val="Normal"/>
     <w:qFormat/>
-    <w:uiPriority w:val="0"/>
     <w:rPr>
-      <w:rFonts w:ascii="Arial" w:hAnsi="Arial" w:eastAsia="Microsoft JhengHei"/>
+      <w:rFonts w:ascii="Arial" w:eastAsia="Microsoft JhengHei" w:hAnsi="Arial"/>
       <w:sz w:val="24"/>
     </w:rPr>
   </w:style>
-  <w:style w:type="paragraph" w:styleId="17">
+  <w:style w:type="paragraph" w:styleId="TableofFigures">
     <w:name w:val="table of figures"/>
-    <w:basedOn w:val="1"/>
-    <w:next w:val="1"/>
+    <w:basedOn w:val="Normal"/>
+    <w:next w:val="Normal"/>
     <w:qFormat/>
-    <w:uiPriority w:val="0"/>
     <w:pPr>
-      <w:ind w:leftChars="200" w:hanging="200" w:hangingChars="200"/>
+      <w:ind w:hanging="200" w:leftChars="200" w:hangingChars="200"/>
     </w:pPr>
   </w:style>
-  <w:style w:type="paragraph" w:styleId="18">
+  <w:style w:type="paragraph" w:styleId="TOC2">
     <w:name w:val="toc 2"/>
-    <w:basedOn w:val="1"/>
-    <w:next w:val="1"/>
+    <w:basedOn w:val="Normal"/>
+    <w:next w:val="Normal"/>
     <w:qFormat/>
-    <w:uiPriority w:val="0"/>
     <w:pPr>
       <w:ind w:left="420" w:leftChars="200"/>
     </w:pPr>
   </w:style>
-  <w:style w:type="paragraph" w:styleId="19">
+  <w:style w:type="paragraph" w:styleId="HTMLPreformatted">
     <w:name w:val="HTML Preformatted"/>
     <w:qFormat/>
-    <w:uiPriority w:val="0"/>
     <w:pPr>
       <w:tabs>
         <w:tab w:val="left" w:pos="916"/>
@@ -11164,27 +10919,25 @@
       <w:jc w:val="left"/>
     </w:pPr>
     <w:rPr>
-      <w:rFonts w:hint="eastAsia" w:ascii="宋体" w:hAnsi="宋体" w:eastAsia="宋体" w:cs="宋体"/>
+      <w:rFonts w:ascii="宋体" w:eastAsia="宋体" w:hAnsi="宋体" w:cs="宋体" w:hint="eastAsia"/>
       <w:kern w:val="0"/>
       <w:sz w:val="24"/>
       <w:szCs w:val="24"/>
       <w:lang w:val="en-US" w:eastAsia="zh-CN"/>
     </w:rPr>
   </w:style>
-  <w:style w:type="paragraph" w:styleId="20">
+  <w:style w:type="paragraph" w:styleId="NormalWeb">
     <w:name w:val="Normal (Web)"/>
-    <w:basedOn w:val="1"/>
+    <w:basedOn w:val="Normal"/>
     <w:qFormat/>
-    <w:uiPriority w:val="0"/>
     <w:rPr>
       <w:sz w:val="24"/>
     </w:rPr>
   </w:style>
-  <w:style w:type="paragraph" w:styleId="21">
+  <w:style w:type="paragraph" w:styleId="Title">
     <w:name w:val="Title"/>
-    <w:basedOn w:val="1"/>
+    <w:basedOn w:val="Normal"/>
     <w:qFormat/>
-    <w:uiPriority w:val="0"/>
     <w:pPr>
       <w:spacing w:before="240" w:beforeLines="0" w:beforeAutospacing="0" w:after="60" w:afterLines="0" w:afterAutospacing="0"/>
       <w:jc w:val="center"/>
@@ -11196,73 +10949,68 @@
       <w:sz w:val="32"/>
     </w:rPr>
   </w:style>
-  <w:style w:type="table" w:styleId="23">
+  <w:style w:type="table" w:styleId="TableGrid">
     <w:name w:val="Table Grid"/>
-    <w:basedOn w:val="22"/>
+    <w:basedOn w:val="TableNormal"/>
     <w:qFormat/>
-    <w:uiPriority w:val="0"/>
     <w:pPr>
       <w:widowControl w:val="0"/>
       <w:jc w:val="both"/>
     </w:pPr>
     <w:tblPr>
       <w:tblBorders>
-        <w:top w:val="single" w:color="auto" w:sz="4" w:space="0"/>
-        <w:left w:val="single" w:color="auto" w:sz="4" w:space="0"/>
-        <w:bottom w:val="single" w:color="auto" w:sz="4" w:space="0"/>
-        <w:right w:val="single" w:color="auto" w:sz="4" w:space="0"/>
-        <w:insideH w:val="single" w:color="auto" w:sz="4" w:space="0"/>
-        <w:insideV w:val="single" w:color="auto" w:sz="4" w:space="0"/>
+        <w:top w:val="single" w:sz="4" w:space="0" w:color="auto"/>
+        <w:left w:val="single" w:sz="4" w:space="0" w:color="auto"/>
+        <w:bottom w:val="single" w:sz="4" w:space="0" w:color="auto"/>
+        <w:right w:val="single" w:sz="4" w:space="0" w:color="auto"/>
+        <w:insideH w:val="single" w:sz="4" w:space="0" w:color="auto"/>
+        <w:insideV w:val="single" w:sz="4" w:space="0" w:color="auto"/>
       </w:tblBorders>
     </w:tblPr>
   </w:style>
-  <w:style w:type="character" w:styleId="25">
+  <w:style w:type="character" w:styleId="Strong">
     <w:name w:val="Strong"/>
-    <w:basedOn w:val="24"/>
+    <w:basedOn w:val="DefaultParagraphFont"/>
     <w:qFormat/>
-    <w:uiPriority w:val="0"/>
     <w:rPr>
       <w:b/>
     </w:rPr>
   </w:style>
-  <w:style w:type="paragraph" w:customStyle="1" w:styleId="26">
+  <w:style w:type="paragraph" w:customStyle="1" w:styleId="a">
     <w:name w:val="柴_公司名"/>
-    <w:basedOn w:val="21"/>
+    <w:basedOn w:val="Title"/>
     <w:qFormat/>
-    <w:uiPriority w:val="0"/>
     <w:pPr>
       <w:spacing w:after="600" w:afterLines="600"/>
     </w:pPr>
     <w:rPr>
-      <w:rFonts w:hint="eastAsia" w:ascii="宋体" w:hAnsi="宋体" w:eastAsia="宋体" w:cs="宋体"/>
+      <w:rFonts w:ascii="宋体" w:eastAsia="宋体" w:hAnsi="宋体" w:cs="宋体" w:hint="eastAsia"/>
       <w:bCs/>
       <w:spacing w:val="-6"/>
       <w:sz w:val="52"/>
       <w:szCs w:val="52"/>
     </w:rPr>
   </w:style>
-  <w:style w:type="paragraph" w:customStyle="1" w:styleId="27">
+  <w:style w:type="paragraph" w:customStyle="1" w:styleId="a0">
     <w:name w:val="柴_文档名"/>
-    <w:basedOn w:val="21"/>
+    <w:basedOn w:val="Title"/>
     <w:qFormat/>
-    <w:uiPriority w:val="0"/>
     <w:pPr>
       <w:spacing w:after="900" w:afterLines="900"/>
     </w:pPr>
     <w:rPr>
-      <w:rFonts w:ascii="黑体" w:hAnsi="黑体" w:eastAsia="黑体" w:cs="黑体"/>
+      <w:rFonts w:ascii="黑体" w:eastAsia="黑体" w:hAnsi="黑体" w:cs="黑体"/>
       <w:bCs/>
       <w:spacing w:val="-7"/>
       <w:sz w:val="52"/>
       <w:szCs w:val="52"/>
     </w:rPr>
   </w:style>
-  <w:style w:type="table" w:customStyle="1" w:styleId="28">
+  <w:style w:type="table" w:customStyle="1" w:styleId="TableNormal0">
     <w:name w:val="Table Normal_0"/>
     <w:semiHidden/>
     <w:unhideWhenUsed/>
     <w:qFormat/>
-    <w:uiPriority w:val="0"/>
     <w:tblPr>
       <w:tblCellMar>
         <w:top w:w="0" w:type="dxa"/>
@@ -11272,88 +11020,82 @@
       </w:tblCellMar>
     </w:tblPr>
   </w:style>
-  <w:style w:type="paragraph" w:customStyle="1" w:styleId="29">
+  <w:style w:type="paragraph" w:customStyle="1" w:styleId="TableText">
     <w:name w:val="Table Text"/>
-    <w:basedOn w:val="1"/>
+    <w:basedOn w:val="Normal"/>
     <w:semiHidden/>
     <w:qFormat/>
-    <w:uiPriority w:val="0"/>
     <w:rPr>
-      <w:rFonts w:ascii="宋体" w:hAnsi="宋体" w:eastAsia="宋体" w:cs="宋体"/>
+      <w:rFonts w:ascii="宋体" w:eastAsia="宋体" w:hAnsi="宋体" w:cs="宋体"/>
       <w:sz w:val="21"/>
       <w:szCs w:val="21"/>
       <w:lang w:val="en-US" w:eastAsia="en-US" w:bidi="ar-SA"/>
     </w:rPr>
   </w:style>
-  <w:style w:type="paragraph" w:customStyle="1" w:styleId="30">
+  <w:style w:type="paragraph" w:customStyle="1" w:styleId="1">
     <w:name w:val="柴_标题1"/>
-    <w:basedOn w:val="2"/>
-    <w:next w:val="31"/>
-    <w:link w:val="40"/>
+    <w:basedOn w:val="Heading1"/>
+    <w:next w:val="a1"/>
+    <w:link w:val="1Char"/>
     <w:qFormat/>
-    <w:uiPriority w:val="0"/>
     <w:pPr>
       <w:spacing w:before="100" w:after="90" w:line="360" w:lineRule="auto"/>
     </w:pPr>
     <w:rPr>
-      <w:rFonts w:ascii="Arial" w:hAnsi="Arial" w:eastAsia="宋体"/>
+      <w:rFonts w:ascii="Arial" w:eastAsia="宋体" w:hAnsi="Arial"/>
       <w:sz w:val="32"/>
     </w:rPr>
   </w:style>
-  <w:style w:type="paragraph" w:customStyle="1" w:styleId="31">
+  <w:style w:type="paragraph" w:customStyle="1" w:styleId="a1">
     <w:name w:val="柴_正文"/>
-    <w:basedOn w:val="12"/>
-    <w:link w:val="43"/>
+    <w:basedOn w:val="BodyText"/>
+    <w:link w:val="Char"/>
     <w:qFormat/>
-    <w:uiPriority w:val="0"/>
     <w:pPr>
       <w:spacing w:line="360" w:lineRule="auto"/>
       <w:ind w:firstLine="470" w:firstLineChars="200"/>
     </w:pPr>
     <w:rPr>
-      <w:rFonts w:ascii="Arial" w:hAnsi="Arial" w:eastAsia="宋体"/>
+      <w:rFonts w:ascii="Arial" w:eastAsia="宋体" w:hAnsi="Arial"/>
       <w:sz w:val="24"/>
       <w:lang w:eastAsia="zh-CN"/>
     </w:rPr>
   </w:style>
-  <w:style w:type="paragraph" w:customStyle="1" w:styleId="32">
+  <w:style w:type="paragraph" w:customStyle="1" w:styleId="2">
     <w:name w:val="柴_标题2"/>
-    <w:basedOn w:val="3"/>
-    <w:next w:val="31"/>
-    <w:link w:val="46"/>
+    <w:basedOn w:val="Heading2"/>
+    <w:next w:val="a1"/>
+    <w:link w:val="2Char"/>
     <w:qFormat/>
-    <w:uiPriority w:val="0"/>
     <w:pPr>
       <w:spacing w:line="360" w:lineRule="auto"/>
     </w:pPr>
     <w:rPr>
-      <w:rFonts w:ascii="Arial" w:hAnsi="Arial" w:eastAsia="宋体"/>
+      <w:rFonts w:ascii="Arial" w:eastAsia="宋体" w:hAnsi="Arial"/>
       <w:sz w:val="28"/>
     </w:rPr>
   </w:style>
-  <w:style w:type="paragraph" w:customStyle="1" w:styleId="33">
+  <w:style w:type="paragraph" w:customStyle="1" w:styleId="3">
     <w:name w:val="柴_标题3"/>
-    <w:basedOn w:val="4"/>
-    <w:next w:val="31"/>
+    <w:basedOn w:val="Heading3"/>
+    <w:next w:val="a1"/>
     <w:qFormat/>
-    <w:uiPriority w:val="0"/>
     <w:pPr>
       <w:spacing w:line="360" w:lineRule="auto"/>
       <w:ind w:left="0" w:firstLine="472" w:firstLineChars="200"/>
     </w:pPr>
     <w:rPr>
-      <w:rFonts w:ascii="宋体" w:hAnsi="宋体" w:eastAsia="宋体" w:cs="宋体"/>
+      <w:rFonts w:ascii="宋体" w:eastAsia="宋体" w:hAnsi="宋体" w:cs="宋体"/>
       <w:spacing w:val="-2"/>
       <w:sz w:val="24"/>
       <w:szCs w:val="24"/>
     </w:rPr>
   </w:style>
-  <w:style w:type="paragraph" w:customStyle="1" w:styleId="34">
+  <w:style w:type="paragraph" w:customStyle="1" w:styleId="a2">
     <w:name w:val="柴_目录"/>
-    <w:basedOn w:val="1"/>
-    <w:next w:val="12"/>
+    <w:basedOn w:val="Normal"/>
+    <w:next w:val="BodyText"/>
     <w:qFormat/>
-    <w:uiPriority w:val="0"/>
     <w:pPr>
       <w:tabs>
         <w:tab w:val="right" w:leader="dot" w:pos="8442"/>
@@ -11361,64 +11103,59 @@
       <w:ind w:left="0" w:leftChars="0"/>
     </w:pPr>
     <w:rPr>
-      <w:rFonts w:ascii="Arial" w:hAnsi="Arial" w:eastAsia="Microsoft JhengHei"/>
+      <w:rFonts w:ascii="Arial" w:eastAsia="Microsoft JhengHei" w:hAnsi="Arial"/>
       <w:sz w:val="24"/>
     </w:rPr>
   </w:style>
-  <w:style w:type="paragraph" w:customStyle="1" w:styleId="35">
+  <w:style w:type="paragraph" w:customStyle="1" w:styleId="WPSOffice1">
     <w:name w:val="WPSOffice手动目录 1"/>
     <w:qFormat/>
-    <w:uiPriority w:val="0"/>
     <w:pPr>
       <w:ind w:leftChars="0"/>
     </w:pPr>
     <w:rPr>
-      <w:rFonts w:ascii="Times New Roman" w:hAnsi="Times New Roman" w:eastAsia="宋体" w:cs="Times New Roman"/>
+      <w:rFonts w:ascii="Times New Roman" w:eastAsia="宋体" w:hAnsi="Times New Roman" w:cs="Times New Roman"/>
       <w:sz w:val="20"/>
       <w:szCs w:val="20"/>
     </w:rPr>
   </w:style>
-  <w:style w:type="paragraph" w:customStyle="1" w:styleId="36">
+  <w:style w:type="paragraph" w:customStyle="1" w:styleId="WPSOffice2">
     <w:name w:val="WPSOffice手动目录 2"/>
     <w:qFormat/>
-    <w:uiPriority w:val="0"/>
     <w:pPr>
       <w:ind w:leftChars="200"/>
     </w:pPr>
     <w:rPr>
-      <w:rFonts w:ascii="Times New Roman" w:hAnsi="Times New Roman" w:eastAsia="宋体" w:cs="Times New Roman"/>
+      <w:rFonts w:ascii="Times New Roman" w:eastAsia="宋体" w:hAnsi="Times New Roman" w:cs="Times New Roman"/>
       <w:sz w:val="20"/>
       <w:szCs w:val="20"/>
     </w:rPr>
   </w:style>
-  <w:style w:type="paragraph" w:customStyle="1" w:styleId="37">
+  <w:style w:type="paragraph" w:customStyle="1" w:styleId="WPSOffice3">
     <w:name w:val="WPSOffice手动目录 3"/>
     <w:qFormat/>
-    <w:uiPriority w:val="0"/>
     <w:pPr>
       <w:ind w:leftChars="400"/>
     </w:pPr>
     <w:rPr>
-      <w:rFonts w:ascii="Times New Roman" w:hAnsi="Times New Roman" w:eastAsia="宋体" w:cs="Times New Roman"/>
+      <w:rFonts w:ascii="Times New Roman" w:eastAsia="宋体" w:hAnsi="Times New Roman" w:cs="Times New Roman"/>
       <w:sz w:val="20"/>
       <w:szCs w:val="20"/>
     </w:rPr>
   </w:style>
-  <w:style w:type="paragraph" w:customStyle="1" w:styleId="38">
+  <w:style w:type="paragraph" w:customStyle="1" w:styleId="Compact">
     <w:name w:val="Compact"/>
-    <w:basedOn w:val="12"/>
+    <w:basedOn w:val="BodyText"/>
     <w:qFormat/>
-    <w:uiPriority w:val="0"/>
     <w:pPr>
       <w:spacing w:before="36" w:after="36"/>
     </w:pPr>
   </w:style>
-  <w:style w:type="table" w:customStyle="1" w:styleId="39">
+  <w:style w:type="table" w:customStyle="1" w:styleId="Table">
     <w:name w:val="Table"/>
     <w:semiHidden/>
     <w:unhideWhenUsed/>
     <w:qFormat/>
-    <w:uiPriority w:val="0"/>
     <w:tblPr>
       <w:tblCellMar>
         <w:top w:w="0" w:type="dxa"/>
@@ -11430,28 +11167,26 @@
     <w:tblStylePr w:type="firstRow">
       <w:tcPr>
         <w:tcBorders>
-          <w:bottom w:val="single" w:color="auto" w:sz="0" w:space="0"/>
+          <w:bottom w:val="single" w:sz="0" w:space="0" w:color="auto"/>
         </w:tcBorders>
         <w:vAlign w:val="bottom"/>
       </w:tcPr>
     </w:tblStylePr>
   </w:style>
-  <w:style w:type="character" w:customStyle="1" w:styleId="40">
+  <w:style w:type="character" w:customStyle="1" w:styleId="1Char">
     <w:name w:val="柴_标题1 Char"/>
-    <w:link w:val="30"/>
+    <w:link w:val="1"/>
     <w:qFormat/>
-    <w:uiPriority w:val="0"/>
     <w:rPr>
-      <w:rFonts w:ascii="Arial" w:hAnsi="Arial" w:eastAsia="宋体"/>
+      <w:rFonts w:ascii="Arial" w:eastAsia="宋体" w:hAnsi="Arial"/>
       <w:sz w:val="32"/>
     </w:rPr>
   </w:style>
-  <w:style w:type="paragraph" w:customStyle="1" w:styleId="41">
+  <w:style w:type="paragraph" w:customStyle="1" w:styleId="a3">
     <w:name w:val="柴_正文_无缩进"/>
-    <w:basedOn w:val="1"/>
-    <w:link w:val="45"/>
+    <w:basedOn w:val="Normal"/>
+    <w:link w:val="Char0"/>
     <w:qFormat/>
-    <w:uiPriority w:val="0"/>
     <w:pPr>
       <w:ind w:firstLine="0" w:firstLineChars="0"/>
     </w:pPr>
@@ -11461,41 +11196,38 @@
       <w:lang w:eastAsia="zh-CN"/>
     </w:rPr>
   </w:style>
-  <w:style w:type="paragraph" w:customStyle="1" w:styleId="42">
+  <w:style w:type="paragraph" w:customStyle="1" w:styleId="4">
     <w:name w:val="柴_标题4"/>
-    <w:basedOn w:val="5"/>
-    <w:next w:val="1"/>
+    <w:basedOn w:val="Heading4"/>
+    <w:next w:val="Normal"/>
     <w:qFormat/>
-    <w:uiPriority w:val="0"/>
     <w:pPr>
       <w:widowControl w:val="0"/>
       <w:spacing w:before="160" w:line="360" w:lineRule="auto"/>
-      <w:ind w:left="981" w:leftChars="300" w:hanging="862"/>
+      <w:ind w:left="981" w:hanging="862" w:leftChars="300"/>
     </w:pPr>
     <w:rPr>
-      <w:rFonts w:hint="eastAsia" w:ascii="Calibri" w:hAnsi="Calibri" w:eastAsia="宋体" w:cs="宋体"/>
+      <w:rFonts w:ascii="Calibri" w:eastAsia="宋体" w:hAnsi="Calibri" w:cs="宋体" w:hint="eastAsia"/>
       <w:sz w:val="24"/>
       <w:szCs w:val="24"/>
       <w:lang w:eastAsia="zh-CN" w:bidi="zh-CN"/>
     </w:rPr>
   </w:style>
-  <w:style w:type="character" w:customStyle="1" w:styleId="43">
+  <w:style w:type="character" w:customStyle="1" w:styleId="Char">
     <w:name w:val="柴_正文 Char"/>
-    <w:link w:val="31"/>
+    <w:link w:val="a1"/>
     <w:qFormat/>
-    <w:uiPriority w:val="0"/>
     <w:rPr>
-      <w:rFonts w:ascii="Arial" w:hAnsi="Arial" w:eastAsia="宋体"/>
+      <w:rFonts w:ascii="Arial" w:eastAsia="宋体" w:hAnsi="Arial"/>
       <w:sz w:val="24"/>
       <w:lang w:eastAsia="zh-CN"/>
     </w:rPr>
   </w:style>
-  <w:style w:type="table" w:customStyle="1" w:styleId="44">
+  <w:style w:type="table" w:customStyle="1" w:styleId="TableNormal00">
     <w:name w:val="Table Normal_0_0"/>
     <w:semiHidden/>
     <w:unhideWhenUsed/>
     <w:qFormat/>
-    <w:uiPriority w:val="0"/>
     <w:tblPr>
       <w:tblCellMar>
         <w:top w:w="0" w:type="dxa"/>
@@ -11505,45 +11237,41 @@
       </w:tblCellMar>
     </w:tblPr>
   </w:style>
-  <w:style w:type="character" w:customStyle="1" w:styleId="45">
+  <w:style w:type="character" w:customStyle="1" w:styleId="Char0">
     <w:name w:val="柴_正文_无缩进 Char"/>
-    <w:link w:val="41"/>
+    <w:link w:val="a3"/>
     <w:qFormat/>
-    <w:uiPriority w:val="0"/>
     <w:rPr>
       <w:rFonts w:ascii="Arial" w:hAnsi="Arial"/>
       <w:sz w:val="24"/>
       <w:lang w:eastAsia="zh-CN"/>
     </w:rPr>
   </w:style>
-  <w:style w:type="character" w:customStyle="1" w:styleId="46">
+  <w:style w:type="character" w:customStyle="1" w:styleId="2Char">
     <w:name w:val="柴_标题2 Char"/>
-    <w:link w:val="32"/>
+    <w:link w:val="2"/>
     <w:qFormat/>
-    <w:uiPriority w:val="0"/>
     <w:rPr>
-      <w:rFonts w:ascii="Arial" w:hAnsi="Arial" w:eastAsia="宋体"/>
+      <w:rFonts w:ascii="Arial" w:eastAsia="宋体" w:hAnsi="Arial"/>
       <w:sz w:val="28"/>
     </w:rPr>
   </w:style>
-  <w:style w:type="character" w:customStyle="1" w:styleId="47">
+  <w:style w:type="character" w:customStyle="1" w:styleId="Char1">
     <w:name w:val="柴_题注 Char"/>
-    <w:link w:val="48"/>
+    <w:link w:val="a4"/>
     <w:qFormat/>
-    <w:uiPriority w:val="0"/>
   </w:style>
-  <w:style w:type="paragraph" w:customStyle="1" w:styleId="48">
+  <w:style w:type="paragraph" w:customStyle="1" w:styleId="a4">
     <w:name w:val="柴_题注"/>
-    <w:basedOn w:val="19"/>
-    <w:link w:val="47"/>
+    <w:basedOn w:val="HTMLPreformatted"/>
+    <w:link w:val="Char1"/>
     <w:qFormat/>
-    <w:uiPriority w:val="0"/>
     <w:pPr>
       <w:pBdr>
-        <w:top w:val="none" w:color="auto" w:sz="0" w:space="0"/>
-        <w:left w:val="none" w:color="auto" w:sz="0" w:space="0"/>
-        <w:bottom w:val="none" w:color="auto" w:sz="0" w:space="0"/>
-        <w:right w:val="none" w:color="auto" w:sz="0" w:space="0"/>
+        <w:top w:val="nil"/>
+        <w:left w:val="nil"/>
+        <w:bottom w:val="nil"/>
+        <w:right w:val="nil"/>
       </w:pBdr>
       <w:wordWrap w:val="0"/>
       <w:spacing w:line="264" w:lineRule="atLeast"/>
